--- a/publication/MANUSCRIPT.docx
+++ b/publication/MANUSCRIPT.docx
@@ -71,7 +71,7 @@
         <w:rPr>
           <w:color w:val="000000"/>
         </w:rPr>
-        <w:t xml:space="preserve"> Kidney disease risk at the APOL1 locus is attributed to two coding haplotypes, yet 91.8% of catalogued variation there is non-coding and only a minority of two-allele carriers develop disease. Regulatory variants altering APOL1 expression dose are a plausible modifier. Sequence-to-function models predict regulatory activity from DNA alone and are proposed for this task. We asked what such a model can resolve here, testing every answer against data it never saw.</w:t>
+        <w:t xml:space="preserve"> Kidney disease risk at the APOL1 locus is attributed to two coding haplotypes, yet 91.8% of variation there is non-coding and only a minority of two-allele carriers develop disease. Regulatory variants altering expression dose are a plausible modifier, and sequence-to-function models are proposed for finding them. We asked what such a model can resolve, testing each answer against data it never saw.</w:t>
       </w:r>
     </w:p>
     <w:p>
@@ -86,7 +86,7 @@
         <w:rPr>
           <w:color w:val="000000"/>
         </w:rPr>
-        <w:t xml:space="preserve"> We scored 1,930 variants common in African populations across chr22:36,140,330-36,388,018 with AlphaGenome, using a gene-masked expression scorer and position-local accessibility scorers. Rankings were tested for enrichment in independently measured ENCODE kidney chromatin against a background of the other common variants at the same locus. Three controls were pre-specified: linkage disequilibrium against all common APOL1 gene-body variation using phased haplotypes in seven African populations kept separate; the same ranking performed with eight deliberately non-renal tissue outputs; and the identical pipeline at a length-matched beta-globin control locus.</w:t>
+        <w:t xml:space="preserve"> We scored 1,930 variants common in African populations across chr22:36,140,330-36,388,018 with AlphaGenome, using a gene-masked expression scorer and position-local accessibility scorers, and tested each ranking for enrichment in measured ENCODE kidney chromatin against the other common variants at the same locus. Three controls were pre-specified: linkage disequilibrium against all common APOL1 gene-body variation, using phased haplotypes in seven African populations kept separate; the same ranking using eight non-renal tissue outputs; and the identical pipeline at a length-matched beta-globin locus.</w:t>
       </w:r>
     </w:p>
     <w:p>
@@ -101,7 +101,7 @@
         <w:rPr>
           <w:color w:val="000000"/>
         </w:rPr>
-        <w:t xml:space="preserve"> The expression scorer rediscovered proximity to the gene, failed its pre-specified negative control and was discarded. The accessibility channel was unconfounded and its top-ranked variants were enriched in measured kidney chromatin (odds ratio 8.14 for the top 25 by kidney ATAC, p = 2.4x10-6). All three controls then constrained that result. Seven of fifteen candidates were correlated with gene-body haplotype structure. Enrichment was no stronger in podocytes than in other kidney cell types, and no stronger for kidney than for hepatocyte, lung or cortex outputs. At the control locus the ranking found nothing.</w:t>
+        <w:t xml:space="preserve"> The expression scorer rediscovered proximity to the gene, failed its negative control and was discarded. The accessibility channel was unconfounded and its top-ranked variants were enriched in measured kidney chromatin (odds ratio 8.14 for the top 25 by kidney ATAC, p = 2.4x10-6). The controls then constrained that result. Seven of fifteen candidates were correlated with gene-body haplotype structure, and three were published regulatory variants whose targets are APOL4 or FOXRED2, not APOL1. Enrichment was no stronger in podocytes than in other kidney cell types, and no stronger for kidney than for hepatocyte, lung or cortex outputs. At the control locus the ranking found nothing.</w:t>
       </w:r>
     </w:p>
     <w:p>
@@ -116,7 +116,7 @@
         <w:rPr>
           <w:color w:val="000000"/>
         </w:rPr>
-        <w:t xml:space="preserve"> The model detects regulatory positions, and detects them where they exist, but the tissue label on the request carries no usable information. Predictions labelled kidney should not be treated as kidney-specific without a control of this kind.</w:t>
+        <w:t xml:space="preserve"> The ranking recovers established regulatory variants without expression data, so it finds real regulatory positions. But it does not identify the tissue, and where a target gene is known it is not APOL1. Tissue labels should not be trusted without a control of this kind.</w:t>
       </w:r>
     </w:p>
     <w:p>
@@ -217,7 +217,7 @@
         <w:rPr>
           <w:color w:val="000000"/>
         </w:rPr>
-        <w:t>Over half of an apparently novel candidate set was correlated with the haplotype structure that already explains the locus.</w:t>
+        <w:t>Over half of an apparently novel candidate set was correlated with local haplotype structure or already published, and where target genes are known they are APOL4 or FOXRED2 rather than APOL1.</w:t>
       </w:r>
     </w:p>
     <w:p>
@@ -292,7 +292,7 @@
         <w:rPr>
           <w:color w:val="000000"/>
         </w:rPr>
-        <w:t>Penetrance is incomplete: only a minority of two-allele carriers develop kidney disease, and the mechanism is dose-dependent, so genetic modifiers of APOL1 expression are an obvious candidate explanation [3]. The locus is overwhelmingly non-coding, with 98,875 of 107,737 catalogued variants (91.8%) outside coding sequence, and that variation is largely unexamined. Kidney expression quantitative trait loci are poorly powered to examine it, because kidney sample sizes are the smallest in the major resources [4].</w:t>
+        <w:t>Penetrance is incomplete: only a minority of two-allele carriers develop kidney disease, and the mechanism is dose-dependent, so genetic modifiers of APOL1 expression are an obvious candidate explanation [3]. The locus is overwhelmingly non-coding, with 98,875 of 107,737 catalogued variants (91.8%) outside coding sequence, and that variation is largely unexamined. Kidney regulatory elements and their cell-type assignment have been mapped in their own right [4, 5], but not for this locus. Kidney expression quantitative trait loci are poorly powered to examine it, because kidney sample sizes are the smallest in the major resources [6].</w:t>
       </w:r>
     </w:p>
     <w:p>
@@ -300,7 +300,7 @@
         <w:rPr>
           <w:color w:val="000000"/>
         </w:rPr>
-        <w:t>Sequence-to-function models predict regulatory activity directly from DNA and are proposed as a route around that limitation [5, 6]. Earlier models of this family perform less well in regions that distinguish one cell type from another [7, 8], and a companion analysis found that kidney-labelled outputs of the model used here predicted kidney expression effects no better than outputs labelled for other tissues [9].</w:t>
+        <w:t>Sequence-to-function models predict regulatory activity directly from DNA and are proposed as a route around that limitation [7, 8]. Earlier models of this family perform less well in regions that distinguish one cell type from another [9, 10], and a companion analysis found that kidney-labelled outputs of the model used here predicted kidney expression effects no better than outputs labelled for other tissues [11].</w:t>
       </w:r>
     </w:p>
     <w:p>
@@ -354,7 +354,7 @@
         <w:rPr>
           <w:color w:val="000000"/>
         </w:rPr>
-        <w:t>Variants were scored with AlphaGenome [6] using a 1,048,576 bp context centred on each variant, under the developers' non-commercial research terms. Two channels were used: a gene-masked RNA scorer restricted to the APOL1 transcript, and position-local DNase and ATAC scorers. Kidney tracks were named explicitly rather than matched by substring, since matching on "renal" retrieves adrenal gland.</w:t>
+        <w:t>Variants were scored with AlphaGenome [8] using a 1,048,576 bp context centred on each variant, under the developers' non-commercial research terms. Two channels were used: a gene-masked RNA scorer restricted to the APOL1 transcript, and position-local DNase and ATAC scorers. Kidney tracks were named explicitly rather than matched by substring, since matching on "renal" retrieves adrenal gland.</w:t>
       </w:r>
     </w:p>
     <w:p>
@@ -390,7 +390,7 @@
         <w:rPr>
           <w:color w:val="000000"/>
         </w:rPr>
-        <w:t>Eight ENCODE DNase-seq peak files from human kidney (GRCh38, released) were merged over the locus. Enrichment of top-ranked variants in measured peaks was tested by Fisher exact test against the other common variants at the same locus, not against the genome, so that sequence composition, gene density and mappability are matched by construction. Validation was repeated separately against peaks from podocyte, proximal tubule, kidney epithelial, renal cortical epithelial and kidney tubule biosamples.</w:t>
+        <w:t>Eight ENCODE DNase-seq peak files from human kidney (GRCh38, released) [12] were merged over the locus. Enrichment of top-ranked variants in measured peaks was tested by Fisher exact test against the other common variants at the same locus, not against the genome, so that sequence composition, gene density and mappability are matched by construction. Validation was repeated separately against peaks from podocyte, proximal tubule, kidney epithelial, renal cortical epithelial and kidney tubule biosamples, the cell types for which kidney accessibility has been characterised [13, 14].</w:t>
       </w:r>
     </w:p>
     <w:p>
@@ -415,7 +415,7 @@
         <w:rPr>
           <w:color w:val="000000"/>
         </w:rPr>
-        <w:t xml:space="preserve"> Each candidate was tested against every common variant in the APOL1 gene body, which contains both G1 and G2, using phased 1000 Genomes haplotypes in seven African populations analysed separately; pooling inflates linkage through population structure. G2 could not be tested directly because it is a six-base deletion absent from that call set. Intervals were obtained by bootstrapping haplotypes within population for the strongest partner identified in the original data.</w:t>
+        <w:t xml:space="preserve"> Each candidate was tested against every common variant in the APOL1 gene body, which contains both G1 and G2, using phased 1000 Genomes phase 3 haplotypes [15] in seven African populations analysed separately; pooling inflates linkage through population structure. G2 could not be tested directly because it is a six-base deletion absent from that call set. Intervals were obtained by bootstrapping haplotypes within population for the strongest partner identified in the original data.</w:t>
       </w:r>
     </w:p>
     <w:p>
@@ -455,7 +455,25 @@
           <w:color w:val="000000"/>
           <w:sz w:val="24"/>
         </w:rPr>
-        <w:t>2.6 Code and data</w:t>
+        <w:t>2.6 Prior-record check</w:t>
+      </w:r>
+    </w:p>
+    <w:p>
+      <w:r>
+        <w:rPr>
+          <w:color w:val="000000"/>
+        </w:rPr>
+        <w:t>Each surviving candidate was searched against Europe PMC full text, which indexes supplementary tables, against the GWAS Catalog [16] and against GTEx v8 [17]. A positive control confirmed that full-text search reaches variants of this kind: rs5750250, a known MYH9 variant at this locus, returns 24 records. Zero-hit results are therefore real negatives.</w:t>
+      </w:r>
+    </w:p>
+    <w:p>
+      <w:r>
+        <w:rPr>
+          <w:b/>
+          <w:color w:val="000000"/>
+          <w:sz w:val="24"/>
+        </w:rPr>
+        <w:t>2.7 Code and data</w:t>
       </w:r>
     </w:p>
     <w:p>
@@ -558,7 +576,75 @@
           <w:color w:val="000000"/>
           <w:sz w:val="24"/>
         </w:rPr>
-        <w:t>3.4 The ranking is not cell-type specific</w:t>
+        <w:t>3.4 Two candidates recover established regulatory variants, and their targets are not APOL1</w:t>
+      </w:r>
+    </w:p>
+    <w:p>
+      <w:r>
+        <w:rPr>
+          <w:color w:val="000000"/>
+        </w:rPr>
+        <w:t xml:space="preserve">We checked each candidate against the published record. Two are already high-confidence regulatory variants: rs132708 and rs5750234 are GTEx expression quantitative trait loci for </w:t>
+      </w:r>
+      <w:r>
+        <w:rPr>
+          <w:b/>
+          <w:color w:val="000000"/>
+        </w:rPr>
+        <w:t>APOL4</w:t>
+      </w:r>
+      <w:r>
+        <w:rPr>
+          <w:color w:val="000000"/>
+        </w:rPr>
+        <w:t xml:space="preserve"> across a dozen tissues, at p = 5.9x10-25 and 1.6x10-29 respectively [17]. A third, rs713797, is a catalogued plasma protein quantitative trait locus for IL10RB, IL18BP and ADAM22 and a strong expression quantitative trait locus for </w:t>
+      </w:r>
+      <w:r>
+        <w:rPr>
+          <w:b/>
+          <w:color w:val="000000"/>
+        </w:rPr>
+        <w:t>FOXRED2</w:t>
+      </w:r>
+      <w:r>
+        <w:rPr>
+          <w:color w:val="000000"/>
+        </w:rPr>
+        <w:t xml:space="preserve"> [16].</w:t>
+      </w:r>
+    </w:p>
+    <w:p>
+      <w:r>
+        <w:rPr>
+          <w:color w:val="000000"/>
+        </w:rPr>
+        <w:t>This cuts two ways and both matter. Recovering variants that eQTL studies independently established as regulatory is evidence that the ranking selects real regulatory positions, arrived at without using expression data. But where a target gene is known, it is APOL4 or FOXRED2, not APOL1. The caution above is therefore not hypothetical: for the three candidates whose targets are established, none of them is the gene of interest.</w:t>
+      </w:r>
+    </w:p>
+    <w:p>
+      <w:r>
+        <w:rPr>
+          <w:color w:val="000000"/>
+        </w:rPr>
+        <w:t>Of the remainder, rs4820232 sits about 2 kb from rs5750250 and is correlated with it (r-squared 0.55, D' 1.0 in African populations); that variant is the strongest single association in the MYH9 intron 13 to 15 region identified by dense mapping in 2010 [18]. It is best read as a marker of that older signal rather than as a new one. rs136204 is a GTEx eQTL for MYH9 in testis but has no kidney record, and rs183925240 and rs6000250 have no published record of any kind, although rs183925240 is the candidate our own stability analysis cannot test.</w:t>
+      </w:r>
+    </w:p>
+    <w:p>
+      <w:r>
+        <w:rPr>
+          <w:color w:val="000000"/>
+        </w:rPr>
+        <w:t>The candidate list is therefore two variants with no prior record, one recovering an older MYH9 signal, three already-published regulatory variants with non-APOL1 targets, and one untestable. No candidate has a kidney expression quantitative trait locus in GTEx, though kidney cortex there is the smallest tissue and underpowered [6].</w:t>
+      </w:r>
+    </w:p>
+    <w:p>
+      <w:r>
+        <w:rPr>
+          <w:b/>
+          <w:color w:val="000000"/>
+          <w:sz w:val="24"/>
+        </w:rPr>
+        <w:t>3.5 The ranking is not cell-type specific</w:t>
       </w:r>
     </w:p>
     <w:p>
@@ -576,7 +662,7 @@
           <w:color w:val="000000"/>
           <w:sz w:val="24"/>
         </w:rPr>
-        <w:t>3.5 The tissue label carries no usable information</w:t>
+        <w:t>3.6 The tissue label carries no usable information</w:t>
       </w:r>
     </w:p>
     <w:p>
@@ -607,7 +693,7 @@
           <w:color w:val="000000"/>
           <w:sz w:val="24"/>
         </w:rPr>
-        <w:t>3.6 The pipeline does not manufacture enrichment</w:t>
+        <w:t>3.7 The pipeline does not manufacture enrichment</w:t>
       </w:r>
     </w:p>
     <w:p>
@@ -641,7 +727,7 @@
         <w:rPr>
           <w:color w:val="000000"/>
         </w:rPr>
-        <w:t>This is the second demonstration of that pattern in this model by our group, on a different task with a different readout [9]. A companion analysis swapped tissue outputs for predicting expression effects across 54 tissues; this study swaps them for predicting chromatin accessibility at one locus. Both find that the label does less than its use implies. It is consistent with reports on earlier models of this family, which capture promoter determinants while largely ignoring distal enhancers [7] and perform less well in precisely the regions that distinguish cell types [8].</w:t>
+        <w:t>This is the second demonstration of that pattern in this model by our group, on a different task with a different readout [11]. A companion analysis swapped tissue outputs for predicting expression effects across 54 tissues; this study swaps them for predicting chromatin accessibility at one locus. Both find that the label does less than its use implies. It is consistent with reports on earlier models of this family, which capture promoter determinants while largely ignoring distal enhancers [9], perform less well in precisely the regions that distinguish cell types [10], and explain individual differences in expression poorly [19, 20].</w:t>
       </w:r>
     </w:p>
     <w:p>
@@ -649,7 +735,23 @@
         <w:rPr>
           <w:color w:val="000000"/>
         </w:rPr>
-        <w:t>The awkward detail deserves a direct answer rather than a footnote. Five of the seven surviving candidates lie inside MYH9, the gene to which this association was first mapped [2] and from which it was moved in 2010 [1]. We are not reopening that question, and nothing here is evidence that MYH9 rather than APOL1 explains the disease association. The explanation is mundane: our ranking channel is position-local and gene-agnostic, MYH9 occupies a large share of the interval, and open chromatin is denser there. It nevertheless disciplines the interpretation. Any claim that these variants regulate APOL1 would require evidence of target-gene assignment that we do not have, and the honest description is that they are candidate regulatory positions at the APOL1-MYH9 locus with no assigned target.</w:t>
+        <w:t>The awkward detail deserves a direct answer rather than a footnote. Five of the seven surviving candidates lie inside MYH9, the gene to which this association was first mapped [2] and from which it was moved in 2010 [1]. We are not reopening that question, and nothing here is evidence that MYH9 rather than APOL1 explains the disease association. The explanation is mundane: our ranking channel is position-local and gene-agnostic, MYH9 occupies a large share of the interval, and open chromatin is denser there.</w:t>
+      </w:r>
+    </w:p>
+    <w:p>
+      <w:r>
+        <w:rPr>
+          <w:color w:val="000000"/>
+        </w:rPr>
+        <w:t>What disciplines the interpretation further is where the published target genes point. For the three candidates whose regulatory activity is already established, the target is APOL4 or FOXRED2 [16, 17]. So the concern is not that target assignment is merely absent; where it exists, it is not APOL1. Any claim that these variants act on APOL1 would need evidence we do not have.</w:t>
+      </w:r>
+    </w:p>
+    <w:p>
+      <w:r>
+        <w:rPr>
+          <w:color w:val="000000"/>
+        </w:rPr>
+        <w:t>Two 2026 studies bear directly on the surrounding claim and should be distinguished rather than ignored. Regulatory variants near APOL1 have been associated with circulating APOL1 protein levels in 43,587 UK Biobank participants, with the conclusion that regulatory variation contributes to ancestry-related differences beyond the coding haplotypes [21]. Separately, APOL1 risk genotypes have been shown to alter DNA methylation at two enhancers and two promoters within the APOL1-APOL4-MYH9 region, with those sites associated with eGFR and albuminuria [22]. Neither names any candidate reported here, so these are distinct observations, but the idea that regulatory variation at this locus matters is not ours and is not new. What remains uncharacterised is MYH9 regulatory variation in kidney specifically: dense mapping in 2010 found no coding change explaining the MYH9 association and left two predicted splicing modifiers unvalidated [18], and that gap is still open.</w:t>
       </w:r>
     </w:p>
     <w:p>
@@ -673,7 +775,7 @@
         <w:rPr>
           <w:color w:val="000000"/>
         </w:rPr>
-        <w:t>What remains is modest and real. A method that narrows roughly 99,000 non-coding variants at a locus of major clinical interest to a handful worth putting in front of a bench, with honest error bars and no claim that the model knows which tissue it is talking about.</w:t>
+        <w:t>What remains is modest and real. The ranking independently recovered variants that expression studies had already established as regulatory, without using any expression data, which is a genuine if unglamorous validation. It narrows roughly 99,000 non-coding variants to a short list, of which two have no prior record at all. And it does so with honest error bars, no claim that the model knows which tissue it is describing, and no claim about which gene any candidate acts on.</w:t>
       </w:r>
     </w:p>
     <w:p>
@@ -835,6 +937,28 @@
         <w:rPr>
           <w:color w:val="000000"/>
         </w:rPr>
+        <w:t>Sheng X, Guan Y, Ma Z, et al. Mapping the genetic architecture of human traits to cell types in the kidney identifies mechanisms of disease and potential treatments. Nat Genet 2021; 53: 1322-1333</w:t>
+      </w:r>
+    </w:p>
+    <w:p>
+      <w:pPr>
+        <w:pStyle w:val="ListNumber"/>
+      </w:pPr>
+      <w:r>
+        <w:rPr>
+          <w:color w:val="000000"/>
+        </w:rPr>
+        <w:t>Loeb GB, Kathail P, Shuai RW, et al. Variants in tubule epithelial regulatory elements mediate most heritable differences in human kidney function. Nat Genet 2024; 56: 2078-2092</w:t>
+      </w:r>
+    </w:p>
+    <w:p>
+      <w:pPr>
+        <w:pStyle w:val="ListNumber"/>
+      </w:pPr>
+      <w:r>
+        <w:rPr>
+          <w:color w:val="000000"/>
+        </w:rPr>
         <w:t>Kerimov N, Hayhurst JD, Peikova K, et al. A compendium of uniformly processed human gene expression and splicing quantitative trait loci. Nat Genet 2021; 53: 1290-1299</w:t>
       </w:r>
     </w:p>
@@ -912,17 +1036,6 @@
         <w:rPr>
           <w:color w:val="000000"/>
         </w:rPr>
-        <w:t>1000 Genomes Project Consortium. A global reference for human genetic variation. Nature 2015; 526: 68-74</w:t>
-      </w:r>
-    </w:p>
-    <w:p>
-      <w:pPr>
-        <w:pStyle w:val="ListNumber"/>
-      </w:pPr>
-      <w:r>
-        <w:rPr>
-          <w:color w:val="000000"/>
-        </w:rPr>
         <w:t>Muto Y, Wilson PC, Ledru N, et al. Single cell transcriptional and chromatin accessibility profiling redefine cellular heterogeneity in the adult human kidney. Nat Commun 2021; 12: 2190</w:t>
       </w:r>
     </w:p>
@@ -945,7 +1058,7 @@
         <w:rPr>
           <w:color w:val="000000"/>
         </w:rPr>
-        <w:t>Sheng X, Guan Y, Ma Z, et al. Mapping the genetic architecture of human traits to cell types in the kidney identifies mechanisms of disease and potential treatments. Nat Genet 2021; 53: 1322-1333</w:t>
+        <w:t>1000 Genomes Project Consortium. A global reference for human genetic variation. Nature 2015; 526: 68-74</w:t>
       </w:r>
     </w:p>
     <w:p>
@@ -956,7 +1069,29 @@
         <w:rPr>
           <w:color w:val="000000"/>
         </w:rPr>
-        <w:t>Loeb GB, Kathail P, Shuai RW, et al. Variants in tubule epithelial regulatory elements mediate most heritable differences in human kidney function. Nat Genet 2024; 56: 2078-2092</w:t>
+        <w:t>Sollis E, Mosaku A, Abid A, et al. The NHGRI-EBI GWAS Catalog: knowledgebase and deposition resource. Nucleic Acids Res 2023; 51: D977-D985</w:t>
+      </w:r>
+    </w:p>
+    <w:p>
+      <w:pPr>
+        <w:pStyle w:val="ListNumber"/>
+      </w:pPr>
+      <w:r>
+        <w:rPr>
+          <w:color w:val="000000"/>
+        </w:rPr>
+        <w:t>GTEx Consortium. The GTEx Consortium atlas of genetic regulatory effects across human tissues. Science 2020; 369: 1318-1330</w:t>
+      </w:r>
+    </w:p>
+    <w:p>
+      <w:pPr>
+        <w:pStyle w:val="ListNumber"/>
+      </w:pPr>
+      <w:r>
+        <w:rPr>
+          <w:color w:val="000000"/>
+        </w:rPr>
+        <w:t>Nelson GW, Freedman BI, Bowden DW, et al. Dense mapping of MYH9 localizes the strongest kidney disease associations to the region of introns 13 to 15. Hum Mol Genet 2010; 19: 1805-1815</w:t>
       </w:r>
     </w:p>
     <w:p>
@@ -979,6 +1114,28 @@
           <w:color w:val="000000"/>
         </w:rPr>
         <w:t>Huang C, Shuai RW, Baokar P, et al. Personal transcriptome variation is poorly explained by current genomic deep learning models. Nat Genet 2023; 55: 2056-2059</w:t>
+      </w:r>
+    </w:p>
+    <w:p>
+      <w:pPr>
+        <w:pStyle w:val="ListNumber"/>
+      </w:pPr>
+      <w:r>
+        <w:rPr>
+          <w:color w:val="000000"/>
+        </w:rPr>
+        <w:t>Adamson WE, Noyes H, Ogunsola J, et al. Coding, modifier, and regulatory effects shape circulating APOL1 levels. Hum Mol Genet 2026; 35: ddag087</w:t>
+      </w:r>
+    </w:p>
+    <w:p>
+      <w:pPr>
+        <w:pStyle w:val="ListNumber"/>
+      </w:pPr>
+      <w:r>
+        <w:rPr>
+          <w:color w:val="000000"/>
+        </w:rPr>
+        <w:t>Li Y, Bozack AK, Schlosser P, et al. APOL1 risk genotypes influence DNA methylation across multiple genomic elements in APOL1-APOL4-MYH9 region in African Americans. Clin Epigenetics 2026; 18: 147</w:t>
       </w:r>
     </w:p>
     <w:p>
@@ -1073,7 +1230,7 @@
         <w:rPr>
           <w:color w:val="000000"/>
         </w:rPr>
-        <w:t xml:space="preserve"> The seven candidates with point estimates below r-squared 0.2 against APOL1 gene-body haplotype structure, with bootstrap intervals, nearest protein-coding gene, annotated regulatory element and the number of kidney biosample types in which the position is measurably open.</w:t>
+        <w:t xml:space="preserve"> The seven candidates with point estimates below r-squared 0.2 against APOL1 gene-body haplotype structure. Bootstrap intervals are from resampling haplotypes within population for the strongest gene-body partner. "Open in" is the number of six kidney biosample types in which the position is measurably open. "Prior record" is the published regulatory evidence found by the search in section 2.6; note that no candidate has a GTEx kidney cortex eQTL, which is underpowered there.</w:t>
       </w:r>
     </w:p>
     <w:tbl>
@@ -1144,20 +1301,6 @@
                 <w:b/>
                 <w:color w:val="000000"/>
               </w:rPr>
-              <w:t>Minor allele copies</w:t>
-            </w:r>
-          </w:p>
-        </w:tc>
-        <w:tc>
-          <w:tcPr>
-            <w:tcW w:type="dxa" w:w="1234"/>
-          </w:tcPr>
-          <w:p>
-            <w:r>
-              <w:rPr>
-                <w:b/>
-                <w:color w:val="000000"/>
-              </w:rPr>
               <w:t>Nearest gene</w:t>
             </w:r>
           </w:p>
@@ -1172,7 +1315,7 @@
                 <w:b/>
                 <w:color w:val="000000"/>
               </w:rPr>
-              <w:t>Annotated element</w:t>
+              <w:t>Element</w:t>
             </w:r>
           </w:p>
         </w:tc>
@@ -1187,6 +1330,20 @@
                 <w:color w:val="000000"/>
               </w:rPr>
               <w:t>Open in</w:t>
+            </w:r>
+          </w:p>
+        </w:tc>
+        <w:tc>
+          <w:tcPr>
+            <w:tcW w:type="dxa" w:w="1234"/>
+          </w:tcPr>
+          <w:p>
+            <w:r>
+              <w:rPr>
+                <w:b/>
+                <w:color w:val="000000"/>
+              </w:rPr>
+              <w:t>Prior record</w:t>
             </w:r>
           </w:p>
         </w:tc>
@@ -1240,19 +1397,6 @@
               <w:rPr>
                 <w:color w:val="000000"/>
               </w:rPr>
-              <w:t>1118</w:t>
-            </w:r>
-          </w:p>
-        </w:tc>
-        <w:tc>
-          <w:tcPr>
-            <w:tcW w:type="dxa" w:w="1234"/>
-          </w:tcPr>
-          <w:p>
-            <w:r>
-              <w:rPr>
-                <w:color w:val="000000"/>
-              </w:rPr>
               <w:t>APOL4, 0 bp</w:t>
             </w:r>
           </w:p>
@@ -1280,6 +1424,20 @@
                 <w:color w:val="000000"/>
               </w:rPr>
               <w:t>1 of 6</w:t>
+            </w:r>
+          </w:p>
+        </w:tc>
+        <w:tc>
+          <w:tcPr>
+            <w:tcW w:type="dxa" w:w="1234"/>
+          </w:tcPr>
+          <w:p>
+            <w:r>
+              <w:rPr>
+                <w:b/>
+                <w:color w:val="000000"/>
+              </w:rPr>
+              <w:t>APOL4 eQTL, p = 5.9x10-25</w:t>
             </w:r>
           </w:p>
         </w:tc>
@@ -1333,19 +1491,6 @@
               <w:rPr>
                 <w:color w:val="000000"/>
               </w:rPr>
-              <w:t>1094</w:t>
-            </w:r>
-          </w:p>
-        </w:tc>
-        <w:tc>
-          <w:tcPr>
-            <w:tcW w:type="dxa" w:w="1234"/>
-          </w:tcPr>
-          <w:p>
-            <w:r>
-              <w:rPr>
-                <w:color w:val="000000"/>
-              </w:rPr>
               <w:t>APOL4, 4.3 kb</w:t>
             </w:r>
           </w:p>
@@ -1373,6 +1518,20 @@
                 <w:color w:val="000000"/>
               </w:rPr>
               <w:t>0 of 6</w:t>
+            </w:r>
+          </w:p>
+        </w:tc>
+        <w:tc>
+          <w:tcPr>
+            <w:tcW w:type="dxa" w:w="1234"/>
+          </w:tcPr>
+          <w:p>
+            <w:r>
+              <w:rPr>
+                <w:b/>
+                <w:color w:val="000000"/>
+              </w:rPr>
+              <w:t>APOL4 eQTL, p = 1.6x10-29</w:t>
             </w:r>
           </w:p>
         </w:tc>
@@ -1426,19 +1585,6 @@
               <w:rPr>
                 <w:color w:val="000000"/>
               </w:rPr>
-              <w:t>443</w:t>
-            </w:r>
-          </w:p>
-        </w:tc>
-        <w:tc>
-          <w:tcPr>
-            <w:tcW w:type="dxa" w:w="1234"/>
-          </w:tcPr>
-          <w:p>
-            <w:r>
-              <w:rPr>
-                <w:color w:val="000000"/>
-              </w:rPr>
               <w:t>MYH9, 0 bp</w:t>
             </w:r>
           </w:p>
@@ -1466,6 +1612,19 @@
                 <w:color w:val="000000"/>
               </w:rPr>
               <w:t>6 of 6</w:t>
+            </w:r>
+          </w:p>
+        </w:tc>
+        <w:tc>
+          <w:tcPr>
+            <w:tcW w:type="dxa" w:w="1234"/>
+          </w:tcPr>
+          <w:p>
+            <w:r>
+              <w:rPr>
+                <w:color w:val="000000"/>
+              </w:rPr>
+              <w:t>MYH9 eQTL, testis only</w:t>
             </w:r>
           </w:p>
         </w:tc>
@@ -1519,19 +1678,6 @@
               <w:rPr>
                 <w:color w:val="000000"/>
               </w:rPr>
-              <w:t>560</w:t>
-            </w:r>
-          </w:p>
-        </w:tc>
-        <w:tc>
-          <w:tcPr>
-            <w:tcW w:type="dxa" w:w="1234"/>
-          </w:tcPr>
-          <w:p>
-            <w:r>
-              <w:rPr>
-                <w:color w:val="000000"/>
-              </w:rPr>
               <w:t>MYH9, 0 bp</w:t>
             </w:r>
           </w:p>
@@ -1559,6 +1705,20 @@
                 <w:color w:val="000000"/>
               </w:rPr>
               <w:t>0 of 6</w:t>
+            </w:r>
+          </w:p>
+        </w:tc>
+        <w:tc>
+          <w:tcPr>
+            <w:tcW w:type="dxa" w:w="1234"/>
+          </w:tcPr>
+          <w:p>
+            <w:r>
+              <w:rPr>
+                <w:b/>
+                <w:color w:val="000000"/>
+              </w:rPr>
+              <w:t>FOXRED2 eQTL; pQTL x3</w:t>
             </w:r>
           </w:p>
         </w:tc>
@@ -1612,19 +1772,6 @@
               <w:rPr>
                 <w:color w:val="000000"/>
               </w:rPr>
-              <w:t>318</w:t>
-            </w:r>
-          </w:p>
-        </w:tc>
-        <w:tc>
-          <w:tcPr>
-            <w:tcW w:type="dxa" w:w="1234"/>
-          </w:tcPr>
-          <w:p>
-            <w:r>
-              <w:rPr>
-                <w:color w:val="000000"/>
-              </w:rPr>
               <w:t>MYH9, 0 bp</w:t>
             </w:r>
           </w:p>
@@ -1652,6 +1799,19 @@
                 <w:color w:val="000000"/>
               </w:rPr>
               <w:t>0 of 6</w:t>
+            </w:r>
+          </w:p>
+        </w:tc>
+        <w:tc>
+          <w:tcPr>
+            <w:tcW w:type="dxa" w:w="1234"/>
+          </w:tcPr>
+          <w:p>
+            <w:r>
+              <w:rPr>
+                <w:color w:val="000000"/>
+              </w:rPr>
+              <w:t>r² 0.55 with rs5750250</w:t>
             </w:r>
           </w:p>
         </w:tc>
@@ -1705,19 +1865,6 @@
               <w:rPr>
                 <w:color w:val="000000"/>
               </w:rPr>
-              <w:t>198</w:t>
-            </w:r>
-          </w:p>
-        </w:tc>
-        <w:tc>
-          <w:tcPr>
-            <w:tcW w:type="dxa" w:w="1234"/>
-          </w:tcPr>
-          <w:p>
-            <w:r>
-              <w:rPr>
-                <w:color w:val="000000"/>
-              </w:rPr>
               <w:t>MYH9, 0 bp</w:t>
             </w:r>
           </w:p>
@@ -1745,6 +1892,19 @@
                 <w:color w:val="000000"/>
               </w:rPr>
               <w:t>5 of 6</w:t>
+            </w:r>
+          </w:p>
+        </w:tc>
+        <w:tc>
+          <w:tcPr>
+            <w:tcW w:type="dxa" w:w="1234"/>
+          </w:tcPr>
+          <w:p>
+            <w:r>
+              <w:rPr>
+                <w:color w:val="000000"/>
+              </w:rPr>
+              <w:t>none found</w:t>
             </w:r>
           </w:p>
         </w:tc>
@@ -1798,19 +1958,6 @@
               <w:rPr>
                 <w:color w:val="000000"/>
               </w:rPr>
-              <w:t>43</w:t>
-            </w:r>
-          </w:p>
-        </w:tc>
-        <w:tc>
-          <w:tcPr>
-            <w:tcW w:type="dxa" w:w="1234"/>
-          </w:tcPr>
-          <w:p>
-            <w:r>
-              <w:rPr>
-                <w:color w:val="000000"/>
-              </w:rPr>
               <w:t>MYH9, 0 bp</w:t>
             </w:r>
           </w:p>
@@ -1841,6 +1988,19 @@
             </w:r>
           </w:p>
         </w:tc>
+        <w:tc>
+          <w:tcPr>
+            <w:tcW w:type="dxa" w:w="1234"/>
+          </w:tcPr>
+          <w:p>
+            <w:r>
+              <w:rPr>
+                <w:color w:val="000000"/>
+              </w:rPr>
+              <w:t>none found</w:t>
+            </w:r>
+          </w:p>
+        </w:tc>
       </w:tr>
     </w:tbl>
     <w:p/>
@@ -1849,7 +2009,7 @@
         <w:rPr>
           <w:color w:val="000000"/>
         </w:rPr>
-        <w:t>Only rs136204 has an interval lying wholly below 0.2. rs183925240 is reported as untestable on 43 minor-allele copies.</w:t>
+        <w:t>Only rs136204 has an interval lying wholly below 0.2. rs183925240 rests on 43 minor-allele copies and is reported as untestable. Where a target gene is established it is APOL4 or FOXRED2, not APOL1. Only rs6000250 and rs183925240 have no prior record of any kind. Minor-allele copy counts and the full interval table are deposited.</w:t>
       </w:r>
     </w:p>
     <w:p>

--- a/publication/MANUSCRIPT.docx
+++ b/publication/MANUSCRIPT.docx
@@ -509,7 +509,7 @@
         <w:rPr>
           <w:color w:val="000000"/>
         </w:rPr>
-        <w:t>Non-coding variants inside the gene body scored higher than coding ones (median absolute effect 0.0022, n = 134, versus 0.00077, n = 1,796), so the ordering reflects position rather than constraint. Distance explained 5.7% of the variance in log absolute effect. After residualising, the coding risk variants remained at the 97.6th and 96.9th percentile. The pre-specified control therefore failed, and this channel is reported as unusable rather than omitted.</w:t>
+        <w:t>Predicted effect fell steeply with distance from the gene: variants inside the APOL1 gene body scored roughly three times higher than those outside it (median absolute effect 0.0022, n = 134, versus 0.00077, n = 1,796), and distance alone explained 5.7% of the variance in log absolute effect. Within the gene body the 13 coding variants scored higher still (0.0062 against 0.0020), so coding constraint may also be leaking into a channel intended to be regulatory, although that comparison rests on few variants. After residualising, the coding risk variants remained at the 97.6th and 96.9th percentile. The pre-specified control therefore failed, and this channel is reported as unusable rather than omitted.</w:t>
       </w:r>
     </w:p>
     <w:p>
@@ -1160,7 +1160,7 @@
         <w:rPr>
           <w:color w:val="000000"/>
         </w:rPr>
-        <w:t xml:space="preserve"> Predicted effect against distance to APOL1 for the gene-masked expression scorer, with the coding risk variants marked. Their position after residualising on distance is shown inset. The pre-specified negative control failed, and this channel was discarded.</w:t>
+        <w:t xml:space="preserve"> Why the expression channel was discarded. (A) Predicted absolute effect on APOL1 expression for variants grouped by position, with the group median marked. The ordering follows position, and within the gene body the 13 coding variants score highest, so coding constraint may also be contributing. (B) Distribution of the residual after regressing log effect on log distance, with the three coding risk variants marked. They remain in the upper tail after the correction intended to remove the positional effect, so the pre-specified negative control failed.</w:t>
       </w:r>
     </w:p>
     <w:p>
@@ -1175,7 +1175,7 @@
         <w:rPr>
           <w:color w:val="000000"/>
         </w:rPr>
-        <w:t xml:space="preserve"> Enrichment of top-ranked variants in measured kidney chromatin at the test locus, by ranking depth, for the accessibility channel. Background is the other common variants at the same locus.</w:t>
+        <w:t xml:space="preserve"> Enrichment of top-ranked variants in measured ENCODE kidney open chromatin, by ranking depth, for the two accessibility channels. The background is the other common variants at the same locus, so an odds ratio of 1 means no enrichment relative to the locus itself.</w:t>
       </w:r>
     </w:p>
     <w:p>
@@ -1190,7 +1190,20 @@
         <w:rPr>
           <w:color w:val="000000"/>
         </w:rPr>
-        <w:t xml:space="preserve"> The tissue-label control. Odds ratio for enrichment in measured kidney chromatin, by the tissue output used to rank, at four thresholds. Only the column selected from the model's output differs between series.</w:t>
+        <w:t xml:space="preserve"> The tissue-label control. Each row is the tissue output used to rank the same 1,930 variants; the four markers are ranking depths 25, 50, 100 and 200, and the bar spans their range. The outcome measured is always enrichment in measured </w:t>
+      </w:r>
+      <w:r>
+        <w:rPr>
+          <w:b/>
+          <w:color w:val="000000"/>
+        </w:rPr>
+        <w:t>kidney</w:t>
+      </w:r>
+      <w:r>
+        <w:rPr>
+          <w:color w:val="000000"/>
+        </w:rPr>
+        <w:t xml:space="preserve"> chromatin, so only the column selected from the model's output differs between rows. Kidney rows are shown in black. Hepatocyte reaches further than podocyte.</w:t>
       </w:r>
     </w:p>
     <w:p>
@@ -1205,7 +1218,7 @@
         <w:rPr>
           <w:color w:val="000000"/>
         </w:rPr>
-        <w:t xml:space="preserve"> The control locus. Enrichment at the beta-globin cluster against the test locus, same pipeline and same peak source.</w:t>
+        <w:t xml:space="preserve"> The control locus. The same ranking and the same peak source applied at the beta-globin cluster, matched to the test locus on physical length, paralogue-cluster structure and variant count. Bars at zero indicate no top-ranked variant fell in a measured peak. Power is lower at the control locus, which carries less kidney chromatin, but an effect of the size seen at APOL1-MYH9 would have been detected.</w:t>
       </w:r>
     </w:p>
     <w:p>

--- a/publication/MANUSCRIPT.docx
+++ b/publication/MANUSCRIPT.docx
@@ -9,7 +9,7 @@
           <w:color w:val="000000"/>
           <w:sz w:val="36"/>
         </w:rPr>
-        <w:t>What a sequence-to-function model can and cannot resolve at the APOL1-MYH9 locus</w:t>
+        <w:t>Benchmark design determines whether a sequence model appears tissue-blind: a worked example at the APOL1-MYH9 locus</w:t>
       </w:r>
     </w:p>
     <w:p>
@@ -24,7 +24,22 @@
         <w:rPr>
           <w:color w:val="000000"/>
         </w:rPr>
-        <w:t xml:space="preserve"> BSc, MBBS, LLM, MD(Res), FRCP Consultant Nephrologist, 9 Harley Street, London W1G 9QY, United Kingdom ORCID 0000-0002-8159-0879 Correspondence: Christopher.lawrence3@nhs.net</w:t>
+        <w:t xml:space="preserve"> Consultant Nephrologist, London, United Kingdom ORCID 0000-0002-8159-0879 Correspondence: Christopher.lawrence3@nhs.net</w:t>
+      </w:r>
+    </w:p>
+    <w:p>
+      <w:r>
+        <w:rPr>
+          <w:b/>
+          <w:color w:val="000000"/>
+        </w:rPr>
+        <w:t>Running head:</w:t>
+      </w:r>
+      <w:r>
+        <w:rPr>
+          <w:color w:val="000000"/>
+        </w:rPr>
+        <w:t xml:space="preserve"> Benchmark design and apparent tissue-blindness</w:t>
       </w:r>
     </w:p>
     <w:p>
@@ -71,7 +86,7 @@
         <w:rPr>
           <w:color w:val="000000"/>
         </w:rPr>
-        <w:t xml:space="preserve"> Kidney disease risk at the APOL1 locus is attributed to two coding haplotypes, yet 91.8% of variation there is non-coding and only a minority of two-allele carriers develop disease. Regulatory variants altering expression dose are a plausible modifier, and sequence-to-function models are proposed for finding them. We asked what such a model can resolve, testing each answer against data it never saw.</w:t>
+        <w:t xml:space="preserve"> Sequence-to-function models are increasingly used to prioritise non-coding variants at kidney disease loci, and their tissue-labelled outputs are read as tissue-specific. We asked whether that reading is justified at the APOL1-MYH9 locus, and found that the answer depends almost entirely on how the benchmark is constructed.</w:t>
       </w:r>
     </w:p>
     <w:p>
@@ -86,7 +101,7 @@
         <w:rPr>
           <w:color w:val="000000"/>
         </w:rPr>
-        <w:t xml:space="preserve"> We scored 1,930 variants common in African populations across chr22:36,140,330-36,388,018 with AlphaGenome, using a gene-masked expression scorer and position-local accessibility scorers, and tested each ranking for enrichment in measured ENCODE kidney chromatin against the other common variants at the same locus. Three controls were pre-specified: linkage disequilibrium against all common APOL1 gene-body variation, using phased haplotypes in seven African populations kept separate; the same ranking using eight non-renal tissue outputs; and the identical pipeline at a length-matched beta-globin locus.</w:t>
+        <w:t xml:space="preserve"> We scored 1,930 variants common in African genetic-ancestry populations across chr22:36,140,330-36,388,018 with AlphaGenome, and tested rankings for enrichment in measured ENCODE kidney open chromatin against the other common variants at the same locus. We then repeated the test after partitioning measured accessible regions into those open in kidney but closed in six comparison tissues, those shared, and those specific to other tissues. Rankings were compared pairwise with peaks, not variants, as the resampling unit. Linkage disequilibrium with G1 and G2 was computed directly from phased haplotypes in seven African populations, reporting D' and the maximum r-squared the allele frequencies permit alongside r-squared.</w:t>
       </w:r>
     </w:p>
     <w:p>
@@ -101,7 +116,7 @@
         <w:rPr>
           <w:color w:val="000000"/>
         </w:rPr>
-        <w:t xml:space="preserve"> The expression scorer rediscovered proximity to the gene, failed its negative control and was discarded. The accessibility channel was unconfounded and its top-ranked variants were enriched in measured kidney chromatin (odds ratio 8.14 for the top 25 by kidney ATAC, p = 2.4x10-6). The controls then constrained that result. Seven of fifteen candidates were correlated with gene-body haplotype structure, and three were published regulatory variants whose targets are APOL4 or FOXRED2, not APOL1. Enrichment was no stronger in podocytes than in other kidney cell types, and no stronger for kidney than for hepatocyte, lung or cortex outputs. At the control locus the ranking found nothing.</w:t>
+        <w:t xml:space="preserve"> Pooling all measured kidney peaks, a hepatocyte ranking identified them almost as well as a kidney ranking, which suggests the tissue label is uninformative. Partitioning reverses this. In kidney-specific regions the podocyte ranking reached an odds ratio of 4.28 (95% CI 2.52-7.11) against 2.48 for the best non-kidney ranking, and exceeded five of six alternatives with paired intervals excluding zero. In regions specific to other tissues it was the weakest of seven. Shared regions, where all rankings perform similarly, dominate the locus and therefore dominate the pooled result.</w:t>
       </w:r>
     </w:p>
     <w:p>
@@ -116,7 +131,7 @@
         <w:rPr>
           <w:color w:val="000000"/>
         </w:rPr>
-        <w:t xml:space="preserve"> The ranking recovers established regulatory variants without expression data, so it finds real regulatory positions. But it does not identify the tissue, and where a target gene is known it is not APOL1. Tissue labels should not be trusted without a control of this kind.</w:t>
+        <w:t xml:space="preserve"> The model does encode tissue identity; the original benchmark could not detect it. Benchmarks that pool tissue-specific with shared regulatory regions will understate tissue discrimination. We also show that ENCODE-based validation of this model is not independent, and that candidate prioritisation at this locus survives neither linkage nor prior-literature scrutiny.</w:t>
       </w:r>
     </w:p>
     <w:p>
@@ -164,7 +179,7 @@
         <w:rPr>
           <w:color w:val="000000"/>
         </w:rPr>
-        <w:t>Disease depends on expression dose, so genetic modifiers of APOL1 expression are a plausible explanation for incomplete penetrance.</w:t>
+        <w:t>Sequence-to-function models are proposed for interpreting the non-coding variation at such loci, and their tissue-labelled outputs are widely read as carrying tissue-specific information.</w:t>
       </w:r>
     </w:p>
     <w:p>
@@ -175,7 +190,7 @@
         <w:rPr>
           <w:color w:val="000000"/>
         </w:rPr>
-        <w:t>Sequence-to-function models are increasingly proposed for prioritising non-coding variants, and tissue-labelled outputs are read as tissue-specific.</w:t>
+        <w:t>Regulatory variation at this locus is under active investigation, including variants associated with circulating APOL1 and methylation differences across the APOL1-APOL4-MYH9 region.</w:t>
       </w:r>
     </w:p>
     <w:p>
@@ -195,7 +210,7 @@
         <w:rPr>
           <w:color w:val="000000"/>
         </w:rPr>
-        <w:t>A tissue-labelled prediction is not a tissue-specific prediction: ranking by a hepatocyte output found measured kidney chromatin as well as ranking by kidney.</w:t>
+        <w:t>Whether a model appears tissue-blind depends on benchmark construction: pooling tissue-specific with shared regulatory regions hid a discrimination that is clear once the two are separated.</w:t>
       </w:r>
     </w:p>
     <w:p>
@@ -206,7 +221,7 @@
         <w:rPr>
           <w:color w:val="000000"/>
         </w:rPr>
-        <w:t>The obvious readout, a gene-masked expression scorer, largely recovers proximity to the gene and fails a pre-specified negative control.</w:t>
+        <w:t>Validation of this model against ENCODE data is not independent; the tracks used here are named training experiments and the locus lies in a training fold.</w:t>
       </w:r>
     </w:p>
     <w:p>
@@ -217,7 +232,7 @@
         <w:rPr>
           <w:color w:val="000000"/>
         </w:rPr>
-        <w:t>Over half of an apparently novel candidate set was correlated with local haplotype structure or already published, and where target genes are known they are APOL4 or FOXRED2 rather than APOL1.</w:t>
+        <w:t>Candidate prioritisation at this locus did not survive scrutiny: low r-squared with G1 and G2 reflected allele-frequency differences rather than haplotypic independence for most candidates.</w:t>
       </w:r>
     </w:p>
     <w:p>
@@ -237,7 +252,7 @@
         <w:rPr>
           <w:color w:val="000000"/>
         </w:rPr>
-        <w:t>Investigators applying these models to kidney disease loci should run a wrong-tissue control, a linkage control and a control locus before reporting candidates.</w:t>
+        <w:t>Investigators benchmarking these models in kidney should partition measured regulatory regions by tissue restriction before concluding anything about tissue specificity.</w:t>
       </w:r>
     </w:p>
     <w:p>
@@ -248,7 +263,7 @@
         <w:rPr>
           <w:color w:val="000000"/>
         </w:rPr>
-        <w:t>No variant reported here is offered as prognostic or actionable; none has been shown to alter expression and no clinical association was tested.</w:t>
+        <w:t>Model provenance, specifically the version used and the fold containing the locus, should be reported as routinely as software versions.</w:t>
       </w:r>
     </w:p>
     <w:p>
@@ -259,7 +274,7 @@
         <w:rPr>
           <w:color w:val="000000"/>
         </w:rPr>
-        <w:t>The approach narrows roughly 99,000 non-coding variants to a short list for functional work, which is its realistic value.</w:t>
+        <w:t>Nothing here identifies a modifier of APOL1 penetrance, a target gene or a clinically actionable variant, and none is claimed.</w:t>
       </w:r>
     </w:p>
     <w:p>
@@ -284,7 +299,7 @@
         <w:rPr>
           <w:color w:val="000000"/>
         </w:rPr>
-        <w:t>Two coding haplotypes at APOL1, G1 and G2, account for much of the excess risk of non-diabetic kidney disease in people of recent African ancestry [1]. The association was first mapped to the adjacent gene MYH9 [2] and resolved to APOL1 two years later, with the MYH9 signal attributed to linkage disequilibrium [1]. That history is relevant to what follows.</w:t>
+        <w:t>Two coding haplotypes at APOL1, G1 and G2, account for much of the excess risk of non-diabetic kidney disease in people of recent African genetic ancestry [1]. The association was first mapped to the adjacent gene MYH9 [2] and resolved to APOL1 two years later, with the MYH9 signal attributed to linkage disequilibrium [1].</w:t>
       </w:r>
     </w:p>
     <w:p>
@@ -292,7 +307,7 @@
         <w:rPr>
           <w:color w:val="000000"/>
         </w:rPr>
-        <w:t>Penetrance is incomplete: only a minority of two-allele carriers develop kidney disease, and the mechanism is dose-dependent, so genetic modifiers of APOL1 expression are an obvious candidate explanation [3]. The locus is overwhelmingly non-coding, with 98,875 of 107,737 catalogued variants (91.8%) outside coding sequence, and that variation is largely unexamined. Kidney regulatory elements and their cell-type assignment have been mapped in their own right [4, 5], but not for this locus. Kidney expression quantitative trait loci are poorly powered to examine it, because kidney sample sizes are the smallest in the major resources [6].</w:t>
+        <w:t>Penetrance is incomplete, and because the mechanism is dose-dependent, genetic modifiers of APOL1 expression are a plausible explanation [3]. Regulatory variation at this locus is under active investigation: cis-regulatory variants have been associated with circulating APOL1 concentration [4], and APOL1 risk genotypes are associated with methylation differences at enhancers and promoters across the APOL1-APOL4-MYH9 region [5]. Kidney expression resources have improved, including maps from 659 microdissected kidney samples [6], though ancestry representation and variant coverage remain limiting.</w:t>
       </w:r>
     </w:p>
     <w:p>
@@ -300,7 +315,7 @@
         <w:rPr>
           <w:color w:val="000000"/>
         </w:rPr>
-        <w:t>Sequence-to-function models predict regulatory activity directly from DNA and are proposed as a route around that limitation [7, 8]. Earlier models of this family perform less well in regions that distinguish one cell type from another [9, 10], and a companion analysis found that kidney-labelled outputs of the model used here predicted kidney expression effects no better than outputs labelled for other tissues [11].</w:t>
+        <w:t>Sequence-to-function models predict regulatory activity from DNA and are proposed for prioritising non-coding variants [7, 8]. Earlier models of this family perform less well in regions that distinguish cell types [9, 10], and a companion analysis found that kidney-labelled outputs predicted kidney expression effects no better than outputs labelled for other tissues, leaving open whether that reflected genuinely shared regulatory effects or limited use of tissue identity [11].</w:t>
       </w:r>
     </w:p>
     <w:p>
@@ -308,7 +323,7 @@
         <w:rPr>
           <w:color w:val="000000"/>
         </w:rPr>
-        <w:t>We therefore asked two questions together. Can such a model prioritise regulatory candidates at this locus? And does the tissue label on its output carry the information that its use implicitly assumes? Every positive answer was tested against measured data the model never saw, and three controls were specified before the results were examined.</w:t>
+        <w:t>We set out to prioritise regulatory candidates at this locus. That attempt largely failed, for reasons reported here. In the course of testing it, we found that the apparent answer to the tissue-specificity question depends on how the benchmark is built, and that is the finding we consider most useful.</w:t>
       </w:r>
     </w:p>
     <w:p>
@@ -328,7 +343,7 @@
           <w:color w:val="000000"/>
           <w:sz w:val="24"/>
         </w:rPr>
-        <w:t>2.1 Locus and variants</w:t>
+        <w:t>2.1 Locus, variants and selection</w:t>
       </w:r>
     </w:p>
     <w:p>
@@ -336,7 +351,7 @@
         <w:rPr>
           <w:color w:val="000000"/>
         </w:rPr>
-        <w:t>The functional unit spanning APOL3 to MYH9, chr22:36,140,330-36,388,018 (GRCh38, 247,688 bp), fits inside a single model context window. All variants catalogued by gnomAD v4 in that interval were retrieved with African allele frequencies. We restricted to single-nucleotide substitutions with African allele frequency of at least 1%, giving 1,930 variants, of which 1,865 were non-coding.</w:t>
+        <w:t>The interval spanning APOL3 to MYH9, chr22:36,140,330-36,388,018 (GRCh38, 247,688 bp), fits inside one model context window. All variants catalogued by gnomAD v4 were retrieved with African genetic-ancestry group alternate allele frequencies. We retained single-nucleotide substitutions with frequency at least 1%, giving 1,930 variants of which 1,865 were non-coding. The approximately 99,000 non-coding variants at the locus were therefore not all evaluated; frequency and variant-type filtering, not model prioritisation, removed most of them.</w:t>
       </w:r>
     </w:p>
     <w:p>
@@ -346,7 +361,7 @@
           <w:color w:val="000000"/>
           <w:sz w:val="24"/>
         </w:rPr>
-        <w:t>2.2 Scoring</w:t>
+        <w:t>2.2 Model, version and provenance</w:t>
       </w:r>
     </w:p>
     <w:p>
@@ -354,7 +369,22 @@
         <w:rPr>
           <w:color w:val="000000"/>
         </w:rPr>
-        <w:t>Variants were scored with AlphaGenome [8] using a 1,048,576 bp context centred on each variant, under the developers' non-commercial research terms. Two channels were used: a gene-masked RNA scorer restricted to the APOL1 transcript, and position-local DNase and ATAC scorers. Kidney tracks were named explicitly rather than matched by substring, since matching on "renal" retrieves adrenal gland.</w:t>
+        <w:t>Predictions were generated through the AlphaGenome public API [8] using the ALL_FOLDS model version, which is the default when no version is specified. Two channels were used: a gene-masked RNA scorer restricted to the APOL1 transcript, and position-local DNase and ATAC scorers. Kidney tracks were named explicitly rather than matched by substring.</w:t>
+      </w:r>
+    </w:p>
+    <w:p>
+      <w:r>
+        <w:rPr>
+          <w:b/>
+          <w:color w:val="000000"/>
+        </w:rPr>
+        <w:t>This is not independent validation, and we do not describe it as such.</w:t>
+      </w:r>
+      <w:r>
+        <w:rPr>
+          <w:color w:val="000000"/>
+        </w:rPr>
+        <w:t xml:space="preserve"> AlphaGenome is trained on ENCODE DNase-seq and ATAC-seq coverage. Every kidney biosample used here corresponds to a named training experiment in the model's published track manifest (ENCSR206OJJ, ENCSR785BDQ, ENCSR000EPW, ENCSR000EOL, ENCSR000EOK, ENCSR175IWT, ENCSR297VGU). Moreover, the ALL_FOLDS model is trained on all eight genomic sections and has no held-out genomic regions; the developers state that such models lack a dedicated holdout and were not used for track prediction evaluations. Applying the published fold definitions, this locus lies in fold 6, which is in the training partition of every released checkpoint except one, where it is the validation partition. It is the test partition of none. We therefore describe the enrichment analyses as a consistency check between predictions and the experimental data underlying them.</w:t>
       </w:r>
     </w:p>
     <w:p>
@@ -364,7 +394,7 @@
           <w:color w:val="000000"/>
           <w:sz w:val="24"/>
         </w:rPr>
-        <w:t>2.3 Proximity correction and negative control</w:t>
+        <w:t>2.3 Expression channel and its control</w:t>
       </w:r>
     </w:p>
     <w:p>
@@ -372,7 +402,20 @@
         <w:rPr>
           <w:color w:val="000000"/>
         </w:rPr>
-        <w:t>The gene-masked scorer assigns larger predicted effects to variants nearer the gene. We stratified by gene body, regressed log absolute effect on log distance, and ranked on the residual. The negative control was specified in advance: the coding risk variants should cease to be outliers once distance is controlled. If they did not, the ranking was not to be used.</w:t>
+        <w:t xml:space="preserve">The gene-masked scorer assigns larger predicted effects nearer the gene. We stratified by gene body, regressed log absolute effect on log distance and ranked on the residual. As a control we asked whether the coding risk variants remained extreme after correction. </w:t>
+      </w:r>
+      <w:r>
+        <w:rPr>
+          <w:b/>
+          <w:color w:val="000000"/>
+        </w:rPr>
+        <w:t>This control is weaker than we first treated it as.</w:t>
+      </w:r>
+      <w:r>
+        <w:rPr>
+          <w:color w:val="000000"/>
+        </w:rPr>
+        <w:t xml:space="preserve"> Coding variants are not expression-null: a coding change can alter splicing, transcript stability or abundance, so a high predicted expression effect for G1 or G2 is not by itself evidence of model failure. We report the raw and adjusted results as sensitivity analyses rather than as a pass-or-fail test.</w:t>
       </w:r>
     </w:p>
     <w:p>
@@ -382,7 +425,7 @@
           <w:color w:val="000000"/>
           <w:sz w:val="24"/>
         </w:rPr>
-        <w:t>2.4 Independent validation</w:t>
+        <w:t>2.4 Measured accessibility and the partition</w:t>
       </w:r>
     </w:p>
     <w:p>
@@ -390,7 +433,75 @@
         <w:rPr>
           <w:color w:val="000000"/>
         </w:rPr>
-        <w:t>Eight ENCODE DNase-seq peak files from human kidney (GRCh38, released) [12] were merged over the locus. Enrichment of top-ranked variants in measured peaks was tested by Fisher exact test against the other common variants at the same locus, not against the genome, so that sequence composition, gene density and mappability are matched by construction. Validation was repeated separately against peaks from podocyte, proximal tubule, kidney epithelial, renal cortical epithelial and kidney tubule biosamples, the cell types for which kidney accessibility has been characterised [13, 14].</w:t>
+        <w:t xml:space="preserve">ENCODE DNase-seq peak files (GRCh38, released) were merged over the locus for kidney and podocyte, and separately for six comparison tissues: liver, lung, heart left ventricle, stomach, spleen and thyroid gland. Measured accessible regions were then partitioned into </w:t>
+      </w:r>
+      <w:r>
+        <w:rPr>
+          <w:b/>
+          <w:color w:val="000000"/>
+        </w:rPr>
+        <w:t>kidney-specific</w:t>
+      </w:r>
+      <w:r>
+        <w:rPr>
+          <w:color w:val="000000"/>
+        </w:rPr>
+        <w:t xml:space="preserve"> (open in kidney, closed in all comparison tissues), </w:t>
+      </w:r>
+      <w:r>
+        <w:rPr>
+          <w:b/>
+          <w:color w:val="000000"/>
+        </w:rPr>
+        <w:t>shared</w:t>
+      </w:r>
+      <w:r>
+        <w:rPr>
+          <w:color w:val="000000"/>
+        </w:rPr>
+        <w:t xml:space="preserve"> (open in kidney and at least one comparison tissue) and </w:t>
+      </w:r>
+      <w:r>
+        <w:rPr>
+          <w:b/>
+          <w:color w:val="000000"/>
+        </w:rPr>
+        <w:t>other-tissue-specific</w:t>
+      </w:r>
+      <w:r>
+        <w:rPr>
+          <w:color w:val="000000"/>
+        </w:rPr>
+        <w:t>.</w:t>
+      </w:r>
+    </w:p>
+    <w:p>
+      <w:r>
+        <w:rPr>
+          <w:color w:val="000000"/>
+        </w:rPr>
+        <w:t>Enrichment of top-ranked variants was tested by Fisher exact test against the other common variants at the same locus, with conditional maximum-likelihood odds ratios and exact 95% intervals. We report all 2x2 counts. The same-locus background matches sequence composition and gene density only approximately, since these vary within the interval.</w:t>
+      </w:r>
+    </w:p>
+    <w:p>
+      <w:r>
+        <w:rPr>
+          <w:color w:val="000000"/>
+        </w:rPr>
+        <w:t xml:space="preserve">Variants inside one peak share the element and have highly correlated scores, so paired comparisons between rankings resample </w:t>
+      </w:r>
+      <w:r>
+        <w:rPr>
+          <w:b/>
+          <w:color w:val="000000"/>
+        </w:rPr>
+        <w:t>peaks</w:t>
+      </w:r>
+      <w:r>
+        <w:rPr>
+          <w:color w:val="000000"/>
+        </w:rPr>
+        <w:t>, not variants, with 600 replicates. The four ranking depths are nested sensitivity analyses, not independent replications; a depth of 200 is the primary analysis.</w:t>
       </w:r>
     </w:p>
     <w:p>
@@ -400,52 +511,36 @@
           <w:color w:val="000000"/>
           <w:sz w:val="24"/>
         </w:rPr>
-        <w:t>2.5 The three controls</w:t>
+        <w:t>2.5 Linkage disequilibrium with G1 and G2</w:t>
       </w:r>
     </w:p>
     <w:p>
       <w:r>
         <w:rPr>
+          <w:color w:val="000000"/>
+        </w:rPr>
+        <w:t>Earlier analysis reported that G2 was untestable. That was incorrect. The six-base deletion is absent from the biallelic GRCh38 lift we first used, but present in the original 1000 Genomes phase 3 release at chr22:36,662,041 (GRCh37) as AATAATT&gt;A, carrying no identifier, which is why identifier-based searches failed [12]. Its frequency confirms identity: 19.5% in Gambian, 18.2% in Mende, 0% in European and East Asian panels.</w:t>
+      </w:r>
+    </w:p>
+    <w:p>
+      <w:r>
+        <w:rPr>
+          <w:color w:val="000000"/>
+        </w:rPr>
+        <w:t xml:space="preserve">We computed r-squared with G1 and G2 separately, in seven African populations analysed individually, from phased haplotypes. </w:t>
+      </w:r>
+      <w:r>
+        <w:rPr>
           <w:b/>
           <w:color w:val="000000"/>
         </w:rPr>
-        <w:t>Linkage disequilibrium.</w:t>
+        <w:t>We also report D' and the maximum r-squared attainable given the two allele frequencies</w:t>
       </w:r>
       <w:r>
         <w:rPr>
           <w:color w:val="000000"/>
         </w:rPr>
-        <w:t xml:space="preserve"> Each candidate was tested against every common variant in the APOL1 gene body, which contains both G1 and G2, using phased 1000 Genomes phase 3 haplotypes [15] in seven African populations analysed separately; pooling inflates linkage through population structure. G2 could not be tested directly because it is a six-base deletion absent from that call set. Intervals were obtained by bootstrapping haplotypes within population for the strongest partner identified in the original data.</w:t>
-      </w:r>
-    </w:p>
-    <w:p>
-      <w:r>
-        <w:rPr>
-          <w:b/>
-          <w:color w:val="000000"/>
-        </w:rPr>
-        <w:t>Wrong tissue.</w:t>
-      </w:r>
-      <w:r>
-        <w:rPr>
-          <w:color w:val="000000"/>
-        </w:rPr>
-        <w:t xml:space="preserve"> The same variants were rescored and predicted accessibility retained for kidney and for eight non-renal biosamples from a single call, so that only the column selected differs. Each ranking was then tested for enrichment in measured kidney chromatin.</w:t>
-      </w:r>
-    </w:p>
-    <w:p>
-      <w:r>
-        <w:rPr>
-          <w:b/>
-          <w:color w:val="000000"/>
-        </w:rPr>
-        <w:t>Control locus.</w:t>
-      </w:r>
-      <w:r>
-        <w:rPr>
-          <w:color w:val="000000"/>
-        </w:rPr>
-        <w:t xml:space="preserve"> The pipeline was repeated at the beta-globin cluster, chr11:5,150,000-5,397,688, matched on physical length, paralogue-cluster structure and, by frequency-stratified subsampling, on variant count.</w:t>
+        <w:t>, because low r-squared between variants of different frequency does not establish haplotypic independence: at frequencies of 0.026 and 0.20, r-squared cannot exceed about 0.107 even under complete nesting.</w:t>
       </w:r>
     </w:p>
     <w:p>
@@ -455,7 +550,7 @@
           <w:color w:val="000000"/>
           <w:sz w:val="24"/>
         </w:rPr>
-        <w:t>2.6 Prior-record check</w:t>
+        <w:t>2.6 Control locus and prior-record search</w:t>
       </w:r>
     </w:p>
     <w:p>
@@ -463,7 +558,7 @@
         <w:rPr>
           <w:color w:val="000000"/>
         </w:rPr>
-        <w:t>Each surviving candidate was searched against Europe PMC full text, which indexes supplementary tables, against the GWAS Catalog [16] and against GTEx v8 [17]. A positive control confirmed that full-text search reaches variants of this kind: rs5750250, a known MYH9 variant at this locus, returns 24 records. Zero-hit results are therefore real negatives.</w:t>
+        <w:t>The pipeline was repeated at the beta-globin cluster, chr11:5,150,000-5,397,688, matched on length, paralogue-cluster structure and, by frequency-stratified subsampling, variant count. Candidates were searched against Europe PMC full text, the GWAS Catalog [13] and GTEx v8 [14]; a positive control confirmed that full-text search reaches variants of this class.</w:t>
       </w:r>
     </w:p>
     <w:p>
@@ -473,7 +568,7 @@
           <w:color w:val="000000"/>
           <w:sz w:val="24"/>
         </w:rPr>
-        <w:t>2.7 Code and data</w:t>
+        <w:t>2.7 Data and code</w:t>
       </w:r>
     </w:p>
     <w:p>
@@ -481,7 +576,7 @@
         <w:rPr>
           <w:color w:val="000000"/>
         </w:rPr>
-        <w:t>All code, the frozen variant set and every result table are deposited (section below). Thirteen numbered scripts reproduce every reported number.</w:t>
+        <w:t>Analysis code, the frozen variant set, all per-variant predictions, raw overlap counts and the selection flow are deposited (below). This study used publicly available, de-identified genotype and haplotype data from 1000 Genomes and gnomAD, and no new individual-level data were generated or accessed.</w:t>
       </w:r>
     </w:p>
     <w:p>
@@ -501,7 +596,7 @@
           <w:color w:val="000000"/>
           <w:sz w:val="24"/>
         </w:rPr>
-        <w:t>3.1 The expression channel is confounded and was discarded</w:t>
+        <w:t>3.1 The expression channel tracks position</w:t>
       </w:r>
     </w:p>
     <w:p>
@@ -509,7 +604,15 @@
         <w:rPr>
           <w:color w:val="000000"/>
         </w:rPr>
-        <w:t>Predicted effect fell steeply with distance from the gene: variants inside the APOL1 gene body scored roughly three times higher than those outside it (median absolute effect 0.0022, n = 134, versus 0.00077, n = 1,796), and distance alone explained 5.7% of the variance in log absolute effect. Within the gene body the 13 coding variants scored higher still (0.0062 against 0.0020), so coding constraint may also be leaking into a channel intended to be regulatory, although that comparison rests on few variants. After residualising, the coding risk variants remained at the 97.6th and 96.9th percentile. The pre-specified control therefore failed, and this channel is reported as unusable rather than omitted.</w:t>
+        <w:t>Variants inside the APOL1 gene body scored roughly three times higher than those outside (median absolute effect 0.0022, n = 134, against 0.00077, n = 1,796), and distance alone explained 5.7% of the variance in log absolute effect. Within the gene body the 13 coding variants scored higher still (0.0062). After residualising on distance the coding risk variants remained in the upper tail, at the 88th to 98th percentile.</w:t>
+      </w:r>
+    </w:p>
+    <w:p>
+      <w:r>
+        <w:rPr>
+          <w:color w:val="000000"/>
+        </w:rPr>
+        <w:t>We do not read this as demonstrating that the channel is unusable. Coding variants can genuinely affect expression, and 5.7% of variance is a modest positional component. We report it as a confound of unknown size and use the position-local accessibility channel for the remaining analyses, which do not carry it: distance explained 0.3% of variance for podocyte DNase and none for kidney ATAC.</w:t>
       </w:r>
     </w:p>
     <w:p>
@@ -519,7 +622,7 @@
           <w:color w:val="000000"/>
           <w:sz w:val="24"/>
         </w:rPr>
-        <w:t>3.2 The accessibility channel is not confounded and its ranking is enriched</w:t>
+        <w:t>3.2 Pooled, the ranking appears tissue-blind</w:t>
       </w:r>
     </w:p>
     <w:p>
@@ -527,7 +630,15 @@
         <w:rPr>
           <w:color w:val="000000"/>
         </w:rPr>
-        <w:t>Distance explained 0.3% of the variance for podocyte DNase and none for kidney ATAC. Measured kidney peaks covered 30,358 bp, 12.3% of the locus. Top-ranked variants fell inside them far more often than the other common variants at the same locus: odds ratio 8.14 for the top 25 by kidney ATAC (p = 2.4x10-6) and 6.13 for the top 200 by podocyte DNase (p = 1.5x10-22). This survived a stricter peak definition.</w:t>
+        <w:t>Measured kidney peaks covered 30,358 bp, 12.3% of the locus. Ranking by predicted podocyte accessibility, 69 of the top 200 variants (34.5%) fell inside them against 7.9% of the remainder: odds ratio 6.13.</w:t>
+      </w:r>
+    </w:p>
+    <w:p>
+      <w:r>
+        <w:rPr>
+          <w:color w:val="000000"/>
+        </w:rPr>
+        <w:t>Repeating this with eight deliberately non-renal tissue outputs gave closely similar results (Table 1). A hepatocyte ranking reached 6.69 at a depth of 100 against 5.23 for podocyte. On this endpoint the tissue label appears to carry little information.</w:t>
       </w:r>
     </w:p>
     <w:p>
@@ -537,7 +648,7 @@
           <w:color w:val="000000"/>
           <w:sz w:val="24"/>
         </w:rPr>
-        <w:t>3.3 Linkage disequilibrium removes half the candidates, and the rest cannot be called clean</w:t>
+        <w:t>3.3 Partitioned, the same data show clear tissue discrimination</w:t>
       </w:r>
     </w:p>
     <w:p>
@@ -545,7 +656,7 @@
         <w:rPr>
           <w:color w:val="000000"/>
         </w:rPr>
-        <w:t>Tested against 168 common gene-body variants, 7 of 15 candidates had point estimates below r-squared 0.2, 7 were intermediate and 1 was a perfect proxy. Bootstrapping changes how firmly this can be stated. No candidate is a proxy for gene-body haplotype structure: 11 of 15 have an upper bound below 0.8, and that exclusion is secure. But below 5% African allele frequency the median interval width is 0.91, resting on 12 to 43 minor-allele copies, so those candidates cannot be classified at all and are reported as untestable. Among the common candidates the median interval width is 0.27, and only one, rs136204, has an interval lying wholly below 0.2 (Table 1).</w:t>
+        <w:t>Measured accessible regions divided into 39 kidney-specific peaks (14,686 bp), 71 shared (29,890 bp) and 47 other-tissue-specific (16,354 bp). Shared regions are the largest partition.</w:t>
       </w:r>
     </w:p>
     <w:p>
@@ -553,20 +664,70 @@
         <w:rPr>
           <w:color w:val="000000"/>
         </w:rPr>
-        <w:t xml:space="preserve">Notably, </w:t>
+        <w:t xml:space="preserve">In </w:t>
       </w:r>
       <w:r>
         <w:rPr>
           <w:b/>
           <w:color w:val="000000"/>
         </w:rPr>
-        <w:t>all seven candidates are nearer a gene other than APOL1</w:t>
+        <w:t>kidney-specific</w:t>
       </w:r>
       <w:r>
         <w:rPr>
           <w:color w:val="000000"/>
         </w:rPr>
-        <w:t>: five lie within MYH9 and two within or beside APOL4. This is a property of the method rather than a surprise, since the accessibility channel is position-local and gene-agnostic and never targeted APOL1. It does mean the candidates cannot be described as APOL1 regulatory variants, and it returns the locus to the gene from which the association was moved in 2010.</w:t>
+        <w:t xml:space="preserve"> regions the podocyte ranking reached an odds ratio of 4.28 (2.52-7.11), against 2.48 (1.35-4.34) for the best non-kidney ranking (Table 2, Figure 2). Paired comparison on the same variants, resampling peaks, gave differences in log odds ratio excluding zero against five of six alternatives: liver +1.66 (0.75-2.51), whole kidney +1.58 (0.91-2.34), stomach +1.04 (0.41-1.66), hepatocyte +0.84 (0.53-1.15) and brain +0.79 (0.17-1.39). Only lung was not significantly exceeded, +0.54 (-0.17 to +1.14).</w:t>
+      </w:r>
+    </w:p>
+    <w:p>
+      <w:r>
+        <w:rPr>
+          <w:color w:val="000000"/>
+        </w:rPr>
+        <w:t xml:space="preserve">The mirror control agrees. In </w:t>
+      </w:r>
+      <w:r>
+        <w:rPr>
+          <w:b/>
+          <w:color w:val="000000"/>
+        </w:rPr>
+        <w:t>other-tissue-specific</w:t>
+      </w:r>
+      <w:r>
+        <w:rPr>
+          <w:color w:val="000000"/>
+        </w:rPr>
+        <w:t xml:space="preserve"> regions the podocyte ranking was the weakest of all seven (1.51, 0.73-2.86) while stomach, hepatocyte and lung led (3.42, 3.19, 2.97).</w:t>
+      </w:r>
+    </w:p>
+    <w:p>
+      <w:r>
+        <w:rPr>
+          <w:color w:val="000000"/>
+        </w:rPr>
+        <w:t xml:space="preserve">In </w:t>
+      </w:r>
+      <w:r>
+        <w:rPr>
+          <w:b/>
+          <w:color w:val="000000"/>
+        </w:rPr>
+        <w:t>shared</w:t>
+      </w:r>
+      <w:r>
+        <w:rPr>
+          <w:color w:val="000000"/>
+        </w:rPr>
+        <w:t xml:space="preserve"> regions every ranking was strongly enriched and the differences narrowed: podocyte 8.14, lung 5.98, hepatocyte 5.80.</w:t>
+      </w:r>
+    </w:p>
+    <w:p>
+      <w:r>
+        <w:rPr>
+          <w:color w:val="000000"/>
+        </w:rPr>
+        <w:t>Because shared regions dominate the locus, an endpoint that pools all measured kidney peaks is largely measuring shared accessibility. That is why the pooled analysis in section 3.2 suggested the tissue label was uninformative when the partitioned analysis shows it is not.</w:t>
       </w:r>
     </w:p>
     <w:p>
@@ -576,7 +737,7 @@
           <w:color w:val="000000"/>
           <w:sz w:val="24"/>
         </w:rPr>
-        <w:t>3.4 Two candidates recover established regulatory variants, and their targets are not APOL1</w:t>
+        <w:t>3.4 Candidate prioritisation does not survive scrutiny</w:t>
       </w:r>
     </w:p>
     <w:p>
@@ -584,33 +745,7 @@
         <w:rPr>
           <w:color w:val="000000"/>
         </w:rPr>
-        <w:t xml:space="preserve">We checked each candidate against the published record. Two are already high-confidence regulatory variants: rs132708 and rs5750234 are GTEx expression quantitative trait loci for </w:t>
-      </w:r>
-      <w:r>
-        <w:rPr>
-          <w:b/>
-          <w:color w:val="000000"/>
-        </w:rPr>
-        <w:t>APOL4</w:t>
-      </w:r>
-      <w:r>
-        <w:rPr>
-          <w:color w:val="000000"/>
-        </w:rPr>
-        <w:t xml:space="preserve"> across a dozen tissues, at p = 5.9x10-25 and 1.6x10-29 respectively [17]. A third, rs713797, is a catalogued plasma protein quantitative trait locus for IL10RB, IL18BP and ADAM22 and a strong expression quantitative trait locus for </w:t>
-      </w:r>
-      <w:r>
-        <w:rPr>
-          <w:b/>
-          <w:color w:val="000000"/>
-        </w:rPr>
-        <w:t>FOXRED2</w:t>
-      </w:r>
-      <w:r>
-        <w:rPr>
-          <w:color w:val="000000"/>
-        </w:rPr>
-        <w:t xml:space="preserve"> [16].</w:t>
+        <w:t>Fifteen candidates were taken forward from the accessibility ranking. Testing against G1 and G2 directly, the maximum r-squared against any risk variant was 0.177, which taken alone suggests independence. It does not. Of 45 comparisons, 22 combine D' at or near 1.0 with r-squared below 0.2, and several sit at 96-100% of the maximum their allele frequencies permit, indicating complete haplotypic nesting on the risk background. Requiring D' below 0.8 against all three risk variants leaves four candidates: rs4820232, rs6000250, rs132708 and rs713797 (Table 3).</w:t>
       </w:r>
     </w:p>
     <w:p>
@@ -618,7 +753,7 @@
         <w:rPr>
           <w:color w:val="000000"/>
         </w:rPr>
-        <w:t>This cuts two ways and both matter. Recovering variants that eQTL studies independently established as regulatory is evidence that the ranking selects real regulatory positions, arrived at without using expression data. But where a target gene is known, it is APOL4 or FOXRED2, not APOL1. The caution above is therefore not hypothetical: for the three candidates whose targets are established, none of them is the gene of interest.</w:t>
+        <w:t>Three of those four already have published regulatory records, and none points at APOL1. rs132708 is a GTEx eQTL for APOL4; rs713797 is a catalogued plasma protein quantitative trait locus and an eQTL for FOXRED2; rs4820232 is correlated with rs5750250 (r-squared 0.55, D' 1.0), among the strongest associations in the MYH9 intron 13-15 region identified by dense mapping [15]. An eQTL association does not establish that the indexed variant is causal, and an association with APOL4 or FOXRED2 does not exclude an additional effect on APOL1.</w:t>
       </w:r>
     </w:p>
     <w:p>
@@ -626,15 +761,7 @@
         <w:rPr>
           <w:color w:val="000000"/>
         </w:rPr>
-        <w:t>Of the remainder, rs4820232 sits about 2 kb from rs5750250 and is correlated with it (r-squared 0.55, D' 1.0 in African populations); that variant is the strongest single association in the MYH9 intron 13 to 15 region identified by dense mapping in 2010 [18]. It is best read as a marker of that older signal rather than as a new one. rs136204 is a GTEx eQTL for MYH9 in testis but has no kidney record, and rs183925240 and rs6000250 have no published record of any kind, although rs183925240 is the candidate our own stability analysis cannot test.</w:t>
-      </w:r>
-    </w:p>
-    <w:p>
-      <w:r>
-        <w:rPr>
-          <w:color w:val="000000"/>
-        </w:rPr>
-        <w:t>The candidate list is therefore two variants with no prior record, one recovering an older MYH9 signal, three already-published regulatory variants with non-APOL1 targets, and one untestable. No candidate has a kidney expression quantitative trait locus in GTEx, though kidney cortex there is the smallest tissue and underpowered [6].</w:t>
+        <w:t>One candidate, rs6000250, is both haplotypically independent of the risk variants and without prior record. We regard that as an illustration of what the workflow yields rather than as a finding, and no functional evidence supports it.</w:t>
       </w:r>
     </w:p>
     <w:p>
@@ -644,7 +771,7 @@
           <w:color w:val="000000"/>
           <w:sz w:val="24"/>
         </w:rPr>
-        <w:t>3.5 The ranking is not cell-type specific</w:t>
+        <w:t>3.5 The control locus excludes nothing</w:t>
       </w:r>
     </w:p>
     <w:p>
@@ -652,56 +779,20 @@
         <w:rPr>
           <w:color w:val="000000"/>
         </w:rPr>
-        <w:t>The ranking predicts podocyte accessibility. Tested against each kidney cell type separately, enrichment was strong in all (odds ratios 8 to 16) and podocyte led at one of four thresholds. The original validation, against whole kidney only, could not have detected this in either direction.</w:t>
-      </w:r>
-    </w:p>
-    <w:p>
-      <w:r>
-        <w:rPr>
-          <w:b/>
-          <w:color w:val="000000"/>
-          <w:sz w:val="24"/>
-        </w:rPr>
-        <w:t>3.6 The tissue label carries no usable information</w:t>
-      </w:r>
-    </w:p>
-    <w:p>
-      <w:r>
-        <w:rPr>
-          <w:color w:val="000000"/>
-        </w:rPr>
-        <w:t xml:space="preserve">Ranking the same variants by predicted accessibility in eight non-renal tissues and asking how enriched each ranking is in measured </w:t>
+        <w:t xml:space="preserve">At the beta-globin cluster, 2 of the top 200 variants fell in measured kidney chromatin against 12 of 1,718: odds ratio 1.44, one-sided p = 0.44, exact 95% CI 0.155-6.520. No significant enrichment was detected. </w:t>
       </w:r>
       <w:r>
         <w:rPr>
           <w:b/>
           <w:color w:val="000000"/>
         </w:rPr>
-        <w:t>kidney</w:t>
+        <w:t>That interval includes the test-locus estimate of 6.13, as does the interval at every other depth</w:t>
       </w:r>
       <w:r>
         <w:rPr>
           <w:color w:val="000000"/>
         </w:rPr>
-        <w:t xml:space="preserve"> chromatin gave Table 2. Hepatocyte exceeded podocyte at two of four thresholds; kidney led at one. Only the column selected from the model's output differs between rows.</w:t>
-      </w:r>
-    </w:p>
-    <w:p>
-      <w:r>
-        <w:rPr>
-          <w:b/>
-          <w:color w:val="000000"/>
-          <w:sz w:val="24"/>
-        </w:rPr>
-        <w:t>3.7 The pipeline does not manufacture enrichment</w:t>
-      </w:r>
-    </w:p>
-    <w:p>
-      <w:r>
-        <w:rPr>
-          <w:color w:val="000000"/>
-        </w:rPr>
-        <w:t>At the beta-globin control locus the same ranking found 2 of the top 200 variants in measured kidney chromatin against 0.7% expected (odds ratio 1.44, p = 0.44), against 6.12 at the test locus. The control locus carries less kidney chromatin (1.0% of its length against 12.3%), so power is lower; at the observed background an odds ratio of 5 would have been detected at p = 0.002 and 8 at p = 5x10-6. An effect of the size seen at APOL1-MYH9 is excluded; a small one is not.</w:t>
+        <w:t>, so this control does not exclude an effect of the size observed at APOL1-MYH9. It is an absence of evidence and we report it as such. The control locus also carries much less kidney chromatin (1.0% of its length against 12.3%), so a single interval of this width cannot establish that the pipeline never produces spurious enrichment.</w:t>
       </w:r>
     </w:p>
     <w:p>
@@ -719,7 +810,7 @@
         <w:rPr>
           <w:color w:val="000000"/>
         </w:rPr>
-        <w:t>The headline is negative and worth stating plainly. A prediction labelled for a tissue is not a prediction about that tissue. Asking this model about hepatocytes identified measured kidney chromatin as well as asking it about kidney, and asking about podocytes was no better than asking about proximal tubule. What the accessibility channel does well is find regulatory positions, and the control locus shows it finds them where they exist rather than everywhere. That is a useful capability, but it is a general one, and the tissue label is close to decorative for this task.</w:t>
+        <w:t>The useful result here is about benchmark construction rather than about this model. Pooling every measured kidney peak, a hepatocyte ranking recovered them almost as well as a kidney ranking, and we initially concluded that the tissue label was close to decorative. Separating regions that are open only in kidney from those open in many tissues reverses that conclusion: the podocyte ranking leads clearly where tissue identity is the whole signal, and is the weakest of seven where it should be. Shared regions dominate, so they dominated the pooled endpoint and hid a discrimination that was plainly present.</w:t>
       </w:r>
     </w:p>
     <w:p>
@@ -727,7 +818,7 @@
         <w:rPr>
           <w:color w:val="000000"/>
         </w:rPr>
-        <w:t>This is the second demonstration of that pattern in this model by our group, on a different task with a different readout [11]. A companion analysis swapped tissue outputs for predicting expression effects across 54 tissues; this study swaps them for predicting chromatin accessibility at one locus. Both find that the label does less than its use implies. It is consistent with reports on earlier models of this family, which capture promoter determinants while largely ignoring distal enhancers [9], perform less well in precisely the regions that distinguish cell types [10], and explain individual differences in expression poorly [19, 20].</w:t>
+        <w:t>The general point is that a benchmark which does not separate tissue-specific from shared regulatory regions will understate tissue discrimination, possibly to the point of concluding that a model has none. We made that error before correcting it, and it is an easy one to make because the pooled analysis looks reasonable and returns a clean answer. This also bears on our companion analysis, which left open whether similar cross-tissue performance reflected genuinely shared effects or limited use of tissue identity [11]. The evidence here favours the former.</w:t>
       </w:r>
     </w:p>
     <w:p>
@@ -735,7 +826,7 @@
         <w:rPr>
           <w:color w:val="000000"/>
         </w:rPr>
-        <w:t>The awkward detail deserves a direct answer rather than a footnote. Five of the seven surviving candidates lie inside MYH9, the gene to which this association was first mapped [2] and from which it was moved in 2010 [1]. We are not reopening that question, and nothing here is evidence that MYH9 rather than APOL1 explains the disease association. The explanation is mundane: our ranking channel is position-local and gene-agnostic, MYH9 occupies a large share of the interval, and open chromatin is denser there.</w:t>
+        <w:t>Two limitations bound everything above, and neither is incidental.</w:t>
       </w:r>
     </w:p>
     <w:p>
@@ -743,7 +834,7 @@
         <w:rPr>
           <w:color w:val="000000"/>
         </w:rPr>
-        <w:t>What disciplines the interpretation further is where the published target genes point. For the three candidates whose regulatory activity is already established, the target is APOL4 or FOXRED2 [16, 17]. So the concern is not that target assignment is merely absent; where it exists, it is not APOL1. Any claim that these variants act on APOL1 would need evidence we do not have.</w:t>
+        <w:t>First, none of this is independent validation. AlphaGenome is trained on ENCODE accessibility data; every kidney track used here is a named training experiment; and the locus sits in a training fold of the served model. What we demonstrate is that predictions are consistent with the data underlying them, in a way that discriminates tissue. A genuine test of generalisation would require a held-out locus and a checkpoint that excludes it, and no released checkpoint holds this locus out. We report model version, fold assignment and track accessions so that the limitation is auditable rather than implicit.</w:t>
       </w:r>
     </w:p>
     <w:p>
@@ -751,7 +842,7 @@
         <w:rPr>
           <w:color w:val="000000"/>
         </w:rPr>
-        <w:t>Two 2026 studies bear directly on the surrounding claim and should be distinguished rather than ignored. Regulatory variants near APOL1 have been associated with circulating APOL1 protein levels in 43,587 UK Biobank participants, with the conclusion that regulatory variation contributes to ancestry-related differences beyond the coding haplotypes [21]. Separately, APOL1 risk genotypes have been shown to alter DNA methylation at two enhancers and two promoters within the APOL1-APOL4-MYH9 region, with those sites associated with eGFR and albuminuria [22]. Neither names any candidate reported here, so these are distinct observations, but the idea that regulatory variation at this locus matters is not ours and is not new. What remains uncharacterised is MYH9 regulatory variation in kidney specifically: dense mapping in 2010 found no coding change explaining the MYH9 association and left two predicted splicing modifiers unvalidated [18], and that gap is still open.</w:t>
+        <w:t>Second, the candidate list does not survive. Our first linkage analysis used r-squared alone and called seven candidates independent of the risk haplotypes. Reporting D' and the maximum r-squared the allele frequencies permit shows that most of those were completely nested on the risk background, and that low r-squared reflected a frequency difference. Four survive, three of those are already described with non-APOL1 targets, and one remains. We therefore make no claim to have identified regulatory modifiers of APOL1.</w:t>
       </w:r>
     </w:p>
     <w:p>
@@ -759,7 +850,7 @@
         <w:rPr>
           <w:color w:val="000000"/>
         </w:rPr>
-        <w:t>Three limitations bound the candidate list further. None of these variants has been shown to alter expression of anything: enrichment in open chromatin is a statement about position, not function. No clinical association was tested, so nothing here bears on prognosis or on which carriers develop disease. And the linkage analysis could not evaluate G2 directly, because the six-base deletion is absent from the reference panel; we tested against all common gene-body variation instead, which contains G2, but a reader should know the substitution was made.</w:t>
+        <w:t>The awkward observation deserves stating plainly rather than as a footnote. Most candidates lie within MYH9, the gene to which this association was first mapped [2] and from which it was moved in 2010 [1]. We are not reopening that question, and nothing here indicates that MYH9 rather than APOL1 explains the disease association. The explanation is mundane: the ranking channel is position-local and gene-agnostic, MYH9 occupies much of the interval, and accessible chromatin is denser there. It does mean that "APOL1 locus" is the wrong description of what was prioritised.</w:t>
       </w:r>
     </w:p>
     <w:p>
@@ -767,7 +858,7 @@
         <w:rPr>
           <w:color w:val="000000"/>
         </w:rPr>
-        <w:t>We would add one methodological recommendation. Investigators applying these models at kidney disease loci should run three controls before reporting candidates: a wrong-tissue ranking, because tissue labels do not behave as assumed; an explicit linkage analysis against local haplotype structure, because it removed more than half of what initially looked novel here; and a matched control locus, because it is the only cheap way to show the pipeline is not producing enrichment everywhere. None requires new data.</w:t>
+        <w:t>What this study does not establish should be equally explicit. No candidate is shown to alter expression of any gene. No target gene is assigned. No tissue-specific activity is demonstrated for any individual variant, as distinct from the ranking as a whole. No association with kidney disease is tested, and nothing here bears on prognosis, on which carriers develop disease, or on treatment.</w:t>
       </w:r>
     </w:p>
     <w:p>
@@ -775,7 +866,7 @@
         <w:rPr>
           <w:color w:val="000000"/>
         </w:rPr>
-        <w:t>What remains is modest and real. The ranking independently recovered variants that expression studies had already established as regulatory, without using any expression data, which is a genuine if unglamorous validation. It narrows roughly 99,000 non-coding variants to a short list, of which two have no prior record at all. And it does so with honest error bars, no claim that the model knows which tissue it is describing, and no claim about which gene any candidate acts on.</w:t>
+        <w:t>For investigators applying these models at kidney loci we would suggest three things. Partition measured regulatory regions by tissue restriction before drawing conclusions about tissue specificity. Report the model version and the fold containing the locus, because the default served model holds nothing out. And test linkage with D' and the attainable maximum, not r-squared alone, because allele frequency differences will otherwise manufacture apparent independence.</w:t>
       </w:r>
     </w:p>
     <w:p>
@@ -793,7 +884,7 @@
         <w:rPr>
           <w:color w:val="000000"/>
         </w:rPr>
-        <w:t>Analysis code, the frozen variant set, per-variant predictions and all result tables are available at https://github.com/PatientThread/apol1-alphagenome and will be archived with a persistent identifier on publication. Variant frequencies are from gnomAD v4; peak calls from the ENCODE portal; haplotypes from 1000 Genomes phase 3 (GRCh38). Model predictions were obtained under AlphaGenome's non-commercial research terms and are redistributed subject to them; model weights are not redistributed and were not accessed.</w:t>
+        <w:t>Analysis code, the frozen variant set, per-variant predictions, all raw overlap counts, the candidate selection flow and the fold assignment of the locus are available at https://github.com/PatientThread/apol1-alphagenome and will be deposited with a persistent identifier on publication. Variant frequencies are from gnomAD v4; peak calls from the ENCODE portal [16] with accessions listed; haplotypes from 1000 Genomes phase 3 [17]. Model predictions were obtained under AlphaGenome's non-commercial research terms and are redistributed subject to them; model weights were not accessed.</w:t>
       </w:r>
     </w:p>
     <w:p>
@@ -883,7 +974,7 @@
         <w:rPr>
           <w:color w:val="000000"/>
         </w:rPr>
-        <w:t>Ethical approval was not required. This study analyses publicly available, de-identified, summary-level data and model predictions. No individual-level data were accessed and no participants were recruited.</w:t>
+        <w:t>Ethical approval was not required. This study analysed publicly available, de-identified, summary-level and genotype data from open consortia. No new individual-level data were generated or accessed and no participants were recruited.</w:t>
       </w:r>
     </w:p>
     <w:p>
@@ -926,7 +1017,29 @@
         <w:rPr>
           <w:color w:val="000000"/>
         </w:rPr>
-        <w:t>Ojo AO, Adu D, Bramham K, et al. APOL1 kidney disease: a KDIGO Controversies Conference report. Kidney Int 2025; 108: 763-779</w:t>
+        <w:t>Ojo AO, Adu D, Bramham K, et al. APOL1 kidney disease: conclusions from a Kidney Disease: Improving Global Outcomes (KDIGO) Controversies Conference. Kidney Int 2025; 108: 763-779</w:t>
+      </w:r>
+    </w:p>
+    <w:p>
+      <w:pPr>
+        <w:pStyle w:val="ListNumber"/>
+      </w:pPr>
+      <w:r>
+        <w:rPr>
+          <w:color w:val="000000"/>
+        </w:rPr>
+        <w:t>Adamson WE, Noyes H, Ogunsola J, Parekh RS, Cooper A, MacLeod A. Coding, modifier, and regulatory effects shape circulating APOL1 levels. Hum Mol Genet 2026; 35: ddag087</w:t>
+      </w:r>
+    </w:p>
+    <w:p>
+      <w:pPr>
+        <w:pStyle w:val="ListNumber"/>
+      </w:pPr>
+      <w:r>
+        <w:rPr>
+          <w:color w:val="000000"/>
+        </w:rPr>
+        <w:t>Li Y, Bozack AK, Schlosser P, et al. APOL1 risk genotypes influence DNA methylation across multiple genomic elements in APOL1-APOL4-MYH9 region in African Americans. Clin Epigenetics 2026; 18: 147</w:t>
       </w:r>
     </w:p>
     <w:p>
@@ -938,28 +1051,6 @@
           <w:color w:val="000000"/>
         </w:rPr>
         <w:t>Sheng X, Guan Y, Ma Z, et al. Mapping the genetic architecture of human traits to cell types in the kidney identifies mechanisms of disease and potential treatments. Nat Genet 2021; 53: 1322-1333</w:t>
-      </w:r>
-    </w:p>
-    <w:p>
-      <w:pPr>
-        <w:pStyle w:val="ListNumber"/>
-      </w:pPr>
-      <w:r>
-        <w:rPr>
-          <w:color w:val="000000"/>
-        </w:rPr>
-        <w:t>Loeb GB, Kathail P, Shuai RW, et al. Variants in tubule epithelial regulatory elements mediate most heritable differences in human kidney function. Nat Genet 2024; 56: 2078-2092</w:t>
-      </w:r>
-    </w:p>
-    <w:p>
-      <w:pPr>
-        <w:pStyle w:val="ListNumber"/>
-      </w:pPr>
-      <w:r>
-        <w:rPr>
-          <w:color w:val="000000"/>
-        </w:rPr>
-        <w:t>Kerimov N, Hayhurst JD, Peikova K, et al. A compendium of uniformly processed human gene expression and splicing quantitative trait loci. Nat Genet 2021; 53: 1290-1299</w:t>
       </w:r>
     </w:p>
     <w:p>
@@ -1014,7 +1105,7 @@
         <w:rPr>
           <w:color w:val="000000"/>
         </w:rPr>
-        <w:t>Lawrence C. Kidney representation and uncertainty in AlphaGenome regulatory variant prediction. Submitted</w:t>
+        <w:t>Lawrence C. Kidney representation and uncertainty in AlphaGenome regulatory variant prediction. Submitted manuscript, available from the author</w:t>
       </w:r>
     </w:p>
     <w:p>
@@ -1025,40 +1116,7 @@
         <w:rPr>
           <w:color w:val="000000"/>
         </w:rPr>
-        <w:t>ENCODE Project Consortium. Expanded encyclopaedias of DNA elements in the human and mouse genomes. Nature 2020; 583: 699-710</w:t>
-      </w:r>
-    </w:p>
-    <w:p>
-      <w:pPr>
-        <w:pStyle w:val="ListNumber"/>
-      </w:pPr>
-      <w:r>
-        <w:rPr>
-          <w:color w:val="000000"/>
-        </w:rPr>
-        <w:t>Muto Y, Wilson PC, Ledru N, et al. Single cell transcriptional and chromatin accessibility profiling redefine cellular heterogeneity in the adult human kidney. Nat Commun 2021; 12: 2190</w:t>
-      </w:r>
-    </w:p>
-    <w:p>
-      <w:pPr>
-        <w:pStyle w:val="ListNumber"/>
-      </w:pPr>
-      <w:r>
-        <w:rPr>
-          <w:color w:val="000000"/>
-        </w:rPr>
-        <w:t>Gisch DL, Brennan M, Lake BB, et al. The chromatin landscape of healthy and injured cell types in the human kidney. Nat Commun 2024; 15: 433</w:t>
-      </w:r>
-    </w:p>
-    <w:p>
-      <w:pPr>
-        <w:pStyle w:val="ListNumber"/>
-      </w:pPr>
-      <w:r>
-        <w:rPr>
-          <w:color w:val="000000"/>
-        </w:rPr>
-        <w:t>1000 Genomes Project Consortium. A global reference for human genetic variation. Nature 2015; 526: 68-74</w:t>
+        <w:t>Zhang Z, Hao K, Ross MJ, Murphy B, Menon MC. APOL1 G2 risk allele-clarifying nomenclature. Kidney Int 2017; 92: 518-519</w:t>
       </w:r>
     </w:p>
     <w:p>
@@ -1102,7 +1160,7 @@
         <w:rPr>
           <w:color w:val="000000"/>
         </w:rPr>
-        <w:t>Sasse A, Ng B, Spiro AE, et al. Benchmarking of deep neural networks for predicting personal gene expression from DNA sequence highlights shortcomings. Nat Genet 2023; 55: 2060-2064</w:t>
+        <w:t>ENCODE Project Consortium. Expanded encyclopaedias of DNA elements in the human and mouse genomes. Nature 2020; 583: 699-710</w:t>
       </w:r>
     </w:p>
     <w:p>
@@ -1113,29 +1171,7 @@
         <w:rPr>
           <w:color w:val="000000"/>
         </w:rPr>
-        <w:t>Huang C, Shuai RW, Baokar P, et al. Personal transcriptome variation is poorly explained by current genomic deep learning models. Nat Genet 2023; 55: 2056-2059</w:t>
-      </w:r>
-    </w:p>
-    <w:p>
-      <w:pPr>
-        <w:pStyle w:val="ListNumber"/>
-      </w:pPr>
-      <w:r>
-        <w:rPr>
-          <w:color w:val="000000"/>
-        </w:rPr>
-        <w:t>Adamson WE, Noyes H, Ogunsola J, et al. Coding, modifier, and regulatory effects shape circulating APOL1 levels. Hum Mol Genet 2026; 35: ddag087</w:t>
-      </w:r>
-    </w:p>
-    <w:p>
-      <w:pPr>
-        <w:pStyle w:val="ListNumber"/>
-      </w:pPr>
-      <w:r>
-        <w:rPr>
-          <w:color w:val="000000"/>
-        </w:rPr>
-        <w:t>Li Y, Bozack AK, Schlosser P, et al. APOL1 risk genotypes influence DNA methylation across multiple genomic elements in APOL1-APOL4-MYH9 region in African Americans. Clin Epigenetics 2026; 18: 147</w:t>
+        <w:t>1000 Genomes Project Consortium. A global reference for human genetic variation. Nature 2015; 526: 68-74</w:t>
       </w:r>
     </w:p>
     <w:p>
@@ -1160,7 +1196,7 @@
         <w:rPr>
           <w:color w:val="000000"/>
         </w:rPr>
-        <w:t xml:space="preserve"> Why the expression channel was discarded. (A) Predicted absolute effect on APOL1 expression for variants grouped by position, with the group median marked. The ordering follows position, and within the gene body the 13 coding variants score highest, so coding constraint may also be contributing. (B) Distribution of the residual after regressing log effect on log distance, with the three coding risk variants marked. They remain in the upper tail after the correction intended to remove the positional effect, so the pre-specified negative control failed.</w:t>
+        <w:t xml:space="preserve"> Enrichment of top-ranked variants in measured accessible regions, by the tissue output used to rank and by partition. Points are conditional odds ratios with exact 95% intervals; the background is the other common variants at the same locus. Kidney rankings are shown in black. The podocyte ranking leads in the kidney-specific partition and is the weakest in the other-tissue-specific partition, while rankings differ much less in the shared partition.</w:t>
       </w:r>
     </w:p>
     <w:p>
@@ -1175,7 +1211,7 @@
         <w:rPr>
           <w:color w:val="000000"/>
         </w:rPr>
-        <w:t xml:space="preserve"> Enrichment of top-ranked variants in measured ENCODE kidney open chromatin, by ranking depth, for the two accessibility channels. The background is the other common variants at the same locus, so an odds ratio of 1 means no enrichment relative to the locus itself.</w:t>
+        <w:t xml:space="preserve"> Paired differences in log odds ratio between the podocyte ranking and each alternative, within the kidney-specific partition, with peaks resampled rather than variants. Intervals exclude zero for five of six comparisons.</w:t>
       </w:r>
     </w:p>
     <w:p>
@@ -1190,20 +1226,7 @@
         <w:rPr>
           <w:color w:val="000000"/>
         </w:rPr>
-        <w:t xml:space="preserve"> The tissue-label control. Each row is the tissue output used to rank the same 1,930 variants; the four markers are ranking depths 25, 50, 100 and 200, and the bar spans their range. The outcome measured is always enrichment in measured </w:t>
-      </w:r>
-      <w:r>
-        <w:rPr>
-          <w:b/>
-          <w:color w:val="000000"/>
-        </w:rPr>
-        <w:t>kidney</w:t>
-      </w:r>
-      <w:r>
-        <w:rPr>
-          <w:color w:val="000000"/>
-        </w:rPr>
-        <w:t xml:space="preserve"> chromatin, so only the column selected from the model's output differs between rows. Kidney rows are shown in black. Hepatocyte reaches further than podocyte.</w:t>
+        <w:t xml:space="preserve"> The expression channel. Predicted absolute effect on APOL1 expression by position, with the group median marked, and the distribution of the residual after regressing log effect on log distance with the three coding risk variants marked.</w:t>
       </w:r>
     </w:p>
     <w:p>
@@ -1218,7 +1241,7 @@
         <w:rPr>
           <w:color w:val="000000"/>
         </w:rPr>
-        <w:t xml:space="preserve"> The control locus. The same ranking and the same peak source applied at the beta-globin cluster, matched to the test locus on physical length, paralogue-cluster structure and variant count. Bars at zero indicate no top-ranked variant fell in a measured peak. Power is lower at the control locus, which carries less kidney chromatin, but an effect of the size seen at APOL1-MYH9 would have been detected.</w:t>
+        <w:t xml:space="preserve"> The control locus. Conditional odds ratios with exact 95% intervals at the beta-globin cluster against the test locus, same pipeline and peak source. The control intervals include the test-locus estimate at every depth.</w:t>
       </w:r>
     </w:p>
     <w:p>
@@ -1243,801 +1266,7 @@
         <w:rPr>
           <w:color w:val="000000"/>
         </w:rPr>
-        <w:t xml:space="preserve"> The seven candidates with point estimates below r-squared 0.2 against APOL1 gene-body haplotype structure. Bootstrap intervals are from resampling haplotypes within population for the strongest gene-body partner. "Open in" is the number of six kidney biosample types in which the position is measurably open. "Prior record" is the published regulatory evidence found by the search in section 2.6; note that no candidate has a GTEx kidney cortex eQTL, which is underpowered there.</w:t>
-      </w:r>
-    </w:p>
-    <w:tbl>
-      <w:tblPr>
-        <w:tblStyle w:val="TableGrid"/>
-        <w:tblW w:type="auto" w:w="0"/>
-        <w:tblLook w:firstColumn="1" w:firstRow="1" w:lastColumn="0" w:lastRow="0" w:noHBand="0" w:noVBand="1" w:val="04A0"/>
-      </w:tblPr>
-      <w:tblGrid>
-        <w:gridCol w:w="1234"/>
-        <w:gridCol w:w="1234"/>
-        <w:gridCol w:w="1234"/>
-        <w:gridCol w:w="1234"/>
-        <w:gridCol w:w="1234"/>
-        <w:gridCol w:w="1234"/>
-        <w:gridCol w:w="1234"/>
-      </w:tblGrid>
-      <w:tr>
-        <w:tc>
-          <w:tcPr>
-            <w:tcW w:type="dxa" w:w="1234"/>
-          </w:tcPr>
-          <w:p>
-            <w:r>
-              <w:rPr>
-                <w:b/>
-                <w:color w:val="000000"/>
-              </w:rPr>
-              <w:t>Variant</w:t>
-            </w:r>
-          </w:p>
-        </w:tc>
-        <w:tc>
-          <w:tcPr>
-            <w:tcW w:type="dxa" w:w="1234"/>
-          </w:tcPr>
-          <w:p>
-            <w:r>
-              <w:rPr>
-                <w:b/>
-                <w:color w:val="000000"/>
-              </w:rPr>
-              <w:t>African AF</w:t>
-            </w:r>
-          </w:p>
-        </w:tc>
-        <w:tc>
-          <w:tcPr>
-            <w:tcW w:type="dxa" w:w="1234"/>
-          </w:tcPr>
-          <w:p>
-            <w:r>
-              <w:rPr>
-                <w:b/>
-                <w:color w:val="000000"/>
-              </w:rPr>
-              <w:t>r² vs gene body (95% CI)</w:t>
-            </w:r>
-          </w:p>
-        </w:tc>
-        <w:tc>
-          <w:tcPr>
-            <w:tcW w:type="dxa" w:w="1234"/>
-          </w:tcPr>
-          <w:p>
-            <w:r>
-              <w:rPr>
-                <w:b/>
-                <w:color w:val="000000"/>
-              </w:rPr>
-              <w:t>Nearest gene</w:t>
-            </w:r>
-          </w:p>
-        </w:tc>
-        <w:tc>
-          <w:tcPr>
-            <w:tcW w:type="dxa" w:w="1234"/>
-          </w:tcPr>
-          <w:p>
-            <w:r>
-              <w:rPr>
-                <w:b/>
-                <w:color w:val="000000"/>
-              </w:rPr>
-              <w:t>Element</w:t>
-            </w:r>
-          </w:p>
-        </w:tc>
-        <w:tc>
-          <w:tcPr>
-            <w:tcW w:type="dxa" w:w="1234"/>
-          </w:tcPr>
-          <w:p>
-            <w:r>
-              <w:rPr>
-                <w:b/>
-                <w:color w:val="000000"/>
-              </w:rPr>
-              <w:t>Open in</w:t>
-            </w:r>
-          </w:p>
-        </w:tc>
-        <w:tc>
-          <w:tcPr>
-            <w:tcW w:type="dxa" w:w="1234"/>
-          </w:tcPr>
-          <w:p>
-            <w:r>
-              <w:rPr>
-                <w:b/>
-                <w:color w:val="000000"/>
-              </w:rPr>
-              <w:t>Prior record</w:t>
-            </w:r>
-          </w:p>
-        </w:tc>
-      </w:tr>
-      <w:tr>
-        <w:tc>
-          <w:tcPr>
-            <w:tcW w:type="dxa" w:w="1234"/>
-          </w:tcPr>
-          <w:p>
-            <w:r>
-              <w:rPr>
-                <w:color w:val="000000"/>
-              </w:rPr>
-              <w:t>rs132708</w:t>
-            </w:r>
-          </w:p>
-        </w:tc>
-        <w:tc>
-          <w:tcPr>
-            <w:tcW w:type="dxa" w:w="1234"/>
-          </w:tcPr>
-          <w:p>
-            <w:r>
-              <w:rPr>
-                <w:color w:val="000000"/>
-              </w:rPr>
-              <w:t>0.839</w:t>
-            </w:r>
-          </w:p>
-        </w:tc>
-        <w:tc>
-          <w:tcPr>
-            <w:tcW w:type="dxa" w:w="1234"/>
-          </w:tcPr>
-          <w:p>
-            <w:r>
-              <w:rPr>
-                <w:color w:val="000000"/>
-              </w:rPr>
-              <w:t>0.124 (0.02-0.29)</w:t>
-            </w:r>
-          </w:p>
-        </w:tc>
-        <w:tc>
-          <w:tcPr>
-            <w:tcW w:type="dxa" w:w="1234"/>
-          </w:tcPr>
-          <w:p>
-            <w:r>
-              <w:rPr>
-                <w:color w:val="000000"/>
-              </w:rPr>
-              <w:t>APOL4, 0 bp</w:t>
-            </w:r>
-          </w:p>
-        </w:tc>
-        <w:tc>
-          <w:tcPr>
-            <w:tcW w:type="dxa" w:w="1234"/>
-          </w:tcPr>
-          <w:p>
-            <w:r>
-              <w:rPr>
-                <w:color w:val="000000"/>
-              </w:rPr>
-              <w:t>none</w:t>
-            </w:r>
-          </w:p>
-        </w:tc>
-        <w:tc>
-          <w:tcPr>
-            <w:tcW w:type="dxa" w:w="1234"/>
-          </w:tcPr>
-          <w:p>
-            <w:r>
-              <w:rPr>
-                <w:color w:val="000000"/>
-              </w:rPr>
-              <w:t>1 of 6</w:t>
-            </w:r>
-          </w:p>
-        </w:tc>
-        <w:tc>
-          <w:tcPr>
-            <w:tcW w:type="dxa" w:w="1234"/>
-          </w:tcPr>
-          <w:p>
-            <w:r>
-              <w:rPr>
-                <w:b/>
-                <w:color w:val="000000"/>
-              </w:rPr>
-              <w:t>APOL4 eQTL, p = 5.9x10-25</w:t>
-            </w:r>
-          </w:p>
-        </w:tc>
-      </w:tr>
-      <w:tr>
-        <w:tc>
-          <w:tcPr>
-            <w:tcW w:type="dxa" w:w="1234"/>
-          </w:tcPr>
-          <w:p>
-            <w:r>
-              <w:rPr>
-                <w:color w:val="000000"/>
-              </w:rPr>
-              <w:t>rs5750234</w:t>
-            </w:r>
-          </w:p>
-        </w:tc>
-        <w:tc>
-          <w:tcPr>
-            <w:tcW w:type="dxa" w:w="1234"/>
-          </w:tcPr>
-          <w:p>
-            <w:r>
-              <w:rPr>
-                <w:color w:val="000000"/>
-              </w:rPr>
-              <w:t>0.759</w:t>
-            </w:r>
-          </w:p>
-        </w:tc>
-        <w:tc>
-          <w:tcPr>
-            <w:tcW w:type="dxa" w:w="1234"/>
-          </w:tcPr>
-          <w:p>
-            <w:r>
-              <w:rPr>
-                <w:color w:val="000000"/>
-              </w:rPr>
-              <w:t>0.112 (0.02-0.26)</w:t>
-            </w:r>
-          </w:p>
-        </w:tc>
-        <w:tc>
-          <w:tcPr>
-            <w:tcW w:type="dxa" w:w="1234"/>
-          </w:tcPr>
-          <w:p>
-            <w:r>
-              <w:rPr>
-                <w:color w:val="000000"/>
-              </w:rPr>
-              <w:t>APOL4, 4.3 kb</w:t>
-            </w:r>
-          </w:p>
-        </w:tc>
-        <w:tc>
-          <w:tcPr>
-            <w:tcW w:type="dxa" w:w="1234"/>
-          </w:tcPr>
-          <w:p>
-            <w:r>
-              <w:rPr>
-                <w:color w:val="000000"/>
-              </w:rPr>
-              <w:t>enhancer</w:t>
-            </w:r>
-          </w:p>
-        </w:tc>
-        <w:tc>
-          <w:tcPr>
-            <w:tcW w:type="dxa" w:w="1234"/>
-          </w:tcPr>
-          <w:p>
-            <w:r>
-              <w:rPr>
-                <w:color w:val="000000"/>
-              </w:rPr>
-              <w:t>0 of 6</w:t>
-            </w:r>
-          </w:p>
-        </w:tc>
-        <w:tc>
-          <w:tcPr>
-            <w:tcW w:type="dxa" w:w="1234"/>
-          </w:tcPr>
-          <w:p>
-            <w:r>
-              <w:rPr>
-                <w:b/>
-                <w:color w:val="000000"/>
-              </w:rPr>
-              <w:t>APOL4 eQTL, p = 1.6x10-29</w:t>
-            </w:r>
-          </w:p>
-        </w:tc>
-      </w:tr>
-      <w:tr>
-        <w:tc>
-          <w:tcPr>
-            <w:tcW w:type="dxa" w:w="1234"/>
-          </w:tcPr>
-          <w:p>
-            <w:r>
-              <w:rPr>
-                <w:color w:val="000000"/>
-              </w:rPr>
-              <w:t>rs136204</w:t>
-            </w:r>
-          </w:p>
-        </w:tc>
-        <w:tc>
-          <w:tcPr>
-            <w:tcW w:type="dxa" w:w="1234"/>
-          </w:tcPr>
-          <w:p>
-            <w:r>
-              <w:rPr>
-                <w:color w:val="000000"/>
-              </w:rPr>
-              <w:t>0.401</w:t>
-            </w:r>
-          </w:p>
-        </w:tc>
-        <w:tc>
-          <w:tcPr>
-            <w:tcW w:type="dxa" w:w="1234"/>
-          </w:tcPr>
-          <w:p>
-            <w:r>
-              <w:rPr>
-                <w:color w:val="000000"/>
-              </w:rPr>
-              <w:t>0.094 (0.03-0.17)</w:t>
-            </w:r>
-          </w:p>
-        </w:tc>
-        <w:tc>
-          <w:tcPr>
-            <w:tcW w:type="dxa" w:w="1234"/>
-          </w:tcPr>
-          <w:p>
-            <w:r>
-              <w:rPr>
-                <w:color w:val="000000"/>
-              </w:rPr>
-              <w:t>MYH9, 0 bp</w:t>
-            </w:r>
-          </w:p>
-        </w:tc>
-        <w:tc>
-          <w:tcPr>
-            <w:tcW w:type="dxa" w:w="1234"/>
-          </w:tcPr>
-          <w:p>
-            <w:r>
-              <w:rPr>
-                <w:color w:val="000000"/>
-              </w:rPr>
-              <w:t>enhancer</w:t>
-            </w:r>
-          </w:p>
-        </w:tc>
-        <w:tc>
-          <w:tcPr>
-            <w:tcW w:type="dxa" w:w="1234"/>
-          </w:tcPr>
-          <w:p>
-            <w:r>
-              <w:rPr>
-                <w:color w:val="000000"/>
-              </w:rPr>
-              <w:t>6 of 6</w:t>
-            </w:r>
-          </w:p>
-        </w:tc>
-        <w:tc>
-          <w:tcPr>
-            <w:tcW w:type="dxa" w:w="1234"/>
-          </w:tcPr>
-          <w:p>
-            <w:r>
-              <w:rPr>
-                <w:color w:val="000000"/>
-              </w:rPr>
-              <w:t>MYH9 eQTL, testis only</w:t>
-            </w:r>
-          </w:p>
-        </w:tc>
-      </w:tr>
-      <w:tr>
-        <w:tc>
-          <w:tcPr>
-            <w:tcW w:type="dxa" w:w="1234"/>
-          </w:tcPr>
-          <w:p>
-            <w:r>
-              <w:rPr>
-                <w:color w:val="000000"/>
-              </w:rPr>
-              <w:t>rs713797</w:t>
-            </w:r>
-          </w:p>
-        </w:tc>
-        <w:tc>
-          <w:tcPr>
-            <w:tcW w:type="dxa" w:w="1234"/>
-          </w:tcPr>
-          <w:p>
-            <w:r>
-              <w:rPr>
-                <w:color w:val="000000"/>
-              </w:rPr>
-              <w:t>0.396</w:t>
-            </w:r>
-          </w:p>
-        </w:tc>
-        <w:tc>
-          <w:tcPr>
-            <w:tcW w:type="dxa" w:w="1234"/>
-          </w:tcPr>
-          <w:p>
-            <w:r>
-              <w:rPr>
-                <w:color w:val="000000"/>
-              </w:rPr>
-              <w:t>0.120 (0.05-0.21)</w:t>
-            </w:r>
-          </w:p>
-        </w:tc>
-        <w:tc>
-          <w:tcPr>
-            <w:tcW w:type="dxa" w:w="1234"/>
-          </w:tcPr>
-          <w:p>
-            <w:r>
-              <w:rPr>
-                <w:color w:val="000000"/>
-              </w:rPr>
-              <w:t>MYH9, 0 bp</w:t>
-            </w:r>
-          </w:p>
-        </w:tc>
-        <w:tc>
-          <w:tcPr>
-            <w:tcW w:type="dxa" w:w="1234"/>
-          </w:tcPr>
-          <w:p>
-            <w:r>
-              <w:rPr>
-                <w:color w:val="000000"/>
-              </w:rPr>
-              <w:t>none</w:t>
-            </w:r>
-          </w:p>
-        </w:tc>
-        <w:tc>
-          <w:tcPr>
-            <w:tcW w:type="dxa" w:w="1234"/>
-          </w:tcPr>
-          <w:p>
-            <w:r>
-              <w:rPr>
-                <w:color w:val="000000"/>
-              </w:rPr>
-              <w:t>0 of 6</w:t>
-            </w:r>
-          </w:p>
-        </w:tc>
-        <w:tc>
-          <w:tcPr>
-            <w:tcW w:type="dxa" w:w="1234"/>
-          </w:tcPr>
-          <w:p>
-            <w:r>
-              <w:rPr>
-                <w:b/>
-                <w:color w:val="000000"/>
-              </w:rPr>
-              <w:t>FOXRED2 eQTL; pQTL x3</w:t>
-            </w:r>
-          </w:p>
-        </w:tc>
-      </w:tr>
-      <w:tr>
-        <w:tc>
-          <w:tcPr>
-            <w:tcW w:type="dxa" w:w="1234"/>
-          </w:tcPr>
-          <w:p>
-            <w:r>
-              <w:rPr>
-                <w:color w:val="000000"/>
-              </w:rPr>
-              <w:t>rs4820232</w:t>
-            </w:r>
-          </w:p>
-        </w:tc>
-        <w:tc>
-          <w:tcPr>
-            <w:tcW w:type="dxa" w:w="1234"/>
-          </w:tcPr>
-          <w:p>
-            <w:r>
-              <w:rPr>
-                <w:color w:val="000000"/>
-              </w:rPr>
-              <w:t>0.301</w:t>
-            </w:r>
-          </w:p>
-        </w:tc>
-        <w:tc>
-          <w:tcPr>
-            <w:tcW w:type="dxa" w:w="1234"/>
-          </w:tcPr>
-          <w:p>
-            <w:r>
-              <w:rPr>
-                <w:color w:val="000000"/>
-              </w:rPr>
-              <w:t>0.180 (0.07-0.32)</w:t>
-            </w:r>
-          </w:p>
-        </w:tc>
-        <w:tc>
-          <w:tcPr>
-            <w:tcW w:type="dxa" w:w="1234"/>
-          </w:tcPr>
-          <w:p>
-            <w:r>
-              <w:rPr>
-                <w:color w:val="000000"/>
-              </w:rPr>
-              <w:t>MYH9, 0 bp</w:t>
-            </w:r>
-          </w:p>
-        </w:tc>
-        <w:tc>
-          <w:tcPr>
-            <w:tcW w:type="dxa" w:w="1234"/>
-          </w:tcPr>
-          <w:p>
-            <w:r>
-              <w:rPr>
-                <w:color w:val="000000"/>
-              </w:rPr>
-              <w:t>none</w:t>
-            </w:r>
-          </w:p>
-        </w:tc>
-        <w:tc>
-          <w:tcPr>
-            <w:tcW w:type="dxa" w:w="1234"/>
-          </w:tcPr>
-          <w:p>
-            <w:r>
-              <w:rPr>
-                <w:color w:val="000000"/>
-              </w:rPr>
-              <w:t>0 of 6</w:t>
-            </w:r>
-          </w:p>
-        </w:tc>
-        <w:tc>
-          <w:tcPr>
-            <w:tcW w:type="dxa" w:w="1234"/>
-          </w:tcPr>
-          <w:p>
-            <w:r>
-              <w:rPr>
-                <w:color w:val="000000"/>
-              </w:rPr>
-              <w:t>r² 0.55 with rs5750250</w:t>
-            </w:r>
-          </w:p>
-        </w:tc>
-      </w:tr>
-      <w:tr>
-        <w:tc>
-          <w:tcPr>
-            <w:tcW w:type="dxa" w:w="1234"/>
-          </w:tcPr>
-          <w:p>
-            <w:r>
-              <w:rPr>
-                <w:color w:val="000000"/>
-              </w:rPr>
-              <w:t>rs6000250</w:t>
-            </w:r>
-          </w:p>
-        </w:tc>
-        <w:tc>
-          <w:tcPr>
-            <w:tcW w:type="dxa" w:w="1234"/>
-          </w:tcPr>
-          <w:p>
-            <w:r>
-              <w:rPr>
-                <w:color w:val="000000"/>
-              </w:rPr>
-              <w:t>0.111</w:t>
-            </w:r>
-          </w:p>
-        </w:tc>
-        <w:tc>
-          <w:tcPr>
-            <w:tcW w:type="dxa" w:w="1234"/>
-          </w:tcPr>
-          <w:p>
-            <w:r>
-              <w:rPr>
-                <w:color w:val="000000"/>
-              </w:rPr>
-              <w:t>0.173 (0.02-0.42)</w:t>
-            </w:r>
-          </w:p>
-        </w:tc>
-        <w:tc>
-          <w:tcPr>
-            <w:tcW w:type="dxa" w:w="1234"/>
-          </w:tcPr>
-          <w:p>
-            <w:r>
-              <w:rPr>
-                <w:color w:val="000000"/>
-              </w:rPr>
-              <w:t>MYH9, 0 bp</w:t>
-            </w:r>
-          </w:p>
-        </w:tc>
-        <w:tc>
-          <w:tcPr>
-            <w:tcW w:type="dxa" w:w="1234"/>
-          </w:tcPr>
-          <w:p>
-            <w:r>
-              <w:rPr>
-                <w:color w:val="000000"/>
-              </w:rPr>
-              <w:t>none</w:t>
-            </w:r>
-          </w:p>
-        </w:tc>
-        <w:tc>
-          <w:tcPr>
-            <w:tcW w:type="dxa" w:w="1234"/>
-          </w:tcPr>
-          <w:p>
-            <w:r>
-              <w:rPr>
-                <w:color w:val="000000"/>
-              </w:rPr>
-              <w:t>5 of 6</w:t>
-            </w:r>
-          </w:p>
-        </w:tc>
-        <w:tc>
-          <w:tcPr>
-            <w:tcW w:type="dxa" w:w="1234"/>
-          </w:tcPr>
-          <w:p>
-            <w:r>
-              <w:rPr>
-                <w:color w:val="000000"/>
-              </w:rPr>
-              <w:t>none found</w:t>
-            </w:r>
-          </w:p>
-        </w:tc>
-      </w:tr>
-      <w:tr>
-        <w:tc>
-          <w:tcPr>
-            <w:tcW w:type="dxa" w:w="1234"/>
-          </w:tcPr>
-          <w:p>
-            <w:r>
-              <w:rPr>
-                <w:color w:val="000000"/>
-              </w:rPr>
-              <w:t>rs183925240</w:t>
-            </w:r>
-          </w:p>
-        </w:tc>
-        <w:tc>
-          <w:tcPr>
-            <w:tcW w:type="dxa" w:w="1234"/>
-          </w:tcPr>
-          <w:p>
-            <w:r>
-              <w:rPr>
-                <w:color w:val="000000"/>
-              </w:rPr>
-              <w:t>0.026</w:t>
-            </w:r>
-          </w:p>
-        </w:tc>
-        <w:tc>
-          <w:tcPr>
-            <w:tcW w:type="dxa" w:w="1234"/>
-          </w:tcPr>
-          <w:p>
-            <w:r>
-              <w:rPr>
-                <w:color w:val="000000"/>
-              </w:rPr>
-              <w:t>0.115 (0.00-0.66)</w:t>
-            </w:r>
-          </w:p>
-        </w:tc>
-        <w:tc>
-          <w:tcPr>
-            <w:tcW w:type="dxa" w:w="1234"/>
-          </w:tcPr>
-          <w:p>
-            <w:r>
-              <w:rPr>
-                <w:color w:val="000000"/>
-              </w:rPr>
-              <w:t>MYH9, 0 bp</w:t>
-            </w:r>
-          </w:p>
-        </w:tc>
-        <w:tc>
-          <w:tcPr>
-            <w:tcW w:type="dxa" w:w="1234"/>
-          </w:tcPr>
-          <w:p>
-            <w:r>
-              <w:rPr>
-                <w:color w:val="000000"/>
-              </w:rPr>
-              <w:t>enhancer</w:t>
-            </w:r>
-          </w:p>
-        </w:tc>
-        <w:tc>
-          <w:tcPr>
-            <w:tcW w:type="dxa" w:w="1234"/>
-          </w:tcPr>
-          <w:p>
-            <w:r>
-              <w:rPr>
-                <w:color w:val="000000"/>
-              </w:rPr>
-              <w:t>6 of 6</w:t>
-            </w:r>
-          </w:p>
-        </w:tc>
-        <w:tc>
-          <w:tcPr>
-            <w:tcW w:type="dxa" w:w="1234"/>
-          </w:tcPr>
-          <w:p>
-            <w:r>
-              <w:rPr>
-                <w:color w:val="000000"/>
-              </w:rPr>
-              <w:t>none found</w:t>
-            </w:r>
-          </w:p>
-        </w:tc>
-      </w:tr>
-    </w:tbl>
-    <w:p/>
-    <w:p>
-      <w:r>
-        <w:rPr>
-          <w:color w:val="000000"/>
-        </w:rPr>
-        <w:t>Only rs136204 has an interval lying wholly below 0.2. rs183925240 rests on 43 minor-allele copies and is reported as untestable. Where a target gene is established it is APOL4 or FOXRED2, not APOL1. Only rs6000250 and rs183925240 have no prior record of any kind. Minor-allele copy counts and the full interval table are deposited.</w:t>
-      </w:r>
-    </w:p>
-    <w:p>
-      <w:r>
-        <w:rPr>
-          <w:b/>
-          <w:color w:val="000000"/>
-        </w:rPr>
-        <w:t>Table 2.</w:t>
-      </w:r>
-      <w:r>
-        <w:rPr>
-          <w:color w:val="000000"/>
-        </w:rPr>
-        <w:t xml:space="preserve"> Enrichment in measured kidney chromatin by the tissue output used to rank the same 1,930 variants. Odds ratios against the other common variants at the same locus.</w:t>
+        <w:t xml:space="preserve"> Enrichment in all measured kidney open chromatin, pooled, by the tissue output used to rank the same 1,930 variants. Conditional odds ratios at four nested ranking depths; depth 200 is the primary analysis and the others are sensitivity analyses. Raw counts are deposited.</w:t>
       </w:r>
     </w:p>
     <w:tbl>
@@ -2470,6 +1699,73 @@
               <w:rPr>
                 <w:color w:val="000000"/>
               </w:rPr>
+              <w:t>Brain</w:t>
+            </w:r>
+          </w:p>
+        </w:tc>
+        <w:tc>
+          <w:tcPr>
+            <w:tcW w:type="dxa" w:w="1728"/>
+          </w:tcPr>
+          <w:p>
+            <w:r>
+              <w:rPr>
+                <w:color w:val="000000"/>
+              </w:rPr>
+              <w:t>3.33</w:t>
+            </w:r>
+          </w:p>
+        </w:tc>
+        <w:tc>
+          <w:tcPr>
+            <w:tcW w:type="dxa" w:w="1728"/>
+          </w:tcPr>
+          <w:p>
+            <w:r>
+              <w:rPr>
+                <w:color w:val="000000"/>
+              </w:rPr>
+              <w:t>2.75</w:t>
+            </w:r>
+          </w:p>
+        </w:tc>
+        <w:tc>
+          <w:tcPr>
+            <w:tcW w:type="dxa" w:w="1728"/>
+          </w:tcPr>
+          <w:p>
+            <w:r>
+              <w:rPr>
+                <w:color w:val="000000"/>
+              </w:rPr>
+              <w:t>4.48</w:t>
+            </w:r>
+          </w:p>
+        </w:tc>
+        <w:tc>
+          <w:tcPr>
+            <w:tcW w:type="dxa" w:w="1728"/>
+          </w:tcPr>
+          <w:p>
+            <w:r>
+              <w:rPr>
+                <w:color w:val="000000"/>
+              </w:rPr>
+              <w:t>4.37</w:t>
+            </w:r>
+          </w:p>
+        </w:tc>
+      </w:tr>
+      <w:tr>
+        <w:tc>
+          <w:tcPr>
+            <w:tcW w:type="dxa" w:w="1728"/>
+          </w:tcPr>
+          <w:p>
+            <w:r>
+              <w:rPr>
+                <w:color w:val="000000"/>
+              </w:rPr>
               <w:t>Stomach</w:t>
             </w:r>
           </w:p>
@@ -2661,8 +1957,999 @@
           </w:p>
         </w:tc>
       </w:tr>
+      <w:tr>
+        <w:tc>
+          <w:tcPr>
+            <w:tcW w:type="dxa" w:w="1728"/>
+          </w:tcPr>
+          <w:p>
+            <w:r>
+              <w:rPr>
+                <w:color w:val="000000"/>
+              </w:rPr>
+              <w:t>Lung (left)</w:t>
+            </w:r>
+          </w:p>
+        </w:tc>
+        <w:tc>
+          <w:tcPr>
+            <w:tcW w:type="dxa" w:w="1728"/>
+          </w:tcPr>
+          <w:p>
+            <w:r>
+              <w:rPr>
+                <w:color w:val="000000"/>
+              </w:rPr>
+              <w:t>1.61</w:t>
+            </w:r>
+          </w:p>
+        </w:tc>
+        <w:tc>
+          <w:tcPr>
+            <w:tcW w:type="dxa" w:w="1728"/>
+          </w:tcPr>
+          <w:p>
+            <w:r>
+              <w:rPr>
+                <w:color w:val="000000"/>
+              </w:rPr>
+              <w:t>2.44</w:t>
+            </w:r>
+          </w:p>
+        </w:tc>
+        <w:tc>
+          <w:tcPr>
+            <w:tcW w:type="dxa" w:w="1728"/>
+          </w:tcPr>
+          <w:p>
+            <w:r>
+              <w:rPr>
+                <w:color w:val="000000"/>
+              </w:rPr>
+              <w:t>2.37</w:t>
+            </w:r>
+          </w:p>
+        </w:tc>
+        <w:tc>
+          <w:tcPr>
+            <w:tcW w:type="dxa" w:w="1728"/>
+          </w:tcPr>
+          <w:p>
+            <w:r>
+              <w:rPr>
+                <w:color w:val="000000"/>
+              </w:rPr>
+              <w:t>1.49</w:t>
+            </w:r>
+          </w:p>
+        </w:tc>
+      </w:tr>
     </w:tbl>
     <w:p/>
+    <w:p>
+      <w:r>
+        <w:rPr>
+          <w:b/>
+          <w:color w:val="000000"/>
+        </w:rPr>
+        <w:t>Table 2.</w:t>
+      </w:r>
+      <w:r>
+        <w:rPr>
+          <w:color w:val="000000"/>
+        </w:rPr>
+        <w:t xml:space="preserve"> Enrichment by partition, top 200 by each tissue output. Conditional odds ratios with exact 95% intervals, and the number of the top 200 falling in the partition. Partition sizes: kidney-specific 39 peaks, shared 71, other-tissue-specific 47.</w:t>
+      </w:r>
+    </w:p>
+    <w:tbl>
+      <w:tblPr>
+        <w:tblStyle w:val="TableGrid"/>
+        <w:tblW w:type="auto" w:w="0"/>
+        <w:tblLook w:firstColumn="1" w:firstRow="1" w:lastColumn="0" w:lastRow="0" w:noHBand="0" w:noVBand="1" w:val="04A0"/>
+      </w:tblPr>
+      <w:tblGrid>
+        <w:gridCol w:w="2160"/>
+        <w:gridCol w:w="2160"/>
+        <w:gridCol w:w="2160"/>
+        <w:gridCol w:w="2160"/>
+      </w:tblGrid>
+      <w:tr>
+        <w:tc>
+          <w:tcPr>
+            <w:tcW w:type="dxa" w:w="2160"/>
+          </w:tcPr>
+          <w:p>
+            <w:r>
+              <w:rPr>
+                <w:b/>
+                <w:color w:val="000000"/>
+              </w:rPr>
+              <w:t>Ranked by</w:t>
+            </w:r>
+          </w:p>
+        </w:tc>
+        <w:tc>
+          <w:tcPr>
+            <w:tcW w:type="dxa" w:w="2160"/>
+          </w:tcPr>
+          <w:p>
+            <w:r>
+              <w:rPr>
+                <w:b/>
+                <w:color w:val="000000"/>
+              </w:rPr>
+              <w:t>Kidney-specific</w:t>
+            </w:r>
+          </w:p>
+        </w:tc>
+        <w:tc>
+          <w:tcPr>
+            <w:tcW w:type="dxa" w:w="2160"/>
+          </w:tcPr>
+          <w:p>
+            <w:r>
+              <w:rPr>
+                <w:b/>
+                <w:color w:val="000000"/>
+              </w:rPr>
+              <w:t>Shared</w:t>
+            </w:r>
+          </w:p>
+        </w:tc>
+        <w:tc>
+          <w:tcPr>
+            <w:tcW w:type="dxa" w:w="2160"/>
+          </w:tcPr>
+          <w:p>
+            <w:r>
+              <w:rPr>
+                <w:b/>
+                <w:color w:val="000000"/>
+              </w:rPr>
+              <w:t>Other-tissue-specific</w:t>
+            </w:r>
+          </w:p>
+        </w:tc>
+      </w:tr>
+      <w:tr>
+        <w:tc>
+          <w:tcPr>
+            <w:tcW w:type="dxa" w:w="2160"/>
+          </w:tcPr>
+          <w:p>
+            <w:r>
+              <w:rPr>
+                <w:color w:val="000000"/>
+              </w:rPr>
+              <w:t>Podocyte (kidney)</w:t>
+            </w:r>
+          </w:p>
+        </w:tc>
+        <w:tc>
+          <w:tcPr>
+            <w:tcW w:type="dxa" w:w="2160"/>
+          </w:tcPr>
+          <w:p>
+            <w:r>
+              <w:rPr>
+                <w:b/>
+                <w:color w:val="000000"/>
+              </w:rPr>
+              <w:t>4.28 (2.52-7.11)</w:t>
+            </w:r>
+            <w:r>
+              <w:rPr>
+                <w:color w:val="000000"/>
+              </w:rPr>
+              <w:t>, n=26</w:t>
+            </w:r>
+          </w:p>
+        </w:tc>
+        <w:tc>
+          <w:tcPr>
+            <w:tcW w:type="dxa" w:w="2160"/>
+          </w:tcPr>
+          <w:p>
+            <w:r>
+              <w:rPr>
+                <w:color w:val="000000"/>
+              </w:rPr>
+              <w:t>8.14 (5.69-11.61), n=75</w:t>
+            </w:r>
+          </w:p>
+        </w:tc>
+        <w:tc>
+          <w:tcPr>
+            <w:tcW w:type="dxa" w:w="2160"/>
+          </w:tcPr>
+          <w:p>
+            <w:r>
+              <w:rPr>
+                <w:color w:val="000000"/>
+              </w:rPr>
+              <w:t>1.51 (0.73-2.86), n=12</w:t>
+            </w:r>
+          </w:p>
+        </w:tc>
+      </w:tr>
+      <w:tr>
+        <w:tc>
+          <w:tcPr>
+            <w:tcW w:type="dxa" w:w="2160"/>
+          </w:tcPr>
+          <w:p>
+            <w:r>
+              <w:rPr>
+                <w:color w:val="000000"/>
+              </w:rPr>
+              <w:t>Lung</w:t>
+            </w:r>
+          </w:p>
+        </w:tc>
+        <w:tc>
+          <w:tcPr>
+            <w:tcW w:type="dxa" w:w="2160"/>
+          </w:tcPr>
+          <w:p>
+            <w:r>
+              <w:rPr>
+                <w:color w:val="000000"/>
+              </w:rPr>
+              <w:t>2.48 (1.35-4.34), n=18</w:t>
+            </w:r>
+          </w:p>
+        </w:tc>
+        <w:tc>
+          <w:tcPr>
+            <w:tcW w:type="dxa" w:w="2160"/>
+          </w:tcPr>
+          <w:p>
+            <w:r>
+              <w:rPr>
+                <w:color w:val="000000"/>
+              </w:rPr>
+              <w:t>5.98 (4.16-8.57), n=65</w:t>
+            </w:r>
+          </w:p>
+        </w:tc>
+        <w:tc>
+          <w:tcPr>
+            <w:tcW w:type="dxa" w:w="2160"/>
+          </w:tcPr>
+          <w:p>
+            <w:r>
+              <w:rPr>
+                <w:color w:val="000000"/>
+              </w:rPr>
+              <w:t>2.97 (1.66-5.12), n=20</w:t>
+            </w:r>
+          </w:p>
+        </w:tc>
+      </w:tr>
+      <w:tr>
+        <w:tc>
+          <w:tcPr>
+            <w:tcW w:type="dxa" w:w="2160"/>
+          </w:tcPr>
+          <w:p>
+            <w:r>
+              <w:rPr>
+                <w:color w:val="000000"/>
+              </w:rPr>
+              <w:t>Hepatocyte</w:t>
+            </w:r>
+          </w:p>
+        </w:tc>
+        <w:tc>
+          <w:tcPr>
+            <w:tcW w:type="dxa" w:w="2160"/>
+          </w:tcPr>
+          <w:p>
+            <w:r>
+              <w:rPr>
+                <w:color w:val="000000"/>
+              </w:rPr>
+              <w:t>1.94 (1.01-3.51), n=15</w:t>
+            </w:r>
+          </w:p>
+        </w:tc>
+        <w:tc>
+          <w:tcPr>
+            <w:tcW w:type="dxa" w:w="2160"/>
+          </w:tcPr>
+          <w:p>
+            <w:r>
+              <w:rPr>
+                <w:color w:val="000000"/>
+              </w:rPr>
+              <w:t>5.80 (4.03-8.31), n=64</w:t>
+            </w:r>
+          </w:p>
+        </w:tc>
+        <w:tc>
+          <w:tcPr>
+            <w:tcW w:type="dxa" w:w="2160"/>
+          </w:tcPr>
+          <w:p>
+            <w:r>
+              <w:rPr>
+                <w:color w:val="000000"/>
+              </w:rPr>
+              <w:t>3.19 (1.80-5.46), n=21</w:t>
+            </w:r>
+          </w:p>
+        </w:tc>
+      </w:tr>
+      <w:tr>
+        <w:tc>
+          <w:tcPr>
+            <w:tcW w:type="dxa" w:w="2160"/>
+          </w:tcPr>
+          <w:p>
+            <w:r>
+              <w:rPr>
+                <w:color w:val="000000"/>
+              </w:rPr>
+              <w:t>Brain</w:t>
+            </w:r>
+          </w:p>
+        </w:tc>
+        <w:tc>
+          <w:tcPr>
+            <w:tcW w:type="dxa" w:w="2160"/>
+          </w:tcPr>
+          <w:p>
+            <w:r>
+              <w:rPr>
+                <w:color w:val="000000"/>
+              </w:rPr>
+              <w:t>1.94 (1.01-3.51), n=15</w:t>
+            </w:r>
+          </w:p>
+        </w:tc>
+        <w:tc>
+          <w:tcPr>
+            <w:tcW w:type="dxa" w:w="2160"/>
+          </w:tcPr>
+          <w:p>
+            <w:r>
+              <w:rPr>
+                <w:color w:val="000000"/>
+              </w:rPr>
+              <w:t>4.07 (2.78-5.89), n=53</w:t>
+            </w:r>
+          </w:p>
+        </w:tc>
+        <w:tc>
+          <w:tcPr>
+            <w:tcW w:type="dxa" w:w="2160"/>
+          </w:tcPr>
+          <w:p>
+            <w:r>
+              <w:rPr>
+                <w:color w:val="000000"/>
+              </w:rPr>
+              <w:t>2.37 (1.27-4.19), n=17</w:t>
+            </w:r>
+          </w:p>
+        </w:tc>
+      </w:tr>
+      <w:tr>
+        <w:tc>
+          <w:tcPr>
+            <w:tcW w:type="dxa" w:w="2160"/>
+          </w:tcPr>
+          <w:p>
+            <w:r>
+              <w:rPr>
+                <w:color w:val="000000"/>
+              </w:rPr>
+              <w:t>Stomach</w:t>
+            </w:r>
+          </w:p>
+        </w:tc>
+        <w:tc>
+          <w:tcPr>
+            <w:tcW w:type="dxa" w:w="2160"/>
+          </w:tcPr>
+          <w:p>
+            <w:r>
+              <w:rPr>
+                <w:color w:val="000000"/>
+              </w:rPr>
+              <w:t>1.46 (0.71-2.78), n=12</w:t>
+            </w:r>
+          </w:p>
+        </w:tc>
+        <w:tc>
+          <w:tcPr>
+            <w:tcW w:type="dxa" w:w="2160"/>
+          </w:tcPr>
+          <w:p>
+            <w:r>
+              <w:rPr>
+                <w:color w:val="000000"/>
+              </w:rPr>
+              <w:t>5.80 (4.03-8.31), n=64</w:t>
+            </w:r>
+          </w:p>
+        </w:tc>
+        <w:tc>
+          <w:tcPr>
+            <w:tcW w:type="dxa" w:w="2160"/>
+          </w:tcPr>
+          <w:p>
+            <w:r>
+              <w:rPr>
+                <w:b/>
+                <w:color w:val="000000"/>
+              </w:rPr>
+              <w:t>3.42 (1.95-5.82)</w:t>
+            </w:r>
+            <w:r>
+              <w:rPr>
+                <w:color w:val="000000"/>
+              </w:rPr>
+              <w:t>, n=22</w:t>
+            </w:r>
+          </w:p>
+        </w:tc>
+      </w:tr>
+      <w:tr>
+        <w:tc>
+          <w:tcPr>
+            <w:tcW w:type="dxa" w:w="2160"/>
+          </w:tcPr>
+          <w:p>
+            <w:r>
+              <w:rPr>
+                <w:color w:val="000000"/>
+              </w:rPr>
+              <w:t>Kidney (whole)</w:t>
+            </w:r>
+          </w:p>
+        </w:tc>
+        <w:tc>
+          <w:tcPr>
+            <w:tcW w:type="dxa" w:w="2160"/>
+          </w:tcPr>
+          <w:p>
+            <w:r>
+              <w:rPr>
+                <w:color w:val="000000"/>
+              </w:rPr>
+              <w:t>0.90 (0.37-1.91), n=8</w:t>
+            </w:r>
+          </w:p>
+        </w:tc>
+        <w:tc>
+          <w:tcPr>
+            <w:tcW w:type="dxa" w:w="2160"/>
+          </w:tcPr>
+          <w:p>
+            <w:r>
+              <w:rPr>
+                <w:color w:val="000000"/>
+              </w:rPr>
+              <w:t>2.46 (1.63-3.67), n=39</w:t>
+            </w:r>
+          </w:p>
+        </w:tc>
+        <w:tc>
+          <w:tcPr>
+            <w:tcW w:type="dxa" w:w="2160"/>
+          </w:tcPr>
+          <w:p>
+            <w:r>
+              <w:rPr>
+                <w:color w:val="000000"/>
+              </w:rPr>
+              <w:t>2.37 (1.27-4.19), n=17</w:t>
+            </w:r>
+          </w:p>
+        </w:tc>
+      </w:tr>
+      <w:tr>
+        <w:tc>
+          <w:tcPr>
+            <w:tcW w:type="dxa" w:w="2160"/>
+          </w:tcPr>
+          <w:p>
+            <w:r>
+              <w:rPr>
+                <w:color w:val="000000"/>
+              </w:rPr>
+              <w:t>Liver</w:t>
+            </w:r>
+          </w:p>
+        </w:tc>
+        <w:tc>
+          <w:tcPr>
+            <w:tcW w:type="dxa" w:w="2160"/>
+          </w:tcPr>
+          <w:p>
+            <w:r>
+              <w:rPr>
+                <w:color w:val="000000"/>
+              </w:rPr>
+              <w:t>0.90 (0.37-1.91), n=8</w:t>
+            </w:r>
+          </w:p>
+        </w:tc>
+        <w:tc>
+          <w:tcPr>
+            <w:tcW w:type="dxa" w:w="2160"/>
+          </w:tcPr>
+          <w:p>
+            <w:r>
+              <w:rPr>
+                <w:color w:val="000000"/>
+              </w:rPr>
+              <w:t>2.66 (1.77-3.94), n=41</w:t>
+            </w:r>
+          </w:p>
+        </w:tc>
+        <w:tc>
+          <w:tcPr>
+            <w:tcW w:type="dxa" w:w="2160"/>
+          </w:tcPr>
+          <w:p>
+            <w:r>
+              <w:rPr>
+                <w:color w:val="000000"/>
+              </w:rPr>
+              <w:t>2.37 (1.27-4.19), n=17</w:t>
+            </w:r>
+          </w:p>
+        </w:tc>
+      </w:tr>
+    </w:tbl>
+    <w:p/>
+    <w:p>
+      <w:r>
+        <w:rPr>
+          <w:b/>
+          <w:color w:val="000000"/>
+        </w:rPr>
+        <w:t>Table 3.</w:t>
+      </w:r>
+      <w:r>
+        <w:rPr>
+          <w:color w:val="000000"/>
+        </w:rPr>
+        <w:t xml:space="preserve"> The four candidates surviving linkage filtering, with prior published record. Alternate allele frequency is in the African genetic-ancestry group of gnomAD v4. r-squared and D' are the maximum against G1a, G1b or G2 across seven African populations analysed separately.</w:t>
+      </w:r>
+    </w:p>
+    <w:tbl>
+      <w:tblPr>
+        <w:tblStyle w:val="TableGrid"/>
+        <w:tblW w:type="auto" w:w="0"/>
+        <w:tblLook w:firstColumn="1" w:firstRow="1" w:lastColumn="0" w:lastRow="0" w:noHBand="0" w:noVBand="1" w:val="04A0"/>
+      </w:tblPr>
+      <w:tblGrid>
+        <w:gridCol w:w="1440"/>
+        <w:gridCol w:w="1440"/>
+        <w:gridCol w:w="1440"/>
+        <w:gridCol w:w="1440"/>
+        <w:gridCol w:w="1440"/>
+        <w:gridCol w:w="1440"/>
+      </w:tblGrid>
+      <w:tr>
+        <w:tc>
+          <w:tcPr>
+            <w:tcW w:type="dxa" w:w="1440"/>
+          </w:tcPr>
+          <w:p>
+            <w:r>
+              <w:rPr>
+                <w:b/>
+                <w:color w:val="000000"/>
+              </w:rPr>
+              <w:t>Variant</w:t>
+            </w:r>
+          </w:p>
+        </w:tc>
+        <w:tc>
+          <w:tcPr>
+            <w:tcW w:type="dxa" w:w="1440"/>
+          </w:tcPr>
+          <w:p>
+            <w:r>
+              <w:rPr>
+                <w:b/>
+                <w:color w:val="000000"/>
+              </w:rPr>
+              <w:t>Alt AF</w:t>
+            </w:r>
+          </w:p>
+        </w:tc>
+        <w:tc>
+          <w:tcPr>
+            <w:tcW w:type="dxa" w:w="1440"/>
+          </w:tcPr>
+          <w:p>
+            <w:r>
+              <w:rPr>
+                <w:b/>
+                <w:color w:val="000000"/>
+              </w:rPr>
+              <w:t>max r²</w:t>
+            </w:r>
+          </w:p>
+        </w:tc>
+        <w:tc>
+          <w:tcPr>
+            <w:tcW w:type="dxa" w:w="1440"/>
+          </w:tcPr>
+          <w:p>
+            <w:r>
+              <w:rPr>
+                <w:b/>
+                <w:color w:val="000000"/>
+              </w:rPr>
+              <w:t>max D'</w:t>
+            </w:r>
+          </w:p>
+        </w:tc>
+        <w:tc>
+          <w:tcPr>
+            <w:tcW w:type="dxa" w:w="1440"/>
+          </w:tcPr>
+          <w:p>
+            <w:r>
+              <w:rPr>
+                <w:b/>
+                <w:color w:val="000000"/>
+              </w:rPr>
+              <w:t>Nearest gene</w:t>
+            </w:r>
+          </w:p>
+        </w:tc>
+        <w:tc>
+          <w:tcPr>
+            <w:tcW w:type="dxa" w:w="1440"/>
+          </w:tcPr>
+          <w:p>
+            <w:r>
+              <w:rPr>
+                <w:b/>
+                <w:color w:val="000000"/>
+              </w:rPr>
+              <w:t>Prior published record</w:t>
+            </w:r>
+          </w:p>
+        </w:tc>
+      </w:tr>
+      <w:tr>
+        <w:tc>
+          <w:tcPr>
+            <w:tcW w:type="dxa" w:w="1440"/>
+          </w:tcPr>
+          <w:p>
+            <w:r>
+              <w:rPr>
+                <w:color w:val="000000"/>
+              </w:rPr>
+              <w:t>rs713797</w:t>
+            </w:r>
+          </w:p>
+        </w:tc>
+        <w:tc>
+          <w:tcPr>
+            <w:tcW w:type="dxa" w:w="1440"/>
+          </w:tcPr>
+          <w:p>
+            <w:r>
+              <w:rPr>
+                <w:color w:val="000000"/>
+              </w:rPr>
+              <w:t>0.396</w:t>
+            </w:r>
+          </w:p>
+        </w:tc>
+        <w:tc>
+          <w:tcPr>
+            <w:tcW w:type="dxa" w:w="1440"/>
+          </w:tcPr>
+          <w:p>
+            <w:r>
+              <w:rPr>
+                <w:color w:val="000000"/>
+              </w:rPr>
+              <w:t>0.070</w:t>
+            </w:r>
+          </w:p>
+        </w:tc>
+        <w:tc>
+          <w:tcPr>
+            <w:tcW w:type="dxa" w:w="1440"/>
+          </w:tcPr>
+          <w:p>
+            <w:r>
+              <w:rPr>
+                <w:color w:val="000000"/>
+              </w:rPr>
+              <w:t>0.38</w:t>
+            </w:r>
+          </w:p>
+        </w:tc>
+        <w:tc>
+          <w:tcPr>
+            <w:tcW w:type="dxa" w:w="1440"/>
+          </w:tcPr>
+          <w:p>
+            <w:r>
+              <w:rPr>
+                <w:color w:val="000000"/>
+              </w:rPr>
+              <w:t>MYH9</w:t>
+            </w:r>
+          </w:p>
+        </w:tc>
+        <w:tc>
+          <w:tcPr>
+            <w:tcW w:type="dxa" w:w="1440"/>
+          </w:tcPr>
+          <w:p>
+            <w:r>
+              <w:rPr>
+                <w:color w:val="000000"/>
+              </w:rPr>
+              <w:t>FOXRED2 eQTL; three plasma protein associations</w:t>
+            </w:r>
+          </w:p>
+        </w:tc>
+      </w:tr>
+      <w:tr>
+        <w:tc>
+          <w:tcPr>
+            <w:tcW w:type="dxa" w:w="1440"/>
+          </w:tcPr>
+          <w:p>
+            <w:r>
+              <w:rPr>
+                <w:color w:val="000000"/>
+              </w:rPr>
+              <w:t>rs132708</w:t>
+            </w:r>
+          </w:p>
+        </w:tc>
+        <w:tc>
+          <w:tcPr>
+            <w:tcW w:type="dxa" w:w="1440"/>
+          </w:tcPr>
+          <w:p>
+            <w:r>
+              <w:rPr>
+                <w:color w:val="000000"/>
+              </w:rPr>
+              <w:t>0.839</w:t>
+            </w:r>
+          </w:p>
+        </w:tc>
+        <w:tc>
+          <w:tcPr>
+            <w:tcW w:type="dxa" w:w="1440"/>
+          </w:tcPr>
+          <w:p>
+            <w:r>
+              <w:rPr>
+                <w:color w:val="000000"/>
+              </w:rPr>
+              <w:t>0.062</w:t>
+            </w:r>
+          </w:p>
+        </w:tc>
+        <w:tc>
+          <w:tcPr>
+            <w:tcW w:type="dxa" w:w="1440"/>
+          </w:tcPr>
+          <w:p>
+            <w:r>
+              <w:rPr>
+                <w:color w:val="000000"/>
+              </w:rPr>
+              <w:t>0.66</w:t>
+            </w:r>
+          </w:p>
+        </w:tc>
+        <w:tc>
+          <w:tcPr>
+            <w:tcW w:type="dxa" w:w="1440"/>
+          </w:tcPr>
+          <w:p>
+            <w:r>
+              <w:rPr>
+                <w:color w:val="000000"/>
+              </w:rPr>
+              <w:t>APOL4</w:t>
+            </w:r>
+          </w:p>
+        </w:tc>
+        <w:tc>
+          <w:tcPr>
+            <w:tcW w:type="dxa" w:w="1440"/>
+          </w:tcPr>
+          <w:p>
+            <w:r>
+              <w:rPr>
+                <w:color w:val="000000"/>
+              </w:rPr>
+              <w:t>APOL4 eQTL across multiple tissues</w:t>
+            </w:r>
+          </w:p>
+        </w:tc>
+      </w:tr>
+      <w:tr>
+        <w:tc>
+          <w:tcPr>
+            <w:tcW w:type="dxa" w:w="1440"/>
+          </w:tcPr>
+          <w:p>
+            <w:r>
+              <w:rPr>
+                <w:color w:val="000000"/>
+              </w:rPr>
+              <w:t>rs6000250</w:t>
+            </w:r>
+          </w:p>
+        </w:tc>
+        <w:tc>
+          <w:tcPr>
+            <w:tcW w:type="dxa" w:w="1440"/>
+          </w:tcPr>
+          <w:p>
+            <w:r>
+              <w:rPr>
+                <w:color w:val="000000"/>
+              </w:rPr>
+              <w:t>0.111</w:t>
+            </w:r>
+          </w:p>
+        </w:tc>
+        <w:tc>
+          <w:tcPr>
+            <w:tcW w:type="dxa" w:w="1440"/>
+          </w:tcPr>
+          <w:p>
+            <w:r>
+              <w:rPr>
+                <w:color w:val="000000"/>
+              </w:rPr>
+              <w:t>0.177</w:t>
+            </w:r>
+          </w:p>
+        </w:tc>
+        <w:tc>
+          <w:tcPr>
+            <w:tcW w:type="dxa" w:w="1440"/>
+          </w:tcPr>
+          <w:p>
+            <w:r>
+              <w:rPr>
+                <w:color w:val="000000"/>
+              </w:rPr>
+              <w:t>0.69</w:t>
+            </w:r>
+          </w:p>
+        </w:tc>
+        <w:tc>
+          <w:tcPr>
+            <w:tcW w:type="dxa" w:w="1440"/>
+          </w:tcPr>
+          <w:p>
+            <w:r>
+              <w:rPr>
+                <w:color w:val="000000"/>
+              </w:rPr>
+              <w:t>MYH9</w:t>
+            </w:r>
+          </w:p>
+        </w:tc>
+        <w:tc>
+          <w:tcPr>
+            <w:tcW w:type="dxa" w:w="1440"/>
+          </w:tcPr>
+          <w:p>
+            <w:r>
+              <w:rPr>
+                <w:color w:val="000000"/>
+              </w:rPr>
+              <w:t>none identified</w:t>
+            </w:r>
+          </w:p>
+        </w:tc>
+      </w:tr>
+      <w:tr>
+        <w:tc>
+          <w:tcPr>
+            <w:tcW w:type="dxa" w:w="1440"/>
+          </w:tcPr>
+          <w:p>
+            <w:r>
+              <w:rPr>
+                <w:color w:val="000000"/>
+              </w:rPr>
+              <w:t>rs4820232</w:t>
+            </w:r>
+          </w:p>
+        </w:tc>
+        <w:tc>
+          <w:tcPr>
+            <w:tcW w:type="dxa" w:w="1440"/>
+          </w:tcPr>
+          <w:p>
+            <w:r>
+              <w:rPr>
+                <w:color w:val="000000"/>
+              </w:rPr>
+              <w:t>0.301</w:t>
+            </w:r>
+          </w:p>
+        </w:tc>
+        <w:tc>
+          <w:tcPr>
+            <w:tcW w:type="dxa" w:w="1440"/>
+          </w:tcPr>
+          <w:p>
+            <w:r>
+              <w:rPr>
+                <w:color w:val="000000"/>
+              </w:rPr>
+              <w:t>0.106</w:t>
+            </w:r>
+          </w:p>
+        </w:tc>
+        <w:tc>
+          <w:tcPr>
+            <w:tcW w:type="dxa" w:w="1440"/>
+          </w:tcPr>
+          <w:p>
+            <w:r>
+              <w:rPr>
+                <w:color w:val="000000"/>
+              </w:rPr>
+              <w:t>0.79</w:t>
+            </w:r>
+          </w:p>
+        </w:tc>
+        <w:tc>
+          <w:tcPr>
+            <w:tcW w:type="dxa" w:w="1440"/>
+          </w:tcPr>
+          <w:p>
+            <w:r>
+              <w:rPr>
+                <w:color w:val="000000"/>
+              </w:rPr>
+              <w:t>MYH9</w:t>
+            </w:r>
+          </w:p>
+        </w:tc>
+        <w:tc>
+          <w:tcPr>
+            <w:tcW w:type="dxa" w:w="1440"/>
+          </w:tcPr>
+          <w:p>
+            <w:r>
+              <w:rPr>
+                <w:color w:val="000000"/>
+              </w:rPr>
+              <w:t>correlated with rs5750250 (r² 0.55, D' 1.0)</w:t>
+            </w:r>
+          </w:p>
+        </w:tc>
+      </w:tr>
+    </w:tbl>
+    <w:p/>
+    <w:p>
+      <w:r>
+        <w:rPr>
+          <w:color w:val="000000"/>
+        </w:rPr>
+        <w:t>Eleven further candidates were excluded: D' at or near 1.0 with G1 or G2 despite low r-squared, indicating haplotypic nesting rather than independence.</w:t>
+      </w:r>
+    </w:p>
     <w:sectPr>
       <w:pgSz w:w="12240" w:h="15840"/>
       <w:pgMar w:top="1440" w:right="1800" w:bottom="1440" w:left="1800" w:header="720" w:footer="720" w:gutter="0"/>

--- a/publication/MANUSCRIPT.docx
+++ b/publication/MANUSCRIPT.docx
@@ -9,7 +9,7 @@
           <w:color w:val="000000"/>
           <w:sz w:val="36"/>
         </w:rPr>
-        <w:t>Benchmark design determines whether a sequence model appears tissue-blind: a worked example at the APOL1-MYH9 locus</w:t>
+        <w:t>Interpreting tissue-labelled sequence-model rankings at APOL1-MYH9: a benchmark-design case study</w:t>
       </w:r>
     </w:p>
     <w:p>
@@ -39,7 +39,7 @@
         <w:rPr>
           <w:color w:val="000000"/>
         </w:rPr>
-        <w:t xml:space="preserve"> Benchmark design and apparent tissue-blindness</w:t>
+        <w:t xml:space="preserve"> Benchmark design at APOL1-MYH9</w:t>
       </w:r>
     </w:p>
     <w:p>
@@ -86,7 +86,7 @@
         <w:rPr>
           <w:color w:val="000000"/>
         </w:rPr>
-        <w:t xml:space="preserve"> Sequence-to-function models are increasingly used to prioritise non-coding variants at kidney disease loci, and their tissue-labelled outputs are read as tissue-specific. We asked whether that reading is justified at the APOL1-MYH9 locus, and found that the answer depends almost entirely on how the benchmark is constructed.</w:t>
+        <w:t xml:space="preserve"> Sequence-to-function models are increasingly applied to non-coding variation at kidney disease loci, and their tissue-labelled outputs are read as tissue-specific. We examined what such rankings can and cannot establish at the APOL1-MYH9 locus, and report two analytical errors we made before arriving at an interpretable result.</w:t>
       </w:r>
     </w:p>
     <w:p>
@@ -101,7 +101,7 @@
         <w:rPr>
           <w:color w:val="000000"/>
         </w:rPr>
-        <w:t xml:space="preserve"> We scored 1,930 variants common in African genetic-ancestry populations across chr22:36,140,330-36,388,018 with AlphaGenome, and tested rankings for enrichment in measured ENCODE kidney open chromatin against the other common variants at the same locus. We then repeated the test after partitioning measured accessible regions into those open in kidney but closed in six comparison tissues, those shared, and those specific to other tissues. Rankings were compared pairwise with peaks, not variants, as the resampling unit. Linkage disequilibrium with G1 and G2 was computed directly from phased haplotypes in seven African populations, reporting D' and the maximum r-squared the allele frequencies permit alongside r-squared.</w:t>
+        <w:t xml:space="preserve"> We scored 1,921 variants common in the African genetic-ancestry group across chr22:36,140,330-36,388,018 using AlphaGenome, and tested rankings for enrichment in measured ENCODE accessible regions against the other common variants at the same locus. Measured kidney regions were partitioned into those with no peak detected in six comparison tissues and those shared with at least one. Contrasts between rankings were estimated pairwise with peaks as the resampling unit, and the change in contrast between pooled and partitioned endpoints was estimated on the same resampled draws. Linkage disequilibrium with G1 and G2 was computed from phased haplotypes in seven African populations, reporting D' and the maximum r-squared the allele frequencies permit.</w:t>
       </w:r>
     </w:p>
     <w:p>
@@ -116,7 +116,7 @@
         <w:rPr>
           <w:color w:val="000000"/>
         </w:rPr>
-        <w:t xml:space="preserve"> Pooling all measured kidney peaks, a hepatocyte ranking identified them almost as well as a kidney ranking, which suggests the tissue label is uninformative. Partitioning reverses this. In kidney-specific regions the podocyte ranking reached an odds ratio of 4.28 (95% CI 2.52-7.11) against 2.48 for the best non-kidney ranking, and exceeded five of six alternatives with paired intervals excluding zero. In regions specific to other tissues it was the weakest of seven. Shared regions, where all rankings perform similarly, dominate the locus and therefore dominate the pooled result.</w:t>
+        <w:t xml:space="preserve"> Using one frozen variant set and one measured kidney union, the podocyte ranking led in every view: pooled odds ratio 8.94, kidney-restricted 4.28, shared 8.13, against 5.58, 2.48 and 5.98 for the strongest non-renal ranking. The change in contrast on partitioning excluded zero for none of six comparators. Two earlier conclusions, that the tissue label was uninformative and that partitioning reversed this, were both artefacts of validating podocyte predictions against measured sets that did not match them.</w:t>
       </w:r>
     </w:p>
     <w:p>
@@ -131,7 +131,7 @@
         <w:rPr>
           <w:color w:val="000000"/>
         </w:rPr>
-        <w:t xml:space="preserve"> The model does encode tissue identity; the original benchmark could not detect it. Benchmarks that pool tissue-specific with shared regulatory regions will understate tissue discrimination. We also show that ENCODE-based validation of this model is not independent, and that candidate prioritisation at this locus survives neither linkage nor prior-literature scrutiny.</w:t>
+        <w:t xml:space="preserve"> In this exploratory single-locus analysis the podocyte-labelled ranking showed consistent enrichment in measured kidney accessible regions. Because the evaluated region and tracks overlap model training data, this concerns benchmark construction and does not establish generalisation, allele-specific accuracy or APOL1 modifiers.</w:t>
       </w:r>
     </w:p>
     <w:p>
@@ -168,7 +168,7 @@
         <w:rPr>
           <w:color w:val="000000"/>
         </w:rPr>
-        <w:t>Two coding haplotypes at APOL1, G1 and G2, carry most of the excess kidney disease risk in people of recent African ancestry, but only a minority of two-allele carriers develop disease.</w:t>
+        <w:t>Two coding haplotypes at APOL1, G1 and G2, carry most of the excess kidney disease risk in people of recent African ancestry, and disease depends on expression dose.</w:t>
       </w:r>
     </w:p>
     <w:p>
@@ -179,7 +179,7 @@
         <w:rPr>
           <w:color w:val="000000"/>
         </w:rPr>
-        <w:t>Sequence-to-function models are proposed for interpreting the non-coding variation at such loci, and their tissue-labelled outputs are widely read as carrying tissue-specific information.</w:t>
+        <w:t>Sequence-to-function models are proposed for interpreting non-coding variation at such loci, and earlier models perform less well in regions that distinguish cell types.</w:t>
       </w:r>
     </w:p>
     <w:p>
@@ -210,7 +210,7 @@
         <w:rPr>
           <w:color w:val="000000"/>
         </w:rPr>
-        <w:t>Whether a model appears tissue-blind depends on benchmark construction: pooling tissue-specific with shared regulatory regions hid a discrimination that is clear once the two are separated.</w:t>
+        <w:t>A worked demonstration that mismatching the measured validation set to the predicted track can reverse the apparent conclusion, in either direction; we made that error twice before detecting it by arithmetic.</w:t>
       </w:r>
     </w:p>
     <w:p>
@@ -221,7 +221,7 @@
         <w:rPr>
           <w:color w:val="000000"/>
         </w:rPr>
-        <w:t>Validation of this model against ENCODE data is not independent; the tracks used here are named training experiments and the locus lies in a training fold.</w:t>
+        <w:t>Evaluation of this model against ENCODE data at this locus is not independent: the tracks used are named training experiments and the region lies in a training fold of the served checkpoint.</w:t>
       </w:r>
     </w:p>
     <w:p>
@@ -232,7 +232,7 @@
         <w:rPr>
           <w:color w:val="000000"/>
         </w:rPr>
-        <w:t>Candidate prioritisation at this locus did not survive scrutiny: low r-squared with G1 and G2 reflected allele-frequency differences rather than haplotypic independence for most candidates.</w:t>
+        <w:t>Low r-squared with G1 or G2 does not establish haplotypic independence when allele frequencies differ, and most candidates failed once D' was examined.</w:t>
       </w:r>
     </w:p>
     <w:p>
@@ -252,7 +252,7 @@
         <w:rPr>
           <w:color w:val="000000"/>
         </w:rPr>
-        <w:t>Investigators benchmarking these models in kidney should partition measured regulatory regions by tissue restriction before concluding anything about tissue specificity.</w:t>
+        <w:t>Investigators should match the measured evaluation set to the predicted track and verify that partitions sum to their parent set before interpreting differences between them.</w:t>
       </w:r>
     </w:p>
     <w:p>
@@ -263,7 +263,7 @@
         <w:rPr>
           <w:color w:val="000000"/>
         </w:rPr>
-        <w:t>Model provenance, specifically the version used and the fold containing the locus, should be reported as routinely as software versions.</w:t>
+        <w:t>Model version and the fold containing the locus should be reported as routinely as software versions, since the default served checkpoint holds nothing out.</w:t>
       </w:r>
     </w:p>
     <w:p>
@@ -299,7 +299,7 @@
         <w:rPr>
           <w:color w:val="000000"/>
         </w:rPr>
-        <w:t>Two coding haplotypes at APOL1, G1 and G2, account for much of the excess risk of non-diabetic kidney disease in people of recent African genetic ancestry [1]. The association was first mapped to the adjacent gene MYH9 [2] and resolved to APOL1 two years later, with the MYH9 signal attributed to linkage disequilibrium [1].</w:t>
+        <w:t>Two coding haplotypes at APOL1, G1 and G2, account for much of the excess risk of non-diabetic kidney disease in people of recent African genetic ancestry [1]. The association was first mapped to the adjacent gene MYH9 [2] and resolved to APOL1 two years later, the MYH9 signal being attributed to linkage disequilibrium [1].</w:t>
       </w:r>
     </w:p>
     <w:p>
@@ -307,7 +307,7 @@
         <w:rPr>
           <w:color w:val="000000"/>
         </w:rPr>
-        <w:t>Penetrance is incomplete, and because the mechanism is dose-dependent, genetic modifiers of APOL1 expression are a plausible explanation [3]. Regulatory variation at this locus is under active investigation: cis-regulatory variants have been associated with circulating APOL1 concentration [4], and APOL1 risk genotypes are associated with methylation differences at enhancers and promoters across the APOL1-APOL4-MYH9 region [5]. Kidney expression resources have improved, including maps from 659 microdissected kidney samples [6], though ancestry representation and variant coverage remain limiting.</w:t>
+        <w:t>Penetrance is incomplete. Transgenic expression of the risk variants in podocytes causes kidney disease in mice in a dose-dependent manner [3], so genetic modifiers of APOL1 expression are a plausible explanation for who develops disease [4]. Regulatory variation at this locus is under active investigation: cis-regulatory variants have been associated with circulating APOL1 concentration [5], and APOL1 risk genotypes with methylation differences at enhancers and promoters across the APOL1-APOL4-MYH9 region [6]. Kidney expression resources have improved, including maps from 659 microdissected kidney samples [7], though ancestry representation and variant coverage remain limiting.</w:t>
       </w:r>
     </w:p>
     <w:p>
@@ -315,7 +315,7 @@
         <w:rPr>
           <w:color w:val="000000"/>
         </w:rPr>
-        <w:t>Sequence-to-function models predict regulatory activity from DNA and are proposed for prioritising non-coding variants [7, 8]. Earlier models of this family perform less well in regions that distinguish cell types [9, 10], and a companion analysis found that kidney-labelled outputs predicted kidney expression effects no better than outputs labelled for other tissues, leaving open whether that reflected genuinely shared regulatory effects or limited use of tissue identity [11].</w:t>
+        <w:t>Sequence-to-function models predict regulatory activity from DNA and are proposed for prioritising non-coding variants [8, 9]. Earlier models of this family capture promoter determinants while largely ignoring distal enhancers [10] and perform less well in regions that distinguish cell types, an evaluation that already stratified by cell-type specificity [11]. This study is a worked example of that principle applied to one model at one locus, not a discovery of it.</w:t>
       </w:r>
     </w:p>
     <w:p>
@@ -323,7 +323,7 @@
         <w:rPr>
           <w:color w:val="000000"/>
         </w:rPr>
-        <w:t>We set out to prioritise regulatory candidates at this locus. That attempt largely failed, for reasons reported here. In the course of testing it, we found that the apparent answer to the tissue-specificity question depends on how the benchmark is built, and that is the finding we consider most useful.</w:t>
+        <w:t>We set out to prioritise regulatory candidates. That attempt did not succeed. What it produced instead is a case study in how a single-locus benchmark can be misread, and we report our own errors because they were not obvious and each produced a clean result.</w:t>
       </w:r>
     </w:p>
     <w:p>
@@ -343,7 +343,7 @@
           <w:color w:val="000000"/>
           <w:sz w:val="24"/>
         </w:rPr>
-        <w:t>2.1 Locus, variants and selection</w:t>
+        <w:t>2.1 Locus, variants and candidate selection</w:t>
       </w:r>
     </w:p>
     <w:p>
@@ -351,7 +351,28 @@
         <w:rPr>
           <w:color w:val="000000"/>
         </w:rPr>
-        <w:t>The interval spanning APOL3 to MYH9, chr22:36,140,330-36,388,018 (GRCh38, 247,688 bp), fits inside one model context window. All variants catalogued by gnomAD v4 were retrieved with African genetic-ancestry group alternate allele frequencies. We retained single-nucleotide substitutions with frequency at least 1%, giving 1,930 variants of which 1,865 were non-coding. The approximately 99,000 non-coding variants at the locus were therefore not all evaluated; frequency and variant-type filtering, not model prioritisation, removed most of them.</w:t>
+        <w:t xml:space="preserve">The interval spanning APOL3 to MYH9, chr22:36,140,330-36,388,018 (GRCh38, 247,688 bp), fits within one model context window. Variants catalogued by gnomAD v4 [12] were retrieved with alternate allele frequencies for the African genetic-ancestry group. We retained single-nucleotide substitutions with alternate allele frequency at least 1%. After removing duplicate identifiers this gave </w:t>
+      </w:r>
+      <w:r>
+        <w:rPr>
+          <w:b/>
+          <w:color w:val="000000"/>
+        </w:rPr>
+        <w:t>1,921 unique variants</w:t>
+      </w:r>
+      <w:r>
+        <w:rPr>
+          <w:color w:val="000000"/>
+        </w:rPr>
+        <w:t>, of which 1,865 were non-coding. The approximately 99,000 non-coding variants at the locus were not all evaluated: frequency and variant-type filtering, not model prioritisation, removed most of them.</w:t>
+      </w:r>
+    </w:p>
+    <w:p>
+      <w:r>
+        <w:rPr>
+          <w:color w:val="000000"/>
+        </w:rPr>
+        <w:t>Candidates were the 15 highest-ranked non-coding variants by absolute predicted podocyte accessibility effect after the distance stratification in section 2.3, excluding variants within the APOL1 gene body. No annotation, peak overlap or prior literature informed selection. The full ranked list and the selection flow are deposited.</w:t>
       </w:r>
     </w:p>
     <w:p>
@@ -369,7 +390,7 @@
         <w:rPr>
           <w:color w:val="000000"/>
         </w:rPr>
-        <w:t>Predictions were generated through the AlphaGenome public API [8] using the ALL_FOLDS model version, which is the default when no version is specified. Two channels were used: a gene-masked RNA scorer restricted to the APOL1 transcript, and position-local DNase and ATAC scorers. Kidney tracks were named explicitly rather than matched by substring.</w:t>
+        <w:t>Predictions were generated through the AlphaGenome public API [9] using the ALL_FOLDS model version, the default when none is specified. Channels used were a gene-masked RNA scorer restricted to the APOL1 transcript and position-local DNase and ATAC scorers, all differential REF-versus-ALT scorers. Kidney tracks were named explicitly rather than matched by substring.</w:t>
       </w:r>
     </w:p>
     <w:p>
@@ -378,13 +399,26 @@
           <w:b/>
           <w:color w:val="000000"/>
         </w:rPr>
-        <w:t>This is not independent validation, and we do not describe it as such.</w:t>
+        <w:t>This evaluation is not independent of model training.</w:t>
       </w:r>
       <w:r>
         <w:rPr>
           <w:color w:val="000000"/>
         </w:rPr>
-        <w:t xml:space="preserve"> AlphaGenome is trained on ENCODE DNase-seq and ATAC-seq coverage. Every kidney biosample used here corresponds to a named training experiment in the model's published track manifest (ENCSR206OJJ, ENCSR785BDQ, ENCSR000EPW, ENCSR000EOL, ENCSR000EOK, ENCSR175IWT, ENCSR297VGU). Moreover, the ALL_FOLDS model is trained on all eight genomic sections and has no held-out genomic regions; the developers state that such models lack a dedicated holdout and were not used for track prediction evaluations. Applying the published fold definitions, this locus lies in fold 6, which is in the training partition of every released checkpoint except one, where it is the validation partition. It is the test partition of none. We therefore describe the enrichment analyses as a consistency check between predictions and the experimental data underlying them.</w:t>
+        <w:t xml:space="preserve"> AlphaGenome is trained on ENCODE DNase-seq and ATAC-seq coverage, and every kidney biosample used here corresponds to a named training experiment in the published track manifest (ENCSR206OJJ, ENCSR785BDQ, ENCSR000EPW, ENCSR000EOL, ENCSR000EOK, ENCSR175IWT, ENCSR297VGU). The ALL_FOLDS model is trained on all eight genomic sections and has no held-out genomic region. Applying the published fold definitions, this locus lies in data fold 6, which is in the training partition of the served checkpoint and the validation partition of one other; </w:t>
+      </w:r>
+      <w:r>
+        <w:rPr>
+          <w:b/>
+          <w:color w:val="000000"/>
+        </w:rPr>
+        <w:t>no released checkpoint designates it as its test region</w:t>
+      </w:r>
+      <w:r>
+        <w:rPr>
+          <w:color w:val="000000"/>
+        </w:rPr>
+        <w:t>. We therefore describe these analyses as a consistency check between predictions and the experimental data underlying them. Whether ENCODE-based evaluation of this model is independent in general depends on checkpoint, region, experiments and endpoint; the statement here concerns this case.</w:t>
       </w:r>
     </w:p>
     <w:p>
@@ -402,20 +436,20 @@
         <w:rPr>
           <w:color w:val="000000"/>
         </w:rPr>
-        <w:t xml:space="preserve">The gene-masked scorer assigns larger predicted effects nearer the gene. We stratified by gene body, regressed log absolute effect on log distance and ranked on the residual. As a control we asked whether the coding risk variants remained extreme after correction. </w:t>
+        <w:t xml:space="preserve">The gene-masked scorer assigns larger predicted effects nearer the gene. We stratified by gene body, regressed log absolute effect on log distance to the nearer APOL1 gene-body boundary, and ranked on the residual. We asked whether the coding risk variants remained extreme after correction. </w:t>
       </w:r>
       <w:r>
         <w:rPr>
           <w:b/>
           <w:color w:val="000000"/>
         </w:rPr>
-        <w:t>This control is weaker than we first treated it as.</w:t>
+        <w:t>This is a weak control.</w:t>
       </w:r>
       <w:r>
         <w:rPr>
           <w:color w:val="000000"/>
         </w:rPr>
-        <w:t xml:space="preserve"> Coding variants are not expression-null: a coding change can alter splicing, transcript stability or abundance, so a high predicted expression effect for G1 or G2 is not by itself evidence of model failure. We report the raw and adjusted results as sensitivity analyses rather than as a pass-or-fail test.</w:t>
+        <w:t xml:space="preserve"> Coding variants are not expression-null: a coding change can alter splicing, transcript stability or abundance, so a high predicted expression effect for G1 or G2 is not by itself evidence of model failure. We report it as a positional confound of unknown size and use the position-local accessibility channel for the remaining analyses.</w:t>
       </w:r>
     </w:p>
     <w:p>
@@ -425,7 +459,7 @@
           <w:color w:val="000000"/>
           <w:sz w:val="24"/>
         </w:rPr>
-        <w:t>2.4 Measured accessibility and the partition</w:t>
+        <w:t>2.4 Measured accessibility, partitions and the reconciliation</w:t>
       </w:r>
     </w:p>
     <w:p>
@@ -433,20 +467,33 @@
         <w:rPr>
           <w:color w:val="000000"/>
         </w:rPr>
-        <w:t xml:space="preserve">ENCODE DNase-seq peak files (GRCh38, released) were merged over the locus for kidney and podocyte, and separately for six comparison tissues: liver, lung, heart left ventricle, stomach, spleen and thyroid gland. Measured accessible regions were then partitioned into </w:t>
+        <w:t xml:space="preserve">ENCODE DNase-seq peak files (GRCh38, released) [13] were merged over the locus for kidney and podocyte biosamples to form </w:t>
       </w:r>
       <w:r>
         <w:rPr>
           <w:b/>
           <w:color w:val="000000"/>
         </w:rPr>
-        <w:t>kidney-specific</w:t>
+        <w:t>one kidney union</w:t>
       </w:r>
       <w:r>
         <w:rPr>
           <w:color w:val="000000"/>
         </w:rPr>
-        <w:t xml:space="preserve"> (open in kidney, closed in all comparison tissues), </w:t>
+        <w:t xml:space="preserve">, and separately for six comparison tissues: liver, lung, heart left ventricle, stomach, spleen and thyroid gland. Kidney peaks were then labelled </w:t>
+      </w:r>
+      <w:r>
+        <w:rPr>
+          <w:b/>
+          <w:color w:val="000000"/>
+        </w:rPr>
+        <w:t>kidney-restricted</w:t>
+      </w:r>
+      <w:r>
+        <w:rPr>
+          <w:color w:val="000000"/>
+        </w:rPr>
+        <w:t xml:space="preserve"> (no peak detected in any comparison tissue) or </w:t>
       </w:r>
       <w:r>
         <w:rPr>
@@ -459,20 +506,7 @@
         <w:rPr>
           <w:color w:val="000000"/>
         </w:rPr>
-        <w:t xml:space="preserve"> (open in kidney and at least one comparison tissue) and </w:t>
-      </w:r>
-      <w:r>
-        <w:rPr>
-          <w:b/>
-          <w:color w:val="000000"/>
-        </w:rPr>
-        <w:t>other-tissue-specific</w:t>
-      </w:r>
-      <w:r>
-        <w:rPr>
-          <w:color w:val="000000"/>
-        </w:rPr>
-        <w:t>.</w:t>
+        <w:t>. These labels are mutually exclusive and their union is the kidney set by construction; the script asserts that the base pairs and the variant memberships sum, because an earlier version of this work compared a pooled result built on one peak set against partitions built on another and the discrepancy was detectable only by that arithmetic.</w:t>
       </w:r>
     </w:p>
     <w:p>
@@ -480,7 +514,7 @@
         <w:rPr>
           <w:color w:val="000000"/>
         </w:rPr>
-        <w:t>Enrichment of top-ranked variants was tested by Fisher exact test against the other common variants at the same locus, with conditional maximum-likelihood odds ratios and exact 95% intervals. We report all 2x2 counts. The same-locus background matches sequence composition and gene density only approximately, since these vary within the interval.</w:t>
+        <w:t>"Kidney-restricted" means no peak was detected in the selected comparison panel, not that the region is closed. The comparison panel was chosen to span germ layers and to be well represented in ENCODE at this locus; it does not match the scored outputs one for one, and sensitivity to that choice is deposited.</w:t>
       </w:r>
     </w:p>
     <w:p>
@@ -488,7 +522,28 @@
         <w:rPr>
           <w:color w:val="000000"/>
         </w:rPr>
-        <w:t xml:space="preserve">Variants inside one peak share the element and have highly correlated scores, so paired comparisons between rankings resample </w:t>
+        <w:t xml:space="preserve">Enrichment was tested by Fisher exact test against the other common variants at the same locus, with conditional maximum-likelihood odds ratios and exact 95% intervals. </w:t>
+      </w:r>
+      <w:r>
+        <w:rPr>
+          <w:b/>
+          <w:color w:val="000000"/>
+        </w:rPr>
+        <w:t>All four contingency cells and the eligible denominator are reported for every endpoint</w:t>
+      </w:r>
+      <w:r>
+        <w:rPr>
+          <w:color w:val="000000"/>
+        </w:rPr>
+        <w:t xml:space="preserve"> (Supplementary Table 1). Ranking depth 200 is the primary analysis; depths 25, 50 and 100 are nested sensitivity analyses, not independent replications.</w:t>
+      </w:r>
+    </w:p>
+    <w:p>
+      <w:r>
+        <w:rPr>
+          <w:color w:val="000000"/>
+        </w:rPr>
+        <w:t xml:space="preserve">Variants within one peak share the element and have correlated scores, so comparisons between rankings resample </w:t>
       </w:r>
       <w:r>
         <w:rPr>
@@ -501,7 +556,7 @@
         <w:rPr>
           <w:color w:val="000000"/>
         </w:rPr>
-        <w:t>, not variants, with 600 replicates. The four ranking depths are nested sensitivity analyses, not independent replications; a depth of 200 is the primary analysis.</w:t>
+        <w:t xml:space="preserve"> with replacement, with variants outside peaks carried unchanged, 500 replicates, percentile intervals, unadjusted for multiplicity across six comparisons. The change in contrast between the pooled and kidney-restricted endpoints was estimated on the same resampled draws, so the two contrasts are paired.</w:t>
       </w:r>
     </w:p>
     <w:p>
@@ -519,7 +574,7 @@
         <w:rPr>
           <w:color w:val="000000"/>
         </w:rPr>
-        <w:t>Earlier analysis reported that G2 was untestable. That was incorrect. The six-base deletion is absent from the biallelic GRCh38 lift we first used, but present in the original 1000 Genomes phase 3 release at chr22:36,662,041 (GRCh37) as AATAATT&gt;A, carrying no identifier, which is why identifier-based searches failed [12]. Its frequency confirms identity: 19.5% in Gambian, 18.2% in Mende, 0% in European and East Asian panels.</w:t>
+        <w:t>An earlier version reported G2 as untestable. That was incorrect. The six-base deletion is absent from the biallelic GRCh38 lift first used but present in the original 1000 Genomes phase 3 release at chr22:36,662,041 (GRCh37) as AATAATT&gt;A, carrying no identifier, which is why identifier-based searches failed [14, 15]. Identification rests on normalised position and alleles; frequency is corroboration only (19.5% Gambian, 18.2% Mende, 0% in European and East Asian panels).</w:t>
       </w:r>
     </w:p>
     <w:p>
@@ -527,20 +582,20 @@
         <w:rPr>
           <w:color w:val="000000"/>
         </w:rPr>
-        <w:t xml:space="preserve">We computed r-squared with G1 and G2 separately, in seven African populations analysed individually, from phased haplotypes. </w:t>
+        <w:t xml:space="preserve">We computed r-squared with G1a, G1b and G2 separately, in seven African populations analysed individually, and report the maximum across populations with the responsible population and partner identified. </w:t>
       </w:r>
       <w:r>
         <w:rPr>
           <w:b/>
           <w:color w:val="000000"/>
         </w:rPr>
-        <w:t>We also report D' and the maximum r-squared attainable given the two allele frequencies</w:t>
+        <w:t>D' and the maximum r-squared attainable at the observed allele frequencies are reported alongside</w:t>
       </w:r>
       <w:r>
         <w:rPr>
           <w:color w:val="000000"/>
         </w:rPr>
-        <w:t>, because low r-squared between variants of different frequency does not establish haplotypic independence: at frequencies of 0.026 and 0.20, r-squared cannot exceed about 0.107 even under complete nesting.</w:t>
+        <w:t>, because low r-squared between variants of different frequency does not establish haplotypic independence. Neither does low D' establish it; both are filtering thresholds, and candidates passing them are described as below those thresholds rather than as independent.</w:t>
       </w:r>
     </w:p>
     <w:p>
@@ -558,7 +613,7 @@
         <w:rPr>
           <w:color w:val="000000"/>
         </w:rPr>
-        <w:t>The pipeline was repeated at the beta-globin cluster, chr11:5,150,000-5,397,688, matched on length, paralogue-cluster structure and, by frequency-stratified subsampling, variant count. Candidates were searched against Europe PMC full text, the GWAS Catalog [13] and GTEx v8 [14]; a positive control confirmed that full-text search reaches variants of this class.</w:t>
+        <w:t>The pipeline was repeated at the beta-globin cluster, chr11:5,150,000-5,397,688, matched on length, paralogue-cluster structure and, by frequency-stratified subsampling, variant count. Candidates were searched against Europe PMC full text, the GWAS Catalog [16] and GTEx v8 [17] on 19 September 2026; a positive control confirmed retrieval of a known variant at this locus. "No prior record identified" describes a bounded search, not proof of novelty.</w:t>
       </w:r>
     </w:p>
     <w:p>
@@ -576,7 +631,7 @@
         <w:rPr>
           <w:color w:val="000000"/>
         </w:rPr>
-        <w:t>Analysis code, the frozen variant set, all per-variant predictions, raw overlap counts and the selection flow are deposited (below). This study used publicly available, de-identified genotype and haplotype data from 1000 Genomes and gnomAD, and no new individual-level data were generated or accessed.</w:t>
+        <w:t>Analysis code, the frozen variant ledger, per-variant predictions, all contingency counts, peak accessions, partition labels and the candidate selection flow are deposited. No new participant data were collected; existing publicly available 1000 Genomes phased haplotypes and gnomAD summary frequencies were analysed.</w:t>
       </w:r>
     </w:p>
     <w:p>
@@ -604,7 +659,7 @@
         <w:rPr>
           <w:color w:val="000000"/>
         </w:rPr>
-        <w:t>Variants inside the APOL1 gene body scored roughly three times higher than those outside (median absolute effect 0.0022, n = 134, against 0.00077, n = 1,796), and distance alone explained 5.7% of the variance in log absolute effect. Within the gene body the 13 coding variants scored higher still (0.0062). After residualising on distance the coding risk variants remained in the upper tail, at the 88th to 98th percentile.</w:t>
+        <w:t>Variants inside the APOL1 gene body scored roughly three times higher than those outside (median absolute effect 0.0022, n = 134, against 0.00077, n = 1,796), and distance explained 5.7% of the variance in log absolute effect. Within the gene body the 13 coding variants scored higher still (0.0062, against 0.0020 for the 121 non-coding intragenic variants). After residualising, the three coding sentinel variants remained at the 88th to 98th percentile.</w:t>
       </w:r>
     </w:p>
     <w:p>
@@ -612,7 +667,7 @@
         <w:rPr>
           <w:color w:val="000000"/>
         </w:rPr>
-        <w:t>We do not read this as demonstrating that the channel is unusable. Coding variants can genuinely affect expression, and 5.7% of variance is a modest positional component. We report it as a confound of unknown size and use the position-local accessibility channel for the remaining analyses, which do not carry it: distance explained 0.3% of variance for podocyte DNase and none for kidney ATAC.</w:t>
+        <w:t>We do not read this as showing the channel is unusable, for the reason given in section 2.3. We report it as a positional confound and use the accessibility channel thereafter, where distance explained 0.3% of variance for podocyte DNase and none for kidney ATAC.</w:t>
       </w:r>
     </w:p>
     <w:p>
@@ -622,7 +677,7 @@
           <w:color w:val="000000"/>
           <w:sz w:val="24"/>
         </w:rPr>
-        <w:t>3.2 Pooled, the ranking appears tissue-blind</w:t>
+        <w:t>3.2 The reconciled comparison</w:t>
       </w:r>
     </w:p>
     <w:p>
@@ -630,7 +685,7 @@
         <w:rPr>
           <w:color w:val="000000"/>
         </w:rPr>
-        <w:t>Measured kidney peaks covered 30,358 bp, 12.3% of the locus. Ranking by predicted podocyte accessibility, 69 of the top 200 variants (34.5%) fell inside them against 7.9% of the remainder: odds ratio 6.13.</w:t>
+        <w:t>The kidney union comprised 110 peaks over 44,576 bp, of which 39 peaks (14,686 bp) were kidney-restricted and 71 (29,890 bp) shared. Of 1,921 variants, 277 fell in the union, 84 restricted and 193 shared; the partitions sum to the parent in both peaks and variants.</w:t>
       </w:r>
     </w:p>
     <w:p>
@@ -638,7 +693,30 @@
         <w:rPr>
           <w:color w:val="000000"/>
         </w:rPr>
-        <w:t>Repeating this with eight deliberately non-renal tissue outputs gave closely similar results (Table 1). A hepatocyte ranking reached 6.69 at a depth of 100 against 5.23 for podocyte. On this endpoint the tissue label appears to carry little information.</w:t>
+        <w:t>At the primary depth of 200, from that single frozen object (Table 1, Figure 2):</w:t>
+      </w:r>
+    </w:p>
+    <w:p>
+      <w:r>
+        <w:rPr>
+          <w:color w:val="000000"/>
+        </w:rPr>
+        <w:t>The podocyte ranking led in all three views, with odds ratios of 8.94 pooled, 4.28 kidney-restricted and 8.13 shared. The strongest non-renal ranking, lung, gave 5.58, 2.48 and 5.98. The whole-kidney ranking performed worst of the renal outputs throughout, at 1.99, 0.90 and 2.46.</w:t>
+      </w:r>
+    </w:p>
+    <w:p>
+      <w:r>
+        <w:rPr>
+          <w:b/>
+          <w:color w:val="000000"/>
+        </w:rPr>
+        <w:t>Partitioning did not change the tissue contrast.</w:t>
+      </w:r>
+      <w:r>
+        <w:rPr>
+          <w:color w:val="000000"/>
+        </w:rPr>
+        <w:t xml:space="preserve"> The difference between the podocyte-minus-comparator contrast in kidney-restricted regions and the same contrast pooled ranged from -0.10 to +0.40 in log odds ratio and excluded zero for none of six comparators (Figure 3). Shared regions account for two-thirds of the kidney union, and about 12% of the locus by length.</w:t>
       </w:r>
     </w:p>
     <w:p>
@@ -648,7 +726,7 @@
           <w:color w:val="000000"/>
           <w:sz w:val="24"/>
         </w:rPr>
-        <w:t>3.3 Partitioned, the same data show clear tissue discrimination</w:t>
+        <w:t>3.3 Two earlier conclusions were artefacts of the same error</w:t>
       </w:r>
     </w:p>
     <w:p>
@@ -656,7 +734,7 @@
         <w:rPr>
           <w:color w:val="000000"/>
         </w:rPr>
-        <w:t>Measured accessible regions divided into 39 kidney-specific peaks (14,686 bp), 71 shared (29,890 bp) and 47 other-tissue-specific (16,354 bp). Shared regions are the largest partition.</w:t>
+        <w:t>We report these because each looked clean and neither was detectable without checking that the sets matched.</w:t>
       </w:r>
     </w:p>
     <w:p>
@@ -664,20 +742,33 @@
         <w:rPr>
           <w:color w:val="000000"/>
         </w:rPr>
-        <w:t xml:space="preserve">In </w:t>
+        <w:t xml:space="preserve">First, ranking by predicted </w:t>
       </w:r>
       <w:r>
         <w:rPr>
           <w:b/>
           <w:color w:val="000000"/>
         </w:rPr>
-        <w:t>kidney-specific</w:t>
+        <w:t>podocyte</w:t>
       </w:r>
       <w:r>
         <w:rPr>
           <w:color w:val="000000"/>
         </w:rPr>
-        <w:t xml:space="preserve"> regions the podocyte ranking reached an odds ratio of 4.28 (2.52-7.11), against 2.48 (1.35-4.34) for the best non-kidney ranking (Table 2, Figure 2). Paired comparison on the same variants, resampling peaks, gave differences in log odds ratio excluding zero against five of six alternatives: liver +1.66 (0.75-2.51), whole kidney +1.58 (0.91-2.34), stomach +1.04 (0.41-1.66), hepatocyte +0.84 (0.53-1.15) and brain +0.79 (0.17-1.39). Only lung was not significantly exceeded, +0.54 (-0.17 to +1.14).</w:t>
+        <w:t xml:space="preserve"> accessibility and evaluating against </w:t>
+      </w:r>
+      <w:r>
+        <w:rPr>
+          <w:b/>
+          <w:color w:val="000000"/>
+        </w:rPr>
+        <w:t>whole-kidney</w:t>
+      </w:r>
+      <w:r>
+        <w:rPr>
+          <w:color w:val="000000"/>
+        </w:rPr>
+        <w:t xml:space="preserve"> peaks alone, several non-renal rankings matched or exceeded the podocyte ranking at intermediate depths, suggesting the tissue label carried little information. That comparison evaluates a cell-type prediction against a tissue-level measurement.</w:t>
       </w:r>
     </w:p>
     <w:p>
@@ -685,20 +776,7 @@
         <w:rPr>
           <w:color w:val="000000"/>
         </w:rPr>
-        <w:t xml:space="preserve">The mirror control agrees. In </w:t>
-      </w:r>
-      <w:r>
-        <w:rPr>
-          <w:b/>
-          <w:color w:val="000000"/>
-        </w:rPr>
-        <w:t>other-tissue-specific</w:t>
-      </w:r>
-      <w:r>
-        <w:rPr>
-          <w:color w:val="000000"/>
-        </w:rPr>
-        <w:t xml:space="preserve"> regions the podocyte ranking was the weakest of all seven (1.51, 0.73-2.86) while stomach, hepatocyte and lung led (3.42, 3.19, 2.97).</w:t>
+        <w:t>Second, when the measured set was extended to include podocyte peaks for the partitioned analysis but not for the pooled one, the partitioned result appeared to reverse the pooled result. The two were different parent sets. The discrepancy was visible only in the arithmetic: the partitions summed to 44,576 bp against 30,358 bp for the supposed whole.</w:t>
       </w:r>
     </w:p>
     <w:p>
@@ -706,28 +784,7 @@
         <w:rPr>
           <w:color w:val="000000"/>
         </w:rPr>
-        <w:t xml:space="preserve">In </w:t>
-      </w:r>
-      <w:r>
-        <w:rPr>
-          <w:b/>
-          <w:color w:val="000000"/>
-        </w:rPr>
-        <w:t>shared</w:t>
-      </w:r>
-      <w:r>
-        <w:rPr>
-          <w:color w:val="000000"/>
-        </w:rPr>
-        <w:t xml:space="preserve"> regions every ranking was strongly enriched and the differences narrowed: podocyte 8.14, lung 5.98, hepatocyte 5.80.</w:t>
-      </w:r>
-    </w:p>
-    <w:p>
-      <w:r>
-        <w:rPr>
-          <w:color w:val="000000"/>
-        </w:rPr>
-        <w:t>Because shared regions dominate the locus, an endpoint that pools all measured kidney peaks is largely measuring shared accessibility. That is why the pooled analysis in section 3.2 suggested the tissue label was uninformative when the partitioned analysis shows it is not.</w:t>
+        <w:t>Both errors reduce to mismatching the measured evaluation set to the predicted track. Neither produced an implausible number.</w:t>
       </w:r>
     </w:p>
     <w:p>
@@ -737,7 +794,7 @@
           <w:color w:val="000000"/>
           <w:sz w:val="24"/>
         </w:rPr>
-        <w:t>3.4 Candidate prioritisation does not survive scrutiny</w:t>
+        <w:t>3.4 Candidate prioritisation yields no novel independent modifier</w:t>
       </w:r>
     </w:p>
     <w:p>
@@ -745,7 +802,7 @@
         <w:rPr>
           <w:color w:val="000000"/>
         </w:rPr>
-        <w:t>Fifteen candidates were taken forward from the accessibility ranking. Testing against G1 and G2 directly, the maximum r-squared against any risk variant was 0.177, which taken alone suggests independence. It does not. Of 45 comparisons, 22 combine D' at or near 1.0 with r-squared below 0.2, and several sit at 96-100% of the maximum their allele frequencies permit, indicating complete haplotypic nesting on the risk background. Requiring D' below 0.8 against all three risk variants leaves four candidates: rs4820232, rs6000250, rs132708 and rs713797 (Table 3).</w:t>
+        <w:t>Of 45 candidate-by-risk-variant comparisons, the maximum r-squared against any risk variant was 0.177, which alone suggests independence. Twenty-two of the 45 combine D' at or near 1.0 with r-squared below 0.2, several at 96-100% of the maximum their allele frequencies permit, consistent with nesting on the risk background. Applying a threshold of D' below 0.8 against all three risk variants leaves four candidates (Table 2).</w:t>
       </w:r>
     </w:p>
     <w:p>
@@ -753,7 +810,7 @@
         <w:rPr>
           <w:color w:val="000000"/>
         </w:rPr>
-        <w:t>Three of those four already have published regulatory records, and none points at APOL1. rs132708 is a GTEx eQTL for APOL4; rs713797 is a catalogued plasma protein quantitative trait locus and an eQTL for FOXRED2; rs4820232 is correlated with rs5750250 (r-squared 0.55, D' 1.0), among the strongest associations in the MYH9 intron 13-15 region identified by dense mapping [15]. An eQTL association does not establish that the indexed variant is causal, and an association with APOL4 or FOXRED2 does not exclude an additional effect on APOL1.</w:t>
+        <w:t>Of those four, rs132708 is a reported GTEx eQTL for APOL4 and rs713797 for FOXRED2, with three plasma protein associations catalogued; the specific records are deposited. rs4820232 is correlated with rs5750250 (r-squared 0.55, D' 1.0), one of several strongly associated variants in the MYH9 intron 13-15 region identified by dense mapping [18]; that is a historical regional association, not a demonstrated regulatory effect or an assigned target gene. rs6000250 falls below both filtering thresholds and no prior record was identified.</w:t>
       </w:r>
     </w:p>
     <w:p>
@@ -761,7 +818,22 @@
         <w:rPr>
           <w:color w:val="000000"/>
         </w:rPr>
-        <w:t>One candidate, rs6000250, is both haplotypically independent of the risk variants and without prior record. We regard that as an illustration of what the workflow yields rather than as a finding, and no functional evidence supports it.</w:t>
+        <w:t xml:space="preserve">An eQTL association does not establish that the indexed variant is causal, and an association with APOL4 or FOXRED2 does not exclude an additional effect on APOL1. A variant carried on a risk haplotype could still modify penetrance among carriers. The defensible statement is therefore narrow: </w:t>
+      </w:r>
+      <w:r>
+        <w:rPr>
+          <w:b/>
+          <w:color w:val="000000"/>
+        </w:rPr>
+        <w:t>this analysis does not establish a novel, independent APOL1 modifier.</w:t>
+      </w:r>
+    </w:p>
+    <w:p>
+      <w:r>
+        <w:rPr>
+          <w:color w:val="000000"/>
+        </w:rPr>
+        <w:t>Most candidates lie within MYH9. The explanation is mundane: the ranking channel is position-local and gene-agnostic, MYH9 occupies much of the interval, and accessible chromatin is denser there. It does mean "APOL1 locus" misdescribes what was prioritised.</w:t>
       </w:r>
     </w:p>
     <w:p>
@@ -771,7 +843,7 @@
           <w:color w:val="000000"/>
           <w:sz w:val="24"/>
         </w:rPr>
-        <w:t>3.5 The control locus excludes nothing</w:t>
+        <w:t>3.5 The control locus is too imprecise to exclude enrichment</w:t>
       </w:r>
     </w:p>
     <w:p>
@@ -779,20 +851,20 @@
         <w:rPr>
           <w:color w:val="000000"/>
         </w:rPr>
-        <w:t xml:space="preserve">At the beta-globin cluster, 2 of the top 200 variants fell in measured kidney chromatin against 12 of 1,718: odds ratio 1.44, one-sided p = 0.44, exact 95% CI 0.155-6.520. No significant enrichment was detected. </w:t>
+        <w:t xml:space="preserve">At the beta-globin cluster, 2 of the top 200 variants fell in measured kidney chromatin against 12 of 1,718: conditional odds ratio 1.44, one-sided p = 0.44, exact 95% CI 0.155-6.520. No significant enrichment was detected, and the interval includes the test-locus estimate at this and every other depth. </w:t>
       </w:r>
       <w:r>
         <w:rPr>
           <w:b/>
           <w:color w:val="000000"/>
         </w:rPr>
-        <w:t>That interval includes the test-locus estimate of 6.13, as does the interval at every other depth</w:t>
+        <w:t>The control estimate is too imprecise to exclude enrichment of the observed magnitude.</w:t>
       </w:r>
       <w:r>
         <w:rPr>
           <w:color w:val="000000"/>
         </w:rPr>
-        <w:t>, so this control does not exclude an effect of the size observed at APOL1-MYH9. It is an absence of evidence and we report it as such. The control locus also carries much less kidney chromatin (1.0% of its length against 12.3%), so a single interval of this width cannot establish that the pipeline never produces spurious enrichment.</w:t>
+        <w:t xml:space="preserve"> The control locus also carries far less kidney chromatin, 1.0% of its length against 12.3%.</w:t>
       </w:r>
     </w:p>
     <w:p>
@@ -810,7 +882,7 @@
         <w:rPr>
           <w:color w:val="000000"/>
         </w:rPr>
-        <w:t>The useful result here is about benchmark construction rather than about this model. Pooling every measured kidney peak, a hepatocyte ranking recovered them almost as well as a kidney ranking, and we initially concluded that the tissue label was close to decorative. Separating regions that are open only in kidney from those open in many tissues reverses that conclusion: the podocyte ranking leads clearly where tissue identity is the whole signal, and is the weakest of seven where it should be. Shared regions dominate, so they dominated the pooled endpoint and hid a discrimination that was plainly present.</w:t>
+        <w:t>The substantive finding of this study is about its own conduct. We reached two opposite conclusions about whether a tissue-labelled ranking carries tissue information, and both were artefacts of evaluating a prediction against a measured set that did not match it. The first evaluated a podocyte prediction against whole-kidney measurement. The second compared analyses built on two different peak sets. Each produced a coherent result with a plausible mechanism, and neither was visible except by checking that the sets summed.</w:t>
       </w:r>
     </w:p>
     <w:p>
@@ -818,7 +890,7 @@
         <w:rPr>
           <w:color w:val="000000"/>
         </w:rPr>
-        <w:t>The general point is that a benchmark which does not separate tissue-specific from shared regulatory regions will understate tissue discrimination, possibly to the point of concluding that a model has none. We made that error before correcting it, and it is an easy one to make because the pooled analysis looks reasonable and returns a clean answer. This also bears on our companion analysis, which left open whether similar cross-tissue performance reflected genuinely shared effects or limited use of tissue identity [11]. The evidence here favours the former.</w:t>
+        <w:t>When the analysis is reconciled onto one frozen variant set and one measured kidney union, the picture is simpler than either earlier account. The podocyte-labelled ranking is enriched in measured kidney accessible regions in every view, most strongly in shared regions and still clearly in kidney-restricted ones, and partitioning does not measurably change its advantage over non-renal rankings. We had predicted that partitioning would matter and it did not.</w:t>
       </w:r>
     </w:p>
     <w:p>
@@ -826,7 +898,7 @@
         <w:rPr>
           <w:color w:val="000000"/>
         </w:rPr>
-        <w:t>Two limitations bound everything above, and neither is incidental.</w:t>
+        <w:t>Three limitations bound what this can mean, and the first is decisive.</w:t>
       </w:r>
     </w:p>
     <w:p>
@@ -834,7 +906,7 @@
         <w:rPr>
           <w:color w:val="000000"/>
         </w:rPr>
-        <w:t>First, none of this is independent validation. AlphaGenome is trained on ENCODE accessibility data; every kidney track used here is a named training experiment; and the locus sits in a training fold of the served model. What we demonstrate is that predictions are consistent with the data underlying them, in a way that discriminates tissue. A genuine test of generalisation would require a held-out locus and a checkpoint that excludes it, and no released checkpoint holds this locus out. We report model version, fold assignment and track accessions so that the limitation is auditable rather than implicit.</w:t>
+        <w:t>The evaluation is not independent of training. Every kidney track used is a named training experiment and the locus lies in a training fold of the served checkpoint. What is demonstrated is that predictions are consistent with the data underlying them, in a way that discriminates tissue. A test of generalisation requires a held-out region and a checkpoint that excludes it, and none of the released checkpoints designates this region as its test partition. A validation-fold sensitivity analysis would be a weaker but distinguishable alternative and is not attempted here.</w:t>
       </w:r>
     </w:p>
     <w:p>
@@ -842,7 +914,7 @@
         <w:rPr>
           <w:color w:val="000000"/>
         </w:rPr>
-        <w:t>Second, the candidate list does not survive. Our first linkage analysis used r-squared alone and called seven candidates independent of the risk haplotypes. Reporting D' and the maximum r-squared the allele frequencies permit shows that most of those were completely nested on the risk background, and that low r-squared reflected a frequency difference. Four survive, three of those are already described with non-APOL1 targets, and one remains. We therefore make no claim to have identified regulatory modifiers of APOL1.</w:t>
+        <w:t>The endpoint is positional. A differential REF-versus-ALT score ranked against peak membership tests whether predictions concentrate at accessible positions. It does not test which allele changes accessibility, nor the direction or magnitude of any effect, and we have not compared it against a simple reference-accessibility ranking to establish what the differential scorer adds.</w:t>
       </w:r>
     </w:p>
     <w:p>
@@ -850,7 +922,7 @@
         <w:rPr>
           <w:color w:val="000000"/>
         </w:rPr>
-        <w:t>The awkward observation deserves stating plainly rather than as a footnote. Most candidates lie within MYH9, the gene to which this association was first mapped [2] and from which it was moved in 2010 [1]. We are not reopening that question, and nothing here indicates that MYH9 rather than APOL1 explains the disease association. The explanation is mundane: the ranking channel is position-local and gene-agnostic, MYH9 occupies much of the interval, and accessible chromatin is denser there. It does mean that "APOL1 locus" is the wrong description of what was prioritised.</w:t>
+        <w:t>The candidate list does not support a biological claim. Most candidates were nested on the risk background once D' was examined, three of the four survivors have published associations pointing elsewhere, and none has functional evidence.</w:t>
       </w:r>
     </w:p>
     <w:p>
@@ -858,7 +930,7 @@
         <w:rPr>
           <w:color w:val="000000"/>
         </w:rPr>
-        <w:t>What this study does not establish should be equally explicit. No candidate is shown to alter expression of any gene. No target gene is assigned. No tissue-specific activity is demonstrated for any individual variant, as distinct from the ranking as a whole. No association with kidney disease is tested, and nothing here bears on prognosis, on which carriers develop disease, or on treatment.</w:t>
+        <w:t>For investigators applying these models at kidney loci, three practical points follow. Match the measured evaluation set to the predicted track, at the same level of cell-type resolution. Verify that partitions sum to their parent set before interpreting any difference between them; that single check would have caught both of our errors immediately. And report the model version and the fold containing the locus, because the default served checkpoint holds nothing out.</w:t>
       </w:r>
     </w:p>
     <w:p>
@@ -866,7 +938,7 @@
         <w:rPr>
           <w:color w:val="000000"/>
         </w:rPr>
-        <w:t>For investigators applying these models at kidney loci we would suggest three things. Partition measured regulatory regions by tissue restriction before drawing conclusions about tissue specificity. Report the model version and the fold containing the locus, because the default served model holds nothing out. And test linkage with D' and the attainable maximum, not r-squared alone, because allele frequency differences will otherwise manufacture apparent independence.</w:t>
+        <w:t>What this study does not establish should be explicit. No candidate is shown to alter expression of any gene. No target gene is assigned. No allele-specific activity is demonstrated. No association with kidney disease is tested, and nothing here bears on prognosis, on which carriers develop disease, or on treatment.</w:t>
       </w:r>
     </w:p>
     <w:p>
@@ -884,7 +956,7 @@
         <w:rPr>
           <w:color w:val="000000"/>
         </w:rPr>
-        <w:t>Analysis code, the frozen variant set, per-variant predictions, all raw overlap counts, the candidate selection flow and the fold assignment of the locus are available at https://github.com/PatientThread/apol1-alphagenome and will be deposited with a persistent identifier on publication. Variant frequencies are from gnomAD v4; peak calls from the ENCODE portal [16] with accessions listed; haplotypes from 1000 Genomes phase 3 [17]. Model predictions were obtained under AlphaGenome's non-commercial research terms and are redistributed subject to them; model weights were not accessed.</w:t>
+        <w:t>Analysis code, the frozen variant ledger, per-variant predictions, all contingency counts, ENCODE file accessions, partition labels, the candidate selection flow and the interval-to-fold mapping are available at https://github.com/PatientThread/apol1-alphagenome, with a tagged release for review and a persistent identifier on publication. Model predictions were obtained under AlphaGenome's non-commercial research terms and are redistributed subject to them; model weights were not accessed.</w:t>
       </w:r>
     </w:p>
     <w:p>
@@ -974,7 +1046,7 @@
         <w:rPr>
           <w:color w:val="000000"/>
         </w:rPr>
-        <w:t>Ethical approval was not required. This study analysed publicly available, de-identified, summary-level and genotype data from open consortia. No new individual-level data were generated or accessed and no participants were recruited.</w:t>
+        <w:t>Ethical approval was not required. No new participant data were collected. The study analysed existing publicly available 1000 Genomes phased haplotypes and gnomAD summary frequencies, together with ENCODE consortium data and model predictions.</w:t>
       </w:r>
     </w:p>
     <w:p>
@@ -1007,6 +1079,17 @@
           <w:color w:val="000000"/>
         </w:rPr>
         <w:t>Kopp JB, Smith MW, Nelson GW, et al. MYH9 is a major-effect risk gene for focal segmental glomerulosclerosis. Nat Genet 2008; 40: 1175-1184</w:t>
+      </w:r>
+    </w:p>
+    <w:p>
+      <w:pPr>
+        <w:pStyle w:val="ListNumber"/>
+      </w:pPr>
+      <w:r>
+        <w:rPr>
+          <w:color w:val="000000"/>
+        </w:rPr>
+        <w:t>Beckerman P, Bi-Karchin J, Park AS, et al. Transgenic expression of human APOL1 risk variants in podocytes induces kidney disease in mice. Nat Med 2017; 23: 429-438</w:t>
       </w:r>
     </w:p>
     <w:p>
@@ -1094,7 +1177,7 @@
         <w:rPr>
           <w:color w:val="000000"/>
         </w:rPr>
-        <w:t>Kathail P, Shuai RW, Chung R, et al. Current genomic deep learning models display decreased performance in cell type-specific accessible regions. Genome Biol 2024; 25: 202</w:t>
+        <w:t>Kathail P, Shuai RW, Chung R, Ye CJ, Loeb GB, Ioannidis NM. Current genomic deep learning models display decreased performance in cell type-specific accessible regions. Genome Biol 2024; 25: 202</w:t>
       </w:r>
     </w:p>
     <w:p>
@@ -1105,7 +1188,18 @@
         <w:rPr>
           <w:color w:val="000000"/>
         </w:rPr>
-        <w:t>Lawrence C. Kidney representation and uncertainty in AlphaGenome regulatory variant prediction. Submitted manuscript, available from the author</w:t>
+        <w:t>Chen S, Francioli LC, Goodrich JK, et al. A genomic mutational constraint map using variation in 76,156 human genomes. Nature 2024; 625: 92-100</w:t>
+      </w:r>
+    </w:p>
+    <w:p>
+      <w:pPr>
+        <w:pStyle w:val="ListNumber"/>
+      </w:pPr>
+      <w:r>
+        <w:rPr>
+          <w:color w:val="000000"/>
+        </w:rPr>
+        <w:t>ENCODE Project Consortium. Expanded encyclopaedias of DNA elements in the human and mouse genomes. Nature 2020; 583: 699-710</w:t>
       </w:r>
     </w:p>
     <w:p>
@@ -1117,6 +1211,17 @@
           <w:color w:val="000000"/>
         </w:rPr>
         <w:t>Zhang Z, Hao K, Ross MJ, Murphy B, Menon MC. APOL1 G2 risk allele-clarifying nomenclature. Kidney Int 2017; 92: 518-519</w:t>
+      </w:r>
+    </w:p>
+    <w:p>
+      <w:pPr>
+        <w:pStyle w:val="ListNumber"/>
+      </w:pPr>
+      <w:r>
+        <w:rPr>
+          <w:color w:val="000000"/>
+        </w:rPr>
+        <w:t>1000 Genomes Project Consortium. A global reference for human genetic variation. Nature 2015; 526: 68-74</w:t>
       </w:r>
     </w:p>
     <w:p>
@@ -1153,28 +1258,6 @@
       </w:r>
     </w:p>
     <w:p>
-      <w:pPr>
-        <w:pStyle w:val="ListNumber"/>
-      </w:pPr>
-      <w:r>
-        <w:rPr>
-          <w:color w:val="000000"/>
-        </w:rPr>
-        <w:t>ENCODE Project Consortium. Expanded encyclopaedias of DNA elements in the human and mouse genomes. Nature 2020; 583: 699-710</w:t>
-      </w:r>
-    </w:p>
-    <w:p>
-      <w:pPr>
-        <w:pStyle w:val="ListNumber"/>
-      </w:pPr>
-      <w:r>
-        <w:rPr>
-          <w:color w:val="000000"/>
-        </w:rPr>
-        <w:t>1000 Genomes Project Consortium. A global reference for human genetic variation. Nature 2015; 526: 68-74</w:t>
-      </w:r>
-    </w:p>
-    <w:p>
       <w:r>
         <w:rPr>
           <w:b/>
@@ -1196,7 +1279,7 @@
         <w:rPr>
           <w:color w:val="000000"/>
         </w:rPr>
-        <w:t xml:space="preserve"> Enrichment of top-ranked variants in measured accessible regions, by the tissue output used to rank and by partition. Points are conditional odds ratios with exact 95% intervals; the background is the other common variants at the same locus. Kidney rankings are shown in black. The podocyte ranking leads in the kidney-specific partition and is the weakest in the other-tissue-specific partition, while rankings differ much less in the shared partition.</w:t>
+        <w:t xml:space="preserve"> Locus map. APOL1, APOL4 and MYH9 with transcription orientation, the positions of G1 and G2, the four candidates passing linkage filtering, and measured accessible regions drawn on separate rows for kidney-restricted and shared, with the comparison-tissue union below.</w:t>
       </w:r>
     </w:p>
     <w:p>
@@ -1211,7 +1294,7 @@
         <w:rPr>
           <w:color w:val="000000"/>
         </w:rPr>
-        <w:t xml:space="preserve"> Paired differences in log odds ratio between the podocyte ranking and each alternative, within the kidney-specific partition, with peaks resampled rather than variants. Intervals exclude zero for five of six comparisons.</w:t>
+        <w:t xml:space="preserve"> Enrichment of the top 200 variants in measured accessible regions, by the tissue output used to rank, for the pooled kidney union and each partition. Conditional odds ratios with exact 95% intervals against the other common variants at the same locus; eligible n = 1,921. Intervals assume variant-level independence and are therefore narrower than the peak-resampled contrasts in Figure 3. Kidney rankings are shown in black.</w:t>
       </w:r>
     </w:p>
     <w:p>
@@ -1226,7 +1309,7 @@
         <w:rPr>
           <w:color w:val="000000"/>
         </w:rPr>
-        <w:t xml:space="preserve"> The expression channel. Predicted absolute effect on APOL1 expression by position, with the group median marked, and the distribution of the residual after regressing log effect on log distance with the three coding risk variants marked.</w:t>
+        <w:t xml:space="preserve"> Change in tissue contrast on partitioning. For each comparator, the podocyte-minus-comparator contrast in kidney-restricted regions minus the same contrast pooled, in natural-log odds ratio, estimated on identical resampled draws of peaks. Points are observed values; intervals are percentile bootstrap, 500 replicates, unadjusted for six comparisons. No interval excludes zero.</w:t>
       </w:r>
     </w:p>
     <w:p>
@@ -1241,7 +1324,7 @@
         <w:rPr>
           <w:color w:val="000000"/>
         </w:rPr>
-        <w:t xml:space="preserve"> The control locus. Conditional odds ratios with exact 95% intervals at the beta-globin cluster against the test locus, same pipeline and peak source. The control intervals include the test-locus estimate at every depth.</w:t>
+        <w:t xml:space="preserve"> The control locus. Conditional odds ratios with exact 95% intervals at the beta-globin cluster against the test-locus estimate, same pipeline and peak source. Zero-event groups are labelled rather than plotted as finite estimates.</w:t>
       </w:r>
     </w:p>
     <w:p>
@@ -1266,779 +1349,7 @@
         <w:rPr>
           <w:color w:val="000000"/>
         </w:rPr>
-        <w:t xml:space="preserve"> Enrichment in all measured kidney open chromatin, pooled, by the tissue output used to rank the same 1,930 variants. Conditional odds ratios at four nested ranking depths; depth 200 is the primary analysis and the others are sensitivity analyses. Raw counts are deposited.</w:t>
-      </w:r>
-    </w:p>
-    <w:tbl>
-      <w:tblPr>
-        <w:tblStyle w:val="TableGrid"/>
-        <w:tblW w:type="auto" w:w="0"/>
-        <w:tblLook w:firstColumn="1" w:firstRow="1" w:lastColumn="0" w:lastRow="0" w:noHBand="0" w:noVBand="1" w:val="04A0"/>
-      </w:tblPr>
-      <w:tblGrid>
-        <w:gridCol w:w="1728"/>
-        <w:gridCol w:w="1728"/>
-        <w:gridCol w:w="1728"/>
-        <w:gridCol w:w="1728"/>
-        <w:gridCol w:w="1728"/>
-      </w:tblGrid>
-      <w:tr>
-        <w:tc>
-          <w:tcPr>
-            <w:tcW w:type="dxa" w:w="1728"/>
-          </w:tcPr>
-          <w:p>
-            <w:r>
-              <w:rPr>
-                <w:b/>
-                <w:color w:val="000000"/>
-              </w:rPr>
-              <w:t>Ranked by</w:t>
-            </w:r>
-          </w:p>
-        </w:tc>
-        <w:tc>
-          <w:tcPr>
-            <w:tcW w:type="dxa" w:w="1728"/>
-          </w:tcPr>
-          <w:p>
-            <w:r>
-              <w:rPr>
-                <w:b/>
-                <w:color w:val="000000"/>
-              </w:rPr>
-              <w:t>Top 25</w:t>
-            </w:r>
-          </w:p>
-        </w:tc>
-        <w:tc>
-          <w:tcPr>
-            <w:tcW w:type="dxa" w:w="1728"/>
-          </w:tcPr>
-          <w:p>
-            <w:r>
-              <w:rPr>
-                <w:b/>
-                <w:color w:val="000000"/>
-              </w:rPr>
-              <w:t>Top 50</w:t>
-            </w:r>
-          </w:p>
-        </w:tc>
-        <w:tc>
-          <w:tcPr>
-            <w:tcW w:type="dxa" w:w="1728"/>
-          </w:tcPr>
-          <w:p>
-            <w:r>
-              <w:rPr>
-                <w:b/>
-                <w:color w:val="000000"/>
-              </w:rPr>
-              <w:t>Top 100</w:t>
-            </w:r>
-          </w:p>
-        </w:tc>
-        <w:tc>
-          <w:tcPr>
-            <w:tcW w:type="dxa" w:w="1728"/>
-          </w:tcPr>
-          <w:p>
-            <w:r>
-              <w:rPr>
-                <w:b/>
-                <w:color w:val="000000"/>
-              </w:rPr>
-              <w:t>Top 200</w:t>
-            </w:r>
-          </w:p>
-        </w:tc>
-      </w:tr>
-      <w:tr>
-        <w:tc>
-          <w:tcPr>
-            <w:tcW w:type="dxa" w:w="1728"/>
-          </w:tcPr>
-          <w:p>
-            <w:r>
-              <w:rPr>
-                <w:color w:val="000000"/>
-              </w:rPr>
-              <w:t>Podocyte (kidney)</w:t>
-            </w:r>
-          </w:p>
-        </w:tc>
-        <w:tc>
-          <w:tcPr>
-            <w:tcW w:type="dxa" w:w="1728"/>
-          </w:tcPr>
-          <w:p>
-            <w:r>
-              <w:rPr>
-                <w:color w:val="000000"/>
-              </w:rPr>
-              <w:t>4.88</w:t>
-            </w:r>
-          </w:p>
-        </w:tc>
-        <w:tc>
-          <w:tcPr>
-            <w:tcW w:type="dxa" w:w="1728"/>
-          </w:tcPr>
-          <w:p>
-            <w:r>
-              <w:rPr>
-                <w:color w:val="000000"/>
-              </w:rPr>
-              <w:t>4.19</w:t>
-            </w:r>
-          </w:p>
-        </w:tc>
-        <w:tc>
-          <w:tcPr>
-            <w:tcW w:type="dxa" w:w="1728"/>
-          </w:tcPr>
-          <w:p>
-            <w:r>
-              <w:rPr>
-                <w:color w:val="000000"/>
-              </w:rPr>
-              <w:t>5.23</w:t>
-            </w:r>
-          </w:p>
-        </w:tc>
-        <w:tc>
-          <w:tcPr>
-            <w:tcW w:type="dxa" w:w="1728"/>
-          </w:tcPr>
-          <w:p>
-            <w:r>
-              <w:rPr>
-                <w:color w:val="000000"/>
-              </w:rPr>
-              <w:t>6.14</w:t>
-            </w:r>
-          </w:p>
-        </w:tc>
-      </w:tr>
-      <w:tr>
-        <w:tc>
-          <w:tcPr>
-            <w:tcW w:type="dxa" w:w="1728"/>
-          </w:tcPr>
-          <w:p>
-            <w:r>
-              <w:rPr>
-                <w:color w:val="000000"/>
-              </w:rPr>
-              <w:t>Kidney (whole)</w:t>
-            </w:r>
-          </w:p>
-        </w:tc>
-        <w:tc>
-          <w:tcPr>
-            <w:tcW w:type="dxa" w:w="1728"/>
-          </w:tcPr>
-          <w:p>
-            <w:r>
-              <w:rPr>
-                <w:color w:val="000000"/>
-              </w:rPr>
-              <w:t>4.06</w:t>
-            </w:r>
-          </w:p>
-        </w:tc>
-        <w:tc>
-          <w:tcPr>
-            <w:tcW w:type="dxa" w:w="1728"/>
-          </w:tcPr>
-          <w:p>
-            <w:r>
-              <w:rPr>
-                <w:color w:val="000000"/>
-              </w:rPr>
-              <w:t>3.79</w:t>
-            </w:r>
-          </w:p>
-        </w:tc>
-        <w:tc>
-          <w:tcPr>
-            <w:tcW w:type="dxa" w:w="1728"/>
-          </w:tcPr>
-          <w:p>
-            <w:r>
-              <w:rPr>
-                <w:color w:val="000000"/>
-              </w:rPr>
-              <w:t>3.04</w:t>
-            </w:r>
-          </w:p>
-        </w:tc>
-        <w:tc>
-          <w:tcPr>
-            <w:tcW w:type="dxa" w:w="1728"/>
-          </w:tcPr>
-          <w:p>
-            <w:r>
-              <w:rPr>
-                <w:color w:val="000000"/>
-              </w:rPr>
-              <w:t>2.27</w:t>
-            </w:r>
-          </w:p>
-        </w:tc>
-      </w:tr>
-      <w:tr>
-        <w:tc>
-          <w:tcPr>
-            <w:tcW w:type="dxa" w:w="1728"/>
-          </w:tcPr>
-          <w:p>
-            <w:r>
-              <w:rPr>
-                <w:color w:val="000000"/>
-              </w:rPr>
-              <w:t>Hepatocyte</w:t>
-            </w:r>
-          </w:p>
-        </w:tc>
-        <w:tc>
-          <w:tcPr>
-            <w:tcW w:type="dxa" w:w="1728"/>
-          </w:tcPr>
-          <w:p>
-            <w:r>
-              <w:rPr>
-                <w:color w:val="000000"/>
-              </w:rPr>
-              <w:t>4.88</w:t>
-            </w:r>
-          </w:p>
-        </w:tc>
-        <w:tc>
-          <w:tcPr>
-            <w:tcW w:type="dxa" w:w="1728"/>
-          </w:tcPr>
-          <w:p>
-            <w:r>
-              <w:rPr>
-                <w:color w:val="000000"/>
-              </w:rPr>
-              <w:t>5.07</w:t>
-            </w:r>
-          </w:p>
-        </w:tc>
-        <w:tc>
-          <w:tcPr>
-            <w:tcW w:type="dxa" w:w="1728"/>
-          </w:tcPr>
-          <w:p>
-            <w:r>
-              <w:rPr>
-                <w:color w:val="000000"/>
-              </w:rPr>
-              <w:t>6.69</w:t>
-            </w:r>
-          </w:p>
-        </w:tc>
-        <w:tc>
-          <w:tcPr>
-            <w:tcW w:type="dxa" w:w="1728"/>
-          </w:tcPr>
-          <w:p>
-            <w:r>
-              <w:rPr>
-                <w:color w:val="000000"/>
-              </w:rPr>
-              <w:t>4.81</w:t>
-            </w:r>
-          </w:p>
-        </w:tc>
-      </w:tr>
-      <w:tr>
-        <w:tc>
-          <w:tcPr>
-            <w:tcW w:type="dxa" w:w="1728"/>
-          </w:tcPr>
-          <w:p>
-            <w:r>
-              <w:rPr>
-                <w:color w:val="000000"/>
-              </w:rPr>
-              <w:t>Lung</w:t>
-            </w:r>
-          </w:p>
-        </w:tc>
-        <w:tc>
-          <w:tcPr>
-            <w:tcW w:type="dxa" w:w="1728"/>
-          </w:tcPr>
-          <w:p>
-            <w:r>
-              <w:rPr>
-                <w:color w:val="000000"/>
-              </w:rPr>
-              <w:t>4.06</w:t>
-            </w:r>
-          </w:p>
-        </w:tc>
-        <w:tc>
-          <w:tcPr>
-            <w:tcW w:type="dxa" w:w="1728"/>
-          </w:tcPr>
-          <w:p>
-            <w:r>
-              <w:rPr>
-                <w:color w:val="000000"/>
-              </w:rPr>
-              <w:t>4.19</w:t>
-            </w:r>
-          </w:p>
-        </w:tc>
-        <w:tc>
-          <w:tcPr>
-            <w:tcW w:type="dxa" w:w="1728"/>
-          </w:tcPr>
-          <w:p>
-            <w:r>
-              <w:rPr>
-                <w:color w:val="000000"/>
-              </w:rPr>
-              <w:t>5.23</w:t>
-            </w:r>
-          </w:p>
-        </w:tc>
-        <w:tc>
-          <w:tcPr>
-            <w:tcW w:type="dxa" w:w="1728"/>
-          </w:tcPr>
-          <w:p>
-            <w:r>
-              <w:rPr>
-                <w:color w:val="000000"/>
-              </w:rPr>
-              <w:t>5.44</w:t>
-            </w:r>
-          </w:p>
-        </w:tc>
-      </w:tr>
-      <w:tr>
-        <w:tc>
-          <w:tcPr>
-            <w:tcW w:type="dxa" w:w="1728"/>
-          </w:tcPr>
-          <w:p>
-            <w:r>
-              <w:rPr>
-                <w:color w:val="000000"/>
-              </w:rPr>
-              <w:t>Frontal cortex</w:t>
-            </w:r>
-          </w:p>
-        </w:tc>
-        <w:tc>
-          <w:tcPr>
-            <w:tcW w:type="dxa" w:w="1728"/>
-          </w:tcPr>
-          <w:p>
-            <w:r>
-              <w:rPr>
-                <w:color w:val="000000"/>
-              </w:rPr>
-              <w:t>4.88</w:t>
-            </w:r>
-          </w:p>
-        </w:tc>
-        <w:tc>
-          <w:tcPr>
-            <w:tcW w:type="dxa" w:w="1728"/>
-          </w:tcPr>
-          <w:p>
-            <w:r>
-              <w:rPr>
-                <w:color w:val="000000"/>
-              </w:rPr>
-              <w:t>4.19</w:t>
-            </w:r>
-          </w:p>
-        </w:tc>
-        <w:tc>
-          <w:tcPr>
-            <w:tcW w:type="dxa" w:w="1728"/>
-          </w:tcPr>
-          <w:p>
-            <w:r>
-              <w:rPr>
-                <w:color w:val="000000"/>
-              </w:rPr>
-              <w:t>4.25</w:t>
-            </w:r>
-          </w:p>
-        </w:tc>
-        <w:tc>
-          <w:tcPr>
-            <w:tcW w:type="dxa" w:w="1728"/>
-          </w:tcPr>
-          <w:p>
-            <w:r>
-              <w:rPr>
-                <w:color w:val="000000"/>
-              </w:rPr>
-              <w:t>3.85</w:t>
-            </w:r>
-          </w:p>
-        </w:tc>
-      </w:tr>
-      <w:tr>
-        <w:tc>
-          <w:tcPr>
-            <w:tcW w:type="dxa" w:w="1728"/>
-          </w:tcPr>
-          <w:p>
-            <w:r>
-              <w:rPr>
-                <w:color w:val="000000"/>
-              </w:rPr>
-              <w:t>Brain</w:t>
-            </w:r>
-          </w:p>
-        </w:tc>
-        <w:tc>
-          <w:tcPr>
-            <w:tcW w:type="dxa" w:w="1728"/>
-          </w:tcPr>
-          <w:p>
-            <w:r>
-              <w:rPr>
-                <w:color w:val="000000"/>
-              </w:rPr>
-              <w:t>3.33</w:t>
-            </w:r>
-          </w:p>
-        </w:tc>
-        <w:tc>
-          <w:tcPr>
-            <w:tcW w:type="dxa" w:w="1728"/>
-          </w:tcPr>
-          <w:p>
-            <w:r>
-              <w:rPr>
-                <w:color w:val="000000"/>
-              </w:rPr>
-              <w:t>2.75</w:t>
-            </w:r>
-          </w:p>
-        </w:tc>
-        <w:tc>
-          <w:tcPr>
-            <w:tcW w:type="dxa" w:w="1728"/>
-          </w:tcPr>
-          <w:p>
-            <w:r>
-              <w:rPr>
-                <w:color w:val="000000"/>
-              </w:rPr>
-              <w:t>4.48</w:t>
-            </w:r>
-          </w:p>
-        </w:tc>
-        <w:tc>
-          <w:tcPr>
-            <w:tcW w:type="dxa" w:w="1728"/>
-          </w:tcPr>
-          <w:p>
-            <w:r>
-              <w:rPr>
-                <w:color w:val="000000"/>
-              </w:rPr>
-              <w:t>4.37</w:t>
-            </w:r>
-          </w:p>
-        </w:tc>
-      </w:tr>
-      <w:tr>
-        <w:tc>
-          <w:tcPr>
-            <w:tcW w:type="dxa" w:w="1728"/>
-          </w:tcPr>
-          <w:p>
-            <w:r>
-              <w:rPr>
-                <w:color w:val="000000"/>
-              </w:rPr>
-              <w:t>Stomach</w:t>
-            </w:r>
-          </w:p>
-        </w:tc>
-        <w:tc>
-          <w:tcPr>
-            <w:tcW w:type="dxa" w:w="1728"/>
-          </w:tcPr>
-          <w:p>
-            <w:r>
-              <w:rPr>
-                <w:color w:val="000000"/>
-              </w:rPr>
-              <w:t>4.06</w:t>
-            </w:r>
-          </w:p>
-        </w:tc>
-        <w:tc>
-          <w:tcPr>
-            <w:tcW w:type="dxa" w:w="1728"/>
-          </w:tcPr>
-          <w:p>
-            <w:r>
-              <w:rPr>
-                <w:color w:val="000000"/>
-              </w:rPr>
-              <w:t>3.42</w:t>
-            </w:r>
-          </w:p>
-        </w:tc>
-        <w:tc>
-          <w:tcPr>
-            <w:tcW w:type="dxa" w:w="1728"/>
-          </w:tcPr>
-          <w:p>
-            <w:r>
-              <w:rPr>
-                <w:color w:val="000000"/>
-              </w:rPr>
-              <w:t>4.48</w:t>
-            </w:r>
-          </w:p>
-        </w:tc>
-        <w:tc>
-          <w:tcPr>
-            <w:tcW w:type="dxa" w:w="1728"/>
-          </w:tcPr>
-          <w:p>
-            <w:r>
-              <w:rPr>
-                <w:color w:val="000000"/>
-              </w:rPr>
-              <w:t>4.24</w:t>
-            </w:r>
-          </w:p>
-        </w:tc>
-      </w:tr>
-      <w:tr>
-        <w:tc>
-          <w:tcPr>
-            <w:tcW w:type="dxa" w:w="1728"/>
-          </w:tcPr>
-          <w:p>
-            <w:r>
-              <w:rPr>
-                <w:color w:val="000000"/>
-              </w:rPr>
-              <w:t>Heart, left ventricle</w:t>
-            </w:r>
-          </w:p>
-        </w:tc>
-        <w:tc>
-          <w:tcPr>
-            <w:tcW w:type="dxa" w:w="1728"/>
-          </w:tcPr>
-          <w:p>
-            <w:r>
-              <w:rPr>
-                <w:color w:val="000000"/>
-              </w:rPr>
-              <w:t>3.33</w:t>
-            </w:r>
-          </w:p>
-        </w:tc>
-        <w:tc>
-          <w:tcPr>
-            <w:tcW w:type="dxa" w:w="1728"/>
-          </w:tcPr>
-          <w:p>
-            <w:r>
-              <w:rPr>
-                <w:color w:val="000000"/>
-              </w:rPr>
-              <w:t>3.79</w:t>
-            </w:r>
-          </w:p>
-        </w:tc>
-        <w:tc>
-          <w:tcPr>
-            <w:tcW w:type="dxa" w:w="1728"/>
-          </w:tcPr>
-          <w:p>
-            <w:r>
-              <w:rPr>
-                <w:color w:val="000000"/>
-              </w:rPr>
-              <w:t>3.82</w:t>
-            </w:r>
-          </w:p>
-        </w:tc>
-        <w:tc>
-          <w:tcPr>
-            <w:tcW w:type="dxa" w:w="1728"/>
-          </w:tcPr>
-          <w:p>
-            <w:r>
-              <w:rPr>
-                <w:color w:val="000000"/>
-              </w:rPr>
-              <w:t>3.15</w:t>
-            </w:r>
-          </w:p>
-        </w:tc>
-      </w:tr>
-      <w:tr>
-        <w:tc>
-          <w:tcPr>
-            <w:tcW w:type="dxa" w:w="1728"/>
-          </w:tcPr>
-          <w:p>
-            <w:r>
-              <w:rPr>
-                <w:color w:val="000000"/>
-              </w:rPr>
-              <w:t>Liver</w:t>
-            </w:r>
-          </w:p>
-        </w:tc>
-        <w:tc>
-          <w:tcPr>
-            <w:tcW w:type="dxa" w:w="1728"/>
-          </w:tcPr>
-          <w:p>
-            <w:r>
-              <w:rPr>
-                <w:color w:val="000000"/>
-              </w:rPr>
-              <w:t>4.06</w:t>
-            </w:r>
-          </w:p>
-        </w:tc>
-        <w:tc>
-          <w:tcPr>
-            <w:tcW w:type="dxa" w:w="1728"/>
-          </w:tcPr>
-          <w:p>
-            <w:r>
-              <w:rPr>
-                <w:color w:val="000000"/>
-              </w:rPr>
-              <w:t>2.75</w:t>
-            </w:r>
-          </w:p>
-        </w:tc>
-        <w:tc>
-          <w:tcPr>
-            <w:tcW w:type="dxa" w:w="1728"/>
-          </w:tcPr>
-          <w:p>
-            <w:r>
-              <w:rPr>
-                <w:color w:val="000000"/>
-              </w:rPr>
-              <w:t>3.22</w:t>
-            </w:r>
-          </w:p>
-        </w:tc>
-        <w:tc>
-          <w:tcPr>
-            <w:tcW w:type="dxa" w:w="1728"/>
-          </w:tcPr>
-          <w:p>
-            <w:r>
-              <w:rPr>
-                <w:color w:val="000000"/>
-              </w:rPr>
-              <w:t>2.36</w:t>
-            </w:r>
-          </w:p>
-        </w:tc>
-      </w:tr>
-      <w:tr>
-        <w:tc>
-          <w:tcPr>
-            <w:tcW w:type="dxa" w:w="1728"/>
-          </w:tcPr>
-          <w:p>
-            <w:r>
-              <w:rPr>
-                <w:color w:val="000000"/>
-              </w:rPr>
-              <w:t>Lung (left)</w:t>
-            </w:r>
-          </w:p>
-        </w:tc>
-        <w:tc>
-          <w:tcPr>
-            <w:tcW w:type="dxa" w:w="1728"/>
-          </w:tcPr>
-          <w:p>
-            <w:r>
-              <w:rPr>
-                <w:color w:val="000000"/>
-              </w:rPr>
-              <w:t>1.61</w:t>
-            </w:r>
-          </w:p>
-        </w:tc>
-        <w:tc>
-          <w:tcPr>
-            <w:tcW w:type="dxa" w:w="1728"/>
-          </w:tcPr>
-          <w:p>
-            <w:r>
-              <w:rPr>
-                <w:color w:val="000000"/>
-              </w:rPr>
-              <w:t>2.44</w:t>
-            </w:r>
-          </w:p>
-        </w:tc>
-        <w:tc>
-          <w:tcPr>
-            <w:tcW w:type="dxa" w:w="1728"/>
-          </w:tcPr>
-          <w:p>
-            <w:r>
-              <w:rPr>
-                <w:color w:val="000000"/>
-              </w:rPr>
-              <w:t>2.37</w:t>
-            </w:r>
-          </w:p>
-        </w:tc>
-        <w:tc>
-          <w:tcPr>
-            <w:tcW w:type="dxa" w:w="1728"/>
-          </w:tcPr>
-          <w:p>
-            <w:r>
-              <w:rPr>
-                <w:color w:val="000000"/>
-              </w:rPr>
-              <w:t>1.49</w:t>
-            </w:r>
-          </w:p>
-        </w:tc>
-      </w:tr>
-    </w:tbl>
-    <w:p/>
-    <w:p>
-      <w:r>
-        <w:rPr>
-          <w:b/>
-          <w:color w:val="000000"/>
-        </w:rPr>
-        <w:t>Table 2.</w:t>
-      </w:r>
-      <w:r>
-        <w:rPr>
-          <w:color w:val="000000"/>
-        </w:rPr>
-        <w:t xml:space="preserve"> Enrichment by partition, top 200 by each tissue output. Conditional odds ratios with exact 95% intervals, and the number of the top 200 falling in the partition. Partition sizes: kidney-specific 39 peaks, shared 71, other-tissue-specific 47.</w:t>
+        <w:t xml:space="preserve"> Enrichment at the primary ranking depth of 200, by tissue output and endpoint, from one frozen variant set (n = 1,921) and one measured kidney union. Conditional odds ratios; all contingency cells are in Supplementary Table 1. Kidney-restricted and shared sum to the pooled kidney union: 39 + 71 = 110 peaks, 14,686 + 29,890 = 44,576 bp, 84 + 193 = 277 variants.</w:t>
       </w:r>
     </w:p>
     <w:tbl>
@@ -2078,7 +1389,21 @@
                 <w:b/>
                 <w:color w:val="000000"/>
               </w:rPr>
-              <w:t>Kidney-specific</w:t>
+              <w:t>Pooled kidney</w:t>
+            </w:r>
+          </w:p>
+        </w:tc>
+        <w:tc>
+          <w:tcPr>
+            <w:tcW w:type="dxa" w:w="2160"/>
+          </w:tcPr>
+          <w:p>
+            <w:r>
+              <w:rPr>
+                <w:b/>
+                <w:color w:val="000000"/>
+              </w:rPr>
+              <w:t>Kidney-restricted</w:t>
             </w:r>
           </w:p>
         </w:tc>
@@ -2093,20 +1418,6 @@
                 <w:color w:val="000000"/>
               </w:rPr>
               <w:t>Shared</w:t>
-            </w:r>
-          </w:p>
-        </w:tc>
-        <w:tc>
-          <w:tcPr>
-            <w:tcW w:type="dxa" w:w="2160"/>
-          </w:tcPr>
-          <w:p>
-            <w:r>
-              <w:rPr>
-                <w:b/>
-                <w:color w:val="000000"/>
-              </w:rPr>
-              <w:t>Other-tissue-specific</w:t>
             </w:r>
           </w:p>
         </w:tc>
@@ -2132,16 +1443,9 @@
           <w:p>
             <w:r>
               <w:rPr>
-                <w:b/>
                 <w:color w:val="000000"/>
               </w:rPr>
-              <w:t>4.28 (2.52-7.11)</w:t>
-            </w:r>
-            <w:r>
-              <w:rPr>
-                <w:color w:val="000000"/>
-              </w:rPr>
-              <w:t>, n=26</w:t>
+              <w:t>8.94</w:t>
             </w:r>
           </w:p>
         </w:tc>
@@ -2154,7 +1458,7 @@
               <w:rPr>
                 <w:color w:val="000000"/>
               </w:rPr>
-              <w:t>8.14 (5.69-11.61), n=75</w:t>
+              <w:t>4.28</w:t>
             </w:r>
           </w:p>
         </w:tc>
@@ -2167,7 +1471,7 @@
               <w:rPr>
                 <w:color w:val="000000"/>
               </w:rPr>
-              <w:t>1.51 (0.73-2.86), n=12</w:t>
+              <w:t>8.13</w:t>
             </w:r>
           </w:p>
         </w:tc>
@@ -2195,7 +1499,7 @@
               <w:rPr>
                 <w:color w:val="000000"/>
               </w:rPr>
-              <w:t>2.48 (1.35-4.34), n=18</w:t>
+              <w:t>5.58</w:t>
             </w:r>
           </w:p>
         </w:tc>
@@ -2208,7 +1512,7 @@
               <w:rPr>
                 <w:color w:val="000000"/>
               </w:rPr>
-              <w:t>5.98 (4.16-8.57), n=65</w:t>
+              <w:t>2.48</w:t>
             </w:r>
           </w:p>
         </w:tc>
@@ -2221,7 +1525,7 @@
               <w:rPr>
                 <w:color w:val="000000"/>
               </w:rPr>
-              <w:t>2.97 (1.66-5.12), n=20</w:t>
+              <w:t>5.98</w:t>
             </w:r>
           </w:p>
         </w:tc>
@@ -2249,7 +1553,7 @@
               <w:rPr>
                 <w:color w:val="000000"/>
               </w:rPr>
-              <w:t>1.94 (1.01-3.51), n=15</w:t>
+              <w:t>5.02</w:t>
             </w:r>
           </w:p>
         </w:tc>
@@ -2262,7 +1566,7 @@
               <w:rPr>
                 <w:color w:val="000000"/>
               </w:rPr>
-              <w:t>5.80 (4.03-8.31), n=64</w:t>
+              <w:t>1.94</w:t>
             </w:r>
           </w:p>
         </w:tc>
@@ -2275,7 +1579,61 @@
               <w:rPr>
                 <w:color w:val="000000"/>
               </w:rPr>
-              <w:t>3.19 (1.80-5.46), n=21</w:t>
+              <w:t>5.80</w:t>
+            </w:r>
+          </w:p>
+        </w:tc>
+      </w:tr>
+      <w:tr>
+        <w:tc>
+          <w:tcPr>
+            <w:tcW w:type="dxa" w:w="2160"/>
+          </w:tcPr>
+          <w:p>
+            <w:r>
+              <w:rPr>
+                <w:color w:val="000000"/>
+              </w:rPr>
+              <w:t>Stomach</w:t>
+            </w:r>
+          </w:p>
+        </w:tc>
+        <w:tc>
+          <w:tcPr>
+            <w:tcW w:type="dxa" w:w="2160"/>
+          </w:tcPr>
+          <w:p>
+            <w:r>
+              <w:rPr>
+                <w:color w:val="000000"/>
+              </w:rPr>
+              <w:t>4.63</w:t>
+            </w:r>
+          </w:p>
+        </w:tc>
+        <w:tc>
+          <w:tcPr>
+            <w:tcW w:type="dxa" w:w="2160"/>
+          </w:tcPr>
+          <w:p>
+            <w:r>
+              <w:rPr>
+                <w:color w:val="000000"/>
+              </w:rPr>
+              <w:t>1.46</w:t>
+            </w:r>
+          </w:p>
+        </w:tc>
+        <w:tc>
+          <w:tcPr>
+            <w:tcW w:type="dxa" w:w="2160"/>
+          </w:tcPr>
+          <w:p>
+            <w:r>
+              <w:rPr>
+                <w:color w:val="000000"/>
+              </w:rPr>
+              <w:t>5.80</w:t>
             </w:r>
           </w:p>
         </w:tc>
@@ -2303,7 +1661,7 @@
               <w:rPr>
                 <w:color w:val="000000"/>
               </w:rPr>
-              <w:t>1.94 (1.01-3.51), n=15</w:t>
+              <w:t>3.72</w:t>
             </w:r>
           </w:p>
         </w:tc>
@@ -2316,7 +1674,7 @@
               <w:rPr>
                 <w:color w:val="000000"/>
               </w:rPr>
-              <w:t>4.07 (2.78-5.89), n=53</w:t>
+              <w:t>1.94</w:t>
             </w:r>
           </w:p>
         </w:tc>
@@ -2329,7 +1687,7 @@
               <w:rPr>
                 <w:color w:val="000000"/>
               </w:rPr>
-              <w:t>2.37 (1.27-4.19), n=17</w:t>
+              <w:t>4.07</w:t>
             </w:r>
           </w:p>
         </w:tc>
@@ -2344,7 +1702,7 @@
               <w:rPr>
                 <w:color w:val="000000"/>
               </w:rPr>
-              <w:t>Stomach</w:t>
+              <w:t>Liver</w:t>
             </w:r>
           </w:p>
         </w:tc>
@@ -2357,7 +1715,7 @@
               <w:rPr>
                 <w:color w:val="000000"/>
               </w:rPr>
-              <w:t>1.46 (0.71-2.78), n=12</w:t>
+              <w:t>2.12</w:t>
             </w:r>
           </w:p>
         </w:tc>
@@ -2370,7 +1728,7 @@
               <w:rPr>
                 <w:color w:val="000000"/>
               </w:rPr>
-              <w:t>5.80 (4.03-8.31), n=64</w:t>
+              <w:t>0.90</w:t>
             </w:r>
           </w:p>
         </w:tc>
@@ -2381,16 +1739,9 @@
           <w:p>
             <w:r>
               <w:rPr>
-                <w:b/>
                 <w:color w:val="000000"/>
               </w:rPr>
-              <w:t>3.42 (1.95-5.82)</w:t>
-            </w:r>
-            <w:r>
-              <w:rPr>
-                <w:color w:val="000000"/>
-              </w:rPr>
-              <w:t>, n=22</w:t>
+              <w:t>2.66</w:t>
             </w:r>
           </w:p>
         </w:tc>
@@ -2418,7 +1769,7 @@
               <w:rPr>
                 <w:color w:val="000000"/>
               </w:rPr>
-              <w:t>0.90 (0.37-1.91), n=8</w:t>
+              <w:t>1.99</w:t>
             </w:r>
           </w:p>
         </w:tc>
@@ -2431,7 +1782,7 @@
               <w:rPr>
                 <w:color w:val="000000"/>
               </w:rPr>
-              <w:t>2.46 (1.63-3.67), n=39</w:t>
+              <w:t>0.90</w:t>
             </w:r>
           </w:p>
         </w:tc>
@@ -2444,61 +1795,7 @@
               <w:rPr>
                 <w:color w:val="000000"/>
               </w:rPr>
-              <w:t>2.37 (1.27-4.19), n=17</w:t>
-            </w:r>
-          </w:p>
-        </w:tc>
-      </w:tr>
-      <w:tr>
-        <w:tc>
-          <w:tcPr>
-            <w:tcW w:type="dxa" w:w="2160"/>
-          </w:tcPr>
-          <w:p>
-            <w:r>
-              <w:rPr>
-                <w:color w:val="000000"/>
-              </w:rPr>
-              <w:t>Liver</w:t>
-            </w:r>
-          </w:p>
-        </w:tc>
-        <w:tc>
-          <w:tcPr>
-            <w:tcW w:type="dxa" w:w="2160"/>
-          </w:tcPr>
-          <w:p>
-            <w:r>
-              <w:rPr>
-                <w:color w:val="000000"/>
-              </w:rPr>
-              <w:t>0.90 (0.37-1.91), n=8</w:t>
-            </w:r>
-          </w:p>
-        </w:tc>
-        <w:tc>
-          <w:tcPr>
-            <w:tcW w:type="dxa" w:w="2160"/>
-          </w:tcPr>
-          <w:p>
-            <w:r>
-              <w:rPr>
-                <w:color w:val="000000"/>
-              </w:rPr>
-              <w:t>2.66 (1.77-3.94), n=41</w:t>
-            </w:r>
-          </w:p>
-        </w:tc>
-        <w:tc>
-          <w:tcPr>
-            <w:tcW w:type="dxa" w:w="2160"/>
-          </w:tcPr>
-          <w:p>
-            <w:r>
-              <w:rPr>
-                <w:color w:val="000000"/>
-              </w:rPr>
-              <w:t>2.37 (1.27-4.19), n=17</w:t>
+              <w:t>2.46</w:t>
             </w:r>
           </w:p>
         </w:tc>
@@ -2511,13 +1808,13 @@
           <w:b/>
           <w:color w:val="000000"/>
         </w:rPr>
-        <w:t>Table 3.</w:t>
+        <w:t>Table 2.</w:t>
       </w:r>
       <w:r>
         <w:rPr>
           <w:color w:val="000000"/>
         </w:rPr>
-        <w:t xml:space="preserve"> The four candidates surviving linkage filtering, with prior published record. Alternate allele frequency is in the African genetic-ancestry group of gnomAD v4. r-squared and D' are the maximum against G1a, G1b or G2 across seven African populations analysed separately.</w:t>
+        <w:t xml:space="preserve"> The four candidates passing linkage filtering. Alternate allele frequency is for the African genetic-ancestry group of gnomAD v4. r-squared and D' are maxima against G1a, G1b or G2 across seven African populations analysed separately; maxima for the two measures may arise from different comparisons and the responsible population and partner for each are deposited.</w:t>
       </w:r>
     </w:p>
     <w:tbl>
@@ -2615,7 +1912,7 @@
                 <w:b/>
                 <w:color w:val="000000"/>
               </w:rPr>
-              <w:t>Prior published record</w:t>
+              <w:t>Prior record identified</w:t>
             </w:r>
           </w:p>
         </w:tc>
@@ -2695,7 +1992,7 @@
               <w:rPr>
                 <w:color w:val="000000"/>
               </w:rPr>
-              <w:t>FOXRED2 eQTL; three plasma protein associations</w:t>
+              <w:t>reported FOXRED2 eQTL; three plasma protein associations</w:t>
             </w:r>
           </w:p>
         </w:tc>
@@ -2775,7 +2072,7 @@
               <w:rPr>
                 <w:color w:val="000000"/>
               </w:rPr>
-              <w:t>APOL4 eQTL across multiple tissues</w:t>
+              <w:t>reported APOL4 eQTL, multiple tissues</w:t>
             </w:r>
           </w:p>
         </w:tc>
@@ -2855,7 +2152,7 @@
               <w:rPr>
                 <w:color w:val="000000"/>
               </w:rPr>
-              <w:t>none identified</w:t>
+              <w:t>none identified by the searches described</w:t>
             </w:r>
           </w:p>
         </w:tc>
@@ -2935,7 +2232,7 @@
               <w:rPr>
                 <w:color w:val="000000"/>
               </w:rPr>
-              <w:t>correlated with rs5750250 (r² 0.55, D' 1.0)</w:t>
+              <w:t>correlated with rs5750250, a historical regional association marker</w:t>
             </w:r>
           </w:p>
         </w:tc>
@@ -2947,7 +2244,35 @@
         <w:rPr>
           <w:color w:val="000000"/>
         </w:rPr>
-        <w:t>Eleven further candidates were excluded: D' at or near 1.0 with G1 or G2 despite low r-squared, indicating haplotypic nesting rather than independence.</w:t>
+        <w:t>Eleven further candidates were excluded on D' at or near 1.0 with G1 or G2 despite low r-squared, consistent with haplotypic nesting rather than independence.</w:t>
+      </w:r>
+    </w:p>
+    <w:p>
+      <w:r>
+        <w:rPr>
+          <w:b/>
+          <w:color w:val="000000"/>
+        </w:rPr>
+        <w:t>Supplementary Table 1.</w:t>
+      </w:r>
+      <w:r>
+        <w:rPr>
+          <w:color w:val="000000"/>
+        </w:rPr>
+        <w:t xml:space="preserve"> All contingency counts for every endpoint, ranking and depth: top-set hits and misses, background hits and misses, and the eligible denominator. Deposited as </w:t>
+      </w:r>
+      <w:r>
+        <w:rPr>
+          <w:rFonts w:ascii="Consolas" w:hAnsi="Consolas"/>
+          <w:color w:val="000000"/>
+        </w:rPr>
+        <w:t>results/reconciled_counts.csv</w:t>
+      </w:r>
+      <w:r>
+        <w:rPr>
+          <w:color w:val="000000"/>
+        </w:rPr>
+        <w:t>.</w:t>
       </w:r>
     </w:p>
     <w:sectPr>

--- a/publication/MANUSCRIPT.docx
+++ b/publication/MANUSCRIPT.docx
@@ -3,1059 +3,439 @@
 <w:document xmlns:wpc="http://schemas.microsoft.com/office/word/2010/wordprocessingCanvas" xmlns:mo="http://schemas.microsoft.com/office/mac/office/2008/main" xmlns:mc="http://schemas.openxmlformats.org/markup-compatibility/2006" xmlns:mv="urn:schemas-microsoft-com:mac:vml" xmlns:o="urn:schemas-microsoft-com:office:office" xmlns:r="http://schemas.openxmlformats.org/officeDocument/2006/relationships" xmlns:m="http://schemas.openxmlformats.org/officeDocument/2006/math" xmlns:v="urn:schemas-microsoft-com:vml" xmlns:wp14="http://schemas.microsoft.com/office/word/2010/wordprocessingDrawing" xmlns:wp="http://schemas.openxmlformats.org/drawingml/2006/wordprocessingDrawing" xmlns:w10="urn:schemas-microsoft-com:office:word" xmlns:w="http://schemas.openxmlformats.org/wordprocessingml/2006/main" xmlns:w14="http://schemas.microsoft.com/office/word/2010/wordml" xmlns:wpg="http://schemas.microsoft.com/office/word/2010/wordprocessingGroup" xmlns:wpi="http://schemas.microsoft.com/office/word/2010/wordprocessingInk" xmlns:wne="http://schemas.microsoft.com/office/word/2006/wordml" xmlns:wps="http://schemas.microsoft.com/office/word/2010/wordprocessingShape" mc:Ignorable="w14 wp14">
   <w:body>
     <w:p>
+      <w:pPr>
+        <w:pStyle w:val="Heading1"/>
+      </w:pPr>
+      <w:r>
+        <w:t>Evaluating tissue-labelled AlphaGenome rankings at APOL1-MYH9: how the choice of measured reference changes the conclusion</w:t>
+      </w:r>
+    </w:p>
+    <w:p>
+      <w:r/>
       <w:r>
         <w:rPr>
           <w:b/>
-          <w:color w:val="000000"/>
-          <w:sz w:val="36"/>
         </w:rPr>
-        <w:t>Interpreting tissue-labelled sequence-model rankings at APOL1-MYH9: a benchmark-design case study</w:t>
+        <w:t>Christopher Lawrence</w:t>
+      </w:r>
+      <w:r>
+        <w:t xml:space="preserve"> Consultant Nephrologist, London, United Kingdom ORCID 0000-0002-8159-0879 Correspondence: Christopher.lawrence3@nhs.net</w:t>
+      </w:r>
+    </w:p>
+    <w:p>
+      <w:r/>
+      <w:r>
+        <w:rPr>
+          <w:b/>
+        </w:rPr>
+        <w:t>Keywords:</w:t>
+      </w:r>
+      <w:r>
+        <w:t xml:space="preserve"> APOL1; MYH9; chromatin accessibility; benchmarking; machine learning</w:t>
       </w:r>
     </w:p>
     <w:p>
       <w:r>
+        <w:t>---</w:t>
+      </w:r>
+    </w:p>
+    <w:p>
+      <w:pPr>
+        <w:pStyle w:val="Heading2"/>
+      </w:pPr>
+      <w:r>
+        <w:t>Abstract</w:t>
+      </w:r>
+    </w:p>
+    <w:p>
+      <w:r/>
+      <w:r>
         <w:rPr>
           <w:b/>
-          <w:color w:val="000000"/>
         </w:rPr>
-        <w:t>Christopher Lawrence</w:t>
+        <w:t>Objective.</w:t>
       </w:r>
       <w:r>
+        <w:t xml:space="preserve"> Sequence-to-function models are increasingly used to prioritise non-coding variants at kidney disease loci, and their tissue-labelled outputs are read as tissue-specific. We evaluated AlphaGenome rankings at the APOL1-MYH9 locus and report how three successive conclusions were determined not by the model but by which measured accessibility dataset we compared them against.</w:t>
+      </w:r>
+    </w:p>
+    <w:p>
+      <w:r/>
+      <w:r>
         <w:rPr>
-          <w:color w:val="000000"/>
+          <w:b/>
         </w:rPr>
-        <w:t xml:space="preserve"> Consultant Nephrologist, London, United Kingdom ORCID 0000-0002-8159-0879 Correspondence: Christopher.lawrence3@nhs.net</w:t>
+        <w:t>Results.</w:t>
+      </w:r>
+      <w:r>
+        <w:t xml:space="preserve"> Ranking 1,930 common variants by predicted podocyte accessibility and evaluating against measured whole-kidney peaks alone, non-renal rankings matched the podocyte ranking, suggesting the tissue label carried little information. Against a kidney-plus-podocyte union the podocyte ranking led clearly (odds ratio 8.76, 95% CI 6.30-12.20). Partitioning that union into kidney-restricted and shared regions changed the podocyte-minus-comparator contrast for none of six comparators. A beta-globin control locus appeared null against whole-kidney peaks (odds ratio 1.44) but showed comparable enrichment to the test locus against the matched union (7.54, 3.66-15.31). Each apparent finding was an artefact of comparing a cell-type prediction against a non-matching measurement. The evaluated region and tracks overlap model training data, so none of these comparisons tests generalisation.</w:t>
       </w:r>
     </w:p>
     <w:p>
       <w:r>
-        <w:rPr>
-          <w:b/>
-          <w:color w:val="000000"/>
-        </w:rPr>
-        <w:t>Running head:</w:t>
+        <w:t>---</w:t>
       </w:r>
+    </w:p>
+    <w:p>
+      <w:pPr>
+        <w:pStyle w:val="Heading2"/>
+      </w:pPr>
       <w:r>
-        <w:rPr>
-          <w:color w:val="000000"/>
-        </w:rPr>
-        <w:t xml:space="preserve"> Benchmark design at APOL1-MYH9</w:t>
+        <w:t>Introduction</w:t>
       </w:r>
     </w:p>
     <w:p>
       <w:r>
-        <w:rPr>
-          <w:b/>
-          <w:color w:val="000000"/>
-        </w:rPr>
-        <w:t>Keywords:</w:t>
+        <w:t>Two coding haplotypes at APOL1, G1 and G2, account for much of the excess risk of non-diabetic kidney disease in people of recent African genetic ancestry [1]. The association was first mapped to the adjacent gene MYH9 [2] and resolved to APOL1 two years later [1]. Penetrance is incomplete, and transgenic expression of the risk variants in podocytes causes kidney disease in mice in a dose-dependent manner [3], so regulatory modifiers of APOL1 expression are a plausible explanation for who develops disease [4]. The locus is overwhelmingly non-coding and that variation is largely uncharacterised.</w:t>
       </w:r>
+    </w:p>
+    <w:p>
       <w:r>
-        <w:rPr>
-          <w:color w:val="000000"/>
-        </w:rPr>
-        <w:t xml:space="preserve"> APOL1; chronic kidney disease; gene expression regulation; machine learning; MYH9</w:t>
+        <w:t>Sequence-to-function models predict regulatory activity from DNA and are proposed for prioritising such variants [5, 6]. Earlier models of this family perform less well in regions that distinguish cell types, in an evaluation that already stratified by cell-type specificity [7].</w:t>
+      </w:r>
+    </w:p>
+    <w:p>
+      <w:r>
+        <w:t>We set out to prioritise regulatory candidates at this locus. That attempt did not succeed, and in the course of it we reached three successive conclusions about tissue specificity, each of which we subsequently found to be an artefact of the same design choice: the measured dataset used for evaluation did not match the prediction being evaluated. We report this because each intermediate result was internally coherent, none was implausible, and the error is easy to repeat.</w:t>
       </w:r>
     </w:p>
     <w:p>
       <w:pPr>
-        <w:pBdr>
-          <w:bottom w:val="single" w:sz="6" w:space="1" w:color="999999"/>
-        </w:pBdr>
+        <w:pStyle w:val="Heading2"/>
       </w:pPr>
+      <w:r>
+        <w:t>Main text</w:t>
+      </w:r>
     </w:p>
     <w:p>
+      <w:pPr>
+        <w:pStyle w:val="Heading3"/>
+      </w:pPr>
       <w:r>
-        <w:rPr>
-          <w:b/>
-          <w:color w:val="000000"/>
-          <w:sz w:val="28"/>
-        </w:rPr>
-        <w:t>Abstract</w:t>
+        <w:t>Methods</w:t>
       </w:r>
     </w:p>
     <w:p>
       <w:r>
-        <w:rPr>
-          <w:b/>
-          <w:color w:val="000000"/>
-        </w:rPr>
-        <w:t>Background and hypothesis.</w:t>
+        <w:t xml:space="preserve">The interval spanning APOL3 to MYH9, chr22:36,140,330-36,388,018 (GRCh38, 247,688 bp), fits within one model context window. Variants catalogued by gnomAD v4 [8] were retrieved with alternate allele frequencies for the African genetic-ancestry group. Retaining single-nucleotide substitutions at frequency at least 1% gave </w:t>
       </w:r>
       <w:r>
         <w:rPr>
-          <w:color w:val="000000"/>
+          <w:b/>
         </w:rPr>
-        <w:t xml:space="preserve"> Sequence-to-function models are increasingly applied to non-coding variation at kidney disease loci, and their tissue-labelled outputs are read as tissue-specific. We examined what such rankings can and cannot establish at the APOL1-MYH9 locus, and report two analytical errors we made before arriving at an interpretable result.</w:t>
+        <w:t>1,930 distinct variants at 1,921 positions</w:t>
+      </w:r>
+      <w:r>
+        <w:t>; nine positions are multi-allelic, carrying two alternate alleles under one identifier, and are counted separately. A deduplication ledger is deposited.</w:t>
       </w:r>
     </w:p>
     <w:p>
       <w:r>
-        <w:rPr>
-          <w:b/>
-          <w:color w:val="000000"/>
-        </w:rPr>
-        <w:t>Methods.</w:t>
+        <w:t xml:space="preserve">Predictions came from the AlphaGenome public API [6] using the </w:t>
       </w:r>
       <w:r>
         <w:rPr>
-          <w:color w:val="000000"/>
+          <w:b/>
         </w:rPr>
-        <w:t xml:space="preserve"> We scored 1,921 variants common in the African genetic-ancestry group across chr22:36,140,330-36,388,018 using AlphaGenome, and tested rankings for enrichment in measured ENCODE accessible regions against the other common variants at the same locus. Measured kidney regions were partitioned into those with no peak detected in six comparison tissues and those shared with at least one. Contrasts between rankings were estimated pairwise with peaks as the resampling unit, and the change in contrast between pooled and partitioned endpoints was estimated on the same resampled draws. Linkage disequilibrium with G1 and G2 was computed from phased haplotypes in seven African populations, reporting D' and the maximum r-squared the allele frequencies permit.</w:t>
+        <w:t>ALL_FOLDS</w:t>
+      </w:r>
+      <w:r>
+        <w:t xml:space="preserve"> model version, the default when none is specified, with position-local DNase scorers. These are differential reference-versus-alternate scorers; the endpoint below therefore tests whether predictions concentrate at accessible positions, not which allele changes accessibility.</w:t>
+      </w:r>
+    </w:p>
+    <w:p>
+      <w:r/>
+      <w:r>
+        <w:rPr>
+          <w:b/>
+        </w:rPr>
+        <w:t>This evaluation is not independent of model training.</w:t>
+      </w:r>
+      <w:r>
+        <w:t xml:space="preserve"> AlphaGenome is trained on ENCODE DNase-seq coverage and every kidney biosample used here corresponds to a named training experiment (ENCSR206OJJ, ENCSR785BDQ, ENCSR000EPW, ENCSR000EOL, ENCSR000EOK, ENCSR175IWT). The ALL_FOLDS model is trained on all eight genomic sections with no held-out region; applying the published fold definitions this locus lies in data fold 6, and no released checkpoint designates it as its test region. These are consistency checks between predictions and the data underlying them.</w:t>
       </w:r>
     </w:p>
     <w:p>
       <w:r>
-        <w:rPr>
-          <w:b/>
-          <w:color w:val="000000"/>
-        </w:rPr>
-        <w:t>Results.</w:t>
+        <w:t>ENCODE DNase-seq peak files (GRCh38, released) [9] were merged over each locus. Three measured reference sets were evaluated (Table 1): whole kidney alone (</w:t>
       </w:r>
       <w:r>
         <w:rPr>
-          <w:color w:val="000000"/>
+          <w:rFonts w:ascii="Menlo" w:hAnsi="Menlo"/>
         </w:rPr>
-        <w:t xml:space="preserve"> Using one frozen variant set and one measured kidney union, the podocyte ranking led in every view: pooled odds ratio 8.94, kidney-restricted 4.28, shared 8.13, against 5.58, 2.48 and 5.98 for the strongest non-renal ranking. The change in contrast on partitioning excluded zero for none of six comparators. Two earlier conclusions, that the tissue label was uninformative and that partitioning reversed this, were both artefacts of validating podocyte predictions against measured sets that did not match them.</w:t>
+        <w:t>term_name=kidney</w:t>
+      </w:r>
+      <w:r>
+        <w:t xml:space="preserve">); whole kidney plus podocyte (adding </w:t>
+      </w:r>
+      <w:r>
+        <w:rPr>
+          <w:rFonts w:ascii="Menlo" w:hAnsi="Menlo"/>
+        </w:rPr>
+        <w:t>glomerular visceral epithelial cell</w:t>
+      </w:r>
+      <w:r>
+        <w:t xml:space="preserve">); and that union partitioned into </w:t>
+      </w:r>
+      <w:r>
+        <w:rPr>
+          <w:b/>
+        </w:rPr>
+        <w:t>kidney-restricted</w:t>
+      </w:r>
+      <w:r>
+        <w:t xml:space="preserve"> and </w:t>
+      </w:r>
+      <w:r>
+        <w:rPr>
+          <w:b/>
+        </w:rPr>
+        <w:t>shared</w:t>
+      </w:r>
+      <w:r>
+        <w:t>, a kidney peak counting as shared if its midpoint lies inside a peak from any of six comparison tissues (liver, lung, heart left ventricle, stomach, spleen, thyroid gland), four files per tissue. Partitions are mutually exclusive and sum to the union in peaks, base pairs and variants, asserted in code. "Kidney-restricted" means no peak detected in the selected panel, not closure. Every row of Table 1 uses the same variant universe, the same predicted podocyte score and the same interval-merging convention, so the rows differ only in the measured reference set.</w:t>
       </w:r>
     </w:p>
     <w:p>
       <w:r>
-        <w:rPr>
-          <w:b/>
-          <w:color w:val="000000"/>
-        </w:rPr>
-        <w:t>Conclusions.</w:t>
+        <w:t>Enrichment of the top-ranked variants was tested by Fisher exact test against the other common variants at the same locus, with conditional maximum-likelihood odds ratios and exact intervals. All four contingency cells and the eligible denominator are deposited for every endpoint. Depth 200 is the primary analysis; 25, 50 and 100 are nested sensitivity analyses.</w:t>
+      </w:r>
+    </w:p>
+    <w:p>
+      <w:r>
+        <w:t xml:space="preserve">Because variants within one peak share the element and have correlated scores, comparisons between rankings resample </w:t>
       </w:r>
       <w:r>
         <w:rPr>
-          <w:color w:val="000000"/>
+          <w:b/>
         </w:rPr>
-        <w:t xml:space="preserve"> In this exploratory single-locus analysis the podocyte-labelled ranking showed consistent enrichment in measured kidney accessible regions. Because the evaluated region and tracks overlap model training data, this concerns benchmark construction and does not establish generalisation, allele-specific accuracy or APOL1 modifiers.</w:t>
+        <w:t>peaks</w:t>
+      </w:r>
+      <w:r>
+        <w:t xml:space="preserve"> with replacement, variants outside peaks held fixed, 500 replicates, percentile intervals, unadjusted across six comparisons. Uncertainty is therefore conditional on that fixed background. The change in contrast between pooled and kidney-restricted endpoints was estimated on the same draws.</w:t>
+      </w:r>
+    </w:p>
+    <w:p>
+      <w:r>
+        <w:t>The control locus was the beta-globin cluster, chr11:5,150,000-5,397,688, matched on length, paralogue-cluster structure and, by frequency-stratified subsampling, variant count.</w:t>
       </w:r>
     </w:p>
     <w:p>
       <w:pPr>
-        <w:pBdr>
-          <w:bottom w:val="single" w:sz="6" w:space="1" w:color="999999"/>
-        </w:pBdr>
+        <w:pStyle w:val="Heading3"/>
       </w:pPr>
+      <w:r>
+        <w:t>Results</w:t>
+      </w:r>
     </w:p>
     <w:p>
+      <w:r/>
       <w:r>
         <w:rPr>
           <w:b/>
-          <w:color w:val="000000"/>
-          <w:sz w:val="28"/>
         </w:rPr>
-        <w:t>Key learning points</w:t>
+        <w:t>Against whole-kidney peaks alone</w:t>
+      </w:r>
+      <w:r>
+        <w:t xml:space="preserve"> (67 peaks, 30,358 bp, 12.3% of the locus), ranking by predicted </w:t>
+      </w:r>
+      <w:r>
+        <w:rPr>
+          <w:b/>
+        </w:rPr>
+        <w:t>podocyte</w:t>
+      </w:r>
+      <w:r>
+        <w:t xml:space="preserve"> accessibility gave an odds ratio of 5.98 (95% CI 4.18-8.52) at the primary depth, and non-renal rankings were of the same order: lung 5.46 at that depth, and at depth 100 hepatocyte exceeded podocyte (6.72 against 5.25). Read alone, this suggests the tissue label carries little information. The endpoint evaluates a cell-type prediction against a tissue-level measurement.</w:t>
+      </w:r>
+    </w:p>
+    <w:p>
+      <w:r/>
+      <w:r>
+        <w:rPr>
+          <w:b/>
+        </w:rPr>
+        <w:t>Against the kidney-plus-podocyte union</w:t>
+      </w:r>
+      <w:r>
+        <w:t xml:space="preserve"> (110 peaks, 44,576 bp, 18.0% of the locus) the podocyte ranking led at the primary depth: odds ratio 8.76 (95% CI 6.30-12.20; 100 of the top 200 in peaks against 177 of 1,730). The strongest non-renal ranking, lung, gave 5.61, and the whole-kidney ranking 2.00 (Figure 1).</w:t>
+      </w:r>
+    </w:p>
+    <w:p>
+      <w:r/>
+      <w:r>
+        <w:rPr>
+          <w:b/>
+        </w:rPr>
+        <w:t>Partitioning that union</w:t>
+      </w:r>
+      <w:r>
+        <w:t xml:space="preserve"> gave 39 kidney-restricted peaks (14,686 bp) and 71 shared (29,890 bp), containing 84 and 193 variants of the 277 in the union. The podocyte ranking led in both partitions, 4.30 and 7.94. We had expected partitioning to reveal discrimination that pooling hid. It did not: the change in the podocyte-minus-comparator contrast ranged from -0.07 to +0.42 in log odds ratio and no interval excluded zero for any of six comparators (Figure 2). Under this resampling scheme we detected no change in relative enrichment on partitioning.</w:t>
+      </w:r>
+    </w:p>
+    <w:p>
+      <w:r/>
+      <w:r>
+        <w:rPr>
+          <w:b/>
+        </w:rPr>
+        <w:t>The control locus reverses with the same substitution.</w:t>
+      </w:r>
+      <w:r>
+        <w:t xml:space="preserve"> Against whole-kidney peaks the beta-globin cluster appeared null (10 peaks, 2,598 bp; odds ratio 1.44, 95% CI 0.16-6.56, one-sided p = 0.43), which we had read as evidence that the pipeline does not produce enrichment indiscriminately. Against the matched kidney-plus-podocyte union (18 peaks, 5,851 bp, 2.4% of that locus) it showed enrichment comparable to the test locus at every depth: 18.36 (5.62-52.06) at depth 25 falling to 7.54 (3.66-15.31) at depth 200, against 8.76 at the test locus. The intervals overlap substantially. A confidence interval from one locus against a point estimate from another is not a test of their difference, and we make no such comparison; the descriptive point is that the control is not null.</w:t>
       </w:r>
     </w:p>
     <w:p>
       <w:r>
-        <w:rPr>
-          <w:b/>
-          <w:color w:val="000000"/>
-        </w:rPr>
-        <w:t>What was known</w:t>
+        <w:t>Table 1 sets out each measured reference set, its denominator and the conclusion it supported.</w:t>
       </w:r>
     </w:p>
     <w:p>
       <w:pPr>
-        <w:pStyle w:val="ListBullet"/>
+        <w:pStyle w:val="Heading3"/>
       </w:pPr>
       <w:r>
-        <w:rPr>
-          <w:color w:val="000000"/>
-        </w:rPr>
-        <w:t>Two coding haplotypes at APOL1, G1 and G2, carry most of the excess kidney disease risk in people of recent African ancestry, and disease depends on expression dose.</w:t>
+        <w:t>Discussion</w:t>
+      </w:r>
+    </w:p>
+    <w:p>
+      <w:r>
+        <w:t>Three conclusions, each internally coherent, were determined by which measured dataset the predictions were compared against rather than by the predictions. The common defect is evaluating a podocyte-level prediction against a measurement made at a different level of cell-type resolution, or against a differently constituted reference set.</w:t>
+      </w:r>
+    </w:p>
+    <w:p>
+      <w:r>
+        <w:t>Two of the three were detectable by arithmetic once suspected. Partitions that do not sum to their parent set in peaks, base pairs and variants indicate that the comparison is not of the same data, and asserting that sum in code would have caught it. The first and third were not detectable that way: both parent sets were internally consistent, and only matching the reference to the prediction exposes them.</w:t>
+      </w:r>
+    </w:p>
+    <w:p>
+      <w:r>
+        <w:t>What survives is limited. The podocyte-labelled ranking is enriched in measured podocyte-containing accessible regions, at a kidney disease locus and at an erythroid control locus to a similar degree. That is the behaviour expected of a model trained to predict accessibility, evaluated on data it was trained on, at regions within its training folds. It says nothing about generalisation, allele-specific accuracy, or APOL1.</w:t>
+      </w:r>
+    </w:p>
+    <w:p>
+      <w:r>
+        <w:t>For investigators evaluating these models at disease loci, three practical points follow. Match the measured reference to the predicted track at the same level of cell-type resolution, and report both explicitly. Assert in code that any partition sums to its parent before interpreting differences between partitions. Use the same measured reference at test and control loci, or the control tests nothing.</w:t>
       </w:r>
     </w:p>
     <w:p>
       <w:pPr>
-        <w:pStyle w:val="ListBullet"/>
+        <w:pStyle w:val="Heading2"/>
       </w:pPr>
       <w:r>
-        <w:rPr>
-          <w:color w:val="000000"/>
-        </w:rPr>
-        <w:t>Sequence-to-function models are proposed for interpreting non-coding variation at such loci, and earlier models perform less well in regions that distinguish cell types.</w:t>
+        <w:t>Limitations</w:t>
+      </w:r>
+    </w:p>
+    <w:p>
+      <w:r>
+        <w:t>This is a single-locus, exploratory analysis with no pre-registered plan, and the comparisons reported were arrived at iteratively.</w:t>
+      </w:r>
+    </w:p>
+    <w:p>
+      <w:r>
+        <w:t>The evaluation is not independent of model training, which is the binding limitation: the tracks are training experiments and the locus lies in a training fold of the served checkpoint. No released checkpoint designates this region as its test partition, so a genuine generalisation test was not available.</w:t>
+      </w:r>
+    </w:p>
+    <w:p>
+      <w:r>
+        <w:t>The endpoint is positional. A differential reference-versus-alternate score ranked against peak membership does not test which allele changes accessibility, nor the direction or size of any effect, and we did not compare it against a simple reference-accessibility ranking to establish what the differential scorer adds.</w:t>
+      </w:r>
+    </w:p>
+    <w:p>
+      <w:r>
+        <w:t>The bootstrap holds variants outside peaks fixed, so its intervals are conditional on that background and are not a general estimate of sampling uncertainty. They are unadjusted for six comparisons. A non-significant interaction is not evidence of no interaction; we specify no margin below which a change would be negligible.</w:t>
+      </w:r>
+    </w:p>
+    <w:p>
+      <w:r>
+        <w:t>"Kidney-restricted" is defined relative to six comparison tissues and would change with a different panel. Candidate prioritisation is not reported here: no candidate survived linkage and prior-literature scrutiny as a novel independent variant, and those analyses are deposited rather than presented.</w:t>
       </w:r>
     </w:p>
     <w:p>
       <w:pPr>
-        <w:pStyle w:val="ListBullet"/>
+        <w:pStyle w:val="Heading2"/>
       </w:pPr>
       <w:r>
-        <w:rPr>
-          <w:color w:val="000000"/>
-        </w:rPr>
-        <w:t>Regulatory variation at this locus is under active investigation, including variants associated with circulating APOL1 and methylation differences across the APOL1-APOL4-MYH9 region.</w:t>
+        <w:t>Declarations</w:t>
       </w:r>
     </w:p>
     <w:p>
+      <w:r/>
       <w:r>
         <w:rPr>
           <w:b/>
-          <w:color w:val="000000"/>
         </w:rPr>
-        <w:t>This study adds</w:t>
+        <w:t>Availability of data and materials.</w:t>
+      </w:r>
+      <w:r>
+        <w:t xml:space="preserve"> All analysis code, the frozen variant ledger, per-variant predictions, contingency counts for every endpoint, ENCODE file accessions, partition labels and the interval-to-fold mapping are available at https://github.com/PatientThread/apol1-alphagenome, with a tagged release for review. Variant frequencies are from gnomAD v4; peak calls from the ENCODE portal. Model predictions were obtained under AlphaGenome's non-commercial research terms and are redistributed subject to them; model weights were not accessed.</w:t>
+      </w:r>
+    </w:p>
+    <w:p>
+      <w:r/>
+      <w:r>
+        <w:rPr>
+          <w:b/>
+        </w:rPr>
+        <w:t>Ethics approval and consent to participate.</w:t>
+      </w:r>
+      <w:r>
+        <w:t xml:space="preserve"> Not applicable. No new participant data were collected. The study analysed existing publicly available ENCODE and gnomAD data together with model predictions.</w:t>
+      </w:r>
+    </w:p>
+    <w:p>
+      <w:r/>
+      <w:r>
+        <w:rPr>
+          <w:b/>
+        </w:rPr>
+        <w:t>Consent for publication.</w:t>
+      </w:r>
+      <w:r>
+        <w:t xml:space="preserve"> Not applicable.</w:t>
+      </w:r>
+    </w:p>
+    <w:p>
+      <w:r/>
+      <w:r>
+        <w:rPr>
+          <w:b/>
+        </w:rPr>
+        <w:t>Competing interests.</w:t>
+      </w:r>
+      <w:r>
+        <w:t xml:space="preserve"> The author declares no competing interests.</w:t>
+      </w:r>
+    </w:p>
+    <w:p>
+      <w:r/>
+      <w:r>
+        <w:rPr>
+          <w:b/>
+        </w:rPr>
+        <w:t>Funding.</w:t>
+      </w:r>
+      <w:r>
+        <w:t xml:space="preserve"> No funding was received.</w:t>
+      </w:r>
+    </w:p>
+    <w:p>
+      <w:r/>
+      <w:r>
+        <w:rPr>
+          <w:b/>
+        </w:rPr>
+        <w:t>Authors' contributions.</w:t>
+      </w:r>
+      <w:r>
+        <w:t xml:space="preserve"> CL is the sole author and conceived the study, wrote the code, performed the analyses and wrote the manuscript.</w:t>
       </w:r>
     </w:p>
     <w:p>
       <w:pPr>
-        <w:pStyle w:val="ListBullet"/>
+        <w:pStyle w:val="Heading2"/>
       </w:pPr>
       <w:r>
-        <w:rPr>
-          <w:color w:val="000000"/>
-        </w:rPr>
-        <w:t>A worked demonstration that mismatching the measured validation set to the predicted track can reverse the apparent conclusion, in either direction; we made that error twice before detecting it by arithmetic.</w:t>
-      </w:r>
-    </w:p>
-    <w:p>
-      <w:pPr>
-        <w:pStyle w:val="ListBullet"/>
-      </w:pPr>
-      <w:r>
-        <w:rPr>
-          <w:color w:val="000000"/>
-        </w:rPr>
-        <w:t>Evaluation of this model against ENCODE data at this locus is not independent: the tracks used are named training experiments and the region lies in a training fold of the served checkpoint.</w:t>
-      </w:r>
-    </w:p>
-    <w:p>
-      <w:pPr>
-        <w:pStyle w:val="ListBullet"/>
-      </w:pPr>
-      <w:r>
-        <w:rPr>
-          <w:color w:val="000000"/>
-        </w:rPr>
-        <w:t>Low r-squared with G1 or G2 does not establish haplotypic independence when allele frequencies differ, and most candidates failed once D' was examined.</w:t>
-      </w:r>
-    </w:p>
-    <w:p>
-      <w:r>
-        <w:rPr>
-          <w:b/>
-          <w:color w:val="000000"/>
-        </w:rPr>
-        <w:t>Potential impact</w:t>
-      </w:r>
-    </w:p>
-    <w:p>
-      <w:pPr>
-        <w:pStyle w:val="ListBullet"/>
-      </w:pPr>
-      <w:r>
-        <w:rPr>
-          <w:color w:val="000000"/>
-        </w:rPr>
-        <w:t>Investigators should match the measured evaluation set to the predicted track and verify that partitions sum to their parent set before interpreting differences between them.</w:t>
-      </w:r>
-    </w:p>
-    <w:p>
-      <w:pPr>
-        <w:pStyle w:val="ListBullet"/>
-      </w:pPr>
-      <w:r>
-        <w:rPr>
-          <w:color w:val="000000"/>
-        </w:rPr>
-        <w:t>Model version and the fold containing the locus should be reported as routinely as software versions, since the default served checkpoint holds nothing out.</w:t>
-      </w:r>
-    </w:p>
-    <w:p>
-      <w:pPr>
-        <w:pStyle w:val="ListBullet"/>
-      </w:pPr>
-      <w:r>
-        <w:rPr>
-          <w:color w:val="000000"/>
-        </w:rPr>
-        <w:t>Nothing here identifies a modifier of APOL1 penetrance, a target gene or a clinically actionable variant, and none is claimed.</w:t>
-      </w:r>
-    </w:p>
-    <w:p>
-      <w:pPr>
-        <w:pBdr>
-          <w:bottom w:val="single" w:sz="6" w:space="1" w:color="999999"/>
-        </w:pBdr>
-      </w:pPr>
-    </w:p>
-    <w:p>
-      <w:r>
-        <w:rPr>
-          <w:b/>
-          <w:color w:val="000000"/>
-          <w:sz w:val="28"/>
-        </w:rPr>
-        <w:t>1. Introduction</w:t>
-      </w:r>
-    </w:p>
-    <w:p>
-      <w:r>
-        <w:rPr>
-          <w:color w:val="000000"/>
-        </w:rPr>
-        <w:t>Two coding haplotypes at APOL1, G1 and G2, account for much of the excess risk of non-diabetic kidney disease in people of recent African genetic ancestry [1]. The association was first mapped to the adjacent gene MYH9 [2] and resolved to APOL1 two years later, the MYH9 signal being attributed to linkage disequilibrium [1].</w:t>
-      </w:r>
-    </w:p>
-    <w:p>
-      <w:r>
-        <w:rPr>
-          <w:color w:val="000000"/>
-        </w:rPr>
-        <w:t>Penetrance is incomplete. Transgenic expression of the risk variants in podocytes causes kidney disease in mice in a dose-dependent manner [3], so genetic modifiers of APOL1 expression are a plausible explanation for who develops disease [4]. Regulatory variation at this locus is under active investigation: cis-regulatory variants have been associated with circulating APOL1 concentration [5], and APOL1 risk genotypes with methylation differences at enhancers and promoters across the APOL1-APOL4-MYH9 region [6]. Kidney expression resources have improved, including maps from 659 microdissected kidney samples [7], though ancestry representation and variant coverage remain limiting.</w:t>
-      </w:r>
-    </w:p>
-    <w:p>
-      <w:r>
-        <w:rPr>
-          <w:color w:val="000000"/>
-        </w:rPr>
-        <w:t>Sequence-to-function models predict regulatory activity from DNA and are proposed for prioritising non-coding variants [8, 9]. Earlier models of this family capture promoter determinants while largely ignoring distal enhancers [10] and perform less well in regions that distinguish cell types, an evaluation that already stratified by cell-type specificity [11]. This study is a worked example of that principle applied to one model at one locus, not a discovery of it.</w:t>
-      </w:r>
-    </w:p>
-    <w:p>
-      <w:r>
-        <w:rPr>
-          <w:color w:val="000000"/>
-        </w:rPr>
-        <w:t>We set out to prioritise regulatory candidates. That attempt did not succeed. What it produced instead is a case study in how a single-locus benchmark can be misread, and we report our own errors because they were not obvious and each produced a clean result.</w:t>
-      </w:r>
-    </w:p>
-    <w:p>
-      <w:r>
-        <w:rPr>
-          <w:b/>
-          <w:color w:val="000000"/>
-          <w:sz w:val="28"/>
-        </w:rPr>
-        <w:t>2. Materials and methods</w:t>
-      </w:r>
-    </w:p>
-    <w:p>
-      <w:r>
-        <w:rPr>
-          <w:b/>
-          <w:color w:val="000000"/>
-          <w:sz w:val="24"/>
-        </w:rPr>
-        <w:t>2.1 Locus, variants and candidate selection</w:t>
-      </w:r>
-    </w:p>
-    <w:p>
-      <w:r>
-        <w:rPr>
-          <w:color w:val="000000"/>
-        </w:rPr>
-        <w:t xml:space="preserve">The interval spanning APOL3 to MYH9, chr22:36,140,330-36,388,018 (GRCh38, 247,688 bp), fits within one model context window. Variants catalogued by gnomAD v4 [12] were retrieved with alternate allele frequencies for the African genetic-ancestry group. We retained single-nucleotide substitutions with alternate allele frequency at least 1%. After removing duplicate identifiers this gave </w:t>
-      </w:r>
-      <w:r>
-        <w:rPr>
-          <w:b/>
-          <w:color w:val="000000"/>
-        </w:rPr>
-        <w:t>1,921 unique variants</w:t>
-      </w:r>
-      <w:r>
-        <w:rPr>
-          <w:color w:val="000000"/>
-        </w:rPr>
-        <w:t>, of which 1,865 were non-coding. The approximately 99,000 non-coding variants at the locus were not all evaluated: frequency and variant-type filtering, not model prioritisation, removed most of them.</w:t>
-      </w:r>
-    </w:p>
-    <w:p>
-      <w:r>
-        <w:rPr>
-          <w:color w:val="000000"/>
-        </w:rPr>
-        <w:t>Candidates were the 15 highest-ranked non-coding variants by absolute predicted podocyte accessibility effect after the distance stratification in section 2.3, excluding variants within the APOL1 gene body. No annotation, peak overlap or prior literature informed selection. The full ranked list and the selection flow are deposited.</w:t>
-      </w:r>
-    </w:p>
-    <w:p>
-      <w:r>
-        <w:rPr>
-          <w:b/>
-          <w:color w:val="000000"/>
-          <w:sz w:val="24"/>
-        </w:rPr>
-        <w:t>2.2 Model, version and provenance</w:t>
-      </w:r>
-    </w:p>
-    <w:p>
-      <w:r>
-        <w:rPr>
-          <w:color w:val="000000"/>
-        </w:rPr>
-        <w:t>Predictions were generated through the AlphaGenome public API [9] using the ALL_FOLDS model version, the default when none is specified. Channels used were a gene-masked RNA scorer restricted to the APOL1 transcript and position-local DNase and ATAC scorers, all differential REF-versus-ALT scorers. Kidney tracks were named explicitly rather than matched by substring.</w:t>
-      </w:r>
-    </w:p>
-    <w:p>
-      <w:r>
-        <w:rPr>
-          <w:b/>
-          <w:color w:val="000000"/>
-        </w:rPr>
-        <w:t>This evaluation is not independent of model training.</w:t>
-      </w:r>
-      <w:r>
-        <w:rPr>
-          <w:color w:val="000000"/>
-        </w:rPr>
-        <w:t xml:space="preserve"> AlphaGenome is trained on ENCODE DNase-seq and ATAC-seq coverage, and every kidney biosample used here corresponds to a named training experiment in the published track manifest (ENCSR206OJJ, ENCSR785BDQ, ENCSR000EPW, ENCSR000EOL, ENCSR000EOK, ENCSR175IWT, ENCSR297VGU). The ALL_FOLDS model is trained on all eight genomic sections and has no held-out genomic region. Applying the published fold definitions, this locus lies in data fold 6, which is in the training partition of the served checkpoint and the validation partition of one other; </w:t>
-      </w:r>
-      <w:r>
-        <w:rPr>
-          <w:b/>
-          <w:color w:val="000000"/>
-        </w:rPr>
-        <w:t>no released checkpoint designates it as its test region</w:t>
-      </w:r>
-      <w:r>
-        <w:rPr>
-          <w:color w:val="000000"/>
-        </w:rPr>
-        <w:t>. We therefore describe these analyses as a consistency check between predictions and the experimental data underlying them. Whether ENCODE-based evaluation of this model is independent in general depends on checkpoint, region, experiments and endpoint; the statement here concerns this case.</w:t>
-      </w:r>
-    </w:p>
-    <w:p>
-      <w:r>
-        <w:rPr>
-          <w:b/>
-          <w:color w:val="000000"/>
-          <w:sz w:val="24"/>
-        </w:rPr>
-        <w:t>2.3 Expression channel and its control</w:t>
-      </w:r>
-    </w:p>
-    <w:p>
-      <w:r>
-        <w:rPr>
-          <w:color w:val="000000"/>
-        </w:rPr>
-        <w:t xml:space="preserve">The gene-masked scorer assigns larger predicted effects nearer the gene. We stratified by gene body, regressed log absolute effect on log distance to the nearer APOL1 gene-body boundary, and ranked on the residual. We asked whether the coding risk variants remained extreme after correction. </w:t>
-      </w:r>
-      <w:r>
-        <w:rPr>
-          <w:b/>
-          <w:color w:val="000000"/>
-        </w:rPr>
-        <w:t>This is a weak control.</w:t>
-      </w:r>
-      <w:r>
-        <w:rPr>
-          <w:color w:val="000000"/>
-        </w:rPr>
-        <w:t xml:space="preserve"> Coding variants are not expression-null: a coding change can alter splicing, transcript stability or abundance, so a high predicted expression effect for G1 or G2 is not by itself evidence of model failure. We report it as a positional confound of unknown size and use the position-local accessibility channel for the remaining analyses.</w:t>
-      </w:r>
-    </w:p>
-    <w:p>
-      <w:r>
-        <w:rPr>
-          <w:b/>
-          <w:color w:val="000000"/>
-          <w:sz w:val="24"/>
-        </w:rPr>
-        <w:t>2.4 Measured accessibility, partitions and the reconciliation</w:t>
-      </w:r>
-    </w:p>
-    <w:p>
-      <w:r>
-        <w:rPr>
-          <w:color w:val="000000"/>
-        </w:rPr>
-        <w:t xml:space="preserve">ENCODE DNase-seq peak files (GRCh38, released) [13] were merged over the locus for kidney and podocyte biosamples to form </w:t>
-      </w:r>
-      <w:r>
-        <w:rPr>
-          <w:b/>
-          <w:color w:val="000000"/>
-        </w:rPr>
-        <w:t>one kidney union</w:t>
-      </w:r>
-      <w:r>
-        <w:rPr>
-          <w:color w:val="000000"/>
-        </w:rPr>
-        <w:t xml:space="preserve">, and separately for six comparison tissues: liver, lung, heart left ventricle, stomach, spleen and thyroid gland. Kidney peaks were then labelled </w:t>
-      </w:r>
-      <w:r>
-        <w:rPr>
-          <w:b/>
-          <w:color w:val="000000"/>
-        </w:rPr>
-        <w:t>kidney-restricted</w:t>
-      </w:r>
-      <w:r>
-        <w:rPr>
-          <w:color w:val="000000"/>
-        </w:rPr>
-        <w:t xml:space="preserve"> (no peak detected in any comparison tissue) or </w:t>
-      </w:r>
-      <w:r>
-        <w:rPr>
-          <w:b/>
-          <w:color w:val="000000"/>
-        </w:rPr>
-        <w:t>shared</w:t>
-      </w:r>
-      <w:r>
-        <w:rPr>
-          <w:color w:val="000000"/>
-        </w:rPr>
-        <w:t>. These labels are mutually exclusive and their union is the kidney set by construction; the script asserts that the base pairs and the variant memberships sum, because an earlier version of this work compared a pooled result built on one peak set against partitions built on another and the discrepancy was detectable only by that arithmetic.</w:t>
-      </w:r>
-    </w:p>
-    <w:p>
-      <w:r>
-        <w:rPr>
-          <w:color w:val="000000"/>
-        </w:rPr>
-        <w:t>"Kidney-restricted" means no peak was detected in the selected comparison panel, not that the region is closed. The comparison panel was chosen to span germ layers and to be well represented in ENCODE at this locus; it does not match the scored outputs one for one, and sensitivity to that choice is deposited.</w:t>
-      </w:r>
-    </w:p>
-    <w:p>
-      <w:r>
-        <w:rPr>
-          <w:color w:val="000000"/>
-        </w:rPr>
-        <w:t xml:space="preserve">Enrichment was tested by Fisher exact test against the other common variants at the same locus, with conditional maximum-likelihood odds ratios and exact 95% intervals. </w:t>
-      </w:r>
-      <w:r>
-        <w:rPr>
-          <w:b/>
-          <w:color w:val="000000"/>
-        </w:rPr>
-        <w:t>All four contingency cells and the eligible denominator are reported for every endpoint</w:t>
-      </w:r>
-      <w:r>
-        <w:rPr>
-          <w:color w:val="000000"/>
-        </w:rPr>
-        <w:t xml:space="preserve"> (Supplementary Table 1). Ranking depth 200 is the primary analysis; depths 25, 50 and 100 are nested sensitivity analyses, not independent replications.</w:t>
-      </w:r>
-    </w:p>
-    <w:p>
-      <w:r>
-        <w:rPr>
-          <w:color w:val="000000"/>
-        </w:rPr>
-        <w:t xml:space="preserve">Variants within one peak share the element and have correlated scores, so comparisons between rankings resample </w:t>
-      </w:r>
-      <w:r>
-        <w:rPr>
-          <w:b/>
-          <w:color w:val="000000"/>
-        </w:rPr>
-        <w:t>peaks</w:t>
-      </w:r>
-      <w:r>
-        <w:rPr>
-          <w:color w:val="000000"/>
-        </w:rPr>
-        <w:t xml:space="preserve"> with replacement, with variants outside peaks carried unchanged, 500 replicates, percentile intervals, unadjusted for multiplicity across six comparisons. The change in contrast between the pooled and kidney-restricted endpoints was estimated on the same resampled draws, so the two contrasts are paired.</w:t>
-      </w:r>
-    </w:p>
-    <w:p>
-      <w:r>
-        <w:rPr>
-          <w:b/>
-          <w:color w:val="000000"/>
-          <w:sz w:val="24"/>
-        </w:rPr>
-        <w:t>2.5 Linkage disequilibrium with G1 and G2</w:t>
-      </w:r>
-    </w:p>
-    <w:p>
-      <w:r>
-        <w:rPr>
-          <w:color w:val="000000"/>
-        </w:rPr>
-        <w:t>An earlier version reported G2 as untestable. That was incorrect. The six-base deletion is absent from the biallelic GRCh38 lift first used but present in the original 1000 Genomes phase 3 release at chr22:36,662,041 (GRCh37) as AATAATT&gt;A, carrying no identifier, which is why identifier-based searches failed [14, 15]. Identification rests on normalised position and alleles; frequency is corroboration only (19.5% Gambian, 18.2% Mende, 0% in European and East Asian panels).</w:t>
-      </w:r>
-    </w:p>
-    <w:p>
-      <w:r>
-        <w:rPr>
-          <w:color w:val="000000"/>
-        </w:rPr>
-        <w:t xml:space="preserve">We computed r-squared with G1a, G1b and G2 separately, in seven African populations analysed individually, and report the maximum across populations with the responsible population and partner identified. </w:t>
-      </w:r>
-      <w:r>
-        <w:rPr>
-          <w:b/>
-          <w:color w:val="000000"/>
-        </w:rPr>
-        <w:t>D' and the maximum r-squared attainable at the observed allele frequencies are reported alongside</w:t>
-      </w:r>
-      <w:r>
-        <w:rPr>
-          <w:color w:val="000000"/>
-        </w:rPr>
-        <w:t>, because low r-squared between variants of different frequency does not establish haplotypic independence. Neither does low D' establish it; both are filtering thresholds, and candidates passing them are described as below those thresholds rather than as independent.</w:t>
-      </w:r>
-    </w:p>
-    <w:p>
-      <w:r>
-        <w:rPr>
-          <w:b/>
-          <w:color w:val="000000"/>
-          <w:sz w:val="24"/>
-        </w:rPr>
-        <w:t>2.6 Control locus and prior-record search</w:t>
-      </w:r>
-    </w:p>
-    <w:p>
-      <w:r>
-        <w:rPr>
-          <w:color w:val="000000"/>
-        </w:rPr>
-        <w:t>The pipeline was repeated at the beta-globin cluster, chr11:5,150,000-5,397,688, matched on length, paralogue-cluster structure and, by frequency-stratified subsampling, variant count. Candidates were searched against Europe PMC full text, the GWAS Catalog [16] and GTEx v8 [17] on 19 September 2026; a positive control confirmed retrieval of a known variant at this locus. "No prior record identified" describes a bounded search, not proof of novelty.</w:t>
-      </w:r>
-    </w:p>
-    <w:p>
-      <w:r>
-        <w:rPr>
-          <w:b/>
-          <w:color w:val="000000"/>
-          <w:sz w:val="24"/>
-        </w:rPr>
-        <w:t>2.7 Data and code</w:t>
-      </w:r>
-    </w:p>
-    <w:p>
-      <w:r>
-        <w:rPr>
-          <w:color w:val="000000"/>
-        </w:rPr>
-        <w:t>Analysis code, the frozen variant ledger, per-variant predictions, all contingency counts, peak accessions, partition labels and the candidate selection flow are deposited. No new participant data were collected; existing publicly available 1000 Genomes phased haplotypes and gnomAD summary frequencies were analysed.</w:t>
-      </w:r>
-    </w:p>
-    <w:p>
-      <w:r>
-        <w:rPr>
-          <w:b/>
-          <w:color w:val="000000"/>
-          <w:sz w:val="28"/>
-        </w:rPr>
-        <w:t>3. Results</w:t>
-      </w:r>
-    </w:p>
-    <w:p>
-      <w:r>
-        <w:rPr>
-          <w:b/>
-          <w:color w:val="000000"/>
-          <w:sz w:val="24"/>
-        </w:rPr>
-        <w:t>3.1 The expression channel tracks position</w:t>
-      </w:r>
-    </w:p>
-    <w:p>
-      <w:r>
-        <w:rPr>
-          <w:color w:val="000000"/>
-        </w:rPr>
-        <w:t>Variants inside the APOL1 gene body scored roughly three times higher than those outside (median absolute effect 0.0022, n = 134, against 0.00077, n = 1,796), and distance explained 5.7% of the variance in log absolute effect. Within the gene body the 13 coding variants scored higher still (0.0062, against 0.0020 for the 121 non-coding intragenic variants). After residualising, the three coding sentinel variants remained at the 88th to 98th percentile.</w:t>
-      </w:r>
-    </w:p>
-    <w:p>
-      <w:r>
-        <w:rPr>
-          <w:color w:val="000000"/>
-        </w:rPr>
-        <w:t>We do not read this as showing the channel is unusable, for the reason given in section 2.3. We report it as a positional confound and use the accessibility channel thereafter, where distance explained 0.3% of variance for podocyte DNase and none for kidney ATAC.</w:t>
-      </w:r>
-    </w:p>
-    <w:p>
-      <w:r>
-        <w:rPr>
-          <w:b/>
-          <w:color w:val="000000"/>
-          <w:sz w:val="24"/>
-        </w:rPr>
-        <w:t>3.2 The reconciled comparison</w:t>
-      </w:r>
-    </w:p>
-    <w:p>
-      <w:r>
-        <w:rPr>
-          <w:color w:val="000000"/>
-        </w:rPr>
-        <w:t>The kidney union comprised 110 peaks over 44,576 bp, of which 39 peaks (14,686 bp) were kidney-restricted and 71 (29,890 bp) shared. Of 1,921 variants, 277 fell in the union, 84 restricted and 193 shared; the partitions sum to the parent in both peaks and variants.</w:t>
-      </w:r>
-    </w:p>
-    <w:p>
-      <w:r>
-        <w:rPr>
-          <w:color w:val="000000"/>
-        </w:rPr>
-        <w:t>At the primary depth of 200, from that single frozen object (Table 1, Figure 2):</w:t>
-      </w:r>
-    </w:p>
-    <w:p>
-      <w:r>
-        <w:rPr>
-          <w:color w:val="000000"/>
-        </w:rPr>
-        <w:t>The podocyte ranking led in all three views, with odds ratios of 8.94 pooled, 4.28 kidney-restricted and 8.13 shared. The strongest non-renal ranking, lung, gave 5.58, 2.48 and 5.98. The whole-kidney ranking performed worst of the renal outputs throughout, at 1.99, 0.90 and 2.46.</w:t>
-      </w:r>
-    </w:p>
-    <w:p>
-      <w:r>
-        <w:rPr>
-          <w:b/>
-          <w:color w:val="000000"/>
-        </w:rPr>
-        <w:t>Partitioning did not change the tissue contrast.</w:t>
-      </w:r>
-      <w:r>
-        <w:rPr>
-          <w:color w:val="000000"/>
-        </w:rPr>
-        <w:t xml:space="preserve"> The difference between the podocyte-minus-comparator contrast in kidney-restricted regions and the same contrast pooled ranged from -0.10 to +0.40 in log odds ratio and excluded zero for none of six comparators (Figure 3). Shared regions account for two-thirds of the kidney union, and about 12% of the locus by length.</w:t>
-      </w:r>
-    </w:p>
-    <w:p>
-      <w:r>
-        <w:rPr>
-          <w:b/>
-          <w:color w:val="000000"/>
-          <w:sz w:val="24"/>
-        </w:rPr>
-        <w:t>3.3 Two earlier conclusions were artefacts of the same error</w:t>
-      </w:r>
-    </w:p>
-    <w:p>
-      <w:r>
-        <w:rPr>
-          <w:color w:val="000000"/>
-        </w:rPr>
-        <w:t>We report these because each looked clean and neither was detectable without checking that the sets matched.</w:t>
-      </w:r>
-    </w:p>
-    <w:p>
-      <w:r>
-        <w:rPr>
-          <w:color w:val="000000"/>
-        </w:rPr>
-        <w:t xml:space="preserve">First, ranking by predicted </w:t>
-      </w:r>
-      <w:r>
-        <w:rPr>
-          <w:b/>
-          <w:color w:val="000000"/>
-        </w:rPr>
-        <w:t>podocyte</w:t>
-      </w:r>
-      <w:r>
-        <w:rPr>
-          <w:color w:val="000000"/>
-        </w:rPr>
-        <w:t xml:space="preserve"> accessibility and evaluating against </w:t>
-      </w:r>
-      <w:r>
-        <w:rPr>
-          <w:b/>
-          <w:color w:val="000000"/>
-        </w:rPr>
-        <w:t>whole-kidney</w:t>
-      </w:r>
-      <w:r>
-        <w:rPr>
-          <w:color w:val="000000"/>
-        </w:rPr>
-        <w:t xml:space="preserve"> peaks alone, several non-renal rankings matched or exceeded the podocyte ranking at intermediate depths, suggesting the tissue label carried little information. That comparison evaluates a cell-type prediction against a tissue-level measurement.</w:t>
-      </w:r>
-    </w:p>
-    <w:p>
-      <w:r>
-        <w:rPr>
-          <w:color w:val="000000"/>
-        </w:rPr>
-        <w:t>Second, when the measured set was extended to include podocyte peaks for the partitioned analysis but not for the pooled one, the partitioned result appeared to reverse the pooled result. The two were different parent sets. The discrepancy was visible only in the arithmetic: the partitions summed to 44,576 bp against 30,358 bp for the supposed whole.</w:t>
-      </w:r>
-    </w:p>
-    <w:p>
-      <w:r>
-        <w:rPr>
-          <w:color w:val="000000"/>
-        </w:rPr>
-        <w:t>Both errors reduce to mismatching the measured evaluation set to the predicted track. Neither produced an implausible number.</w:t>
-      </w:r>
-    </w:p>
-    <w:p>
-      <w:r>
-        <w:rPr>
-          <w:b/>
-          <w:color w:val="000000"/>
-          <w:sz w:val="24"/>
-        </w:rPr>
-        <w:t>3.4 Candidate prioritisation yields no novel independent modifier</w:t>
-      </w:r>
-    </w:p>
-    <w:p>
-      <w:r>
-        <w:rPr>
-          <w:color w:val="000000"/>
-        </w:rPr>
-        <w:t>Of 45 candidate-by-risk-variant comparisons, the maximum r-squared against any risk variant was 0.177, which alone suggests independence. Twenty-two of the 45 combine D' at or near 1.0 with r-squared below 0.2, several at 96-100% of the maximum their allele frequencies permit, consistent with nesting on the risk background. Applying a threshold of D' below 0.8 against all three risk variants leaves four candidates (Table 2).</w:t>
-      </w:r>
-    </w:p>
-    <w:p>
-      <w:r>
-        <w:rPr>
-          <w:color w:val="000000"/>
-        </w:rPr>
-        <w:t>Of those four, rs132708 is a reported GTEx eQTL for APOL4 and rs713797 for FOXRED2, with three plasma protein associations catalogued; the specific records are deposited. rs4820232 is correlated with rs5750250 (r-squared 0.55, D' 1.0), one of several strongly associated variants in the MYH9 intron 13-15 region identified by dense mapping [18]; that is a historical regional association, not a demonstrated regulatory effect or an assigned target gene. rs6000250 falls below both filtering thresholds and no prior record was identified.</w:t>
-      </w:r>
-    </w:p>
-    <w:p>
-      <w:r>
-        <w:rPr>
-          <w:color w:val="000000"/>
-        </w:rPr>
-        <w:t xml:space="preserve">An eQTL association does not establish that the indexed variant is causal, and an association with APOL4 or FOXRED2 does not exclude an additional effect on APOL1. A variant carried on a risk haplotype could still modify penetrance among carriers. The defensible statement is therefore narrow: </w:t>
-      </w:r>
-      <w:r>
-        <w:rPr>
-          <w:b/>
-          <w:color w:val="000000"/>
-        </w:rPr>
-        <w:t>this analysis does not establish a novel, independent APOL1 modifier.</w:t>
-      </w:r>
-    </w:p>
-    <w:p>
-      <w:r>
-        <w:rPr>
-          <w:color w:val="000000"/>
-        </w:rPr>
-        <w:t>Most candidates lie within MYH9. The explanation is mundane: the ranking channel is position-local and gene-agnostic, MYH9 occupies much of the interval, and accessible chromatin is denser there. It does mean "APOL1 locus" misdescribes what was prioritised.</w:t>
-      </w:r>
-    </w:p>
-    <w:p>
-      <w:r>
-        <w:rPr>
-          <w:b/>
-          <w:color w:val="000000"/>
-          <w:sz w:val="24"/>
-        </w:rPr>
-        <w:t>3.5 The control locus is too imprecise to exclude enrichment</w:t>
-      </w:r>
-    </w:p>
-    <w:p>
-      <w:r>
-        <w:rPr>
-          <w:color w:val="000000"/>
-        </w:rPr>
-        <w:t xml:space="preserve">At the beta-globin cluster, 2 of the top 200 variants fell in measured kidney chromatin against 12 of 1,718: conditional odds ratio 1.44, one-sided p = 0.44, exact 95% CI 0.155-6.520. No significant enrichment was detected, and the interval includes the test-locus estimate at this and every other depth. </w:t>
-      </w:r>
-      <w:r>
-        <w:rPr>
-          <w:b/>
-          <w:color w:val="000000"/>
-        </w:rPr>
-        <w:t>The control estimate is too imprecise to exclude enrichment of the observed magnitude.</w:t>
-      </w:r>
-      <w:r>
-        <w:rPr>
-          <w:color w:val="000000"/>
-        </w:rPr>
-        <w:t xml:space="preserve"> The control locus also carries far less kidney chromatin, 1.0% of its length against 12.3%.</w:t>
-      </w:r>
-    </w:p>
-    <w:p>
-      <w:r>
-        <w:rPr>
-          <w:b/>
-          <w:color w:val="000000"/>
-          <w:sz w:val="28"/>
-        </w:rPr>
-        <w:t>4. Discussion</w:t>
-      </w:r>
-    </w:p>
-    <w:p>
-      <w:r>
-        <w:rPr>
-          <w:color w:val="000000"/>
-        </w:rPr>
-        <w:t>The substantive finding of this study is about its own conduct. We reached two opposite conclusions about whether a tissue-labelled ranking carries tissue information, and both were artefacts of evaluating a prediction against a measured set that did not match it. The first evaluated a podocyte prediction against whole-kidney measurement. The second compared analyses built on two different peak sets. Each produced a coherent result with a plausible mechanism, and neither was visible except by checking that the sets summed.</w:t>
-      </w:r>
-    </w:p>
-    <w:p>
-      <w:r>
-        <w:rPr>
-          <w:color w:val="000000"/>
-        </w:rPr>
-        <w:t>When the analysis is reconciled onto one frozen variant set and one measured kidney union, the picture is simpler than either earlier account. The podocyte-labelled ranking is enriched in measured kidney accessible regions in every view, most strongly in shared regions and still clearly in kidney-restricted ones, and partitioning does not measurably change its advantage over non-renal rankings. We had predicted that partitioning would matter and it did not.</w:t>
-      </w:r>
-    </w:p>
-    <w:p>
-      <w:r>
-        <w:rPr>
-          <w:color w:val="000000"/>
-        </w:rPr>
-        <w:t>Three limitations bound what this can mean, and the first is decisive.</w:t>
-      </w:r>
-    </w:p>
-    <w:p>
-      <w:r>
-        <w:rPr>
-          <w:color w:val="000000"/>
-        </w:rPr>
-        <w:t>The evaluation is not independent of training. Every kidney track used is a named training experiment and the locus lies in a training fold of the served checkpoint. What is demonstrated is that predictions are consistent with the data underlying them, in a way that discriminates tissue. A test of generalisation requires a held-out region and a checkpoint that excludes it, and none of the released checkpoints designates this region as its test partition. A validation-fold sensitivity analysis would be a weaker but distinguishable alternative and is not attempted here.</w:t>
-      </w:r>
-    </w:p>
-    <w:p>
-      <w:r>
-        <w:rPr>
-          <w:color w:val="000000"/>
-        </w:rPr>
-        <w:t>The endpoint is positional. A differential REF-versus-ALT score ranked against peak membership tests whether predictions concentrate at accessible positions. It does not test which allele changes accessibility, nor the direction or magnitude of any effect, and we have not compared it against a simple reference-accessibility ranking to establish what the differential scorer adds.</w:t>
-      </w:r>
-    </w:p>
-    <w:p>
-      <w:r>
-        <w:rPr>
-          <w:color w:val="000000"/>
-        </w:rPr>
-        <w:t>The candidate list does not support a biological claim. Most candidates were nested on the risk background once D' was examined, three of the four survivors have published associations pointing elsewhere, and none has functional evidence.</w:t>
-      </w:r>
-    </w:p>
-    <w:p>
-      <w:r>
-        <w:rPr>
-          <w:color w:val="000000"/>
-        </w:rPr>
-        <w:t>For investigators applying these models at kidney loci, three practical points follow. Match the measured evaluation set to the predicted track, at the same level of cell-type resolution. Verify that partitions sum to their parent set before interpreting any difference between them; that single check would have caught both of our errors immediately. And report the model version and the fold containing the locus, because the default served checkpoint holds nothing out.</w:t>
-      </w:r>
-    </w:p>
-    <w:p>
-      <w:r>
-        <w:rPr>
-          <w:color w:val="000000"/>
-        </w:rPr>
-        <w:t>What this study does not establish should be explicit. No candidate is shown to alter expression of any gene. No target gene is assigned. No allele-specific activity is demonstrated. No association with kidney disease is tested, and nothing here bears on prognosis, on which carriers develop disease, or on treatment.</w:t>
-      </w:r>
-    </w:p>
-    <w:p>
-      <w:r>
-        <w:rPr>
-          <w:b/>
-          <w:color w:val="000000"/>
-          <w:sz w:val="28"/>
-        </w:rPr>
-        <w:t>Data availability</w:t>
-      </w:r>
-    </w:p>
-    <w:p>
-      <w:r>
-        <w:rPr>
-          <w:color w:val="000000"/>
-        </w:rPr>
-        <w:t>Analysis code, the frozen variant ledger, per-variant predictions, all contingency counts, ENCODE file accessions, partition labels, the candidate selection flow and the interval-to-fold mapping are available at https://github.com/PatientThread/apol1-alphagenome, with a tagged release for review and a persistent identifier on publication. Model predictions were obtained under AlphaGenome's non-commercial research terms and are redistributed subject to them; model weights were not accessed.</w:t>
-      </w:r>
-    </w:p>
-    <w:p>
-      <w:r>
-        <w:rPr>
-          <w:b/>
-          <w:color w:val="000000"/>
-          <w:sz w:val="28"/>
-        </w:rPr>
-        <w:t>Acknowledgements</w:t>
-      </w:r>
-    </w:p>
-    <w:p>
-      <w:r>
-        <w:rPr>
-          <w:color w:val="000000"/>
-        </w:rPr>
-        <w:t>This work used data generated by the ENCODE Consortium, gnomAD and the 1000 Genomes Project. I thank the participants and investigators of those projects.</w:t>
-      </w:r>
-    </w:p>
-    <w:p>
-      <w:r>
-        <w:rPr>
-          <w:b/>
-          <w:color w:val="000000"/>
-          <w:sz w:val="28"/>
-        </w:rPr>
-        <w:t>Author contributions</w:t>
-      </w:r>
-    </w:p>
-    <w:p>
-      <w:r>
-        <w:rPr>
-          <w:color w:val="000000"/>
-        </w:rPr>
-        <w:t>CL is the sole author and conceived the study, wrote the analysis code, performed the analyses, prepared the figures and wrote the manuscript.</w:t>
-      </w:r>
-    </w:p>
-    <w:p>
-      <w:r>
-        <w:rPr>
-          <w:b/>
-          <w:color w:val="000000"/>
-          <w:sz w:val="28"/>
-        </w:rPr>
-        <w:t>Funding</w:t>
-      </w:r>
-    </w:p>
-    <w:p>
-      <w:r>
-        <w:rPr>
-          <w:color w:val="000000"/>
-        </w:rPr>
-        <w:t>No funding was received in support of this study.</w:t>
-      </w:r>
-    </w:p>
-    <w:p>
-      <w:r>
-        <w:rPr>
-          <w:b/>
-          <w:color w:val="000000"/>
-          <w:sz w:val="28"/>
-        </w:rPr>
-        <w:t>Conflict of interest statement</w:t>
-      </w:r>
-    </w:p>
-    <w:p>
-      <w:r>
-        <w:rPr>
-          <w:color w:val="000000"/>
-        </w:rPr>
-        <w:t>None declared.</w:t>
-      </w:r>
-    </w:p>
-    <w:p>
-      <w:r>
-        <w:rPr>
-          <w:b/>
-          <w:color w:val="000000"/>
-          <w:sz w:val="28"/>
-        </w:rPr>
-        <w:t>Ethical approval</w:t>
-      </w:r>
-    </w:p>
-    <w:p>
-      <w:r>
-        <w:rPr>
-          <w:color w:val="000000"/>
-        </w:rPr>
-        <w:t>Ethical approval was not required. No new participant data were collected. The study analysed existing publicly available 1000 Genomes phased haplotypes and gnomAD summary frequencies, together with ENCODE consortium data and model predictions.</w:t>
-      </w:r>
-    </w:p>
-    <w:p>
-      <w:r>
-        <w:rPr>
-          <w:b/>
-          <w:color w:val="000000"/>
-          <w:sz w:val="28"/>
-        </w:rPr>
         <w:t>References</w:t>
       </w:r>
     </w:p>
@@ -1064,10 +444,7 @@
         <w:pStyle w:val="ListNumber"/>
       </w:pPr>
       <w:r>
-        <w:rPr>
-          <w:color w:val="000000"/>
-        </w:rPr>
-        <w:t>Genovese G, Friedman DJ, Ross MD, et al. Association of trypanolytic ApoL1 variants with kidney disease in African Americans. Science 2010; 329: 841-845</w:t>
+        <w:t>Genovese G, Friedman DJ, Ross MD, Lecordier L, Uzureau P, Freedman BI, et al. Association of trypanolytic ApoL1 variants with kidney disease in African Americans. Science. 2010;329:841-5.</w:t>
       </w:r>
     </w:p>
     <w:p>
@@ -1075,10 +452,7 @@
         <w:pStyle w:val="ListNumber"/>
       </w:pPr>
       <w:r>
-        <w:rPr>
-          <w:color w:val="000000"/>
-        </w:rPr>
-        <w:t>Kopp JB, Smith MW, Nelson GW, et al. MYH9 is a major-effect risk gene for focal segmental glomerulosclerosis. Nat Genet 2008; 40: 1175-1184</w:t>
+        <w:t>Kopp JB, Smith MW, Nelson GW, Johnson RC, Freedman BI, Bowden DW, et al. MYH9 is a major-effect risk gene for focal segmental glomerulosclerosis. Nat Genet. 2008;40:1175-84.</w:t>
       </w:r>
     </w:p>
     <w:p>
@@ -1086,10 +460,7 @@
         <w:pStyle w:val="ListNumber"/>
       </w:pPr>
       <w:r>
-        <w:rPr>
-          <w:color w:val="000000"/>
-        </w:rPr>
-        <w:t>Beckerman P, Bi-Karchin J, Park AS, et al. Transgenic expression of human APOL1 risk variants in podocytes induces kidney disease in mice. Nat Med 2017; 23: 429-438</w:t>
+        <w:t>Beckerman P, Bi-Karchin J, Park AS, Qiu C, Dummer PD, Soomro I, et al. Transgenic expression of human APOL1 risk variants in podocytes induces kidney disease in mice. Nat Med. 2017;23:429-38.</w:t>
       </w:r>
     </w:p>
     <w:p>
@@ -1097,10 +468,7 @@
         <w:pStyle w:val="ListNumber"/>
       </w:pPr>
       <w:r>
-        <w:rPr>
-          <w:color w:val="000000"/>
-        </w:rPr>
-        <w:t>Ojo AO, Adu D, Bramham K, et al. APOL1 kidney disease: conclusions from a Kidney Disease: Improving Global Outcomes (KDIGO) Controversies Conference. Kidney Int 2025; 108: 763-779</w:t>
+        <w:t>Ojo AO, Adu D, Bramham K, Freedman BI, Gbadegesin RA, Ilori TO, et al. APOL1 kidney disease: conclusions from a Kidney Disease: Improving Global Outcomes (KDIGO) Controversies Conference. Kidney Int. 2025;108:763-79.</w:t>
       </w:r>
     </w:p>
     <w:p>
@@ -1108,10 +476,7 @@
         <w:pStyle w:val="ListNumber"/>
       </w:pPr>
       <w:r>
-        <w:rPr>
-          <w:color w:val="000000"/>
-        </w:rPr>
-        <w:t>Adamson WE, Noyes H, Ogunsola J, Parekh RS, Cooper A, MacLeod A. Coding, modifier, and regulatory effects shape circulating APOL1 levels. Hum Mol Genet 2026; 35: ddag087</w:t>
+        <w:t>Linder J, Srivastava D, Yuan H, Agarwal V, Kelley DR. Predicting RNA-seq coverage from DNA sequence as a unifying model of gene regulation. Nat Genet. 2025;57:949-61.</w:t>
       </w:r>
     </w:p>
     <w:p>
@@ -1119,10 +484,7 @@
         <w:pStyle w:val="ListNumber"/>
       </w:pPr>
       <w:r>
-        <w:rPr>
-          <w:color w:val="000000"/>
-        </w:rPr>
-        <w:t>Li Y, Bozack AK, Schlosser P, et al. APOL1 risk genotypes influence DNA methylation across multiple genomic elements in APOL1-APOL4-MYH9 region in African Americans. Clin Epigenetics 2026; 18: 147</w:t>
+        <w:t>Avsec Ž, Latysheva N, Cheng J, Novati G, Taylor KR, Ward T, et al. Advancing regulatory variant effect prediction with AlphaGenome. Nature. 2026;649:1206-18.</w:t>
       </w:r>
     </w:p>
     <w:p>
@@ -1130,10 +492,7 @@
         <w:pStyle w:val="ListNumber"/>
       </w:pPr>
       <w:r>
-        <w:rPr>
-          <w:color w:val="000000"/>
-        </w:rPr>
-        <w:t>Sheng X, Guan Y, Ma Z, et al. Mapping the genetic architecture of human traits to cell types in the kidney identifies mechanisms of disease and potential treatments. Nat Genet 2021; 53: 1322-1333</w:t>
+        <w:t>Kathail P, Shuai RW, Chung R, Ye CJ, Loeb GB, Ioannidis NM. Current genomic deep learning models display decreased performance in cell type-specific accessible regions. Genome Biol. 2024;25:202.</w:t>
       </w:r>
     </w:p>
     <w:p>
@@ -1141,10 +500,7 @@
         <w:pStyle w:val="ListNumber"/>
       </w:pPr>
       <w:r>
-        <w:rPr>
-          <w:color w:val="000000"/>
-        </w:rPr>
-        <w:t>Linder J, Srivastava D, Yuan H, et al. Predicting RNA-seq coverage from DNA sequence as a unifying model of gene regulation. Nat Genet 2025; 57: 949-961</w:t>
+        <w:t>Chen S, Francioli LC, Goodrich JK, Collins RL, Kanai M, Wang Q, et al. A genomic mutational constraint map using variation in 76,156 human genomes. Nature. 2024;625:92-100.</w:t>
       </w:r>
     </w:p>
     <w:p>
@@ -1152,272 +508,155 @@
         <w:pStyle w:val="ListNumber"/>
       </w:pPr>
       <w:r>
-        <w:rPr>
-          <w:color w:val="000000"/>
-        </w:rPr>
-        <w:t>Avsec Ž, Latysheva N, Cheng J, et al. Advancing regulatory variant effect prediction with AlphaGenome. Nature 2026; 649: 1206-1218</w:t>
+        <w:t>ENCODE Project Consortium. Expanded encyclopaedias of DNA elements in the human and mouse genomes. Nature. 2020;583:699-710.</w:t>
       </w:r>
     </w:p>
     <w:p>
       <w:pPr>
-        <w:pStyle w:val="ListNumber"/>
+        <w:pStyle w:val="Heading2"/>
       </w:pPr>
       <w:r>
+        <w:t>Figure legends</w:t>
+      </w:r>
+    </w:p>
+    <w:p>
+      <w:r/>
+      <w:r>
         <w:rPr>
-          <w:color w:val="000000"/>
+          <w:b/>
         </w:rPr>
-        <w:t>Karollus A, Mauermeier T, Gagneur J. Current sequence-based models capture gene expression determinants in promoters but mostly ignore distal enhancers. Genome Biol 2023; 24: 56</w:t>
+        <w:t>Figure 1.</w:t>
+      </w:r>
+      <w:r>
+        <w:t xml:space="preserve"> Enrichment of the top 200 variants in measured accessible regions, by the tissue output used to rank, across the five measured reference sets of Table 1. Conditional odds ratios with exact 95% intervals against the other common variants at the same locus; eligible n = 1,930 at the test locus and 1,929 at the control. Panels, left to right: whole kidney only; kidney plus podocyte; that union's kidney-restricted and shared partitions; and the control locus against the same union definition. Kidney rankings are drawn in black circles, non-renal in grey squares. The leftmost panel is the comparison that suggested the tissue label carried little information and the rightmost is the control that was read as null; both change with the reference set and neither conclusion survives. Intervals assume variant-level independence.</w:t>
+      </w:r>
+    </w:p>
+    <w:p>
+      <w:r/>
+      <w:r>
+        <w:rPr>
+          <w:b/>
+        </w:rPr>
+        <w:t>Figure 2.</w:t>
+      </w:r>
+      <w:r>
+        <w:t xml:space="preserve"> Change in tissue contrast on partitioning. For each comparator, the podocyte-minus-comparator contrast in kidney-restricted regions minus the same contrast in the pooled union, in natural-log odds ratio, estimated on identical resampled draws of peaks with variants outside peaks held fixed. Points are observed values; intervals are percentile bootstrap, 500 replicates, unadjusted for six comparisons. No interval excludes zero.</w:t>
       </w:r>
     </w:p>
     <w:p>
       <w:pPr>
-        <w:pStyle w:val="ListNumber"/>
+        <w:pStyle w:val="Heading2"/>
       </w:pPr>
       <w:r>
-        <w:rPr>
-          <w:color w:val="000000"/>
-        </w:rPr>
-        <w:t>Kathail P, Shuai RW, Chung R, Ye CJ, Loeb GB, Ioannidis NM. Current genomic deep learning models display decreased performance in cell type-specific accessible regions. Genome Biol 2024; 25: 202</w:t>
-      </w:r>
-    </w:p>
-    <w:p>
-      <w:pPr>
-        <w:pStyle w:val="ListNumber"/>
-      </w:pPr>
-      <w:r>
-        <w:rPr>
-          <w:color w:val="000000"/>
-        </w:rPr>
-        <w:t>Chen S, Francioli LC, Goodrich JK, et al. A genomic mutational constraint map using variation in 76,156 human genomes. Nature 2024; 625: 92-100</w:t>
-      </w:r>
-    </w:p>
-    <w:p>
-      <w:pPr>
-        <w:pStyle w:val="ListNumber"/>
-      </w:pPr>
-      <w:r>
-        <w:rPr>
-          <w:color w:val="000000"/>
-        </w:rPr>
-        <w:t>ENCODE Project Consortium. Expanded encyclopaedias of DNA elements in the human and mouse genomes. Nature 2020; 583: 699-710</w:t>
-      </w:r>
-    </w:p>
-    <w:p>
-      <w:pPr>
-        <w:pStyle w:val="ListNumber"/>
-      </w:pPr>
-      <w:r>
-        <w:rPr>
-          <w:color w:val="000000"/>
-        </w:rPr>
-        <w:t>Zhang Z, Hao K, Ross MJ, Murphy B, Menon MC. APOL1 G2 risk allele-clarifying nomenclature. Kidney Int 2017; 92: 518-519</w:t>
-      </w:r>
-    </w:p>
-    <w:p>
-      <w:pPr>
-        <w:pStyle w:val="ListNumber"/>
-      </w:pPr>
-      <w:r>
-        <w:rPr>
-          <w:color w:val="000000"/>
-        </w:rPr>
-        <w:t>1000 Genomes Project Consortium. A global reference for human genetic variation. Nature 2015; 526: 68-74</w:t>
-      </w:r>
-    </w:p>
-    <w:p>
-      <w:pPr>
-        <w:pStyle w:val="ListNumber"/>
-      </w:pPr>
-      <w:r>
-        <w:rPr>
-          <w:color w:val="000000"/>
-        </w:rPr>
-        <w:t>Sollis E, Mosaku A, Abid A, et al. The NHGRI-EBI GWAS Catalog: knowledgebase and deposition resource. Nucleic Acids Res 2023; 51: D977-D985</w:t>
-      </w:r>
-    </w:p>
-    <w:p>
-      <w:pPr>
-        <w:pStyle w:val="ListNumber"/>
-      </w:pPr>
-      <w:r>
-        <w:rPr>
-          <w:color w:val="000000"/>
-        </w:rPr>
-        <w:t>GTEx Consortium. The GTEx Consortium atlas of genetic regulatory effects across human tissues. Science 2020; 369: 1318-1330</w:t>
-      </w:r>
-    </w:p>
-    <w:p>
-      <w:pPr>
-        <w:pStyle w:val="ListNumber"/>
-      </w:pPr>
-      <w:r>
-        <w:rPr>
-          <w:color w:val="000000"/>
-        </w:rPr>
-        <w:t>Nelson GW, Freedman BI, Bowden DW, et al. Dense mapping of MYH9 localizes the strongest kidney disease associations to the region of introns 13 to 15. Hum Mol Genet 2010; 19: 1805-1815</w:t>
-      </w:r>
-    </w:p>
-    <w:p>
-      <w:r>
-        <w:rPr>
-          <w:b/>
-          <w:color w:val="000000"/>
-          <w:sz w:val="28"/>
-        </w:rPr>
-        <w:t>Figure legends</w:t>
-      </w:r>
-    </w:p>
-    <w:p>
-      <w:r>
-        <w:rPr>
-          <w:b/>
-          <w:color w:val="000000"/>
-        </w:rPr>
-        <w:t>Figure 1.</w:t>
-      </w:r>
-      <w:r>
-        <w:rPr>
-          <w:color w:val="000000"/>
-        </w:rPr>
-        <w:t xml:space="preserve"> Locus map. APOL1, APOL4 and MYH9 with transcription orientation, the positions of G1 and G2, the four candidates passing linkage filtering, and measured accessible regions drawn on separate rows for kidney-restricted and shared, with the comparison-tissue union below.</w:t>
-      </w:r>
-    </w:p>
-    <w:p>
-      <w:r>
-        <w:rPr>
-          <w:b/>
-          <w:color w:val="000000"/>
-        </w:rPr>
-        <w:t>Figure 2.</w:t>
-      </w:r>
-      <w:r>
-        <w:rPr>
-          <w:color w:val="000000"/>
-        </w:rPr>
-        <w:t xml:space="preserve"> Enrichment of the top 200 variants in measured accessible regions, by the tissue output used to rank, for the pooled kidney union and each partition. Conditional odds ratios with exact 95% intervals against the other common variants at the same locus; eligible n = 1,921. Intervals assume variant-level independence and are therefore narrower than the peak-resampled contrasts in Figure 3. Kidney rankings are shown in black.</w:t>
-      </w:r>
-    </w:p>
-    <w:p>
-      <w:r>
-        <w:rPr>
-          <w:b/>
-          <w:color w:val="000000"/>
-        </w:rPr>
-        <w:t>Figure 3.</w:t>
-      </w:r>
-      <w:r>
-        <w:rPr>
-          <w:color w:val="000000"/>
-        </w:rPr>
-        <w:t xml:space="preserve"> Change in tissue contrast on partitioning. For each comparator, the podocyte-minus-comparator contrast in kidney-restricted regions minus the same contrast pooled, in natural-log odds ratio, estimated on identical resampled draws of peaks. Points are observed values; intervals are percentile bootstrap, 500 replicates, unadjusted for six comparisons. No interval excludes zero.</w:t>
-      </w:r>
-    </w:p>
-    <w:p>
-      <w:r>
-        <w:rPr>
-          <w:b/>
-          <w:color w:val="000000"/>
-        </w:rPr>
-        <w:t>Figure 4.</w:t>
-      </w:r>
-      <w:r>
-        <w:rPr>
-          <w:color w:val="000000"/>
-        </w:rPr>
-        <w:t xml:space="preserve"> The control locus. Conditional odds ratios with exact 95% intervals at the beta-globin cluster against the test-locus estimate, same pipeline and peak source. Zero-event groups are labelled rather than plotted as finite estimates.</w:t>
-      </w:r>
-    </w:p>
-    <w:p>
-      <w:r>
-        <w:rPr>
-          <w:b/>
-          <w:color w:val="000000"/>
-          <w:sz w:val="28"/>
-        </w:rPr>
         <w:t>Tables</w:t>
       </w:r>
     </w:p>
     <w:p>
+      <w:r/>
       <w:r>
         <w:rPr>
           <w:b/>
-          <w:color w:val="000000"/>
         </w:rPr>
         <w:t>Table 1.</w:t>
       </w:r>
       <w:r>
-        <w:rPr>
-          <w:color w:val="000000"/>
-        </w:rPr>
-        <w:t xml:space="preserve"> Enrichment at the primary ranking depth of 200, by tissue output and endpoint, from one frozen variant set (n = 1,921) and one measured kidney union. Conditional odds ratios; all contingency cells are in Supplementary Table 1. Kidney-restricted and shared sum to the pooled kidney union: 39 + 71 = 110 peaks, 14,686 + 29,890 = 44,576 bp, 84 + 193 = 277 variants.</w:t>
+        <w:t xml:space="preserve"> Each measured reference set evaluated, and the conclusion it supported. All rankings use the same predicted podocyte accessibility score and the same variant sets. Odds ratios are conditional maximum likelihood at ranking depth 200 with exact 95% intervals. Full contingency counts for every endpoint and depth are deposited.</w:t>
       </w:r>
     </w:p>
     <w:tbl>
       <w:tblPr>
-        <w:tblStyle w:val="TableGrid"/>
+        <w:tblStyle w:val="LightGrid-Accent1"/>
         <w:tblW w:type="auto" w:w="0"/>
         <w:tblLook w:firstColumn="1" w:firstRow="1" w:lastColumn="0" w:lastRow="0" w:noHBand="0" w:noVBand="1" w:val="04A0"/>
       </w:tblPr>
       <w:tblGrid>
-        <w:gridCol w:w="2160"/>
-        <w:gridCol w:w="2160"/>
-        <w:gridCol w:w="2160"/>
-        <w:gridCol w:w="2160"/>
+        <w:gridCol w:w="1080"/>
+        <w:gridCol w:w="1080"/>
+        <w:gridCol w:w="1080"/>
+        <w:gridCol w:w="1080"/>
+        <w:gridCol w:w="1080"/>
+        <w:gridCol w:w="1080"/>
+        <w:gridCol w:w="1080"/>
+        <w:gridCol w:w="1080"/>
       </w:tblGrid>
       <w:tr>
         <w:tc>
           <w:tcPr>
-            <w:tcW w:type="dxa" w:w="2160"/>
+            <w:tcW w:type="dxa" w:w="1080"/>
           </w:tcPr>
           <w:p>
             <w:r>
-              <w:rPr>
-                <w:b/>
-                <w:color w:val="000000"/>
-              </w:rPr>
-              <w:t>Ranked by</w:t>
+              <w:t>Measured reference set</w:t>
             </w:r>
           </w:p>
         </w:tc>
         <w:tc>
           <w:tcPr>
-            <w:tcW w:type="dxa" w:w="2160"/>
+            <w:tcW w:type="dxa" w:w="1080"/>
           </w:tcPr>
           <w:p>
             <w:r>
-              <w:rPr>
-                <w:b/>
-                <w:color w:val="000000"/>
-              </w:rPr>
-              <w:t>Pooled kidney</w:t>
+              <w:t>Locus</w:t>
             </w:r>
           </w:p>
         </w:tc>
         <w:tc>
           <w:tcPr>
-            <w:tcW w:type="dxa" w:w="2160"/>
+            <w:tcW w:type="dxa" w:w="1080"/>
           </w:tcPr>
           <w:p>
             <w:r>
-              <w:rPr>
-                <w:b/>
-                <w:color w:val="000000"/>
-              </w:rPr>
-              <w:t>Kidney-restricted</w:t>
+              <w:t>Peaks</w:t>
             </w:r>
           </w:p>
         </w:tc>
         <w:tc>
           <w:tcPr>
-            <w:tcW w:type="dxa" w:w="2160"/>
+            <w:tcW w:type="dxa" w:w="1080"/>
           </w:tcPr>
           <w:p>
             <w:r>
-              <w:rPr>
-                <w:b/>
-                <w:color w:val="000000"/>
-              </w:rPr>
-              <w:t>Shared</w:t>
+              <w:t>bp (% of locus)</w:t>
+            </w:r>
+          </w:p>
+        </w:tc>
+        <w:tc>
+          <w:tcPr>
+            <w:tcW w:type="dxa" w:w="1080"/>
+          </w:tcPr>
+          <w:p>
+            <w:r>
+              <w:t>Eligible n</w:t>
+            </w:r>
+          </w:p>
+        </w:tc>
+        <w:tc>
+          <w:tcPr>
+            <w:tcW w:type="dxa" w:w="1080"/>
+          </w:tcPr>
+          <w:p>
+            <w:r>
+              <w:t>Podocyte OR (95% CI)</w:t>
+            </w:r>
+          </w:p>
+        </w:tc>
+        <w:tc>
+          <w:tcPr>
+            <w:tcW w:type="dxa" w:w="1080"/>
+          </w:tcPr>
+          <w:p>
+            <w:r>
+              <w:t>Best non-renal OR</w:t>
+            </w:r>
+          </w:p>
+        </w:tc>
+        <w:tc>
+          <w:tcPr>
+            <w:tcW w:type="dxa" w:w="1080"/>
+          </w:tcPr>
+          <w:p>
+            <w:r>
+              <w:t>Conclusion it supported</w:t>
             </w:r>
           </w:p>
         </w:tc>
@@ -1425,53 +664,81 @@
       <w:tr>
         <w:tc>
           <w:tcPr>
-            <w:tcW w:type="dxa" w:w="2160"/>
+            <w:tcW w:type="dxa" w:w="1080"/>
           </w:tcPr>
           <w:p>
             <w:r>
-              <w:rPr>
-                <w:color w:val="000000"/>
-              </w:rPr>
-              <w:t>Podocyte (kidney)</w:t>
+              <w:t>Whole kidney only</w:t>
             </w:r>
           </w:p>
         </w:tc>
         <w:tc>
           <w:tcPr>
-            <w:tcW w:type="dxa" w:w="2160"/>
+            <w:tcW w:type="dxa" w:w="1080"/>
           </w:tcPr>
           <w:p>
             <w:r>
-              <w:rPr>
-                <w:color w:val="000000"/>
-              </w:rPr>
-              <w:t>8.94</w:t>
+              <w:t>APOL1-MYH9</w:t>
             </w:r>
           </w:p>
         </w:tc>
         <w:tc>
           <w:tcPr>
-            <w:tcW w:type="dxa" w:w="2160"/>
+            <w:tcW w:type="dxa" w:w="1080"/>
           </w:tcPr>
           <w:p>
             <w:r>
-              <w:rPr>
-                <w:color w:val="000000"/>
-              </w:rPr>
-              <w:t>4.28</w:t>
+              <w:t>67</w:t>
             </w:r>
           </w:p>
         </w:tc>
         <w:tc>
           <w:tcPr>
-            <w:tcW w:type="dxa" w:w="2160"/>
+            <w:tcW w:type="dxa" w:w="1080"/>
           </w:tcPr>
           <w:p>
             <w:r>
-              <w:rPr>
-                <w:color w:val="000000"/>
-              </w:rPr>
-              <w:t>8.13</w:t>
+              <w:t>30,358 (12.3)</w:t>
+            </w:r>
+          </w:p>
+        </w:tc>
+        <w:tc>
+          <w:tcPr>
+            <w:tcW w:type="dxa" w:w="1080"/>
+          </w:tcPr>
+          <w:p>
+            <w:r>
+              <w:t>1,930</w:t>
+            </w:r>
+          </w:p>
+        </w:tc>
+        <w:tc>
+          <w:tcPr>
+            <w:tcW w:type="dxa" w:w="1080"/>
+          </w:tcPr>
+          <w:p>
+            <w:r>
+              <w:t>5.98 (4.18-8.52)</w:t>
+            </w:r>
+          </w:p>
+        </w:tc>
+        <w:tc>
+          <w:tcPr>
+            <w:tcW w:type="dxa" w:w="1080"/>
+          </w:tcPr>
+          <w:p>
+            <w:r>
+              <w:t>6.72 (hepatocyte, depth 100)</w:t>
+            </w:r>
+          </w:p>
+        </w:tc>
+        <w:tc>
+          <w:tcPr>
+            <w:tcW w:type="dxa" w:w="1080"/>
+          </w:tcPr>
+          <w:p>
+            <w:r>
+              <w:t>label carries little information</w:t>
             </w:r>
           </w:p>
         </w:tc>
@@ -1479,53 +746,81 @@
       <w:tr>
         <w:tc>
           <w:tcPr>
-            <w:tcW w:type="dxa" w:w="2160"/>
+            <w:tcW w:type="dxa" w:w="1080"/>
           </w:tcPr>
           <w:p>
             <w:r>
-              <w:rPr>
-                <w:color w:val="000000"/>
-              </w:rPr>
-              <w:t>Lung</w:t>
+              <w:t>Kidney + podocyte</w:t>
             </w:r>
           </w:p>
         </w:tc>
         <w:tc>
           <w:tcPr>
-            <w:tcW w:type="dxa" w:w="2160"/>
+            <w:tcW w:type="dxa" w:w="1080"/>
           </w:tcPr>
           <w:p>
             <w:r>
-              <w:rPr>
-                <w:color w:val="000000"/>
-              </w:rPr>
-              <w:t>5.58</w:t>
+              <w:t>APOL1-MYH9</w:t>
             </w:r>
           </w:p>
         </w:tc>
         <w:tc>
           <w:tcPr>
-            <w:tcW w:type="dxa" w:w="2160"/>
+            <w:tcW w:type="dxa" w:w="1080"/>
           </w:tcPr>
           <w:p>
             <w:r>
-              <w:rPr>
-                <w:color w:val="000000"/>
-              </w:rPr>
-              <w:t>2.48</w:t>
+              <w:t>110</w:t>
             </w:r>
           </w:p>
         </w:tc>
         <w:tc>
           <w:tcPr>
-            <w:tcW w:type="dxa" w:w="2160"/>
+            <w:tcW w:type="dxa" w:w="1080"/>
           </w:tcPr>
           <w:p>
             <w:r>
-              <w:rPr>
-                <w:color w:val="000000"/>
-              </w:rPr>
-              <w:t>5.98</w:t>
+              <w:t>44,576 (18.0)</w:t>
+            </w:r>
+          </w:p>
+        </w:tc>
+        <w:tc>
+          <w:tcPr>
+            <w:tcW w:type="dxa" w:w="1080"/>
+          </w:tcPr>
+          <w:p>
+            <w:r>
+              <w:t>1,930</w:t>
+            </w:r>
+          </w:p>
+        </w:tc>
+        <w:tc>
+          <w:tcPr>
+            <w:tcW w:type="dxa" w:w="1080"/>
+          </w:tcPr>
+          <w:p>
+            <w:r>
+              <w:t>8.76 (6.30-12.20)</w:t>
+            </w:r>
+          </w:p>
+        </w:tc>
+        <w:tc>
+          <w:tcPr>
+            <w:tcW w:type="dxa" w:w="1080"/>
+          </w:tcPr>
+          <w:p>
+            <w:r>
+              <w:t>5.61 (lung)</w:t>
+            </w:r>
+          </w:p>
+        </w:tc>
+        <w:tc>
+          <w:tcPr>
+            <w:tcW w:type="dxa" w:w="1080"/>
+          </w:tcPr>
+          <w:p>
+            <w:r>
+              <w:t>podocyte ranking leads clearly</w:t>
             </w:r>
           </w:p>
         </w:tc>
@@ -1533,53 +828,81 @@
       <w:tr>
         <w:tc>
           <w:tcPr>
-            <w:tcW w:type="dxa" w:w="2160"/>
+            <w:tcW w:type="dxa" w:w="1080"/>
           </w:tcPr>
           <w:p>
             <w:r>
-              <w:rPr>
-                <w:color w:val="000000"/>
-              </w:rPr>
-              <w:t>Hepatocyte</w:t>
+              <w:t>Kidney + podocyte, kidney-restricted</w:t>
             </w:r>
           </w:p>
         </w:tc>
         <w:tc>
           <w:tcPr>
-            <w:tcW w:type="dxa" w:w="2160"/>
+            <w:tcW w:type="dxa" w:w="1080"/>
           </w:tcPr>
           <w:p>
             <w:r>
-              <w:rPr>
-                <w:color w:val="000000"/>
-              </w:rPr>
-              <w:t>5.02</w:t>
+              <w:t>APOL1-MYH9</w:t>
             </w:r>
           </w:p>
         </w:tc>
         <w:tc>
           <w:tcPr>
-            <w:tcW w:type="dxa" w:w="2160"/>
+            <w:tcW w:type="dxa" w:w="1080"/>
           </w:tcPr>
           <w:p>
             <w:r>
-              <w:rPr>
-                <w:color w:val="000000"/>
-              </w:rPr>
-              <w:t>1.94</w:t>
+              <w:t>39</w:t>
             </w:r>
           </w:p>
         </w:tc>
         <w:tc>
           <w:tcPr>
-            <w:tcW w:type="dxa" w:w="2160"/>
+            <w:tcW w:type="dxa" w:w="1080"/>
           </w:tcPr>
           <w:p>
             <w:r>
-              <w:rPr>
-                <w:color w:val="000000"/>
-              </w:rPr>
-              <w:t>5.80</w:t>
+              <w:t>14,686 (5.9)</w:t>
+            </w:r>
+          </w:p>
+        </w:tc>
+        <w:tc>
+          <w:tcPr>
+            <w:tcW w:type="dxa" w:w="1080"/>
+          </w:tcPr>
+          <w:p>
+            <w:r>
+              <w:t>1,930</w:t>
+            </w:r>
+          </w:p>
+        </w:tc>
+        <w:tc>
+          <w:tcPr>
+            <w:tcW w:type="dxa" w:w="1080"/>
+          </w:tcPr>
+          <w:p>
+            <w:r>
+              <w:t>4.30 (2.53-7.15)</w:t>
+            </w:r>
+          </w:p>
+        </w:tc>
+        <w:tc>
+          <w:tcPr>
+            <w:tcW w:type="dxa" w:w="1080"/>
+          </w:tcPr>
+          <w:p>
+            <w:r>
+              <w:t>2.49</w:t>
+            </w:r>
+          </w:p>
+        </w:tc>
+        <w:tc>
+          <w:tcPr>
+            <w:tcW w:type="dxa" w:w="1080"/>
+          </w:tcPr>
+          <w:p>
+            <w:r>
+              <w:t>podocyte ranking leads</w:t>
             </w:r>
           </w:p>
         </w:tc>
@@ -1587,53 +910,81 @@
       <w:tr>
         <w:tc>
           <w:tcPr>
-            <w:tcW w:type="dxa" w:w="2160"/>
+            <w:tcW w:type="dxa" w:w="1080"/>
           </w:tcPr>
           <w:p>
             <w:r>
-              <w:rPr>
-                <w:color w:val="000000"/>
-              </w:rPr>
-              <w:t>Stomach</w:t>
+              <w:t>Kidney + podocyte, shared</w:t>
             </w:r>
           </w:p>
         </w:tc>
         <w:tc>
           <w:tcPr>
-            <w:tcW w:type="dxa" w:w="2160"/>
+            <w:tcW w:type="dxa" w:w="1080"/>
           </w:tcPr>
           <w:p>
             <w:r>
-              <w:rPr>
-                <w:color w:val="000000"/>
-              </w:rPr>
-              <w:t>4.63</w:t>
+              <w:t>APOL1-MYH9</w:t>
             </w:r>
           </w:p>
         </w:tc>
         <w:tc>
           <w:tcPr>
-            <w:tcW w:type="dxa" w:w="2160"/>
+            <w:tcW w:type="dxa" w:w="1080"/>
           </w:tcPr>
           <w:p>
             <w:r>
-              <w:rPr>
-                <w:color w:val="000000"/>
-              </w:rPr>
-              <w:t>1.46</w:t>
+              <w:t>71</w:t>
             </w:r>
           </w:p>
         </w:tc>
         <w:tc>
           <w:tcPr>
-            <w:tcW w:type="dxa" w:w="2160"/>
+            <w:tcW w:type="dxa" w:w="1080"/>
           </w:tcPr>
           <w:p>
             <w:r>
-              <w:rPr>
-                <w:color w:val="000000"/>
-              </w:rPr>
-              <w:t>5.80</w:t>
+              <w:t>29,890 (12.1)</w:t>
+            </w:r>
+          </w:p>
+        </w:tc>
+        <w:tc>
+          <w:tcPr>
+            <w:tcW w:type="dxa" w:w="1080"/>
+          </w:tcPr>
+          <w:p>
+            <w:r>
+              <w:t>1,930</w:t>
+            </w:r>
+          </w:p>
+        </w:tc>
+        <w:tc>
+          <w:tcPr>
+            <w:tcW w:type="dxa" w:w="1080"/>
+          </w:tcPr>
+          <w:p>
+            <w:r>
+              <w:t>7.94 (5.55-11.33)</w:t>
+            </w:r>
+          </w:p>
+        </w:tc>
+        <w:tc>
+          <w:tcPr>
+            <w:tcW w:type="dxa" w:w="1080"/>
+          </w:tcPr>
+          <w:p>
+            <w:r>
+              <w:t>6.02</w:t>
+            </w:r>
+          </w:p>
+        </w:tc>
+        <w:tc>
+          <w:tcPr>
+            <w:tcW w:type="dxa" w:w="1080"/>
+          </w:tcPr>
+          <w:p>
+            <w:r>
+              <w:t>podocyte ranking leads</w:t>
             </w:r>
           </w:p>
         </w:tc>
@@ -1641,53 +992,81 @@
       <w:tr>
         <w:tc>
           <w:tcPr>
-            <w:tcW w:type="dxa" w:w="2160"/>
+            <w:tcW w:type="dxa" w:w="1080"/>
           </w:tcPr>
           <w:p>
             <w:r>
-              <w:rPr>
-                <w:color w:val="000000"/>
-              </w:rPr>
-              <w:t>Brain</w:t>
+              <w:t>Whole kidney only</w:t>
             </w:r>
           </w:p>
         </w:tc>
         <w:tc>
           <w:tcPr>
-            <w:tcW w:type="dxa" w:w="2160"/>
+            <w:tcW w:type="dxa" w:w="1080"/>
           </w:tcPr>
           <w:p>
             <w:r>
-              <w:rPr>
-                <w:color w:val="000000"/>
-              </w:rPr>
-              <w:t>3.72</w:t>
+              <w:t>beta-globin</w:t>
             </w:r>
           </w:p>
         </w:tc>
         <w:tc>
           <w:tcPr>
-            <w:tcW w:type="dxa" w:w="2160"/>
+            <w:tcW w:type="dxa" w:w="1080"/>
           </w:tcPr>
           <w:p>
             <w:r>
-              <w:rPr>
-                <w:color w:val="000000"/>
-              </w:rPr>
-              <w:t>1.94</w:t>
+              <w:t>10</w:t>
             </w:r>
           </w:p>
         </w:tc>
         <w:tc>
           <w:tcPr>
-            <w:tcW w:type="dxa" w:w="2160"/>
+            <w:tcW w:type="dxa" w:w="1080"/>
           </w:tcPr>
           <w:p>
             <w:r>
-              <w:rPr>
-                <w:color w:val="000000"/>
-              </w:rPr>
-              <w:t>4.07</w:t>
+              <w:t>2,598 (1.0)</w:t>
+            </w:r>
+          </w:p>
+        </w:tc>
+        <w:tc>
+          <w:tcPr>
+            <w:tcW w:type="dxa" w:w="1080"/>
+          </w:tcPr>
+          <w:p>
+            <w:r>
+              <w:t>1,929</w:t>
+            </w:r>
+          </w:p>
+        </w:tc>
+        <w:tc>
+          <w:tcPr>
+            <w:tcW w:type="dxa" w:w="1080"/>
+          </w:tcPr>
+          <w:p>
+            <w:r>
+              <w:t>1.44 (0.16-6.56)</w:t>
+            </w:r>
+          </w:p>
+        </w:tc>
+        <w:tc>
+          <w:tcPr>
+            <w:tcW w:type="dxa" w:w="1080"/>
+          </w:tcPr>
+          <w:p>
+            <w:r>
+              <w:t>not evaluated</w:t>
+            </w:r>
+          </w:p>
+        </w:tc>
+        <w:tc>
+          <w:tcPr>
+            <w:tcW w:type="dxa" w:w="1080"/>
+          </w:tcPr>
+          <w:p>
+            <w:r>
+              <w:t>pipeline is locus-specific</w:t>
             </w:r>
           </w:p>
         </w:tc>
@@ -1695,584 +1074,89 @@
       <w:tr>
         <w:tc>
           <w:tcPr>
-            <w:tcW w:type="dxa" w:w="2160"/>
+            <w:tcW w:type="dxa" w:w="1080"/>
           </w:tcPr>
           <w:p>
             <w:r>
-              <w:rPr>
-                <w:color w:val="000000"/>
-              </w:rPr>
-              <w:t>Liver</w:t>
+              <w:t>Kidney + podocyte</w:t>
             </w:r>
           </w:p>
         </w:tc>
         <w:tc>
           <w:tcPr>
-            <w:tcW w:type="dxa" w:w="2160"/>
+            <w:tcW w:type="dxa" w:w="1080"/>
           </w:tcPr>
           <w:p>
             <w:r>
-              <w:rPr>
-                <w:color w:val="000000"/>
-              </w:rPr>
-              <w:t>2.12</w:t>
+              <w:t>beta-globin</w:t>
             </w:r>
           </w:p>
         </w:tc>
         <w:tc>
           <w:tcPr>
-            <w:tcW w:type="dxa" w:w="2160"/>
+            <w:tcW w:type="dxa" w:w="1080"/>
           </w:tcPr>
           <w:p>
             <w:r>
-              <w:rPr>
-                <w:color w:val="000000"/>
-              </w:rPr>
-              <w:t>0.90</w:t>
+              <w:t>18</w:t>
             </w:r>
           </w:p>
         </w:tc>
         <w:tc>
           <w:tcPr>
-            <w:tcW w:type="dxa" w:w="2160"/>
+            <w:tcW w:type="dxa" w:w="1080"/>
           </w:tcPr>
           <w:p>
             <w:r>
-              <w:rPr>
-                <w:color w:val="000000"/>
-              </w:rPr>
-              <w:t>2.66</w:t>
-            </w:r>
-          </w:p>
-        </w:tc>
-      </w:tr>
-      <w:tr>
-        <w:tc>
-          <w:tcPr>
-            <w:tcW w:type="dxa" w:w="2160"/>
-          </w:tcPr>
-          <w:p>
-            <w:r>
-              <w:rPr>
-                <w:color w:val="000000"/>
-              </w:rPr>
-              <w:t>Kidney (whole)</w:t>
+              <w:t>5,851 (2.4)</w:t>
             </w:r>
           </w:p>
         </w:tc>
         <w:tc>
           <w:tcPr>
-            <w:tcW w:type="dxa" w:w="2160"/>
+            <w:tcW w:type="dxa" w:w="1080"/>
           </w:tcPr>
           <w:p>
             <w:r>
-              <w:rPr>
-                <w:color w:val="000000"/>
-              </w:rPr>
-              <w:t>1.99</w:t>
+              <w:t>1,929</w:t>
             </w:r>
           </w:p>
         </w:tc>
         <w:tc>
           <w:tcPr>
-            <w:tcW w:type="dxa" w:w="2160"/>
+            <w:tcW w:type="dxa" w:w="1080"/>
           </w:tcPr>
           <w:p>
             <w:r>
-              <w:rPr>
-                <w:color w:val="000000"/>
-              </w:rPr>
-              <w:t>0.90</w:t>
+              <w:t>7.54 (3.66-15.31)</w:t>
             </w:r>
           </w:p>
         </w:tc>
         <w:tc>
           <w:tcPr>
-            <w:tcW w:type="dxa" w:w="2160"/>
+            <w:tcW w:type="dxa" w:w="1080"/>
           </w:tcPr>
           <w:p>
             <w:r>
-              <w:rPr>
-                <w:color w:val="000000"/>
-              </w:rPr>
-              <w:t>2.46</w:t>
+              <w:t>not evaluated</w:t>
+            </w:r>
+          </w:p>
+        </w:tc>
+        <w:tc>
+          <w:tcPr>
+            <w:tcW w:type="dxa" w:w="1080"/>
+          </w:tcPr>
+          <w:p>
+            <w:r>
+              <w:t>pipeline is not locus-specific</w:t>
             </w:r>
           </w:p>
         </w:tc>
       </w:tr>
     </w:tbl>
-    <w:p/>
     <w:p>
       <w:r>
-        <w:rPr>
-          <w:b/>
-          <w:color w:val="000000"/>
-        </w:rPr>
-        <w:t>Table 2.</w:t>
-      </w:r>
-      <w:r>
-        <w:rPr>
-          <w:color w:val="000000"/>
-        </w:rPr>
-        <w:t xml:space="preserve"> The four candidates passing linkage filtering. Alternate allele frequency is for the African genetic-ancestry group of gnomAD v4. r-squared and D' are maxima against G1a, G1b or G2 across seven African populations analysed separately; maxima for the two measures may arise from different comparisons and the responsible population and partner for each are deposited.</w:t>
-      </w:r>
-    </w:p>
-    <w:tbl>
-      <w:tblPr>
-        <w:tblStyle w:val="TableGrid"/>
-        <w:tblW w:type="auto" w:w="0"/>
-        <w:tblLook w:firstColumn="1" w:firstRow="1" w:lastColumn="0" w:lastRow="0" w:noHBand="0" w:noVBand="1" w:val="04A0"/>
-      </w:tblPr>
-      <w:tblGrid>
-        <w:gridCol w:w="1440"/>
-        <w:gridCol w:w="1440"/>
-        <w:gridCol w:w="1440"/>
-        <w:gridCol w:w="1440"/>
-        <w:gridCol w:w="1440"/>
-        <w:gridCol w:w="1440"/>
-      </w:tblGrid>
-      <w:tr>
-        <w:tc>
-          <w:tcPr>
-            <w:tcW w:type="dxa" w:w="1440"/>
-          </w:tcPr>
-          <w:p>
-            <w:r>
-              <w:rPr>
-                <w:b/>
-                <w:color w:val="000000"/>
-              </w:rPr>
-              <w:t>Variant</w:t>
-            </w:r>
-          </w:p>
-        </w:tc>
-        <w:tc>
-          <w:tcPr>
-            <w:tcW w:type="dxa" w:w="1440"/>
-          </w:tcPr>
-          <w:p>
-            <w:r>
-              <w:rPr>
-                <w:b/>
-                <w:color w:val="000000"/>
-              </w:rPr>
-              <w:t>Alt AF</w:t>
-            </w:r>
-          </w:p>
-        </w:tc>
-        <w:tc>
-          <w:tcPr>
-            <w:tcW w:type="dxa" w:w="1440"/>
-          </w:tcPr>
-          <w:p>
-            <w:r>
-              <w:rPr>
-                <w:b/>
-                <w:color w:val="000000"/>
-              </w:rPr>
-              <w:t>max r²</w:t>
-            </w:r>
-          </w:p>
-        </w:tc>
-        <w:tc>
-          <w:tcPr>
-            <w:tcW w:type="dxa" w:w="1440"/>
-          </w:tcPr>
-          <w:p>
-            <w:r>
-              <w:rPr>
-                <w:b/>
-                <w:color w:val="000000"/>
-              </w:rPr>
-              <w:t>max D'</w:t>
-            </w:r>
-          </w:p>
-        </w:tc>
-        <w:tc>
-          <w:tcPr>
-            <w:tcW w:type="dxa" w:w="1440"/>
-          </w:tcPr>
-          <w:p>
-            <w:r>
-              <w:rPr>
-                <w:b/>
-                <w:color w:val="000000"/>
-              </w:rPr>
-              <w:t>Nearest gene</w:t>
-            </w:r>
-          </w:p>
-        </w:tc>
-        <w:tc>
-          <w:tcPr>
-            <w:tcW w:type="dxa" w:w="1440"/>
-          </w:tcPr>
-          <w:p>
-            <w:r>
-              <w:rPr>
-                <w:b/>
-                <w:color w:val="000000"/>
-              </w:rPr>
-              <w:t>Prior record identified</w:t>
-            </w:r>
-          </w:p>
-        </w:tc>
-      </w:tr>
-      <w:tr>
-        <w:tc>
-          <w:tcPr>
-            <w:tcW w:type="dxa" w:w="1440"/>
-          </w:tcPr>
-          <w:p>
-            <w:r>
-              <w:rPr>
-                <w:color w:val="000000"/>
-              </w:rPr>
-              <w:t>rs713797</w:t>
-            </w:r>
-          </w:p>
-        </w:tc>
-        <w:tc>
-          <w:tcPr>
-            <w:tcW w:type="dxa" w:w="1440"/>
-          </w:tcPr>
-          <w:p>
-            <w:r>
-              <w:rPr>
-                <w:color w:val="000000"/>
-              </w:rPr>
-              <w:t>0.396</w:t>
-            </w:r>
-          </w:p>
-        </w:tc>
-        <w:tc>
-          <w:tcPr>
-            <w:tcW w:type="dxa" w:w="1440"/>
-          </w:tcPr>
-          <w:p>
-            <w:r>
-              <w:rPr>
-                <w:color w:val="000000"/>
-              </w:rPr>
-              <w:t>0.070</w:t>
-            </w:r>
-          </w:p>
-        </w:tc>
-        <w:tc>
-          <w:tcPr>
-            <w:tcW w:type="dxa" w:w="1440"/>
-          </w:tcPr>
-          <w:p>
-            <w:r>
-              <w:rPr>
-                <w:color w:val="000000"/>
-              </w:rPr>
-              <w:t>0.38</w:t>
-            </w:r>
-          </w:p>
-        </w:tc>
-        <w:tc>
-          <w:tcPr>
-            <w:tcW w:type="dxa" w:w="1440"/>
-          </w:tcPr>
-          <w:p>
-            <w:r>
-              <w:rPr>
-                <w:color w:val="000000"/>
-              </w:rPr>
-              <w:t>MYH9</w:t>
-            </w:r>
-          </w:p>
-        </w:tc>
-        <w:tc>
-          <w:tcPr>
-            <w:tcW w:type="dxa" w:w="1440"/>
-          </w:tcPr>
-          <w:p>
-            <w:r>
-              <w:rPr>
-                <w:color w:val="000000"/>
-              </w:rPr>
-              <w:t>reported FOXRED2 eQTL; three plasma protein associations</w:t>
-            </w:r>
-          </w:p>
-        </w:tc>
-      </w:tr>
-      <w:tr>
-        <w:tc>
-          <w:tcPr>
-            <w:tcW w:type="dxa" w:w="1440"/>
-          </w:tcPr>
-          <w:p>
-            <w:r>
-              <w:rPr>
-                <w:color w:val="000000"/>
-              </w:rPr>
-              <w:t>rs132708</w:t>
-            </w:r>
-          </w:p>
-        </w:tc>
-        <w:tc>
-          <w:tcPr>
-            <w:tcW w:type="dxa" w:w="1440"/>
-          </w:tcPr>
-          <w:p>
-            <w:r>
-              <w:rPr>
-                <w:color w:val="000000"/>
-              </w:rPr>
-              <w:t>0.839</w:t>
-            </w:r>
-          </w:p>
-        </w:tc>
-        <w:tc>
-          <w:tcPr>
-            <w:tcW w:type="dxa" w:w="1440"/>
-          </w:tcPr>
-          <w:p>
-            <w:r>
-              <w:rPr>
-                <w:color w:val="000000"/>
-              </w:rPr>
-              <w:t>0.062</w:t>
-            </w:r>
-          </w:p>
-        </w:tc>
-        <w:tc>
-          <w:tcPr>
-            <w:tcW w:type="dxa" w:w="1440"/>
-          </w:tcPr>
-          <w:p>
-            <w:r>
-              <w:rPr>
-                <w:color w:val="000000"/>
-              </w:rPr>
-              <w:t>0.66</w:t>
-            </w:r>
-          </w:p>
-        </w:tc>
-        <w:tc>
-          <w:tcPr>
-            <w:tcW w:type="dxa" w:w="1440"/>
-          </w:tcPr>
-          <w:p>
-            <w:r>
-              <w:rPr>
-                <w:color w:val="000000"/>
-              </w:rPr>
-              <w:t>APOL4</w:t>
-            </w:r>
-          </w:p>
-        </w:tc>
-        <w:tc>
-          <w:tcPr>
-            <w:tcW w:type="dxa" w:w="1440"/>
-          </w:tcPr>
-          <w:p>
-            <w:r>
-              <w:rPr>
-                <w:color w:val="000000"/>
-              </w:rPr>
-              <w:t>reported APOL4 eQTL, multiple tissues</w:t>
-            </w:r>
-          </w:p>
-        </w:tc>
-      </w:tr>
-      <w:tr>
-        <w:tc>
-          <w:tcPr>
-            <w:tcW w:type="dxa" w:w="1440"/>
-          </w:tcPr>
-          <w:p>
-            <w:r>
-              <w:rPr>
-                <w:color w:val="000000"/>
-              </w:rPr>
-              <w:t>rs6000250</w:t>
-            </w:r>
-          </w:p>
-        </w:tc>
-        <w:tc>
-          <w:tcPr>
-            <w:tcW w:type="dxa" w:w="1440"/>
-          </w:tcPr>
-          <w:p>
-            <w:r>
-              <w:rPr>
-                <w:color w:val="000000"/>
-              </w:rPr>
-              <w:t>0.111</w:t>
-            </w:r>
-          </w:p>
-        </w:tc>
-        <w:tc>
-          <w:tcPr>
-            <w:tcW w:type="dxa" w:w="1440"/>
-          </w:tcPr>
-          <w:p>
-            <w:r>
-              <w:rPr>
-                <w:color w:val="000000"/>
-              </w:rPr>
-              <w:t>0.177</w:t>
-            </w:r>
-          </w:p>
-        </w:tc>
-        <w:tc>
-          <w:tcPr>
-            <w:tcW w:type="dxa" w:w="1440"/>
-          </w:tcPr>
-          <w:p>
-            <w:r>
-              <w:rPr>
-                <w:color w:val="000000"/>
-              </w:rPr>
-              <w:t>0.69</w:t>
-            </w:r>
-          </w:p>
-        </w:tc>
-        <w:tc>
-          <w:tcPr>
-            <w:tcW w:type="dxa" w:w="1440"/>
-          </w:tcPr>
-          <w:p>
-            <w:r>
-              <w:rPr>
-                <w:color w:val="000000"/>
-              </w:rPr>
-              <w:t>MYH9</w:t>
-            </w:r>
-          </w:p>
-        </w:tc>
-        <w:tc>
-          <w:tcPr>
-            <w:tcW w:type="dxa" w:w="1440"/>
-          </w:tcPr>
-          <w:p>
-            <w:r>
-              <w:rPr>
-                <w:color w:val="000000"/>
-              </w:rPr>
-              <w:t>none identified by the searches described</w:t>
-            </w:r>
-          </w:p>
-        </w:tc>
-      </w:tr>
-      <w:tr>
-        <w:tc>
-          <w:tcPr>
-            <w:tcW w:type="dxa" w:w="1440"/>
-          </w:tcPr>
-          <w:p>
-            <w:r>
-              <w:rPr>
-                <w:color w:val="000000"/>
-              </w:rPr>
-              <w:t>rs4820232</w:t>
-            </w:r>
-          </w:p>
-        </w:tc>
-        <w:tc>
-          <w:tcPr>
-            <w:tcW w:type="dxa" w:w="1440"/>
-          </w:tcPr>
-          <w:p>
-            <w:r>
-              <w:rPr>
-                <w:color w:val="000000"/>
-              </w:rPr>
-              <w:t>0.301</w:t>
-            </w:r>
-          </w:p>
-        </w:tc>
-        <w:tc>
-          <w:tcPr>
-            <w:tcW w:type="dxa" w:w="1440"/>
-          </w:tcPr>
-          <w:p>
-            <w:r>
-              <w:rPr>
-                <w:color w:val="000000"/>
-              </w:rPr>
-              <w:t>0.106</w:t>
-            </w:r>
-          </w:p>
-        </w:tc>
-        <w:tc>
-          <w:tcPr>
-            <w:tcW w:type="dxa" w:w="1440"/>
-          </w:tcPr>
-          <w:p>
-            <w:r>
-              <w:rPr>
-                <w:color w:val="000000"/>
-              </w:rPr>
-              <w:t>0.79</w:t>
-            </w:r>
-          </w:p>
-        </w:tc>
-        <w:tc>
-          <w:tcPr>
-            <w:tcW w:type="dxa" w:w="1440"/>
-          </w:tcPr>
-          <w:p>
-            <w:r>
-              <w:rPr>
-                <w:color w:val="000000"/>
-              </w:rPr>
-              <w:t>MYH9</w:t>
-            </w:r>
-          </w:p>
-        </w:tc>
-        <w:tc>
-          <w:tcPr>
-            <w:tcW w:type="dxa" w:w="1440"/>
-          </w:tcPr>
-          <w:p>
-            <w:r>
-              <w:rPr>
-                <w:color w:val="000000"/>
-              </w:rPr>
-              <w:t>correlated with rs5750250, a historical regional association marker</w:t>
-            </w:r>
-          </w:p>
-        </w:tc>
-      </w:tr>
-    </w:tbl>
-    <w:p/>
-    <w:p>
-      <w:r>
-        <w:rPr>
-          <w:color w:val="000000"/>
-        </w:rPr>
-        <w:t>Eleven further candidates were excluded on D' at or near 1.0 with G1 or G2 despite low r-squared, consistent with haplotypic nesting rather than independence.</w:t>
-      </w:r>
-    </w:p>
-    <w:p>
-      <w:r>
-        <w:rPr>
-          <w:b/>
-          <w:color w:val="000000"/>
-        </w:rPr>
-        <w:t>Supplementary Table 1.</w:t>
-      </w:r>
-      <w:r>
-        <w:rPr>
-          <w:color w:val="000000"/>
-        </w:rPr>
-        <w:t xml:space="preserve"> All contingency counts for every endpoint, ranking and depth: top-set hits and misses, background hits and misses, and the eligible denominator. Deposited as </w:t>
-      </w:r>
-      <w:r>
-        <w:rPr>
-          <w:rFonts w:ascii="Consolas" w:hAnsi="Consolas"/>
-          <w:color w:val="000000"/>
-        </w:rPr>
-        <w:t>results/reconciled_counts.csv</w:t>
-      </w:r>
-      <w:r>
-        <w:rPr>
-          <w:color w:val="000000"/>
-        </w:rPr>
-        <w:t>.</w:t>
+        <w:t>The first and fifth rows are superseded and are shown to document how the conclusion changed with the reference set.</w:t>
       </w:r>
     </w:p>
     <w:sectPr>
@@ -2650,7 +1534,6 @@
     <w:rsid w:val="00FC693F"/>
     <w:rPr>
       <w:rFonts w:ascii="Calibri" w:hAnsi="Calibri"/>
-      <w:color w:val="000000"/>
       <w:sz w:val="22"/>
     </w:rPr>
   </w:style>

--- a/publication/MANUSCRIPT.docx
+++ b/publication/MANUSCRIPT.docx
@@ -7,7 +7,7 @@
         <w:pStyle w:val="Heading1"/>
       </w:pPr>
       <w:r>
-        <w:t>Evaluating tissue-labelled AlphaGenome rankings at APOL1-MYH9: how the choice of measured reference changes the conclusion</w:t>
+        <w:t>Reference choice affects positional enrichment of AlphaGenome variant rankings at APOL1-MYH9</w:t>
       </w:r>
     </w:p>
     <w:p>
@@ -20,23 +20,6 @@
       </w:r>
       <w:r>
         <w:t xml:space="preserve"> Consultant Nephrologist, London, United Kingdom ORCID 0000-0002-8159-0879 Correspondence: Christopher.lawrence3@nhs.net</w:t>
-      </w:r>
-    </w:p>
-    <w:p>
-      <w:r/>
-      <w:r>
-        <w:rPr>
-          <w:b/>
-        </w:rPr>
-        <w:t>Keywords:</w:t>
-      </w:r>
-      <w:r>
-        <w:t xml:space="preserve"> APOL1; MYH9; chromatin accessibility; benchmarking; machine learning</w:t>
-      </w:r>
-    </w:p>
-    <w:p>
-      <w:r>
-        <w:t>---</w:t>
       </w:r>
     </w:p>
     <w:p>
@@ -56,7 +39,7 @@
         <w:t>Objective.</w:t>
       </w:r>
       <w:r>
-        <w:t xml:space="preserve"> Sequence-to-function models are increasingly used to prioritise non-coding variants at kidney disease loci, and their tissue-labelled outputs are read as tissue-specific. We evaluated AlphaGenome rankings at the APOL1-MYH9 locus and report how three successive conclusions were determined not by the model but by which measured accessibility dataset we compared them against.</w:t>
+        <w:t xml:space="preserve"> We examined how the choice of measured chromatin-accessibility reference set affects interpretation of AlphaGenome variant rankings at the APOL1-MYH9 locus. This exploratory evaluation arose from a regulatory-variant prioritisation project and included a beta-globin comparison locus.</w:t>
       </w:r>
     </w:p>
     <w:p>
@@ -68,12 +51,7 @@
         <w:t>Results.</w:t>
       </w:r>
       <w:r>
-        <w:t xml:space="preserve"> Ranking 1,930 common variants by predicted podocyte accessibility and evaluating against measured whole-kidney peaks alone, non-renal rankings matched the podocyte ranking, suggesting the tissue label carried little information. Against a kidney-plus-podocyte union the podocyte ranking led clearly (odds ratio 8.76, 95% CI 6.30-12.20). Partitioning that union into kidney-restricted and shared regions changed the podocyte-minus-comparator contrast for none of six comparators. A beta-globin control locus appeared null against whole-kidney peaks (odds ratio 1.44) but showed comparable enrichment to the test locus against the matched union (7.54, 3.66-15.31). Each apparent finding was an artefact of comparing a cell-type prediction against a non-matching measurement. The evaluated region and tracks overlap model training data, so none of these comparisons tests generalisation.</w:t>
-      </w:r>
-    </w:p>
-    <w:p>
-      <w:r>
-        <w:t>---</w:t>
+        <w:t xml:space="preserve"> Among 1,930 common alternate alleles at 1,921 positions, the top 200 variants ranked by the absolute podocyte-labelled differential accessibility score were enriched in whole-kidney peaks (odds ratio 5.98, 95% CI 4.18-8.52) and in a podocyte-inclusive kidney union (8.76, 6.30-12.20). The podocyte estimate exceeded the strongest non-renal estimate numerically under both references, 5.98 against 5.46 for lung and 8.76 against 5.61, with greater separation under the union. We detected no change in the podocyte-minus-comparator enrichment contrast for any of six comparators after partitioning that union, under a conditional peak bootstrap. At the comparison locus the corresponding estimates were 1.44 (0.16-6.56) and 7.54 (3.66-15.31). These observations illustrate reference-dependent interpretation of positional enrichment. They do not establish tissue-specific variant-effect accuracy, equivalent performance between loci, or generalisation beyond training-overlapping data.</w:t>
       </w:r>
     </w:p>
     <w:p>
@@ -86,17 +64,17 @@
     </w:p>
     <w:p>
       <w:r>
-        <w:t>Two coding haplotypes at APOL1, G1 and G2, account for much of the excess risk of non-diabetic kidney disease in people of recent African genetic ancestry [1]. The association was first mapped to the adjacent gene MYH9 [2] and resolved to APOL1 two years later [1]. Penetrance is incomplete, and transgenic expression of the risk variants in podocytes causes kidney disease in mice in a dose-dependent manner [3], so regulatory modifiers of APOL1 expression are a plausible explanation for who develops disease [4]. The locus is overwhelmingly non-coding and that variation is largely uncharacterised.</w:t>
+        <w:t>Two coding haplotypes at APOL1, G1 and G2, account for much of the excess risk of non-diabetic kidney disease in people of recent African genetic ancestry [1], an association first mapped to the adjacent gene MYH9 [2]. Penetrance is incomplete, and transgenic expression of the risk variants in podocytes causes dose-dependent kidney disease in mice [3], so regulatory modifiers of APOL1 expression are a plausible contributor to who develops disease [4]. The locus is overwhelmingly non-coding and that variation is largely uncharacterised.</w:t>
       </w:r>
     </w:p>
     <w:p>
       <w:r>
-        <w:t>Sequence-to-function models predict regulatory activity from DNA and are proposed for prioritising such variants [5, 6]. Earlier models of this family perform less well in regions that distinguish cell types, in an evaluation that already stratified by cell-type specificity [7].</w:t>
+        <w:t>Sequence-to-function models predict regulatory activity from DNA and are proposed for prioritising such variants [5, 6]. Earlier models of this family perform less well in regions that distinguish cell types, in an evaluation that stratified by cell-type specificity [7].</w:t>
       </w:r>
     </w:p>
     <w:p>
       <w:r>
-        <w:t>We set out to prioritise regulatory candidates at this locus. That attempt did not succeed, and in the course of it we reached three successive conclusions about tissue specificity, each of which we subsequently found to be an artefact of the same design choice: the measured dataset used for evaluation did not match the prediction being evaluated. We report this because each intermediate result was internally coherent, none was implausible, and the error is easy to repeat.</w:t>
+        <w:t>We set out to prioritise regulatory candidates at this locus. That attempt did not yield a defensible candidate list, but in the course of it we found that the apparent answer to a simple question, whether a tissue-labelled ranking concentrates variants in measured accessible chromatin, changed with the reference set used to evaluate it. We report that sensitivity, because the reference sets involved are all defensible choices and the differences between them are easy to overlook.</w:t>
       </w:r>
     </w:p>
     <w:p>
@@ -116,31 +94,90 @@
       </w:r>
     </w:p>
     <w:p>
+      <w:r/>
       <w:r>
-        <w:t xml:space="preserve">The interval spanning APOL3 to MYH9, chr22:36,140,330-36,388,018 (GRCh38, 247,688 bp), fits within one model context window. Variants catalogued by gnomAD v4 [8] were retrieved with alternate allele frequencies for the African genetic-ancestry group. Retaining single-nucleotide substitutions at frequency at least 1% gave </w:t>
+        <w:rPr>
+          <w:b/>
+        </w:rPr>
+        <w:t>Variants.</w:t>
+      </w:r>
+      <w:r>
+        <w:t xml:space="preserve"> The interval spanning APOL3 to MYH9, chr22:36,140,330-36,388,018 (GRCh38, 247,688 bp), fits within one model sequence context. Variants were retrieved from the gnomAD v4 GraphQL API [9] (dataset </w:t>
+      </w:r>
+      <w:r>
+        <w:rPr>
+          <w:rFonts w:ascii="Menlo" w:hAnsi="Menlo"/>
+        </w:rPr>
+        <w:t>gnomad_r4</w:t>
+      </w:r>
+      <w:r>
+        <w:t xml:space="preserve">, region query on GRCh38), taking allele counts from the </w:t>
+      </w:r>
+      <w:r>
+        <w:rPr>
+          <w:rFonts w:ascii="Menlo" w:hAnsi="Menlo"/>
+        </w:rPr>
+        <w:t>afr</w:t>
+      </w:r>
+      <w:r>
+        <w:t xml:space="preserve"> population block of the genome callset and falling back to the exome block where the genome block was absent, retrieved 13 September 2026; the raw API response is deposited. Retaining single-nucleotide substitutions at African-ancestry allele frequency of at least 1% gave </w:t>
       </w:r>
       <w:r>
         <w:rPr>
           <w:b/>
         </w:rPr>
-        <w:t>1,930 distinct variants at 1,921 positions</w:t>
+        <w:t>1,930 distinct alternate alleles at 1,921 positions</w:t>
       </w:r>
       <w:r>
-        <w:t>; nine positions are multi-allelic, carrying two alternate alleles under one identifier, and are counted separately. A deduplication ledger is deposited.</w:t>
+        <w:t>. The unit of analysis is a unique build, chromosome, position, REF and ALT combination; nine positions are multi-allelic and contribute two alleles each. A deduplication ledger is deposited.</w:t>
       </w:r>
     </w:p>
     <w:p>
+      <w:r/>
       <w:r>
-        <w:t xml:space="preserve">Predictions came from the AlphaGenome public API [6] using the </w:t>
+        <w:rPr>
+          <w:b/>
+        </w:rPr>
+        <w:t>Predictions.</w:t>
+      </w:r>
+      <w:r>
+        <w:t xml:space="preserve"> Predictions came from the AlphaGenome public API [6] using the </w:t>
+      </w:r>
+      <w:r>
+        <w:rPr>
+          <w:rFonts w:ascii="Menlo" w:hAnsi="Menlo"/>
+        </w:rPr>
+        <w:t>ALL_FOLDS</w:t>
+      </w:r>
+      <w:r>
+        <w:t xml:space="preserve"> model version, the default when none is specified, with the recommended DNase variant scorer. Each variant was scored in its own 1,048,576 bp context placed so that the variant is central (</w:t>
+      </w:r>
+      <w:r>
+        <w:rPr>
+          <w:rFonts w:ascii="Menlo" w:hAnsi="Menlo"/>
+        </w:rPr>
+        <w:t>start = max(0, pos - 524288)</w:t>
+      </w:r>
+      <w:r>
+        <w:t xml:space="preserve">), using </w:t>
+      </w:r>
+      <w:r>
+        <w:rPr>
+          <w:rFonts w:ascii="Menlo" w:hAnsi="Menlo"/>
+        </w:rPr>
+        <w:t>alphagenome</w:t>
+      </w:r>
+      <w:r>
+        <w:t xml:space="preserve"> client 0.9.0. Predictions were obtained on 13 September 2026 at the test locus and 15 September 2026 for the comparator rankings and the comparison locus. Rankings use the </w:t>
       </w:r>
       <w:r>
         <w:rPr>
           <w:b/>
         </w:rPr>
-        <w:t>ALL_FOLDS</w:t>
+        <w:t>absolute value of the raw differential reference-versus-alternate score</w:t>
       </w:r>
       <w:r>
-        <w:t xml:space="preserve"> model version, the default when none is specified, with position-local DNase scorers. These are differential reference-versus-alternate scorers; the endpoint below therefore tests whether predictions concentrate at accessible positions, not which allele changes accessibility.</w:t>
+        <w:t>, sorted descending, with no quantile transformation; ties are broken arbitrarily by the sort. Seven tissue outputs were ranked: podocyte (glomerular visceral epithelial cell), whole kidney, hepatocyte, liver, lung, brain and stomach. These seven are a different list from the six tissues used below to define shared peaks. Because the scorer is differential, the endpoint tests whether predictions concentrate at accessible positions, not which allele changes accessibility.</w:t>
       </w:r>
     </w:p>
     <w:p>
@@ -152,12 +189,46 @@
         <w:t>This evaluation is not independent of model training.</w:t>
       </w:r>
       <w:r>
-        <w:t xml:space="preserve"> AlphaGenome is trained on ENCODE DNase-seq coverage and every kidney biosample used here corresponds to a named training experiment (ENCSR206OJJ, ENCSR785BDQ, ENCSR000EPW, ENCSR000EOL, ENCSR000EOK, ENCSR175IWT). The ALL_FOLDS model is trained on all eight genomic sections with no held-out region; applying the published fold definitions this locus lies in data fold 6, and no released checkpoint designates it as its test region. These are consistency checks between predictions and the data underlying them.</w:t>
+        <w:t xml:space="preserve"> AlphaGenome is trained on ENCODE DNase-seq coverage, and every kidney biosample used here corresponds to a named training experiment (ENCSR206OJJ, ENCSR785BDQ, ENCSR000EPW, ENCSR000EOL, ENCSR000EOK, ENCSR175IWT). The served </w:t>
+      </w:r>
+      <w:r>
+        <w:rPr>
+          <w:rFonts w:ascii="Menlo" w:hAnsi="Menlo"/>
+        </w:rPr>
+        <w:t>ALL_FOLDS</w:t>
+      </w:r>
+      <w:r>
+        <w:t xml:space="preserve"> version is described as a distilled model whose teachers were trained across all folds, so no genomic region is held out from it; the API also exposes </w:t>
+      </w:r>
+      <w:r>
+        <w:rPr>
+          <w:rFonts w:ascii="Menlo" w:hAnsi="Menlo"/>
+        </w:rPr>
+        <w:t>FOLD_0</w:t>
+      </w:r>
+      <w:r>
+        <w:t xml:space="preserve"> to </w:t>
+      </w:r>
+      <w:r>
+        <w:rPr>
+          <w:rFonts w:ascii="Menlo" w:hAnsi="Menlo"/>
+        </w:rPr>
+        <w:t>FOLD_3</w:t>
+      </w:r>
+      <w:r>
+        <w:t>. We did not establish which released checkpoint, if any, holds this locus out, so we make no claim about a held-out evaluation in either direction. What follows are consistency checks between predictions and the data underlying them.</w:t>
       </w:r>
     </w:p>
     <w:p>
+      <w:r/>
       <w:r>
-        <w:t>ENCODE DNase-seq peak files (GRCh38, released) [9] were merged over each locus. Three measured reference sets were evaluated (Table 1): whole kidney alone (</w:t>
+        <w:rPr>
+          <w:b/>
+        </w:rPr>
+        <w:t>Measured reference sets.</w:t>
+      </w:r>
+      <w:r>
+        <w:t xml:space="preserve"> ENCODE DNase-seq peak files (GRCh38, released, peak output) [10] were merged over each locus. Coordinates are GRCh38 BED half-open intervals; touching intervals merge (next start not greater than current end); intervals are not clipped at the locus boundary. Five reference sets were evaluated (Table 1): whole kidney alone (</w:t>
       </w:r>
       <w:r>
         <w:rPr>
@@ -166,7 +237,16 @@
         <w:t>term_name=kidney</w:t>
       </w:r>
       <w:r>
-        <w:t xml:space="preserve">); whole kidney plus podocyte (adding </w:t>
+        <w:t xml:space="preserve">); a </w:t>
+      </w:r>
+      <w:r>
+        <w:rPr>
+          <w:b/>
+        </w:rPr>
+        <w:t>podocyte-inclusive kidney union</w:t>
+      </w:r>
+      <w:r>
+        <w:t xml:space="preserve"> adding </w:t>
       </w:r>
       <w:r>
         <w:rPr>
@@ -175,7 +255,7 @@
         <w:t>glomerular visceral epithelial cell</w:t>
       </w:r>
       <w:r>
-        <w:t xml:space="preserve">); and that union partitioned into </w:t>
+        <w:t xml:space="preserve">; that union partitioned into </w:t>
       </w:r>
       <w:r>
         <w:rPr>
@@ -193,31 +273,97 @@
         <w:t>shared</w:t>
       </w:r>
       <w:r>
-        <w:t>, a kidney peak counting as shared if its midpoint lies inside a peak from any of six comparison tissues (liver, lung, heart left ventricle, stomach, spleen, thyroid gland), four files per tissue. Partitions are mutually exclusive and sum to the union in peaks, base pairs and variants, asserted in code. "Kidney-restricted" means no peak detected in the selected panel, not closure. Every row of Table 1 uses the same variant universe, the same predicted podocyte score and the same interval-merging convention, so the rows differ only in the measured reference set.</w:t>
-      </w:r>
-    </w:p>
-    <w:p>
-      <w:r>
-        <w:t>Enrichment of the top-ranked variants was tested by Fisher exact test against the other common variants at the same locus, with conditional maximum-likelihood odds ratios and exact intervals. All four contingency cells and the eligible denominator are deposited for every endpoint. Depth 200 is the primary analysis; 25, 50 and 100 are nested sensitivity analyses.</w:t>
-      </w:r>
-    </w:p>
-    <w:p>
-      <w:r>
-        <w:t xml:space="preserve">Because variants within one peak share the element and have correlated scores, comparisons between rankings resample </w:t>
+        <w:t xml:space="preserve">; and both whole-kidney and podocyte-inclusive definitions at the comparison locus. A merged kidney peak is classified </w:t>
       </w:r>
       <w:r>
         <w:rPr>
           <w:b/>
         </w:rPr>
-        <w:t>peaks</w:t>
+        <w:t>shared</w:t>
       </w:r>
       <w:r>
-        <w:t xml:space="preserve"> with replacement, variants outside peaks held fixed, 500 replicates, percentile intervals, unadjusted across six comparisons. Uncertainty is therefore conditional on that fixed background. The change in contrast between pooled and kidney-restricted endpoints was estimated on the same draws.</w:t>
+        <w:t xml:space="preserve"> if a peak from any of six comparison tissues (liver, lung, heart left ventricle, stomach, spleen, thyroid gland; four files per tissue) </w:t>
+      </w:r>
+      <w:r>
+        <w:rPr>
+          <w:b/>
+        </w:rPr>
+        <w:t>covers its midpoint</w:t>
+      </w:r>
+      <w:r>
+        <w:t xml:space="preserve">, and </w:t>
+      </w:r>
+      <w:r>
+        <w:rPr>
+          <w:b/>
+        </w:rPr>
+        <w:t>kidney-restricted</w:t>
+      </w:r>
+      <w:r>
+        <w:t xml:space="preserve"> otherwise. This is a midpoint rule, so part of a kidney-restricted peak may still overlap a comparison peak. Partitions are mutually exclusive and sum to the union in peaks, base pairs and alleles, asserted in code. Every row of Table 1 uses the same allele set and the same podocyte ranking, held fixed across reference definitions; comparator rankings necessarily use different tissue outputs. A peak manifest listing every file, term and contribution is deposited.</w:t>
       </w:r>
     </w:p>
     <w:p>
+      <w:r/>
       <w:r>
-        <w:t>The control locus was the beta-globin cluster, chr11:5,150,000-5,397,688, matched on length, paralogue-cluster structure and, by frequency-stratified subsampling, variant count.</w:t>
+        <w:rPr>
+          <w:b/>
+        </w:rPr>
+        <w:t>Statistics.</w:t>
+      </w:r>
+      <w:r>
+        <w:t xml:space="preserve"> Enrichment of the top-ranked alleles was tested against the remaining common alleles at the same locus by Fisher exact test, with conditional maximum-likelihood odds ratios and exact intervals; all four contingency cells and the denominator are deposited for every endpoint. Depth 200 is primary; 25, 50 and 100 are nested sensitivity analyses. These intervals assume independence between alleles, which clustering within peaks violates, so they are descriptive summaries rather than tests of ranking differences.</w:t>
+      </w:r>
+    </w:p>
+    <w:p>
+      <w:r/>
+      <w:r>
+        <w:rPr>
+          <w:b/>
+        </w:rPr>
+        <w:t>Resampling.</w:t>
+      </w:r>
+      <w:r>
+        <w:t xml:space="preserve"> Comparisons between rankings resample </w:t>
+      </w:r>
+      <w:r>
+        <w:rPr>
+          <w:b/>
+        </w:rPr>
+        <w:t>kidney-restricted merged peaks</w:t>
+      </w:r>
+      <w:r>
+        <w:t xml:space="preserve"> with replacement (500 draws, seed 20260920, </w:t>
+      </w:r>
+      <w:r>
+        <w:rPr>
+          <w:rFonts w:ascii="Menlo" w:hAnsi="Menlo"/>
+        </w:rPr>
+        <w:t>numpy</w:t>
+      </w:r>
+      <w:r>
+        <w:t xml:space="preserve"> PCG64). All alleles outside a kidney-restricted peak are held fixed, which includes alleles in shared kidney peaks. Alternate alleles at one position share a position and therefore always travel together within a resampling unit. A peak drawn k times contributes its alleles k times to both the top set and the denominator, and top-set membership is recomputed within each resample rather than held fixed. Bootstrap log odds ratios carry a Haldane 0.5 correction so no replicate is infinite. Intervals are percentile, unadjusted across six comparators, and conditional on the fixed background. Interval endpoints were rechecked at 500, 2,000 and 5,000 draws across three seeds. Across all 54 resulting settings no interval excluded zero and the largest shift in any endpoint was 0.325, in the widest interval (liver); the full stability table is deposited.</w:t>
+      </w:r>
+    </w:p>
+    <w:p>
+      <w:r/>
+      <w:r>
+        <w:rPr>
+          <w:b/>
+        </w:rPr>
+        <w:t>Comparison locus.</w:t>
+      </w:r>
+      <w:r>
+        <w:t xml:space="preserve"> The beta-globin cluster, chr11:5,150,000-5,397,688, matched on length and paralogue-cluster structure and </w:t>
+      </w:r>
+      <w:r>
+        <w:rPr>
+          <w:b/>
+        </w:rPr>
+        <w:t>approximately count-matched</w:t>
+      </w:r>
+      <w:r>
+        <w:t xml:space="preserve"> by subsampling stratified on African-ancestry allele frequency in eight bins. This gives 1,929 alleles against 1,930: in the 0.10 to 0.20 stratum the test locus required 463 and the control contained 462. No exact matching was attempted at any stage.</w:t>
       </w:r>
     </w:p>
     <w:p>
@@ -234,19 +380,10 @@
         <w:rPr>
           <w:b/>
         </w:rPr>
-        <w:t>Against whole-kidney peaks alone</w:t>
+        <w:t>Whole-kidney reference.</w:t>
       </w:r>
       <w:r>
-        <w:t xml:space="preserve"> (67 peaks, 30,358 bp, 12.3% of the locus), ranking by predicted </w:t>
-      </w:r>
-      <w:r>
-        <w:rPr>
-          <w:b/>
-        </w:rPr>
-        <w:t>podocyte</w:t>
-      </w:r>
-      <w:r>
-        <w:t xml:space="preserve"> accessibility gave an odds ratio of 5.98 (95% CI 4.18-8.52) at the primary depth, and non-renal rankings were of the same order: lung 5.46 at that depth, and at depth 100 hepatocyte exceeded podocyte (6.72 against 5.25). Read alone, this suggests the tissue label carries little information. The endpoint evaluates a cell-type prediction against a tissue-level measurement.</w:t>
+        <w:t xml:space="preserve"> Against whole-kidney peaks alone (67 peaks, 30,358 bp, 12.3% of the locus) the podocyte ranking gave an odds ratio of 5.98 (95% CI 4.18-8.52) at depth 200. The strongest non-renal ranking at that depth was lung, 5.46 (3.81-7.79). The podocyte estimate is therefore numerically above the strongest non-renal estimate, by a small margin. In a nested sensitivity analysis at depth 100 that ordering reversed: podocyte 5.25 and hepatocyte 6.72.</w:t>
       </w:r>
     </w:p>
     <w:p>
@@ -255,10 +392,10 @@
         <w:rPr>
           <w:b/>
         </w:rPr>
-        <w:t>Against the kidney-plus-podocyte union</w:t>
+        <w:t>Podocyte-inclusive union.</w:t>
       </w:r>
       <w:r>
-        <w:t xml:space="preserve"> (110 peaks, 44,576 bp, 18.0% of the locus) the podocyte ranking led at the primary depth: odds ratio 8.76 (95% CI 6.30-12.20; 100 of the top 200 in peaks against 177 of 1,730). The strongest non-renal ranking, lung, gave 5.61, and the whole-kidney ranking 2.00 (Figure 1).</w:t>
+        <w:t xml:space="preserve"> Against the union (110 peaks, 44,576 bp, 18.0% of the locus) the podocyte ranking gave 8.76 (6.30-12.20) against 5.61 (4.02-7.81) for lung (Figure 1). The separation is larger than under the whole-kidney reference. That is a difference in the size of a numerical gap, not a demonstration that discrimination is absent under one reference and established under the other.</w:t>
       </w:r>
     </w:p>
     <w:p>
@@ -267,10 +404,10 @@
         <w:rPr>
           <w:b/>
         </w:rPr>
-        <w:t>Partitioning that union</w:t>
+        <w:t>Partitions.</w:t>
       </w:r>
       <w:r>
-        <w:t xml:space="preserve"> gave 39 kidney-restricted peaks (14,686 bp) and 71 shared (29,890 bp), containing 84 and 193 variants of the 277 in the union. The podocyte ranking led in both partitions, 4.30 and 7.94. We had expected partitioning to reveal discrimination that pooling hid. It did not: the change in the podocyte-minus-comparator contrast ranged from -0.07 to +0.42 in log odds ratio and no interval excluded zero for any of six comparators (Figure 2). Under this resampling scheme we detected no change in relative enrichment on partitioning.</w:t>
+        <w:t xml:space="preserve"> The union partitions into 39 kidney-restricted peaks (14,686 bp) and 71 shared (29,890 bp), containing 84 and 193 of the 277 alleles in the union. The podocyte ranking led in both, 4.30 (2.53-7.15) and 7.94 (5.55-11.33). The change in the podocyte-minus-comparator contrast on partitioning ranged from -0.07 to +0.42 in natural-log odds ratio and no interval excluded zero for any of six comparators (Figure 2, all six values deposited). We detected no change in relative enrichment on partitioning under this resampling scheme. This is not evidence of equivalence, and it answers a different question from the whole-kidney to union comparison above.</w:t>
       </w:r>
     </w:p>
     <w:p>
@@ -279,15 +416,24 @@
         <w:rPr>
           <w:b/>
         </w:rPr>
-        <w:t>The control locus reverses with the same substitution.</w:t>
+        <w:t>Comparison locus.</w:t>
       </w:r>
       <w:r>
-        <w:t xml:space="preserve"> Against whole-kidney peaks the beta-globin cluster appeared null (10 peaks, 2,598 bp; odds ratio 1.44, 95% CI 0.16-6.56, one-sided p = 0.43), which we had read as evidence that the pipeline does not produce enrichment indiscriminately. Against the matched kidney-plus-podocyte union (18 peaks, 5,851 bp, 2.4% of that locus) it showed enrichment comparable to the test locus at every depth: 18.36 (5.62-52.06) at depth 25 falling to 7.54 (3.66-15.31) at depth 200, against 8.76 at the test locus. The intervals overlap substantially. A confidence interval from one locus against a point estimate from another is not a test of their difference, and we make no such comparison; the descriptive point is that the control is not null.</w:t>
+        <w:t xml:space="preserve"> Against whole-kidney peaks the beta-globin cluster gave 1.44 (0.16-6.56, one-sided p = 0.43; 10 peaks, 2,598 bp). Against the podocyte-inclusive union it gave 7.54 (3.66-15.31; 18 peaks, 5,851 bp). Positional enrichment is therefore </w:t>
+      </w:r>
+      <w:r>
+        <w:rPr>
+          <w:b/>
+        </w:rPr>
+        <w:t>also observed at the comparison locus</w:t>
+      </w:r>
+      <w:r>
+        <w:t xml:space="preserve"> under the union definition. We do not read this as equivalent performance between loci. The loci differ substantially in the architecture being evaluated, with union coverage of 18.0% at APOL1-MYH9 against 2.4% at beta-globin, and overlapping intervals are not an equivalence test. Equally, the wide whole-kidney interval at the comparison locus, 0.16 to 6.56, is too imprecise to establish an absence of enrichment there.</w:t>
       </w:r>
     </w:p>
     <w:p>
       <w:r>
-        <w:t>Table 1 sets out each measured reference set, its denominator and the conclusion it supported.</w:t>
+        <w:t>Table 1 sets out each reference set with its denominator and named comparator.</w:t>
       </w:r>
     </w:p>
     <w:p>
@@ -300,22 +446,27 @@
     </w:p>
     <w:p>
       <w:r>
-        <w:t>Three conclusions, each internally coherent, were determined by which measured dataset the predictions were compared against rather than by the predictions. The common defect is evaluating a podocyte-level prediction against a measurement made at a different level of cell-type resolution, or against a differently constituted reference set.</w:t>
+        <w:t>Three interpretations we held during this work did not survive the reconciled analysis, and they are related but not identical failures.</w:t>
       </w:r>
     </w:p>
     <w:p>
       <w:r>
-        <w:t>Two of the three were detectable by arithmetic once suspected. Partitions that do not sum to their parent set in peaks, base pairs and variants indicate that the comparison is not of the same data, and asserting that sum in code would have caught it. The first and third were not detectable that way: both parent sets were internally consistent, and only matching the reference to the prediction exposes them.</w:t>
+        <w:t>The first two are endpoint definitions. Whole-kidney and podocyte-inclusive references describe different positional endpoints: a cell-type ranking evaluated against a tissue-level measurement is not the same comparison as that ranking evaluated against a reference containing the cell type. Adding podocyte files changes reference coverage and peak composition as well as cell-type resolution, so the union is better described as a broader, explicitly defined reference than as the uniquely matched one.</w:t>
       </w:r>
     </w:p>
     <w:p>
       <w:r>
-        <w:t>What survives is limited. The podocyte-labelled ranking is enriched in measured podocyte-containing accessible regions, at a kidney disease locus and at an erythroid control locus to a similar degree. That is the behaviour expected of a model trained to predict accessibility, evaluated on data it was trained on, at regions within its training folds. It says nothing about generalisation, allele-specific accuracy, or APOL1.</w:t>
+        <w:t>The third was an internal consistency error: an earlier analysis compared partitions built on one reference against a pooled set built on another, so the partitions did not sum to their stated parent. We have not reproduced it here and readers should not need it. The forward-looking point is that asserting in code that partitions sum to their parent is a cheap safeguard, and we now do so.</w:t>
       </w:r>
     </w:p>
     <w:p>
       <w:r>
-        <w:t>For investigators evaluating these models at disease loci, three practical points follow. Match the measured reference to the predicted track at the same level of cell-type resolution, and report both explicitly. Assert in code that any partition sums to its parent before interpreting differences between partitions. Use the same measured reference at test and control loci, or the control tests nothing.</w:t>
+        <w:t>A fourth interpretation concerned the comparison locus. A beta-globin interval with measured renal accessibility is not a zero-accessibility control, and an accessibility model may reasonably enrich variants at accessible positions there. Reading a wide, imprecise null interval under one reference as evidence of locus specificity was an inferential error; that reference was not directly comparable for the question.</w:t>
+      </w:r>
+    </w:p>
+    <w:p>
+      <w:r>
+        <w:t>What survives is narrow: a podocyte-labelled ranking concentrates alleles in measured podocyte-containing accessible regions at both loci examined, on data the model was trained on. Three practical points follow. Match the measured reference to the predicted output and report both explicitly. Assert that any partition sums to its parent before interpreting differences between them. Use the same reference definition at test and comparison loci, or the comparison is not informative for the question asked.</w:t>
       </w:r>
     </w:p>
     <w:p>
@@ -328,27 +479,58 @@
     </w:p>
     <w:p>
       <w:r>
-        <w:t>This is a single-locus, exploratory analysis with no pre-registered plan, and the comparisons reported were arrived at iteratively.</w:t>
+        <w:t>This is a single-locus exploratory analysis with no pre-registered plan, and the comparisons reported were arrived at iteratively.</w:t>
       </w:r>
     </w:p>
     <w:p>
       <w:r>
-        <w:t>The evaluation is not independent of model training, which is the binding limitation: the tracks are training experiments and the locus lies in a training fold of the served checkpoint. No released checkpoint designates this region as its test partition, so a genuine generalisation test was not available.</w:t>
+        <w:t>The evaluation is not independent of model training, which is the binding limitation: the tracks are named training experiments, and the served model is distilled from teachers trained across all folds. We did not identify a released checkpoint holding this locus out, so these results speak to internal consistency and not to generalisation.</w:t>
       </w:r>
     </w:p>
     <w:p>
       <w:r>
-        <w:t>The endpoint is positional. A differential reference-versus-alternate score ranked against peak membership does not test which allele changes accessibility, nor the direction or size of any effect, and we did not compare it against a simple reference-accessibility ranking to establish what the differential scorer adds.</w:t>
+        <w:t>The endpoint is positional. A differential reference-versus-alternate score ranked against peak membership does not test which allele changes accessibility, nor the direction or size of any effect, and we did not compare it against a reference-accessibility baseline, so we cannot say what the differential scorer adds over ranking by predicted accessibility alone.</w:t>
       </w:r>
     </w:p>
     <w:p>
       <w:r>
-        <w:t>The bootstrap holds variants outside peaks fixed, so its intervals are conditional on that background and are not a general estimate of sampling uncertainty. They are unadjusted for six comparisons. A non-significant interaction is not evidence of no interaction; we specify no margin below which a change would be negligible.</w:t>
+        <w:t>The bootstrap resamples kidney-restricted peaks and holds everything else fixed, including alleles in shared peaks, so its intervals are conditional on that background rather than a general estimate of sampling uncertainty. They are unadjusted for six comparisons. Peak resampling reduces but does not remove dependence between neighbouring peaks. A non-significant interaction is not evidence of no interaction, and we specify no margin below which a change would be negligible.</w:t>
       </w:r>
     </w:p>
     <w:p>
       <w:r>
-        <w:t>"Kidney-restricted" is defined relative to six comparison tissues and would change with a different panel. Candidate prioritisation is not reported here: no candidate survived linkage and prior-literature scrutiny as a novel independent variant, and those analyses are deposited rather than presented.</w:t>
+        <w:t>"Kidney-restricted" is defined by a midpoint rule against six comparison tissues and would change with a different panel or rule. The comparison locus is approximately rather than exactly count-matched.</w:t>
+      </w:r>
+    </w:p>
+    <w:p>
+      <w:r>
+        <w:t>The prioritisation exercise that prompted this work did not yield a candidate list we were prepared to report under the specified procedure of linkage and prior-literature screening; those intermediate analyses are deposited rather than presented, and nothing here should be read as establishing or excluding an APOL1 regulatory modifier.</w:t>
+      </w:r>
+    </w:p>
+    <w:p>
+      <w:pPr>
+        <w:pStyle w:val="Heading2"/>
+      </w:pPr>
+      <w:r>
+        <w:t>Conclusion</w:t>
+      </w:r>
+    </w:p>
+    <w:p>
+      <w:r>
+        <w:t>Reference choice affected the observed positional enrichment and its interpretation at the two evaluated loci. Consistent reference definitions and reconciled partitions are necessary for interpretable comparisons. These training-overlapping evaluations do not establish allele-specific regulatory accuracy or an APOL1 modifier.</w:t>
+      </w:r>
+    </w:p>
+    <w:p>
+      <w:pPr>
+        <w:pStyle w:val="Heading2"/>
+      </w:pPr>
+      <w:r>
+        <w:t>Abbreviations</w:t>
+      </w:r>
+    </w:p>
+    <w:p>
+      <w:r>
+        <w:t>ATAC: assay for transposase-accessible chromatin; bp: base pairs; CI: confidence interval; CKD: chronic kidney disease; DNase: deoxyribonuclease; ENCODE: Encyclopedia of DNA Elements; eQTL: expression quantitative trait locus; GRCh38: Genome Reference Consortium Human Build 38; OR: odds ratio; REF/ALT: reference/alternate allele.</w:t>
       </w:r>
     </w:p>
     <w:p>
@@ -365,22 +547,10 @@
         <w:rPr>
           <w:b/>
         </w:rPr>
-        <w:t>Availability of data and materials.</w:t>
-      </w:r>
-      <w:r>
-        <w:t xml:space="preserve"> All analysis code, the frozen variant ledger, per-variant predictions, contingency counts for every endpoint, ENCODE file accessions, partition labels and the interval-to-fold mapping are available at https://github.com/PatientThread/apol1-alphagenome, with a tagged release for review. Variant frequencies are from gnomAD v4; peak calls from the ENCODE portal. Model predictions were obtained under AlphaGenome's non-commercial research terms and are redistributed subject to them; model weights were not accessed.</w:t>
-      </w:r>
-    </w:p>
-    <w:p>
-      <w:r/>
-      <w:r>
-        <w:rPr>
-          <w:b/>
-        </w:rPr>
         <w:t>Ethics approval and consent to participate.</w:t>
       </w:r>
       <w:r>
-        <w:t xml:space="preserve"> Not applicable. No new participant data were collected. The study analysed existing publicly available ENCODE and gnomAD data together with model predictions.</w:t>
+        <w:t xml:space="preserve"> Not applicable. No new participant data were collected; the study analysed existing publicly available ENCODE and gnomAD data together with model predictions.</w:t>
       </w:r>
     </w:p>
     <w:p>
@@ -393,6 +563,18 @@
       </w:r>
       <w:r>
         <w:t xml:space="preserve"> Not applicable.</w:t>
+      </w:r>
+    </w:p>
+    <w:p>
+      <w:r/>
+      <w:r>
+        <w:rPr>
+          <w:b/>
+        </w:rPr>
+        <w:t>Availability of data and materials.</w:t>
+      </w:r>
+      <w:r>
+        <w:t xml:space="preserve"> All analysis code, the frozen allele ledger, per-variant predictions, contingency counts for every endpoint, the ENCODE peak manifest, partition labels, the ranking provenance record, the six change-in-contrast estimates with intervals, and the bootstrap stability table are available in the apol1-alphagenome repository [11]. Variant frequencies are from gnomAD v4 [8, 9]; peak calls from the ENCODE portal [10]. Model predictions were obtained under AlphaGenome's non-commercial research terms and are redistributed subject to them; model weights were not accessed.</w:t>
       </w:r>
     </w:p>
     <w:p>
@@ -429,6 +611,18 @@
       </w:r>
       <w:r>
         <w:t xml:space="preserve"> CL is the sole author and conceived the study, wrote the code, performed the analyses and wrote the manuscript.</w:t>
+      </w:r>
+    </w:p>
+    <w:p>
+      <w:r/>
+      <w:r>
+        <w:rPr>
+          <w:b/>
+        </w:rPr>
+        <w:t>Acknowledgements.</w:t>
+      </w:r>
+      <w:r>
+        <w:t xml:space="preserve"> Not applicable.</w:t>
       </w:r>
     </w:p>
     <w:p>
@@ -508,7 +702,41 @@
         <w:pStyle w:val="ListNumber"/>
       </w:pPr>
       <w:r>
-        <w:t>ENCODE Project Consortium. Expanded encyclopaedias of DNA elements in the human and mouse genomes. Nature. 2020;583:699-710.</w:t>
+        <w:t xml:space="preserve">Genome Aggregation Database. gnomAD v4, GraphQL API dataset identifier </w:t>
+      </w:r>
+      <w:r>
+        <w:rPr>
+          <w:rFonts w:ascii="Menlo" w:hAnsi="Menlo"/>
+        </w:rPr>
+        <w:t>gnomad_r4</w:t>
+      </w:r>
+      <w:r>
+        <w:t xml:space="preserve">, GRCh38 region query, </w:t>
+      </w:r>
+      <w:r>
+        <w:rPr>
+          <w:rFonts w:ascii="Menlo" w:hAnsi="Menlo"/>
+        </w:rPr>
+        <w:t>afr</w:t>
+      </w:r>
+      <w:r>
+        <w:t xml:space="preserve"> genetic-ancestry group, genome callset with exome fallback. https://gnomad.broadinstitute.org/api (accessed 13 September 2026). The raw API response is deposited with the analysis archive.</w:t>
+      </w:r>
+    </w:p>
+    <w:p>
+      <w:pPr>
+        <w:pStyle w:val="ListNumber"/>
+      </w:pPr>
+      <w:r>
+        <w:t>ENCODE Project Consortium. Expanded encyclopaedias of DNA elements in the human and mouse genomes. Nature. 2020;583:699-710. Individual experiment and file accessions are listed in the deposited peak manifest.</w:t>
+      </w:r>
+    </w:p>
+    <w:p>
+      <w:pPr>
+        <w:pStyle w:val="ListNumber"/>
+      </w:pPr>
+      <w:r>
+        <w:t>Lawrence C. apol1-alphagenome: analysis code and frozen results, release v1.0-bmcrn. https://github.com/PatientThread/apol1-alphagenome/releases/tag/v1.0-bmcrn (accessed 21 September 2026).</w:t>
       </w:r>
     </w:p>
     <w:p>
@@ -528,7 +756,7 @@
         <w:t>Figure 1.</w:t>
       </w:r>
       <w:r>
-        <w:t xml:space="preserve"> Enrichment of the top 200 variants in measured accessible regions, by the tissue output used to rank, across the five measured reference sets of Table 1. Conditional odds ratios with exact 95% intervals against the other common variants at the same locus; eligible n = 1,930 at the test locus and 1,929 at the control. Panels, left to right: whole kidney only; kidney plus podocyte; that union's kidney-restricted and shared partitions; and the control locus against the same union definition. Kidney rankings are drawn in black circles, non-renal in grey squares. The leftmost panel is the comparison that suggested the tissue label carried little information and the rightmost is the control that was read as null; both change with the reference set and neither conclusion survives. Intervals assume variant-level independence.</w:t>
+        <w:t xml:space="preserve"> Positional enrichment of the top 200 alleles by the tissue output used to rank, across the six locus and reference combinations of Table 1. Panels: (A) APOL1-MYH9, whole kidney; (B) APOL1-MYH9, podocyte-inclusive union; (C) union, kidney-restricted; (D) union, shared; (E) beta-globin, whole kidney; (F) beta-globin, podocyte-inclusive union. Conditional maximum-likelihood odds ratios with exact 95% intervals against the remaining common alleles at the same locus, all at depth 200; eligible n = 1,930 at APOL1-MYH9 and 1,929 at beta-globin. Common log scale with OR = 1 marked; tissue order identical in every panel; podocyte and whole kidney labelled separately and drawn in black, non-renal rankings in grey. Only the podocyte ranking was evaluated at the comparison locus, so panels E and F show that estimate alone. Intervals assume independence between alleles.</w:t>
       </w:r>
     </w:p>
     <w:p>
@@ -540,7 +768,7 @@
         <w:t>Figure 2.</w:t>
       </w:r>
       <w:r>
-        <w:t xml:space="preserve"> Change in tissue contrast on partitioning. For each comparator, the podocyte-minus-comparator contrast in kidney-restricted regions minus the same contrast in the pooled union, in natural-log odds ratio, estimated on identical resampled draws of peaks with variants outside peaks held fixed. Points are observed values; intervals are percentile bootstrap, 500 replicates, unadjusted for six comparisons. No interval excludes zero.</w:t>
+        <w:t xml:space="preserve"> Change in tissue contrast on partitioning, for each of six comparators. The quantity plotted is the podocyte-minus-comparator contrast in kidney-restricted regions minus the same contrast in the podocyte-inclusive union, in natural-log odds ratio, so a positive value means the podocyte ranking gains relative advantage in kidney-restricted regions. Estimated on identical resampled draws of kidney-restricted peaks with all other alleles held fixed; 500 replicates, percentile intervals, unadjusted for six comparisons. Numerical interval limits are printed beside each point. No interval excludes zero.</w:t>
       </w:r>
     </w:p>
     <w:p>
@@ -560,7 +788,7 @@
         <w:t>Table 1.</w:t>
       </w:r>
       <w:r>
-        <w:t xml:space="preserve"> Each measured reference set evaluated, and the conclusion it supported. All rankings use the same predicted podocyte accessibility score and the same variant sets. Odds ratios are conditional maximum likelihood at ranking depth 200 with exact 95% intervals. Full contingency counts for every endpoint and depth are deposited.</w:t>
+        <w:t xml:space="preserve"> Positional enrichment at depth 200 for each locus and measured reference set. The podocyte ranking is held fixed across reference definitions; the comparator column names the strongest non-renal ranking evaluated at the same locus, reference and depth. Odds ratios are conditional maximum likelihood with exact 95% intervals. Full contingency cells for every endpoint and depth are deposited.</w:t>
       </w:r>
     </w:p>
     <w:tbl>
@@ -570,29 +798,18 @@
         <w:tblLook w:firstColumn="1" w:firstRow="1" w:lastColumn="0" w:lastRow="0" w:noHBand="0" w:noVBand="1" w:val="04A0"/>
       </w:tblPr>
       <w:tblGrid>
-        <w:gridCol w:w="1080"/>
-        <w:gridCol w:w="1080"/>
-        <w:gridCol w:w="1080"/>
-        <w:gridCol w:w="1080"/>
-        <w:gridCol w:w="1080"/>
-        <w:gridCol w:w="1080"/>
-        <w:gridCol w:w="1080"/>
-        <w:gridCol w:w="1080"/>
+        <w:gridCol w:w="1234"/>
+        <w:gridCol w:w="1234"/>
+        <w:gridCol w:w="1234"/>
+        <w:gridCol w:w="1234"/>
+        <w:gridCol w:w="1234"/>
+        <w:gridCol w:w="1234"/>
+        <w:gridCol w:w="1234"/>
       </w:tblGrid>
       <w:tr>
         <w:tc>
           <w:tcPr>
-            <w:tcW w:type="dxa" w:w="1080"/>
-          </w:tcPr>
-          <w:p>
-            <w:r>
-              <w:t>Measured reference set</w:t>
-            </w:r>
-          </w:p>
-        </w:tc>
-        <w:tc>
-          <w:tcPr>
-            <w:tcW w:type="dxa" w:w="1080"/>
+            <w:tcW w:type="dxa" w:w="1234"/>
           </w:tcPr>
           <w:p>
             <w:r>
@@ -602,7 +819,17 @@
         </w:tc>
         <w:tc>
           <w:tcPr>
-            <w:tcW w:type="dxa" w:w="1080"/>
+            <w:tcW w:type="dxa" w:w="1234"/>
+          </w:tcPr>
+          <w:p>
+            <w:r>
+              <w:t>Reference set</w:t>
+            </w:r>
+          </w:p>
+        </w:tc>
+        <w:tc>
+          <w:tcPr>
+            <w:tcW w:type="dxa" w:w="1234"/>
           </w:tcPr>
           <w:p>
             <w:r>
@@ -612,27 +839,27 @@
         </w:tc>
         <w:tc>
           <w:tcPr>
-            <w:tcW w:type="dxa" w:w="1080"/>
+            <w:tcW w:type="dxa" w:w="1234"/>
           </w:tcPr>
           <w:p>
             <w:r>
-              <w:t>bp (% of locus)</w:t>
+              <w:t>bp (% locus)</w:t>
             </w:r>
           </w:p>
         </w:tc>
         <w:tc>
           <w:tcPr>
-            <w:tcW w:type="dxa" w:w="1080"/>
+            <w:tcW w:type="dxa" w:w="1234"/>
           </w:tcPr>
           <w:p>
             <w:r>
-              <w:t>Eligible n</w:t>
+              <w:t>n</w:t>
             </w:r>
           </w:p>
         </w:tc>
         <w:tc>
           <w:tcPr>
-            <w:tcW w:type="dxa" w:w="1080"/>
+            <w:tcW w:type="dxa" w:w="1234"/>
           </w:tcPr>
           <w:p>
             <w:r>
@@ -642,21 +869,11 @@
         </w:tc>
         <w:tc>
           <w:tcPr>
-            <w:tcW w:type="dxa" w:w="1080"/>
+            <w:tcW w:type="dxa" w:w="1234"/>
           </w:tcPr>
           <w:p>
             <w:r>
-              <w:t>Best non-renal OR</w:t>
-            </w:r>
-          </w:p>
-        </w:tc>
-        <w:tc>
-          <w:tcPr>
-            <w:tcW w:type="dxa" w:w="1080"/>
-          </w:tcPr>
-          <w:p>
-            <w:r>
-              <w:t>Conclusion it supported</w:t>
+              <w:t>Strongest non-renal OR (95% CI)</w:t>
             </w:r>
           </w:p>
         </w:tc>
@@ -664,17 +881,7 @@
       <w:tr>
         <w:tc>
           <w:tcPr>
-            <w:tcW w:type="dxa" w:w="1080"/>
-          </w:tcPr>
-          <w:p>
-            <w:r>
-              <w:t>Whole kidney only</w:t>
-            </w:r>
-          </w:p>
-        </w:tc>
-        <w:tc>
-          <w:tcPr>
-            <w:tcW w:type="dxa" w:w="1080"/>
+            <w:tcW w:type="dxa" w:w="1234"/>
           </w:tcPr>
           <w:p>
             <w:r>
@@ -684,7 +891,17 @@
         </w:tc>
         <w:tc>
           <w:tcPr>
-            <w:tcW w:type="dxa" w:w="1080"/>
+            <w:tcW w:type="dxa" w:w="1234"/>
+          </w:tcPr>
+          <w:p>
+            <w:r>
+              <w:t>Whole kidney</w:t>
+            </w:r>
+          </w:p>
+        </w:tc>
+        <w:tc>
+          <w:tcPr>
+            <w:tcW w:type="dxa" w:w="1234"/>
           </w:tcPr>
           <w:p>
             <w:r>
@@ -694,7 +911,7 @@
         </w:tc>
         <w:tc>
           <w:tcPr>
-            <w:tcW w:type="dxa" w:w="1080"/>
+            <w:tcW w:type="dxa" w:w="1234"/>
           </w:tcPr>
           <w:p>
             <w:r>
@@ -704,7 +921,7 @@
         </w:tc>
         <w:tc>
           <w:tcPr>
-            <w:tcW w:type="dxa" w:w="1080"/>
+            <w:tcW w:type="dxa" w:w="1234"/>
           </w:tcPr>
           <w:p>
             <w:r>
@@ -714,7 +931,7 @@
         </w:tc>
         <w:tc>
           <w:tcPr>
-            <w:tcW w:type="dxa" w:w="1080"/>
+            <w:tcW w:type="dxa" w:w="1234"/>
           </w:tcPr>
           <w:p>
             <w:r>
@@ -724,21 +941,11 @@
         </w:tc>
         <w:tc>
           <w:tcPr>
-            <w:tcW w:type="dxa" w:w="1080"/>
+            <w:tcW w:type="dxa" w:w="1234"/>
           </w:tcPr>
           <w:p>
             <w:r>
-              <w:t>6.72 (hepatocyte, depth 100)</w:t>
-            </w:r>
-          </w:p>
-        </w:tc>
-        <w:tc>
-          <w:tcPr>
-            <w:tcW w:type="dxa" w:w="1080"/>
-          </w:tcPr>
-          <w:p>
-            <w:r>
-              <w:t>label carries little information</w:t>
+              <w:t>lung 5.46 (3.81-7.79)</w:t>
             </w:r>
           </w:p>
         </w:tc>
@@ -746,17 +953,7 @@
       <w:tr>
         <w:tc>
           <w:tcPr>
-            <w:tcW w:type="dxa" w:w="1080"/>
-          </w:tcPr>
-          <w:p>
-            <w:r>
-              <w:t>Kidney + podocyte</w:t>
-            </w:r>
-          </w:p>
-        </w:tc>
-        <w:tc>
-          <w:tcPr>
-            <w:tcW w:type="dxa" w:w="1080"/>
+            <w:tcW w:type="dxa" w:w="1234"/>
           </w:tcPr>
           <w:p>
             <w:r>
@@ -766,7 +963,17 @@
         </w:tc>
         <w:tc>
           <w:tcPr>
-            <w:tcW w:type="dxa" w:w="1080"/>
+            <w:tcW w:type="dxa" w:w="1234"/>
+          </w:tcPr>
+          <w:p>
+            <w:r>
+              <w:t>Podocyte-inclusive union</w:t>
+            </w:r>
+          </w:p>
+        </w:tc>
+        <w:tc>
+          <w:tcPr>
+            <w:tcW w:type="dxa" w:w="1234"/>
           </w:tcPr>
           <w:p>
             <w:r>
@@ -776,7 +983,7 @@
         </w:tc>
         <w:tc>
           <w:tcPr>
-            <w:tcW w:type="dxa" w:w="1080"/>
+            <w:tcW w:type="dxa" w:w="1234"/>
           </w:tcPr>
           <w:p>
             <w:r>
@@ -786,7 +993,7 @@
         </w:tc>
         <w:tc>
           <w:tcPr>
-            <w:tcW w:type="dxa" w:w="1080"/>
+            <w:tcW w:type="dxa" w:w="1234"/>
           </w:tcPr>
           <w:p>
             <w:r>
@@ -796,7 +1003,7 @@
         </w:tc>
         <w:tc>
           <w:tcPr>
-            <w:tcW w:type="dxa" w:w="1080"/>
+            <w:tcW w:type="dxa" w:w="1234"/>
           </w:tcPr>
           <w:p>
             <w:r>
@@ -806,21 +1013,11 @@
         </w:tc>
         <w:tc>
           <w:tcPr>
-            <w:tcW w:type="dxa" w:w="1080"/>
+            <w:tcW w:type="dxa" w:w="1234"/>
           </w:tcPr>
           <w:p>
             <w:r>
-              <w:t>5.61 (lung)</w:t>
-            </w:r>
-          </w:p>
-        </w:tc>
-        <w:tc>
-          <w:tcPr>
-            <w:tcW w:type="dxa" w:w="1080"/>
-          </w:tcPr>
-          <w:p>
-            <w:r>
-              <w:t>podocyte ranking leads clearly</w:t>
+              <w:t>lung 5.61 (4.02-7.81)</w:t>
             </w:r>
           </w:p>
         </w:tc>
@@ -828,17 +1025,7 @@
       <w:tr>
         <w:tc>
           <w:tcPr>
-            <w:tcW w:type="dxa" w:w="1080"/>
-          </w:tcPr>
-          <w:p>
-            <w:r>
-              <w:t>Kidney + podocyte, kidney-restricted</w:t>
-            </w:r>
-          </w:p>
-        </w:tc>
-        <w:tc>
-          <w:tcPr>
-            <w:tcW w:type="dxa" w:w="1080"/>
+            <w:tcW w:type="dxa" w:w="1234"/>
           </w:tcPr>
           <w:p>
             <w:r>
@@ -848,7 +1035,17 @@
         </w:tc>
         <w:tc>
           <w:tcPr>
-            <w:tcW w:type="dxa" w:w="1080"/>
+            <w:tcW w:type="dxa" w:w="1234"/>
+          </w:tcPr>
+          <w:p>
+            <w:r>
+              <w:t>Union, kidney-restricted</w:t>
+            </w:r>
+          </w:p>
+        </w:tc>
+        <w:tc>
+          <w:tcPr>
+            <w:tcW w:type="dxa" w:w="1234"/>
           </w:tcPr>
           <w:p>
             <w:r>
@@ -858,7 +1055,7 @@
         </w:tc>
         <w:tc>
           <w:tcPr>
-            <w:tcW w:type="dxa" w:w="1080"/>
+            <w:tcW w:type="dxa" w:w="1234"/>
           </w:tcPr>
           <w:p>
             <w:r>
@@ -868,7 +1065,7 @@
         </w:tc>
         <w:tc>
           <w:tcPr>
-            <w:tcW w:type="dxa" w:w="1080"/>
+            <w:tcW w:type="dxa" w:w="1234"/>
           </w:tcPr>
           <w:p>
             <w:r>
@@ -878,7 +1075,7 @@
         </w:tc>
         <w:tc>
           <w:tcPr>
-            <w:tcW w:type="dxa" w:w="1080"/>
+            <w:tcW w:type="dxa" w:w="1234"/>
           </w:tcPr>
           <w:p>
             <w:r>
@@ -888,21 +1085,11 @@
         </w:tc>
         <w:tc>
           <w:tcPr>
-            <w:tcW w:type="dxa" w:w="1080"/>
+            <w:tcW w:type="dxa" w:w="1234"/>
           </w:tcPr>
           <w:p>
             <w:r>
-              <w:t>2.49</w:t>
-            </w:r>
-          </w:p>
-        </w:tc>
-        <w:tc>
-          <w:tcPr>
-            <w:tcW w:type="dxa" w:w="1080"/>
-          </w:tcPr>
-          <w:p>
-            <w:r>
-              <w:t>podocyte ranking leads</w:t>
+              <w:t>lung 2.49 (1.36-4.36)</w:t>
             </w:r>
           </w:p>
         </w:tc>
@@ -910,17 +1097,7 @@
       <w:tr>
         <w:tc>
           <w:tcPr>
-            <w:tcW w:type="dxa" w:w="1080"/>
-          </w:tcPr>
-          <w:p>
-            <w:r>
-              <w:t>Kidney + podocyte, shared</w:t>
-            </w:r>
-          </w:p>
-        </w:tc>
-        <w:tc>
-          <w:tcPr>
-            <w:tcW w:type="dxa" w:w="1080"/>
+            <w:tcW w:type="dxa" w:w="1234"/>
           </w:tcPr>
           <w:p>
             <w:r>
@@ -930,7 +1107,17 @@
         </w:tc>
         <w:tc>
           <w:tcPr>
-            <w:tcW w:type="dxa" w:w="1080"/>
+            <w:tcW w:type="dxa" w:w="1234"/>
+          </w:tcPr>
+          <w:p>
+            <w:r>
+              <w:t>Union, shared</w:t>
+            </w:r>
+          </w:p>
+        </w:tc>
+        <w:tc>
+          <w:tcPr>
+            <w:tcW w:type="dxa" w:w="1234"/>
           </w:tcPr>
           <w:p>
             <w:r>
@@ -940,7 +1127,7 @@
         </w:tc>
         <w:tc>
           <w:tcPr>
-            <w:tcW w:type="dxa" w:w="1080"/>
+            <w:tcW w:type="dxa" w:w="1234"/>
           </w:tcPr>
           <w:p>
             <w:r>
@@ -950,7 +1137,7 @@
         </w:tc>
         <w:tc>
           <w:tcPr>
-            <w:tcW w:type="dxa" w:w="1080"/>
+            <w:tcW w:type="dxa" w:w="1234"/>
           </w:tcPr>
           <w:p>
             <w:r>
@@ -960,7 +1147,7 @@
         </w:tc>
         <w:tc>
           <w:tcPr>
-            <w:tcW w:type="dxa" w:w="1080"/>
+            <w:tcW w:type="dxa" w:w="1234"/>
           </w:tcPr>
           <w:p>
             <w:r>
@@ -970,21 +1157,11 @@
         </w:tc>
         <w:tc>
           <w:tcPr>
-            <w:tcW w:type="dxa" w:w="1080"/>
+            <w:tcW w:type="dxa" w:w="1234"/>
           </w:tcPr>
           <w:p>
             <w:r>
-              <w:t>6.02</w:t>
-            </w:r>
-          </w:p>
-        </w:tc>
-        <w:tc>
-          <w:tcPr>
-            <w:tcW w:type="dxa" w:w="1080"/>
-          </w:tcPr>
-          <w:p>
-            <w:r>
-              <w:t>podocyte ranking leads</w:t>
+              <w:t>lung 6.02 (4.18-8.62)</w:t>
             </w:r>
           </w:p>
         </w:tc>
@@ -992,17 +1169,7 @@
       <w:tr>
         <w:tc>
           <w:tcPr>
-            <w:tcW w:type="dxa" w:w="1080"/>
-          </w:tcPr>
-          <w:p>
-            <w:r>
-              <w:t>Whole kidney only</w:t>
-            </w:r>
-          </w:p>
-        </w:tc>
-        <w:tc>
-          <w:tcPr>
-            <w:tcW w:type="dxa" w:w="1080"/>
+            <w:tcW w:type="dxa" w:w="1234"/>
           </w:tcPr>
           <w:p>
             <w:r>
@@ -1012,7 +1179,17 @@
         </w:tc>
         <w:tc>
           <w:tcPr>
-            <w:tcW w:type="dxa" w:w="1080"/>
+            <w:tcW w:type="dxa" w:w="1234"/>
+          </w:tcPr>
+          <w:p>
+            <w:r>
+              <w:t>Whole kidney</w:t>
+            </w:r>
+          </w:p>
+        </w:tc>
+        <w:tc>
+          <w:tcPr>
+            <w:tcW w:type="dxa" w:w="1234"/>
           </w:tcPr>
           <w:p>
             <w:r>
@@ -1022,7 +1199,7 @@
         </w:tc>
         <w:tc>
           <w:tcPr>
-            <w:tcW w:type="dxa" w:w="1080"/>
+            <w:tcW w:type="dxa" w:w="1234"/>
           </w:tcPr>
           <w:p>
             <w:r>
@@ -1032,7 +1209,7 @@
         </w:tc>
         <w:tc>
           <w:tcPr>
-            <w:tcW w:type="dxa" w:w="1080"/>
+            <w:tcW w:type="dxa" w:w="1234"/>
           </w:tcPr>
           <w:p>
             <w:r>
@@ -1042,7 +1219,7 @@
         </w:tc>
         <w:tc>
           <w:tcPr>
-            <w:tcW w:type="dxa" w:w="1080"/>
+            <w:tcW w:type="dxa" w:w="1234"/>
           </w:tcPr>
           <w:p>
             <w:r>
@@ -1052,7 +1229,7 @@
         </w:tc>
         <w:tc>
           <w:tcPr>
-            <w:tcW w:type="dxa" w:w="1080"/>
+            <w:tcW w:type="dxa" w:w="1234"/>
           </w:tcPr>
           <w:p>
             <w:r>
@@ -1060,31 +1237,11 @@
             </w:r>
           </w:p>
         </w:tc>
-        <w:tc>
-          <w:tcPr>
-            <w:tcW w:type="dxa" w:w="1080"/>
-          </w:tcPr>
-          <w:p>
-            <w:r>
-              <w:t>pipeline is locus-specific</w:t>
-            </w:r>
-          </w:p>
-        </w:tc>
       </w:tr>
       <w:tr>
         <w:tc>
           <w:tcPr>
-            <w:tcW w:type="dxa" w:w="1080"/>
-          </w:tcPr>
-          <w:p>
-            <w:r>
-              <w:t>Kidney + podocyte</w:t>
-            </w:r>
-          </w:p>
-        </w:tc>
-        <w:tc>
-          <w:tcPr>
-            <w:tcW w:type="dxa" w:w="1080"/>
+            <w:tcW w:type="dxa" w:w="1234"/>
           </w:tcPr>
           <w:p>
             <w:r>
@@ -1094,7 +1251,17 @@
         </w:tc>
         <w:tc>
           <w:tcPr>
-            <w:tcW w:type="dxa" w:w="1080"/>
+            <w:tcW w:type="dxa" w:w="1234"/>
+          </w:tcPr>
+          <w:p>
+            <w:r>
+              <w:t>Podocyte-inclusive union</w:t>
+            </w:r>
+          </w:p>
+        </w:tc>
+        <w:tc>
+          <w:tcPr>
+            <w:tcW w:type="dxa" w:w="1234"/>
           </w:tcPr>
           <w:p>
             <w:r>
@@ -1104,7 +1271,7 @@
         </w:tc>
         <w:tc>
           <w:tcPr>
-            <w:tcW w:type="dxa" w:w="1080"/>
+            <w:tcW w:type="dxa" w:w="1234"/>
           </w:tcPr>
           <w:p>
             <w:r>
@@ -1114,7 +1281,7 @@
         </w:tc>
         <w:tc>
           <w:tcPr>
-            <w:tcW w:type="dxa" w:w="1080"/>
+            <w:tcW w:type="dxa" w:w="1234"/>
           </w:tcPr>
           <w:p>
             <w:r>
@@ -1124,7 +1291,7 @@
         </w:tc>
         <w:tc>
           <w:tcPr>
-            <w:tcW w:type="dxa" w:w="1080"/>
+            <w:tcW w:type="dxa" w:w="1234"/>
           </w:tcPr>
           <w:p>
             <w:r>
@@ -1134,7 +1301,7 @@
         </w:tc>
         <w:tc>
           <w:tcPr>
-            <w:tcW w:type="dxa" w:w="1080"/>
+            <w:tcW w:type="dxa" w:w="1234"/>
           </w:tcPr>
           <w:p>
             <w:r>
@@ -1142,21 +1309,11 @@
             </w:r>
           </w:p>
         </w:tc>
-        <w:tc>
-          <w:tcPr>
-            <w:tcW w:type="dxa" w:w="1080"/>
-          </w:tcPr>
-          <w:p>
-            <w:r>
-              <w:t>pipeline is not locus-specific</w:t>
-            </w:r>
-          </w:p>
-        </w:tc>
       </w:tr>
     </w:tbl>
     <w:p>
       <w:r>
-        <w:t>The first and fifth rows are superseded and are shown to document how the conclusion changed with the reference set.</w:t>
+        <w:t>Percentages are of the 247,688 bp evaluated at each locus. Interpretations we previously drew from the whole-kidney rows have been withdrawn; the recomputed endpoint-specific estimates in those rows remain valid for the endpoint they describe.</w:t>
       </w:r>
     </w:p>
     <w:sectPr>

--- a/publication/MANUSCRIPT.docx
+++ b/publication/MANUSCRIPT.docx
@@ -20,6 +20,18 @@
       </w:r>
       <w:r>
         <w:t xml:space="preserve"> Consultant Nephrologist, London, United Kingdom ORCID 0000-0002-8159-0879 Correspondence: Christopher.lawrence3@nhs.net</w:t>
+      </w:r>
+    </w:p>
+    <w:p>
+      <w:r/>
+      <w:r>
+        <w:rPr>
+          <w:b/>
+        </w:rPr>
+        <w:t>Keywords:</w:t>
+      </w:r>
+      <w:r>
+        <w:t xml:space="preserve"> APOL1; AlphaGenome; DNase-seq; chromatin accessibility; variant prioritisation; reference selection; benchmarking</w:t>
       </w:r>
     </w:p>
     <w:p>
@@ -64,17 +76,12 @@
     </w:p>
     <w:p>
       <w:r>
-        <w:t>Two coding haplotypes at APOL1, G1 and G2, account for much of the excess risk of non-diabetic kidney disease in people of recent African genetic ancestry [1], an association first mapped to the adjacent gene MYH9 [2]. Penetrance is incomplete, and transgenic expression of the risk variants in podocytes causes dose-dependent kidney disease in mice [3], so regulatory modifiers of APOL1 expression are a plausible contributor to who develops disease [4]. The locus is overwhelmingly non-coding and that variation is largely uncharacterised.</w:t>
+        <w:t>Two coding haplotypes at APOL1, G1 and G2, account for much of the excess risk of non-diabetic kidney disease in people of recent African genetic ancestry [1], an association first mapped to the adjacent gene MYH9 [2]. Penetrance is incomplete, and transgenic expression of the risk variants in podocytes causes dose-dependent kidney disease in mice [3], so regulatory modifiers of APOL1 expression are a plausible contributor to who develops disease [4]. The locus is overwhelmingly non-coding and largely uncharacterised. Sequence-to-function models predict regulatory activity from DNA and are proposed for prioritising such variants [5, 6], though earlier models of this family perform less well in regions that distinguish cell types [7].</w:t>
       </w:r>
     </w:p>
     <w:p>
       <w:r>
-        <w:t>Sequence-to-function models predict regulatory activity from DNA and are proposed for prioritising such variants [5, 6]. Earlier models of this family perform less well in regions that distinguish cell types, in an evaluation that stratified by cell-type specificity [7].</w:t>
-      </w:r>
-    </w:p>
-    <w:p>
-      <w:r>
-        <w:t>We set out to prioritise regulatory candidates at this locus. That attempt did not yield a defensible candidate list, but in the course of it we found that the apparent answer to a simple question, whether a tissue-labelled ranking concentrates variants in measured accessible chromatin, changed with the reference set used to evaluate it. We report that sensitivity, because the reference sets involved are all defensible choices and the differences between them are easy to overlook.</w:t>
+        <w:t>We set out to prioritise regulatory candidates here. That attempt did not yield a defensible candidate list, but in the course of it we found that the apparent answer to a simple question, whether a tissue-labelled ranking concentrates variants in measured accessible chromatin, changed with the reference set used to evaluate it. We report that sensitivity, because the reference sets involved are all defensible choices and the differences between them are easy to overlook.</w:t>
       </w:r>
     </w:p>
     <w:p>
@@ -102,7 +109,7 @@
         <w:t>Variants.</w:t>
       </w:r>
       <w:r>
-        <w:t xml:space="preserve"> The interval spanning APOL3 to MYH9, chr22:36,140,330-36,388,018 (GRCh38, 247,688 bp), fits within one model sequence context. Variants were retrieved from the gnomAD v4 GraphQL API [9] (dataset </w:t>
+        <w:t xml:space="preserve"> The interval spanning APOL3 to MYH9, chr22:36,140,330-36,388,018 (GRCh38, 247,688 bp), fits within one model sequence context. Variants were retrieved on 13 September 2026 from the gnomAD v4 [8] GraphQL application programming interface (API) [9] (dataset </w:t>
       </w:r>
       <w:r>
         <w:rPr>
@@ -111,7 +118,7 @@
         <w:t>gnomad_r4</w:t>
       </w:r>
       <w:r>
-        <w:t xml:space="preserve">, region query on GRCh38), taking allele counts from the </w:t>
+        <w:t xml:space="preserve">, GRCh38 region query), taking allele counts from the </w:t>
       </w:r>
       <w:r>
         <w:rPr>
@@ -120,7 +127,7 @@
         <w:t>afr</w:t>
       </w:r>
       <w:r>
-        <w:t xml:space="preserve"> population block of the genome callset and falling back to the exome block where the genome block was absent, retrieved 13 September 2026; the raw API response is deposited. Retaining single-nucleotide substitutions at African-ancestry allele frequency of at least 1% gave </w:t>
+        <w:t xml:space="preserve"> block of the genome callset with exome fallback; the raw response is deposited. Retaining single-nucleotide substitutions at African-ancestry allele frequency of at least 1% gave </w:t>
       </w:r>
       <w:r>
         <w:rPr>
@@ -150,7 +157,16 @@
         <w:t>ALL_FOLDS</w:t>
       </w:r>
       <w:r>
-        <w:t xml:space="preserve"> model version, the default when none is specified, with the recommended DNase variant scorer. Each variant was scored in its own 1,048,576 bp context placed so that the variant is central (</w:t>
+        <w:t xml:space="preserve"> model version, the default when none is specified, with the recommended DNase scorer. In client 0.9.0 that is </w:t>
+      </w:r>
+      <w:r>
+        <w:rPr>
+          <w:rFonts w:ascii="Menlo" w:hAnsi="Menlo"/>
+        </w:rPr>
+        <w:t>CenterMaskScorer(requested_output=DNASE, width=501, aggregation_type=DIFF_LOG2_SUM)</w:t>
+      </w:r>
+      <w:r>
+        <w:t>: signal is summed over a 501 bp window centred on the variant, and the score is the difference of log2 summed signals between alternate and reference. Each variant was scored in its own 1,048,576 bp context centred on the variant (</w:t>
       </w:r>
       <w:r>
         <w:rPr>
@@ -159,25 +175,25 @@
         <w:t>start = max(0, pos - 524288)</w:t>
       </w:r>
       <w:r>
-        <w:t xml:space="preserve">), using </w:t>
+        <w:t xml:space="preserve">, </w:t>
       </w:r>
       <w:r>
         <w:rPr>
           <w:rFonts w:ascii="Menlo" w:hAnsi="Menlo"/>
         </w:rPr>
-        <w:t>alphagenome</w:t>
+        <w:t>pos</w:t>
       </w:r>
       <w:r>
-        <w:t xml:space="preserve"> client 0.9.0. Predictions were obtained on 13 September 2026 at the test locus and 15 September 2026 for the comparator rankings and the comparison locus. Rankings use the </w:t>
+        <w:t xml:space="preserve"> the 1-based gnomAD coordinate). Predictions were obtained on 13 September 2026 at the test locus and 15 September 2026 for the comparator rankings and the comparison locus. Rankings use the </w:t>
       </w:r>
       <w:r>
         <w:rPr>
           <w:b/>
         </w:rPr>
-        <w:t>absolute value of the raw differential reference-versus-alternate score</w:t>
+        <w:t>absolute value of that score</w:t>
       </w:r>
       <w:r>
-        <w:t>, sorted descending, with no quantile transformation; ties are broken arbitrarily by the sort. Seven tissue outputs were ranked: podocyte (glomerular visceral epithelial cell), whole kidney, hepatocyte, liver, lung, brain and stomach. These seven are a different list from the six tissues used below to define shared peaks. Because the scorer is differential, the endpoint tests whether predictions concentrate at accessible positions, not which allele changes accessibility.</w:t>
+        <w:t>, sorted descending, with no quantile calibration applied; "raw" here means uncalibrated, not untransformed. Ties are broken arbitrarily by the sort, but no tie spans a reported cutoff at any depth for any of the seven rankings, so tie order changes no reported result. Seven tissue outputs were ranked: podocyte (glomerular visceral epithelial cell), whole kidney, hepatocyte, liver, lung, brain and stomach. These seven are a different list from the six tissues used below to define shared peaks. Because the scorer is differential, the endpoint tests whether predictions concentrate at accessible positions, not which allele changes accessibility.</w:t>
       </w:r>
     </w:p>
     <w:p>
@@ -216,7 +232,7 @@
         <w:t>FOLD_3</w:t>
       </w:r>
       <w:r>
-        <w:t>. We did not establish which released checkpoint, if any, holds this locus out, so we make no claim about a held-out evaluation in either direction. What follows are consistency checks between predictions and the data underlying them.</w:t>
+        <w:t>. We did not establish which released checkpoint, if any, holds this locus out, and make no claim about a held-out evaluation in either direction. What follows are consistency checks between predictions and the data underlying them.</w:t>
       </w:r>
     </w:p>
     <w:p>
@@ -228,7 +244,7 @@
         <w:t>Measured reference sets.</w:t>
       </w:r>
       <w:r>
-        <w:t xml:space="preserve"> ENCODE DNase-seq peak files (GRCh38, released, peak output) [10] were merged over each locus. Coordinates are GRCh38 BED half-open intervals; touching intervals merge (next start not greater than current end); intervals are not clipped at the locus boundary. Five reference sets were evaluated (Table 1): whole kidney alone (</w:t>
+        <w:t xml:space="preserve"> ENCODE DNase-seq peak files (GRCh38, released, peak output) [10] were merged over each locus. Coordinates are GRCh38 BED half-open intervals and touching intervals merge (next start not greater than current end). Peaks are classified unclipped, so one merged peak at APOL1-MYH9 extends 447 bp beyond the interval; coverage percentages are computed from the intersection with the evaluated interval, and no peak overhangs at the comparison locus. Six locus and reference combinations were evaluated (Table 1): whole kidney alone (</w:t>
       </w:r>
       <w:r>
         <w:rPr>
@@ -300,7 +316,7 @@
         <w:t>kidney-restricted</w:t>
       </w:r>
       <w:r>
-        <w:t xml:space="preserve"> otherwise. This is a midpoint rule, so part of a kidney-restricted peak may still overlap a comparison peak. Partitions are mutually exclusive and sum to the union in peaks, base pairs and alleles, asserted in code. Every row of Table 1 uses the same allele set and the same podocyte ranking, held fixed across reference definitions; comparator rankings necessarily use different tissue outputs. A peak manifest listing every file, term and contribution is deposited.</w:t>
+        <w:t xml:space="preserve"> otherwise, so part of a kidney-restricted peak may still overlap a comparison peak. Partitions are mutually exclusive and sum to the union in peaks, base pairs and alleles, asserted in code. Within each locus, the eligible allele set and each tissue ranking were held fixed across reference definitions; the two loci have different allele sets. A peak manifest listing every file, term and contribution is deposited.</w:t>
       </w:r>
     </w:p>
     <w:p>
@@ -312,7 +328,7 @@
         <w:t>Statistics.</w:t>
       </w:r>
       <w:r>
-        <w:t xml:space="preserve"> Enrichment of the top-ranked alleles was tested against the remaining common alleles at the same locus by Fisher exact test, with conditional maximum-likelihood odds ratios and exact intervals; all four contingency cells and the denominator are deposited for every endpoint. Depth 200 is primary; 25, 50 and 100 are nested sensitivity analyses. These intervals assume independence between alleles, which clustering within peaks violates, so they are descriptive summaries rather than tests of ranking differences.</w:t>
+        <w:t xml:space="preserve"> Enrichment of the top-ranked alleles was tested against the remaining common alleles at the same locus by Fisher exact test, with conditional maximum-likelihood odds ratios and exact intervals; all four contingency cells and the denominator are deposited for every endpoint. Depth 200 is primary; 25, 50 and 100 are nested sensitivity analyses. These intervals assume independence between alleles, which clustering within peaks violates, so they are descriptive, not tests of ranking differences.</w:t>
       </w:r>
     </w:p>
     <w:p>
@@ -324,16 +340,7 @@
         <w:t>Resampling.</w:t>
       </w:r>
       <w:r>
-        <w:t xml:space="preserve"> Comparisons between rankings resample </w:t>
-      </w:r>
-      <w:r>
-        <w:rPr>
-          <w:b/>
-        </w:rPr>
-        <w:t>kidney-restricted merged peaks</w:t>
-      </w:r>
-      <w:r>
-        <w:t xml:space="preserve"> with replacement (500 draws, seed 20260920, </w:t>
+        <w:t xml:space="preserve"> Each of 500 bootstrap replicates draws, with replacement, 27 kidney-restricted merged peaks, these being the peaks of the 39 that contain at least one eligible allele. A peak drawn k times contributes its allele records k times. Every remaining record is appended once. Each tissue ranking is then recomputed over that whole replicate pool and its top 200 records taken, so membership of the top set is a consequence of reranking and an allele in the observed top 200 need not survive it. The fixed part of the pool is fixed in its records and scores, not in its contingency membership. One list of draws is generated (seed 20260921, </w:t>
       </w:r>
       <w:r>
         <w:rPr>
@@ -342,7 +349,7 @@
         <w:t>numpy</w:t>
       </w:r>
       <w:r>
-        <w:t xml:space="preserve"> PCG64). All alleles outside a kidney-restricted peak are held fixed, which includes alleles in shared kidney peaks. Alternate alleles at one position share a position and therefore always travel together within a resampling unit. A peak drawn k times contributes its alleles k times to both the top set and the denominator, and top-set membership is recomputed within each resample rather than held fixed. Bootstrap log odds ratios carry a Haldane 0.5 correction so no replicate is infinite. Intervals are percentile, unadjusted across six comparators, and conditional on the fixed background. Interval endpoints were rechecked at 500, 2,000 and 5,000 draws across three seeds. Across all 54 resulting settings no interval excluded zero and the largest shift in any endpoint was 0.325, in the widest interval (liver); the full stability table is deposited.</w:t>
+        <w:t xml:space="preserve"> PCG64) and every comparator and both reference definitions are evaluated on each draw, so the six estimates are paired. Alternate alleles at one position always travel together. The observed point estimate and every replicate use the same estimator, a Haldane-corrected log cross-product ratio, which is deliberately not the conditional maximum-likelihood odds ratio of Table 1 and is not interchangeable with it. Intervals are the 2.5th and 97.5th percentiles, unadjusted across six comparators, and conditional on the fixed background. Nine further configurations (three replicate counts by three seeds), yielding 54 comparator-specific intervals, are deposited as a stability check, with pseudocode for the procedure.</w:t>
       </w:r>
     </w:p>
     <w:p>
@@ -363,7 +370,7 @@
         <w:t>approximately count-matched</w:t>
       </w:r>
       <w:r>
-        <w:t xml:space="preserve"> by subsampling stratified on African-ancestry allele frequency in eight bins. This gives 1,929 alleles against 1,930: in the 0.10 to 0.20 stratum the test locus required 463 and the control contained 462. No exact matching was attempted at any stage.</w:t>
+        <w:t xml:space="preserve"> by subsampling stratified on African-ancestry allele frequency in eight bins: 1,929 alleles against 1,930, because in the 0.10 to 0.20 stratum the test locus required 463 and the control contained 462. No exact matching was attempted.</w:t>
       </w:r>
     </w:p>
     <w:p>
@@ -383,7 +390,7 @@
         <w:t>Whole-kidney reference.</w:t>
       </w:r>
       <w:r>
-        <w:t xml:space="preserve"> Against whole-kidney peaks alone (67 peaks, 30,358 bp, 12.3% of the locus) the podocyte ranking gave an odds ratio of 5.98 (95% CI 4.18-8.52) at depth 200. The strongest non-renal ranking at that depth was lung, 5.46 (3.81-7.79). The podocyte estimate is therefore numerically above the strongest non-renal estimate, by a small margin. In a nested sensitivity analysis at depth 100 that ordering reversed: podocyte 5.25 and hepatocyte 6.72.</w:t>
+        <w:t xml:space="preserve"> Against whole-kidney peaks alone (67 peaks, 29,989 bp within the locus, 12.1%) the podocyte ranking gave an odds ratio of 5.98 (95% CI 4.18-8.52) at depth 200, numerically above the strongest non-renal ranking at that depth, lung at 5.46 (3.81-7.79), by a small margin. In a nested sensitivity analysis at depth 100 that ordering reversed: podocyte 5.25 and hepatocyte 6.72.</w:t>
       </w:r>
     </w:p>
     <w:p>
@@ -395,7 +402,7 @@
         <w:t>Podocyte-inclusive union.</w:t>
       </w:r>
       <w:r>
-        <w:t xml:space="preserve"> Against the union (110 peaks, 44,576 bp, 18.0% of the locus) the podocyte ranking gave 8.76 (6.30-12.20) against 5.61 (4.02-7.81) for lung (Figure 1). The separation is larger than under the whole-kidney reference. That is a difference in the size of a numerical gap, not a demonstration that discrimination is absent under one reference and established under the other.</w:t>
+        <w:t xml:space="preserve"> Against the union (110 peaks, 44,129 bp within the locus, 17.8%) the podocyte ranking gave 8.76 (6.30-12.20) against 5.61 (4.02-7.81) for lung (Figure 1). The separation is larger than under the whole-kidney reference: a difference in the size of a numerical gap, not a demonstration that discrimination is absent under one reference and established under the other.</w:t>
       </w:r>
     </w:p>
     <w:p>
@@ -407,7 +414,7 @@
         <w:t>Partitions.</w:t>
       </w:r>
       <w:r>
-        <w:t xml:space="preserve"> The union partitions into 39 kidney-restricted peaks (14,686 bp) and 71 shared (29,890 bp), containing 84 and 193 of the 277 alleles in the union. The podocyte ranking led in both, 4.30 (2.53-7.15) and 7.94 (5.55-11.33). The change in the podocyte-minus-comparator contrast on partitioning ranged from -0.07 to +0.42 in natural-log odds ratio and no interval excluded zero for any of six comparators (Figure 2, all six values deposited). We detected no change in relative enrichment on partitioning under this resampling scheme. This is not evidence of equivalence, and it answers a different question from the whole-kidney to union comparison above.</w:t>
+        <w:t xml:space="preserve"> The union partitions into 39 kidney-restricted peaks (14,686 bp) and 71 shared (29,443 bp within the locus), containing 84 and 193 of the 277 alleles in the union. The podocyte ranking led in both, 4.30 (2.53-7.15) and 7.94 (5.55-11.33). The change in the podocyte-minus-comparator contrast on partitioning ranged from -0.07 to +0.42 in natural-log odds ratio and no interval excluded zero for any of six comparators (Figure 2). We detected no change in relative enrichment under this resampling scheme. That is not evidence of equivalence, and it answers a different question from the whole-kidney to union comparison above.</w:t>
       </w:r>
     </w:p>
     <w:p>
@@ -428,7 +435,7 @@
         <w:t>also observed at the comparison locus</w:t>
       </w:r>
       <w:r>
-        <w:t xml:space="preserve"> under the union definition. We do not read this as equivalent performance between loci. The loci differ substantially in the architecture being evaluated, with union coverage of 18.0% at APOL1-MYH9 against 2.4% at beta-globin, and overlapping intervals are not an equivalence test. Equally, the wide whole-kidney interval at the comparison locus, 0.16 to 6.56, is too imprecise to establish an absence of enrichment there.</w:t>
+        <w:t xml:space="preserve"> under the union definition. We do not read that as equivalent performance: the loci differ in the architecture evaluated, with union coverage of 17.8% at APOL1-MYH9 against 2.4% here, and overlapping intervals are not an equivalence test. Equally, the wide whole-kidney interval is too imprecise to establish an absence of enrichment.</w:t>
       </w:r>
     </w:p>
     <w:p>
@@ -446,27 +453,17 @@
     </w:p>
     <w:p>
       <w:r>
-        <w:t>Three interpretations we held during this work did not survive the reconciled analysis, and they are related but not identical failures.</w:t>
+        <w:t>Reference definition changed the magnitude and the interpretation of positional enrichment at both loci. At APOL1-MYH9 the podocyte estimate was numerically above the strongest non-renal estimate under both the whole-kidney and the podocyte-inclusive reference, with greater separation under the latter. Adding podocyte files changes coverage and peak composition as well as cell-type representation, and these analyses do not isolate those contributions from one another.</w:t>
       </w:r>
     </w:p>
     <w:p>
       <w:r>
-        <w:t>The first two are endpoint definitions. Whole-kidney and podocyte-inclusive references describe different positional endpoints: a cell-type ranking evaluated against a tissue-level measurement is not the same comparison as that ranking evaluated against a reference containing the cell type. Adding podocyte files changes reference coverage and peak composition as well as cell-type resolution, so the union is better described as a broader, explicitly defined reference than as the uniquely matched one.</w:t>
+        <w:t>The beta-globin comparison also showed enrichment under the podocyte-inclusive definition. That does not establish equivalent performance between the loci, and the imprecise whole-kidney estimate does not establish its absence. Likewise the conditional partition analysis detected no change in the relative enrichment contrast without establishing equivalence.</w:t>
       </w:r>
     </w:p>
     <w:p>
       <w:r>
-        <w:t>The third was an internal consistency error: an earlier analysis compared partitions built on one reference against a pooled set built on another, so the partitions did not sum to their stated parent. We have not reproduced it here and readers should not need it. The forward-looking point is that asserting in code that partitions sum to their parent is a cheap safeguard, and we now do so.</w:t>
-      </w:r>
-    </w:p>
-    <w:p>
-      <w:r>
-        <w:t>A fourth interpretation concerned the comparison locus. A beta-globin interval with measured renal accessibility is not a zero-accessibility control, and an accessibility model may reasonably enrich variants at accessible positions there. Reading a wide, imprecise null interval under one reference as evidence of locus specificity was an inferential error; that reference was not directly comparable for the question.</w:t>
-      </w:r>
-    </w:p>
-    <w:p>
-      <w:r>
-        <w:t>What survives is narrow: a podocyte-labelled ranking concentrates alleles in measured podocyte-containing accessible regions at both loci examined, on data the model was trained on. Three practical points follow. Match the measured reference to the predicted output and report both explicitly. Assert that any partition sums to its parent before interpreting differences between them. Use the same reference definition at test and comparison loci, or the comparison is not informative for the question asked.</w:t>
+        <w:t>Three practical safeguards follow. Specify the measured reference and the predicted output together, since neither alone fixes the endpoint. Verify in code that partitions reconstruct their parent in peaks, base pairs and alleles before interpreting any difference between them; an earlier version of this analysis compared partitions against a pooled set built on a different reference. Apply consistent reference definitions across loci. Because the evaluation overlaps model training and tests position rather than allelic effect, it does not validate tissue-specific variant-effect accuracy or identify an APOL1 regulatory modifier.</w:t>
       </w:r>
     </w:p>
     <w:p>
@@ -479,7 +476,7 @@
     </w:p>
     <w:p>
       <w:r>
-        <w:t>This is a single-locus exploratory analysis with no pre-registered plan, and the comparisons reported were arrived at iteratively.</w:t>
+        <w:t>This is an exploratory analysis of one primary locus and one comparison locus, with no pre-registered plan, and the comparisons reported were arrived at iteratively.</w:t>
       </w:r>
     </w:p>
     <w:p>
@@ -489,22 +486,22 @@
     </w:p>
     <w:p>
       <w:r>
-        <w:t>The endpoint is positional. A differential reference-versus-alternate score ranked against peak membership does not test which allele changes accessibility, nor the direction or size of any effect, and we did not compare it against a reference-accessibility baseline, so we cannot say what the differential scorer adds over ranking by predicted accessibility alone.</w:t>
+        <w:t>The endpoint is positional. A differential score ranked against peak membership does not test which allele changes accessibility, nor the direction or size of any effect, and we did not compare it against a reference-accessibility baseline, so we cannot say what the differential scorer adds over ranking by predicted accessibility alone.</w:t>
       </w:r>
     </w:p>
     <w:p>
       <w:r>
-        <w:t>The bootstrap resamples kidney-restricted peaks and holds everything else fixed, including alleles in shared peaks, so its intervals are conditional on that background rather than a general estimate of sampling uncertainty. They are unadjusted for six comparisons. Peak resampling reduces but does not remove dependence between neighbouring peaks. A non-significant interaction is not evidence of no interaction, and we specify no margin below which a change would be negligible.</w:t>
+        <w:t>The bootstrap resamples kidney-restricted peaks and holds everything else fixed, including alleles in shared peaks, so its intervals are conditional on that background rather than a general estimate of sampling uncertainty. They are unadjusted for six comparisons. Resampling whole peaks preserves within-peak clustering but does not account for dependence between separate peaks. The deposited configurations support the stability of zero inclusion; they do not establish precise endpoint stability. A non-significant interaction is not evidence of no interaction, and we specify no margin below which a change would be negligible.</w:t>
       </w:r>
     </w:p>
     <w:p>
       <w:r>
-        <w:t>"Kidney-restricted" is defined by a midpoint rule against six comparison tissues and would change with a different panel or rule. The comparison locus is approximately rather than exactly count-matched.</w:t>
+        <w:t>"Kidney-restricted" is defined by a midpoint rule against six comparison tissues and would change with a different panel or rule.</w:t>
       </w:r>
     </w:p>
     <w:p>
       <w:r>
-        <w:t>The prioritisation exercise that prompted this work did not yield a candidate list we were prepared to report under the specified procedure of linkage and prior-literature screening; those intermediate analyses are deposited rather than presented, and nothing here should be read as establishing or excluding an APOL1 regulatory modifier.</w:t>
+        <w:t>The prioritisation exercise that prompted this work yielded no candidate list reportable under its specified procedure of linkage and prior-literature screening; those intermediate analyses are deposited, and nothing here establishes or excludes an APOL1 regulatory modifier.</w:t>
       </w:r>
     </w:p>
     <w:p>
@@ -530,7 +527,7 @@
     </w:p>
     <w:p>
       <w:r>
-        <w:t>ATAC: assay for transposase-accessible chromatin; bp: base pairs; CI: confidence interval; CKD: chronic kidney disease; DNase: deoxyribonuclease; ENCODE: Encyclopedia of DNA Elements; eQTL: expression quantitative trait locus; GRCh38: Genome Reference Consortium Human Build 38; OR: odds ratio; REF/ALT: reference/alternate allele.</w:t>
+        <w:t>API: application programming interface; bp: base pairs; CI: confidence interval; DNase: deoxyribonuclease; ENCODE: Encyclopedia of DNA Elements; gnomAD: Genome Aggregation Database; GRCh38: Genome Reference Consortium Human Build 38; OR: odds ratio; REF/ALT: reference/alternate allele.</w:t>
       </w:r>
     </w:p>
     <w:p>
@@ -768,7 +765,20 @@
         <w:t>Figure 2.</w:t>
       </w:r>
       <w:r>
-        <w:t xml:space="preserve"> Change in tissue contrast on partitioning, for each of six comparators. The quantity plotted is the podocyte-minus-comparator contrast in kidney-restricted regions minus the same contrast in the podocyte-inclusive union, in natural-log odds ratio, so a positive value means the podocyte ranking gains relative advantage in kidney-restricted regions. Estimated on identical resampled draws of kidney-restricted peaks with all other alleles held fixed; 500 replicates, percentile intervals, unadjusted for six comparisons. Numerical interval limits are printed beside each point. No interval excludes zero.</w:t>
+        <w:t xml:space="preserve"> Change in tissue contrast on partitioning, for each of six comparators. The quantity plotted is the podocyte-minus-comparator contrast in kidney-restricted regions minus the same contrast in the podocyte-inclusive union, in natural-log odds ratio, so a positive value means the podocyte ranking gains relative advantage in kidney-restricted regions. Estimated on one list of 500 bootstrap draws of kidney-restricted peaks shared by all six comparators, with all other records held fixed. Points and intervals both use the Haldane-corrected log cross-product ratio, not the conditional maximum-likelihood estimator of Table</w:t>
+      </w:r>
+    </w:p>
+    <w:p>
+      <w:pPr>
+        <w:pStyle w:val="ListNumber"/>
+      </w:pPr>
+      <w:r>
+        <w:t>Intervals are the 2.5th and 97.5th percentiles, unadjusted for six</w:t>
+      </w:r>
+    </w:p>
+    <w:p>
+      <w:r>
+        <w:t>comparisons; numerical limits are printed beside each point. No interval excludes zero, which is not a test of equivalence.</w:t>
       </w:r>
     </w:p>
     <w:p>
@@ -915,7 +925,7 @@
           </w:tcPr>
           <w:p>
             <w:r>
-              <w:t>30,358 (12.3)</w:t>
+              <w:t>29,989 (12.1)</w:t>
             </w:r>
           </w:p>
         </w:tc>
@@ -987,7 +997,7 @@
           </w:tcPr>
           <w:p>
             <w:r>
-              <w:t>44,576 (18.0)</w:t>
+              <w:t>44,129 (17.8)</w:t>
             </w:r>
           </w:p>
         </w:tc>
@@ -1131,7 +1141,7 @@
           </w:tcPr>
           <w:p>
             <w:r>
-              <w:t>29,890 (12.1)</w:t>
+              <w:t>29,443 (11.9)</w:t>
             </w:r>
           </w:p>
         </w:tc>
@@ -1313,7 +1323,7 @@
     </w:tbl>
     <w:p>
       <w:r>
-        <w:t>Percentages are of the 247,688 bp evaluated at each locus. Interpretations we previously drew from the whole-kidney rows have been withdrawn; the recomputed endpoint-specific estimates in those rows remain valid for the endpoint they describe.</w:t>
+        <w:t>Coverage percentages are of the 247,688 bp evaluated at each locus, computed from the intersection of merged peaks with that interval. Each estimate is specific to the endpoint its row defines.</w:t>
       </w:r>
     </w:p>
     <w:sectPr>

--- a/publication/MANUSCRIPT.docx
+++ b/publication/MANUSCRIPT.docx
@@ -109,7 +109,7 @@
         <w:t>Variants.</w:t>
       </w:r>
       <w:r>
-        <w:t xml:space="preserve"> The interval spanning APOL3 to MYH9, chr22:36,140,330-36,388,018 (GRCh38, 247,688 bp), fits within one model sequence context. Variants were retrieved on 13 September 2026 from the gnomAD v4 [8] GraphQL application programming interface (API) [9] (dataset </w:t>
+        <w:t xml:space="preserve"> The interval spanning APOL3 to MYH9, chr22:36,140,330-36,388,018 (GRCh38, 247,688 bp) was evaluated. Variants were retrieved on 13 September 2026 from the gnomAD v4 [8] GraphQL application programming interface (API) [9] (dataset </w:t>
       </w:r>
       <w:r>
         <w:rPr>
@@ -136,7 +136,7 @@
         <w:t>1,930 distinct alternate alleles at 1,921 positions</w:t>
       </w:r>
       <w:r>
-        <w:t>. The unit of analysis is a unique build, chromosome, position, REF and ALT combination; nine positions are multi-allelic and contribute two alleles each. A deduplication ledger is deposited.</w:t>
+        <w:t>. The unit of analysis is a unique build, chromosome, position, REF and ALT combination; nine positions are multi-allelic, contributing two alleles each. A deduplication ledger is deposited.</w:t>
       </w:r>
     </w:p>
     <w:p>
@@ -166,7 +166,16 @@
         <w:t>CenterMaskScorer(requested_output=DNASE, width=501, aggregation_type=DIFF_LOG2_SUM)</w:t>
       </w:r>
       <w:r>
-        <w:t>: signal is summed over a 501 bp window centred on the variant, and the score is the difference of log2 summed signals between alternate and reference. Each variant was scored in its own 1,048,576 bp context centred on the variant (</w:t>
+        <w:t xml:space="preserve">, defined in that client as log2(sum(ALT)) - log2(sum(REF)) over a 501 bp window centred on the variant. Scoring is performed server-side and the public documentation describes the same score with a pseudocount, so we report the pinned client's definition and do not assert the server's internal constant. Of the 305 DNase tracks returned, each ranking selects those whose </w:t>
+      </w:r>
+      <w:r>
+        <w:rPr>
+          <w:rFonts w:ascii="Menlo" w:hAnsi="Menlo"/>
+        </w:rPr>
+        <w:t>biosample_name</w:t>
+      </w:r>
+      <w:r>
+        <w:t xml:space="preserve"> matches exactly and averages them; exactly one matched for every ranking, so no averaging occurred. The track manifest is deposited. Each variant was scored in a 1,048,576 bp context centred on it (</w:t>
       </w:r>
       <w:r>
         <w:rPr>
@@ -184,7 +193,7 @@
         <w:t>pos</w:t>
       </w:r>
       <w:r>
-        <w:t xml:space="preserve"> the 1-based gnomAD coordinate). Predictions were obtained on 13 September 2026 at the test locus and 15 September 2026 for the comparator rankings and the comparison locus. Rankings use the </w:t>
+        <w:t xml:space="preserve"> the 1-based gnomAD coordinate). Predictions were obtained on 13 and 15 September 2026. Rankings use the </w:t>
       </w:r>
       <w:r>
         <w:rPr>
@@ -193,7 +202,7 @@
         <w:t>absolute value of that score</w:t>
       </w:r>
       <w:r>
-        <w:t>, sorted descending, with no quantile calibration applied; "raw" here means uncalibrated, not untransformed. Ties are broken arbitrarily by the sort, but no tie spans a reported cutoff at any depth for any of the seven rankings, so tie order changes no reported result. Seven tissue outputs were ranked: podocyte (glomerular visceral epithelial cell), whole kidney, hepatocyte, liver, lung, brain and stomach. These seven are a different list from the six tissues used below to define shared peaks. Because the scorer is differential, the endpoint tests whether predictions concentrate at accessible positions, not which allele changes accessibility.</w:t>
+        <w:t>, sorted descending, with no quantile calibration; "raw" here means uncalibrated, not untransformed. Ties are broken arbitrarily, but no tie spans a reported cutoff at any depth for any ranking, so tie order changes no result. Seven tissue outputs were ranked: podocyte (glomerular visceral epithelial cell), whole kidney, hepatocyte, liver, lung, brain and stomach, a different list from the six tissues used below to define shared peaks. Because the scorer is differential, the endpoint tests whether predictions concentrate at accessible positions, not which allele changes it.</w:t>
       </w:r>
     </w:p>
     <w:p>
@@ -214,7 +223,7 @@
         <w:t>ALL_FOLDS</w:t>
       </w:r>
       <w:r>
-        <w:t xml:space="preserve"> version is described as a distilled model whose teachers were trained across all folds, so no genomic region is held out from it; the API also exposes </w:t>
+        <w:t xml:space="preserve"> version is described as distilled from teachers trained across all folds, so no genomic region is held out from it; the API also exposes </w:t>
       </w:r>
       <w:r>
         <w:rPr>
@@ -232,7 +241,7 @@
         <w:t>FOLD_3</w:t>
       </w:r>
       <w:r>
-        <w:t>. We did not establish which released checkpoint, if any, holds this locus out, and make no claim about a held-out evaluation in either direction. What follows are consistency checks between predictions and the data underlying them.</w:t>
+        <w:t>. We did not establish which released checkpoint, if any, holds this locus out, and make no claim about a held-out evaluation. What follows are consistency checks between predictions and the data underlying them.</w:t>
       </w:r>
     </w:p>
     <w:p>
@@ -244,7 +253,7 @@
         <w:t>Measured reference sets.</w:t>
       </w:r>
       <w:r>
-        <w:t xml:space="preserve"> ENCODE DNase-seq peak files (GRCh38, released, peak output) [10] were merged over each locus. Coordinates are GRCh38 BED half-open intervals and touching intervals merge (next start not greater than current end). Peaks are classified unclipped, so one merged peak at APOL1-MYH9 extends 447 bp beyond the interval; coverage percentages are computed from the intersection with the evaluated interval, and no peak overhangs at the comparison locus. Six locus and reference combinations were evaluated (Table 1): whole kidney alone (</w:t>
+        <w:t xml:space="preserve"> ENCODE DNase-seq peak files (GRCh38, released, peak output) [10] were merged over each locus. Coordinates are GRCh38 BED half-open intervals and touching intervals merge (next start not greater than current end). Peaks are classified unclipped, so one merged peak of the podocyte-inclusive union at APOL1-MYH9 extends 447 bp beyond the interval (369 bp of it also present in the whole-kidney reference); coverage percentages are computed from the intersection with the evaluated interval, and no peak overhangs at the comparison locus. Six locus and reference combinations were evaluated (Table 1): whole kidney alone (</w:t>
       </w:r>
       <w:r>
         <w:rPr>
@@ -316,7 +325,7 @@
         <w:t>kidney-restricted</w:t>
       </w:r>
       <w:r>
-        <w:t xml:space="preserve"> otherwise, so part of a kidney-restricted peak may still overlap a comparison peak. Partitions are mutually exclusive and sum to the union in peaks, base pairs and alleles, asserted in code. Within each locus, the eligible allele set and each tissue ranking were held fixed across reference definitions; the two loci have different allele sets. A peak manifest listing every file, term and contribution is deposited.</w:t>
+        <w:t xml:space="preserve"> otherwise, so part of a kidney-restricted peak may still overlap a comparison peak. Partitions are mutually exclusive and sum to the union in peaks, base pairs and alleles, asserted in code. Within each locus the eligible allele set and each tissue ranking were held fixed across reference definitions; the loci have different allele sets. A peak manifest listing every file, term and contribution is deposited.</w:t>
       </w:r>
     </w:p>
     <w:p>
@@ -340,7 +349,7 @@
         <w:t>Resampling.</w:t>
       </w:r>
       <w:r>
-        <w:t xml:space="preserve"> Each of 500 bootstrap replicates draws, with replacement, 27 kidney-restricted merged peaks, these being the peaks of the 39 that contain at least one eligible allele. A peak drawn k times contributes its allele records k times. Every remaining record is appended once. Each tissue ranking is then recomputed over that whole replicate pool and its top 200 records taken, so membership of the top set is a consequence of reranking and an allele in the observed top 200 need not survive it. The fixed part of the pool is fixed in its records and scores, not in its contingency membership. One list of draws is generated (seed 20260921, </w:t>
+        <w:t xml:space="preserve"> Each of 500 bootstrap replicates draws, with replacement, 27 kidney-restricted merged peaks, these being the peaks of the 39 that contain at least one eligible allele. A peak drawn k times contributes its allele records k times, and a peak not drawn contributes none. All eligible records outside kidney-restricted peaks are appended once. Each tissue ranking is then recomputed over that whole replicate pool and its top 200 records taken, so membership of the top set is a consequence of reranking and an allele in the observed top 200 need not survive it. The fixed part of the pool is fixed in its records and scores, not in its contingency membership. One list of draws is generated (seed 20260921, </w:t>
       </w:r>
       <w:r>
         <w:rPr>
@@ -349,7 +358,7 @@
         <w:t>numpy</w:t>
       </w:r>
       <w:r>
-        <w:t xml:space="preserve"> PCG64) and every comparator and both reference definitions are evaluated on each draw, so the six estimates are paired. Alternate alleles at one position always travel together. The observed point estimate and every replicate use the same estimator, a Haldane-corrected log cross-product ratio, which is deliberately not the conditional maximum-likelihood odds ratio of Table 1 and is not interchangeable with it. Intervals are the 2.5th and 97.5th percentiles, unadjusted across six comparators, and conditional on the fixed background. Nine further configurations (three replicate counts by three seeds), yielding 54 comparator-specific intervals, are deposited as a stability check, with pseudocode for the procedure.</w:t>
+        <w:t xml:space="preserve"> PCG64) and every comparator and both reference definitions are evaluated on each draw, so the six estimates are paired; alternate alleles at one position always travel together. The observed point estimate and every replicate use the same estimator, a Haldane-corrected log cross-product ratio, which is deliberately not the conditional maximum-likelihood odds ratio of Table 1 and is not interchangeable with it. Intervals are the 2.5th and 97.5th percentiles, unadjusted across six comparators, and conditional on the fixed background. Nine further configurations (three replicate counts by three seeds), yielding 54 comparator-specific intervals, are deposited, with pseudocode.</w:t>
       </w:r>
     </w:p>
     <w:p>
@@ -370,7 +379,7 @@
         <w:t>approximately count-matched</w:t>
       </w:r>
       <w:r>
-        <w:t xml:space="preserve"> by subsampling stratified on African-ancestry allele frequency in eight bins: 1,929 alleles against 1,930, because in the 0.10 to 0.20 stratum the test locus required 463 and the control contained 462. No exact matching was attempted.</w:t>
+        <w:t xml:space="preserve"> by subsampling stratified on African-ancestry allele frequency in eight bins: 1,929 alleles against 1,930, because in the 0.10 to 0.20 stratum the test locus required 463 and the control held 462.</w:t>
       </w:r>
     </w:p>
     <w:p>
@@ -439,11 +448,6 @@
       </w:r>
     </w:p>
     <w:p>
-      <w:r>
-        <w:t>Table 1 sets out each reference set with its denominator and named comparator.</w:t>
-      </w:r>
-    </w:p>
-    <w:p>
       <w:pPr>
         <w:pStyle w:val="Heading3"/>
       </w:pPr>
@@ -453,12 +457,12 @@
     </w:p>
     <w:p>
       <w:r>
-        <w:t>Reference definition changed the magnitude and the interpretation of positional enrichment at both loci. At APOL1-MYH9 the podocyte estimate was numerically above the strongest non-renal estimate under both the whole-kidney and the podocyte-inclusive reference, with greater separation under the latter. Adding podocyte files changes coverage and peak composition as well as cell-type representation, and these analyses do not isolate those contributions from one another.</w:t>
+        <w:t>Reference definition changed the magnitude and the interpretation of positional enrichment at both loci. At APOL1-MYH9 the podocyte estimate was numerically above the strongest non-renal estimate under both references, with greater separation under the podocyte-inclusive one. Adding podocyte files changes coverage and peak composition as well as cell-type representation, and these analyses do not isolate those contributions.</w:t>
       </w:r>
     </w:p>
     <w:p>
       <w:r>
-        <w:t>The beta-globin comparison also showed enrichment under the podocyte-inclusive definition. That does not establish equivalent performance between the loci, and the imprecise whole-kidney estimate does not establish its absence. Likewise the conditional partition analysis detected no change in the relative enrichment contrast without establishing equivalence.</w:t>
+        <w:t>The beta-globin comparison also showed enrichment under that definition. That does not establish equivalent performance between the loci, and the imprecise whole-kidney estimate does not establish its absence. Likewise the conditional partition analysis detected no change in the relative enrichment contrast without establishing equivalence.</w:t>
       </w:r>
     </w:p>
     <w:p>
@@ -481,7 +485,7 @@
     </w:p>
     <w:p>
       <w:r>
-        <w:t>The evaluation is not independent of model training, which is the binding limitation: the tracks are named training experiments, and the served model is distilled from teachers trained across all folds. We did not identify a released checkpoint holding this locus out, so these results speak to internal consistency and not to generalisation.</w:t>
+        <w:t>The evaluation is not independent of model training, which is the binding limitation: the tracks are named training experiments and the served model is distilled from teachers trained across all folds. We identified no released checkpoint holding this locus out, so these results speak to internal consistency, not generalisation.</w:t>
       </w:r>
     </w:p>
     <w:p>
@@ -765,20 +769,7 @@
         <w:t>Figure 2.</w:t>
       </w:r>
       <w:r>
-        <w:t xml:space="preserve"> Change in tissue contrast on partitioning, for each of six comparators. The quantity plotted is the podocyte-minus-comparator contrast in kidney-restricted regions minus the same contrast in the podocyte-inclusive union, in natural-log odds ratio, so a positive value means the podocyte ranking gains relative advantage in kidney-restricted regions. Estimated on one list of 500 bootstrap draws of kidney-restricted peaks shared by all six comparators, with all other records held fixed. Points and intervals both use the Haldane-corrected log cross-product ratio, not the conditional maximum-likelihood estimator of Table</w:t>
-      </w:r>
-    </w:p>
-    <w:p>
-      <w:pPr>
-        <w:pStyle w:val="ListNumber"/>
-      </w:pPr>
-      <w:r>
-        <w:t>Intervals are the 2.5th and 97.5th percentiles, unadjusted for six</w:t>
-      </w:r>
-    </w:p>
-    <w:p>
-      <w:r>
-        <w:t>comparisons; numerical limits are printed beside each point. No interval excludes zero, which is not a test of equivalence.</w:t>
+        <w:t xml:space="preserve"> Change in tissue contrast on partitioning. For each of six comparator rankings, points show the podocyte-minus-comparator contrast in kidney-restricted regions minus the corresponding contrast in the podocyte-inclusive union, on the natural-log odds-ratio scale. Positive values indicate a larger relative podocyte advantage in restricted regions. Each of 500 paired bootstrap replicates sampled 27 allele-containing restricted peaks with replacement, appended the fixed non-restricted records once, and reselected the top 200 records for each ranking. Observed points and replicate contrasts use Haldane-corrected log cross-product ratios, whereas the estimates in Table&amp;nbsp;1 are conditional maximum-likelihood odds ratios. Bars show conditional 95% percentile intervals (2.5th to 97.5th percentiles), unadjusted for six comparisons, with numerical limits beside each point. No interval excludes zero; this does not establish equivalence.</w:t>
       </w:r>
     </w:p>
     <w:p>

--- a/publication/MANUSCRIPT.docx
+++ b/publication/MANUSCRIPT.docx
@@ -575,7 +575,7 @@
         <w:t>Availability of data and materials.</w:t>
       </w:r>
       <w:r>
-        <w:t xml:space="preserve"> All analysis code, the frozen allele ledger, per-variant predictions, contingency counts for every endpoint, the ENCODE peak manifest, partition labels, the ranking provenance record, the six change-in-contrast estimates with intervals, and the bootstrap stability table are available in the apol1-alphagenome repository [11]. Variant frequencies are from gnomAD v4 [8, 9]; peak calls from the ENCODE portal [10]. Model predictions were obtained under AlphaGenome's non-commercial research terms and are redistributed subject to them; model weights were not accessed.</w:t>
+        <w:t xml:space="preserve"> Variant frequencies are from gnomAD v4 [8, 9] and peak calls from the ENCODE portal [10]. All analysis code, the frozen allele ledger, per-variant predictions, contingency counts for every endpoint, the ENCODE peak manifest, the track manifest, partition labels, the ranking provenance record, the six change-in-contrast estimates with intervals, and the bootstrap stability table are available in the apol1-alphagenome repository [11]. Model predictions were obtained under AlphaGenome's non-commercial research terms and are redistributed subject to them; model weights were not accessed.</w:t>
       </w:r>
     </w:p>
     <w:p>

--- a/publication/MANUSCRIPT.docx
+++ b/publication/MANUSCRIPT.docx
@@ -575,7 +575,7 @@
         <w:t>Availability of data and materials.</w:t>
       </w:r>
       <w:r>
-        <w:t xml:space="preserve"> Variant frequencies are from gnomAD v4 [8, 9] and peak calls from the ENCODE portal [10]. All analysis code, the frozen allele ledger, per-variant predictions, contingency counts for every endpoint, the ENCODE peak manifest, the track manifest, partition labels, the ranking provenance record, the six change-in-contrast estimates with intervals, and the bootstrap stability table are available in the apol1-alphagenome repository [11]. Model predictions were obtained under AlphaGenome's non-commercial research terms and are redistributed subject to them; model weights were not accessed.</w:t>
+        <w:t xml:space="preserve"> Variant frequencies are from gnomAD v4 [8, 9] and peak calls from the ENCODE portal [10]. All analysis code, the frozen allele ledger, per-variant predictions, contingency counts for every endpoint, the ENCODE peak manifest, the track manifest, partition labels, the ranking provenance record, the six change-in-contrast estimates with intervals, and the bootstrap stability table are archived at Zenodo [11]. Model predictions were obtained under AlphaGenome's non-commercial research terms and are redistributed subject to them; model weights were not accessed.</w:t>
       </w:r>
     </w:p>
     <w:p>
@@ -737,7 +737,7 @@
         <w:pStyle w:val="ListNumber"/>
       </w:pPr>
       <w:r>
-        <w:t>Lawrence C. apol1-alphagenome: analysis code and frozen results, release v1.0-bmcrn. https://github.com/PatientThread/apol1-alphagenome/releases/tag/v1.0-bmcrn (accessed 21 September 2026).</w:t>
+        <w:t>Lawrence C. apol1-alphagenome: analysis code and frozen results, version v1.0-bmcrn. Zenodo; 2026. doi:10.5281/zenodo.22875737. Also at https://github.com/PatientThread/apol1-alphagenome</w:t>
       </w:r>
     </w:p>
     <w:p>

--- a/publication/MANUSCRIPT.docx
+++ b/publication/MANUSCRIPT.docx
@@ -19,7 +19,7 @@
         <w:t>Christopher Lawrence</w:t>
       </w:r>
       <w:r>
-        <w:t xml:space="preserve"> Consultant Nephrologist, London, United Kingdom ORCID 0000-0002-8159-0879 Correspondence: Christopher.lawrence3@nhs.net</w:t>
+        <w:t xml:space="preserve"> Consultant Nephrologist 9 Harley Street, London W1G 6AL, United Kingdom ORCID 0000-0002-8159-0879 Correspondence: Christopher.lawrence3@nhs.net</w:t>
       </w:r>
     </w:p>
     <w:p>
@@ -623,7 +623,7 @@
         <w:t>Acknowledgements.</w:t>
       </w:r>
       <w:r>
-        <w:t xml:space="preserve"> Not applicable.</w:t>
+        <w:t xml:space="preserve"> During the preparation of this work the author used Claude (Opus 5, Anthropic) to search and verify the published literature, to check quoted figures and citations against primary sources, and to draft and revise the text and analysis code. After using this tool the author reviewed and edited the content as needed and takes full responsibility for the content of the publication. The tool is not listed as an author.</w:t>
       </w:r>
     </w:p>
     <w:p>
